--- a/TS-Kramam/TS-3.4/TS 3.4 Tamil Krama Paatam Corrections.docx
+++ b/TS-Kramam/TS-3.4/TS 3.4 Tamil Krama Paatam Corrections.docx
@@ -102,7 +102,18 @@
           <w:szCs w:val="32"/>
           <w:u w:val="single"/>
         </w:rPr>
-        <w:t xml:space="preserve">Observed till </w:t>
+        <w:t xml:space="preserve">Observed </w:t>
+      </w:r>
+      <w:proofErr w:type="gramStart"/>
+      <w:r>
+        <w:rPr>
+          <w:b/>
+          <w:bCs/>
+          <w:sz w:val="32"/>
+          <w:szCs w:val="32"/>
+          <w:u w:val="single"/>
+        </w:rPr>
+        <w:t xml:space="preserve">till </w:t>
       </w:r>
       <w:r>
         <w:rPr>
@@ -115,22 +126,21 @@
         </w:rPr>
         <w:t>?????</w:t>
       </w:r>
+      <w:proofErr w:type="gramEnd"/>
     </w:p>
     <w:p>
       <w:pPr>
         <w:spacing w:before="0" w:line="240" w:lineRule="auto"/>
         <w:jc w:val="center"/>
         <w:rPr>
-          <w:bCs/>
-          <w:sz w:val="32"/>
-          <w:szCs w:val="32"/>
+          <w:b/>
+          <w:szCs w:val="24"/>
         </w:rPr>
       </w:pPr>
       <w:r>
         <w:rPr>
-          <w:bCs/>
-          <w:sz w:val="32"/>
-          <w:szCs w:val="32"/>
+          <w:b/>
+          <w:szCs w:val="24"/>
         </w:rPr>
         <w:t>(ignore those which are already incorporated in your book’s version and date)</w:t>
       </w:r>
@@ -164,12 +174,16 @@
               <w:spacing w:before="0" w:line="240" w:lineRule="auto"/>
               <w:jc w:val="center"/>
               <w:rPr>
+                <w:b/>
+                <w:bCs/>
                 <w:sz w:val="32"/>
                 <w:szCs w:val="32"/>
               </w:rPr>
             </w:pPr>
             <w:r>
               <w:rPr>
+                <w:b/>
+                <w:bCs/>
                 <w:sz w:val="32"/>
                 <w:szCs w:val="32"/>
               </w:rPr>
@@ -181,12 +195,16 @@
               <w:spacing w:before="0" w:line="240" w:lineRule="auto"/>
               <w:jc w:val="center"/>
               <w:rPr>
+                <w:b/>
+                <w:bCs/>
                 <w:sz w:val="32"/>
                 <w:szCs w:val="32"/>
               </w:rPr>
             </w:pPr>
             <w:r>
               <w:rPr>
+                <w:b/>
+                <w:bCs/>
                 <w:sz w:val="32"/>
                 <w:szCs w:val="32"/>
               </w:rPr>
@@ -203,12 +221,16 @@
               <w:spacing w:before="0" w:line="240" w:lineRule="auto"/>
               <w:jc w:val="center"/>
               <w:rPr>
+                <w:b/>
+                <w:bCs/>
                 <w:sz w:val="32"/>
                 <w:szCs w:val="32"/>
               </w:rPr>
             </w:pPr>
             <w:r>
               <w:rPr>
+                <w:b/>
+                <w:bCs/>
                 <w:sz w:val="32"/>
                 <w:szCs w:val="32"/>
               </w:rPr>
@@ -226,12 +248,16 @@
               <w:ind w:right="-18"/>
               <w:jc w:val="center"/>
               <w:rPr>
+                <w:b/>
+                <w:bCs/>
                 <w:sz w:val="32"/>
                 <w:szCs w:val="32"/>
               </w:rPr>
             </w:pPr>
             <w:r>
               <w:rPr>
+                <w:b/>
+                <w:bCs/>
                 <w:sz w:val="32"/>
                 <w:szCs w:val="32"/>
               </w:rPr>
@@ -277,7 +303,6 @@
         <w:tc>
           <w:tcPr>
             <w:tcW w:w="4048" w:type="dxa"/>
-            <w:shd w:val="clear" w:color="auto" w:fill="auto"/>
           </w:tcPr>
           <w:p>
             <w:pPr>
@@ -427,7 +452,6 @@
         <w:tc>
           <w:tcPr>
             <w:tcW w:w="4819" w:type="dxa"/>
-            <w:shd w:val="clear" w:color="auto" w:fill="auto"/>
           </w:tcPr>
           <w:p>
             <w:pPr>
@@ -661,7 +685,6 @@
         <w:tc>
           <w:tcPr>
             <w:tcW w:w="5103" w:type="dxa"/>
-            <w:shd w:val="clear" w:color="auto" w:fill="auto"/>
           </w:tcPr>
           <w:p>
             <w:pPr>
@@ -889,7 +912,6 @@
         <w:tc>
           <w:tcPr>
             <w:tcW w:w="4048" w:type="dxa"/>
-            <w:shd w:val="clear" w:color="auto" w:fill="auto"/>
           </w:tcPr>
           <w:p>
             <w:pPr>
@@ -1043,7 +1065,6 @@
         <w:tc>
           <w:tcPr>
             <w:tcW w:w="4819" w:type="dxa"/>
-            <w:shd w:val="clear" w:color="auto" w:fill="auto"/>
           </w:tcPr>
           <w:p>
             <w:pPr>
@@ -1254,7 +1275,6 @@
         <w:tc>
           <w:tcPr>
             <w:tcW w:w="5103" w:type="dxa"/>
-            <w:shd w:val="clear" w:color="auto" w:fill="auto"/>
           </w:tcPr>
           <w:p>
             <w:pPr>
@@ -1460,7 +1480,6 @@
         <w:tc>
           <w:tcPr>
             <w:tcW w:w="4048" w:type="dxa"/>
-            <w:shd w:val="clear" w:color="auto" w:fill="auto"/>
           </w:tcPr>
           <w:p>
             <w:pPr>
@@ -1601,7 +1620,6 @@
         <w:tc>
           <w:tcPr>
             <w:tcW w:w="4819" w:type="dxa"/>
-            <w:shd w:val="clear" w:color="auto" w:fill="auto"/>
           </w:tcPr>
           <w:p>
             <w:pPr>
@@ -1926,7 +1944,6 @@
         <w:tc>
           <w:tcPr>
             <w:tcW w:w="5103" w:type="dxa"/>
-            <w:shd w:val="clear" w:color="auto" w:fill="auto"/>
           </w:tcPr>
           <w:p>
             <w:pPr>
@@ -2240,6 +2257,76 @@
         </w:tc>
       </w:tr>
     </w:tbl>
+    <w:p>
+      <w:pPr>
+        <w:spacing w:before="0" w:line="240" w:lineRule="auto"/>
+        <w:jc w:val="center"/>
+        <w:rPr>
+          <w:b/>
+          <w:bCs/>
+          <w:sz w:val="32"/>
+          <w:szCs w:val="32"/>
+          <w:u w:val="single"/>
+          <w:lang w:val="it-IT"/>
+        </w:rPr>
+      </w:pPr>
+    </w:p>
+    <w:p>
+      <w:pPr>
+        <w:spacing w:before="0" w:line="240" w:lineRule="auto"/>
+        <w:jc w:val="center"/>
+        <w:rPr>
+          <w:b/>
+          <w:bCs/>
+          <w:sz w:val="32"/>
+          <w:szCs w:val="32"/>
+          <w:u w:val="single"/>
+          <w:lang w:val="it-IT"/>
+        </w:rPr>
+      </w:pPr>
+    </w:p>
+    <w:p>
+      <w:pPr>
+        <w:spacing w:before="0" w:line="240" w:lineRule="auto"/>
+        <w:jc w:val="center"/>
+        <w:rPr>
+          <w:b/>
+          <w:bCs/>
+          <w:sz w:val="32"/>
+          <w:szCs w:val="32"/>
+          <w:u w:val="single"/>
+          <w:lang w:val="it-IT"/>
+        </w:rPr>
+      </w:pPr>
+    </w:p>
+    <w:p>
+      <w:pPr>
+        <w:spacing w:before="0" w:line="240" w:lineRule="auto"/>
+        <w:jc w:val="center"/>
+        <w:rPr>
+          <w:b/>
+          <w:bCs/>
+          <w:sz w:val="32"/>
+          <w:szCs w:val="32"/>
+          <w:u w:val="single"/>
+          <w:lang w:val="it-IT"/>
+        </w:rPr>
+      </w:pPr>
+    </w:p>
+    <w:p>
+      <w:pPr>
+        <w:spacing w:before="0" w:line="240" w:lineRule="auto"/>
+        <w:jc w:val="center"/>
+        <w:rPr>
+          <w:b/>
+          <w:bCs/>
+          <w:sz w:val="32"/>
+          <w:szCs w:val="32"/>
+          <w:u w:val="single"/>
+          <w:lang w:val="it-IT"/>
+        </w:rPr>
+      </w:pPr>
+    </w:p>
     <w:p>
       <w:pPr>
         <w:spacing w:before="0" w:line="240" w:lineRule="auto"/>
@@ -2302,6 +2389,7 @@
           <w:szCs w:val="32"/>
           <w:u w:val="single"/>
         </w:rPr>
+        <w:lastRenderedPageBreak/>
         <w:t xml:space="preserve">TS </w:t>
       </w:r>
       <w:r>
@@ -2591,7 +2679,6 @@
         <w:tc>
           <w:tcPr>
             <w:tcW w:w="4048" w:type="dxa"/>
-            <w:shd w:val="clear" w:color="auto" w:fill="auto"/>
           </w:tcPr>
           <w:p>
             <w:pPr>
@@ -2617,7 +2704,6 @@
                 <w:szCs w:val="36"/>
                 <w:lang w:bidi="ml-IN"/>
               </w:rPr>
-              <w:lastRenderedPageBreak/>
               <w:t>None</w:t>
             </w:r>
           </w:p>
@@ -2625,7 +2711,6 @@
         <w:tc>
           <w:tcPr>
             <w:tcW w:w="4819" w:type="dxa"/>
-            <w:shd w:val="clear" w:color="auto" w:fill="auto"/>
           </w:tcPr>
           <w:p>
             <w:pPr>
@@ -2658,7 +2743,6 @@
         <w:tc>
           <w:tcPr>
             <w:tcW w:w="5103" w:type="dxa"/>
-            <w:shd w:val="clear" w:color="auto" w:fill="auto"/>
           </w:tcPr>
           <w:p>
             <w:pPr>
@@ -4783,6 +4867,7 @@
                 <w:sz w:val="28"/>
                 <w:szCs w:val="32"/>
               </w:rPr>
+              <w:lastRenderedPageBreak/>
               <w:t>T.S.3.4.6.1 – Kramam</w:t>
             </w:r>
           </w:p>
@@ -5551,7 +5636,6 @@
                 <w:sz w:val="28"/>
                 <w:szCs w:val="32"/>
               </w:rPr>
-              <w:lastRenderedPageBreak/>
               <w:t>T.S.</w:t>
             </w:r>
             <w:r>
@@ -8838,7 +8922,30 @@
           <w:szCs w:val="40"/>
           <w:lang w:val="en-IN" w:eastAsia="en-IN"/>
         </w:rPr>
-        <w:t xml:space="preserve">"zlÉ" </w:t>
+        <w:lastRenderedPageBreak/>
+        <w:t>"</w:t>
+      </w:r>
+      <w:proofErr w:type="spellStart"/>
+      <w:r>
+        <w:rPr>
+          <w:rFonts w:ascii="BRH Devanagari" w:hAnsi="BRH Devanagari" w:cs="BRH Devanagari"/>
+          <w:color w:val="000000"/>
+          <w:sz w:val="40"/>
+          <w:szCs w:val="40"/>
+          <w:lang w:val="en-IN" w:eastAsia="en-IN"/>
+        </w:rPr>
+        <w:t>zlÉ</w:t>
+      </w:r>
+      <w:proofErr w:type="spellEnd"/>
+      <w:r>
+        <w:rPr>
+          <w:rFonts w:ascii="BRH Devanagari" w:hAnsi="BRH Devanagari" w:cs="BRH Devanagari"/>
+          <w:color w:val="000000"/>
+          <w:sz w:val="40"/>
+          <w:szCs w:val="40"/>
+          <w:lang w:val="en-IN" w:eastAsia="en-IN"/>
+        </w:rPr>
+        <w:t xml:space="preserve">" </w:t>
       </w:r>
       <w:r>
         <w:rPr>
@@ -8846,7 +8953,16 @@
           <w:bCs/>
           <w:sz w:val="32"/>
         </w:rPr>
-        <w:t>replaced with</w:t>
+        <w:t xml:space="preserve">replaced </w:t>
+      </w:r>
+      <w:proofErr w:type="gramStart"/>
+      <w:r>
+        <w:rPr>
+          <w:b/>
+          <w:bCs/>
+          <w:sz w:val="32"/>
+        </w:rPr>
+        <w:t>with</w:t>
       </w:r>
       <w:r>
         <w:rPr>
@@ -8868,6 +8984,8 @@
         </w:rPr>
         <w:t>"</w:t>
       </w:r>
+      <w:proofErr w:type="spellStart"/>
+      <w:proofErr w:type="gramEnd"/>
       <w:r>
         <w:rPr>
           <w:rFonts w:ascii="BRH Devanagari" w:hAnsi="BRH Devanagari" w:cs="BRH Devanagari"/>
@@ -8879,6 +8997,7 @@
         </w:rPr>
         <w:t>zgÉ</w:t>
       </w:r>
+      <w:proofErr w:type="spellEnd"/>
       <w:r>
         <w:rPr>
           <w:rFonts w:ascii="BRH Devanagari" w:hAnsi="BRH Devanagari" w:cs="BRH Devanagari"/>
@@ -9258,6 +9377,8 @@
       <w:headerReference w:type="default" r:id="rId8"/>
       <w:footerReference w:type="even" r:id="rId9"/>
       <w:footerReference w:type="default" r:id="rId10"/>
+      <w:headerReference w:type="first" r:id="rId11"/>
+      <w:footerReference w:type="first" r:id="rId12"/>
       <w:pgSz w:w="15840" w:h="12240" w:orient="landscape"/>
       <w:pgMar w:top="1440" w:right="1440" w:bottom="1440" w:left="1440" w:header="720" w:footer="720" w:gutter="0"/>
       <w:cols w:space="720"/>
@@ -9299,6 +9420,7 @@
       <w:pBdr>
         <w:top w:val="single" w:sz="4" w:space="1" w:color="auto"/>
       </w:pBdr>
+      <w:jc w:val="right"/>
       <w:rPr>
         <w:b/>
         <w:bCs/>
@@ -9345,14 +9467,22 @@
         <w:bCs/>
       </w:rPr>
       <w:tab/>
-      <w:t xml:space="preserve">              v</w:t>
+      <w:t xml:space="preserve">              </w:t>
+    </w:r>
+    <w:proofErr w:type="gramStart"/>
+    <w:r>
+      <w:rPr>
+        <w:b/>
+        <w:bCs/>
+      </w:rPr>
+      <w:t>www.vedavms.in</w:t>
     </w:r>
     <w:r>
       <w:rPr>
         <w:b/>
         <w:bCs/>
       </w:rPr>
-      <w:t>edavms@gmail.com</w:t>
+      <w:t xml:space="preserve">  </w:t>
     </w:r>
     <w:r>
       <w:rPr>
@@ -9361,6 +9491,7 @@
       </w:rPr>
       <w:tab/>
     </w:r>
+    <w:proofErr w:type="gramEnd"/>
     <w:r>
       <w:rPr>
         <w:b/>
@@ -9377,6 +9508,9 @@
     </w:r>
     <w:r>
       <w:tab/>
+    </w:r>
+    <w:r>
+      <w:t xml:space="preserve">            </w:t>
     </w:r>
     <w:r>
       <w:rPr>
@@ -9480,6 +9614,7 @@
       <w:pBdr>
         <w:top w:val="single" w:sz="4" w:space="1" w:color="auto"/>
       </w:pBdr>
+      <w:jc w:val="right"/>
       <w:rPr>
         <w:b/>
         <w:bCs/>
@@ -9561,6 +9696,19 @@
         <w:bCs/>
       </w:rPr>
       <w:tab/>
+    </w:r>
+    <w:r>
+      <w:rPr>
+        <w:b/>
+        <w:bCs/>
+      </w:rPr>
+      <w:t xml:space="preserve">           </w:t>
+    </w:r>
+    <w:r>
+      <w:rPr>
+        <w:b/>
+        <w:bCs/>
+      </w:rPr>
       <w:t xml:space="preserve"> </w:t>
     </w:r>
     <w:r>
@@ -9675,6 +9823,16 @@
 </w:ftr>
 </file>
 
+<file path=word/footer3.xml><?xml version="1.0" encoding="utf-8"?>
+<w:ftr xmlns:wpc="http://schemas.microsoft.com/office/word/2010/wordprocessingCanvas" xmlns:cx="http://schemas.microsoft.com/office/drawing/2014/chartex" xmlns:cx1="http://schemas.microsoft.com/office/drawing/2015/9/8/chartex" xmlns:cx2="http://schemas.microsoft.com/office/drawing/2015/10/21/chartex" xmlns:cx3="http://schemas.microsoft.com/office/drawing/2016/5/9/chartex" xmlns:cx4="http://schemas.microsoft.com/office/drawing/2016/5/10/chartex" xmlns:cx5="http://schemas.microsoft.com/office/drawing/2016/5/11/chartex" xmlns:cx6="http://schemas.microsoft.com/office/drawing/2016/5/12/chartex" xmlns:cx7="http://schemas.microsoft.com/office/drawing/2016/5/13/chartex" xmlns:cx8="http://schemas.microsoft.com/office/drawing/2016/5/14/chartex" xmlns:mc="http://schemas.openxmlformats.org/markup-compatibility/2006" xmlns:aink="http://schemas.microsoft.com/office/drawing/2016/ink" xmlns:am3d="http://schemas.microsoft.com/office/drawing/2017/model3d" xmlns:o="urn:schemas-microsoft-com:office:office" xmlns:oel="http://schemas.microsoft.com/office/2019/extlst" xmlns:r="http://schemas.openxmlformats.org/officeDocument/2006/relationships" xmlns:m="http://schemas.openxmlformats.org/officeDocument/2006/math" xmlns:v="urn:schemas-microsoft-com:vml" xmlns:wp14="http://schemas.microsoft.com/office/word/2010/wordprocessingDrawing" xmlns:wp="http://schemas.openxmlformats.org/drawingml/2006/wordprocessingDrawing" xmlns:w10="urn:schemas-microsoft-com:office:word" xmlns:w="http://schemas.openxmlformats.org/wordprocessingml/2006/main" xmlns:w14="http://schemas.microsoft.com/office/word/2010/wordml" xmlns:w15="http://schemas.microsoft.com/office/word/2012/wordml" xmlns:w16cex="http://schemas.microsoft.com/office/word/2018/wordml/cex" xmlns:w16cid="http://schemas.microsoft.com/office/word/2016/wordml/cid" xmlns:w16="http://schemas.microsoft.com/office/word/2018/wordml" xmlns:w16du="http://schemas.microsoft.com/office/word/2023/wordml/word16du" xmlns:w16sdtdh="http://schemas.microsoft.com/office/word/2020/wordml/sdtdatahash" xmlns:w16sdtfl="http://schemas.microsoft.com/office/word/2024/wordml/sdtformatlock" xmlns:w16se="http://schemas.microsoft.com/office/word/2015/wordml/symex" xmlns:wpg="http://schemas.microsoft.com/office/word/2010/wordprocessingGroup" xmlns:wpi="http://schemas.microsoft.com/office/word/2010/wordprocessingInk" xmlns:wne="http://schemas.microsoft.com/office/word/2006/wordml" xmlns:wps="http://schemas.microsoft.com/office/word/2010/wordprocessingShape" mc:Ignorable="w14 w15 w16se w16cid w16 w16cex w16sdtdh w16sdtfl w16du wp14">
+  <w:p>
+    <w:pPr>
+      <w:pStyle w:val="Footer"/>
+    </w:pPr>
+  </w:p>
+</w:ftr>
+</file>
+
 <file path=word/footnotes.xml><?xml version="1.0" encoding="utf-8"?>
 <w:footnotes xmlns:wpc="http://schemas.microsoft.com/office/word/2010/wordprocessingCanvas" xmlns:cx="http://schemas.microsoft.com/office/drawing/2014/chartex" xmlns:cx1="http://schemas.microsoft.com/office/drawing/2015/9/8/chartex" xmlns:cx2="http://schemas.microsoft.com/office/drawing/2015/10/21/chartex" xmlns:cx3="http://schemas.microsoft.com/office/drawing/2016/5/9/chartex" xmlns:cx4="http://schemas.microsoft.com/office/drawing/2016/5/10/chartex" xmlns:cx5="http://schemas.microsoft.com/office/drawing/2016/5/11/chartex" xmlns:cx6="http://schemas.microsoft.com/office/drawing/2016/5/12/chartex" xmlns:cx7="http://schemas.microsoft.com/office/drawing/2016/5/13/chartex" xmlns:cx8="http://schemas.microsoft.com/office/drawing/2016/5/14/chartex" xmlns:mc="http://schemas.openxmlformats.org/markup-compatibility/2006" xmlns:aink="http://schemas.microsoft.com/office/drawing/2016/ink" xmlns:am3d="http://schemas.microsoft.com/office/drawing/2017/model3d" xmlns:o="urn:schemas-microsoft-com:office:office" xmlns:oel="http://schemas.microsoft.com/office/2019/extlst" xmlns:r="http://schemas.openxmlformats.org/officeDocument/2006/relationships" xmlns:m="http://schemas.openxmlformats.org/officeDocument/2006/math" xmlns:v="urn:schemas-microsoft-com:vml" xmlns:wp14="http://schemas.microsoft.com/office/word/2010/wordprocessingDrawing" xmlns:wp="http://schemas.openxmlformats.org/drawingml/2006/wordprocessingDrawing" xmlns:w10="urn:schemas-microsoft-com:office:word" xmlns:w="http://schemas.openxmlformats.org/wordprocessingml/2006/main" xmlns:w14="http://schemas.microsoft.com/office/word/2010/wordml" xmlns:w15="http://schemas.microsoft.com/office/word/2012/wordml" xmlns:w16cex="http://schemas.microsoft.com/office/word/2018/wordml/cex" xmlns:w16cid="http://schemas.microsoft.com/office/word/2016/wordml/cid" xmlns:w16="http://schemas.microsoft.com/office/word/2018/wordml" xmlns:w16du="http://schemas.microsoft.com/office/word/2023/wordml/word16du" xmlns:w16sdtdh="http://schemas.microsoft.com/office/word/2020/wordml/sdtdatahash" xmlns:w16sdtfl="http://schemas.microsoft.com/office/word/2024/wordml/sdtformatlock" xmlns:w16se="http://schemas.microsoft.com/office/word/2015/wordml/symex" xmlns:wpg="http://schemas.microsoft.com/office/word/2010/wordprocessingGroup" xmlns:wpi="http://schemas.microsoft.com/office/word/2010/wordprocessingInk" xmlns:wne="http://schemas.microsoft.com/office/word/2006/wordml" xmlns:wps="http://schemas.microsoft.com/office/word/2010/wordprocessingShape" mc:Ignorable="w14 w15 w16se w16cid w16 w16cex w16sdtdh w16sdtfl w16du wp14">
   <w:footnote w:type="separator" w:id="-1">
@@ -9721,6 +9879,16 @@
       <w:pBdr>
         <w:bottom w:val="single" w:sz="4" w:space="1" w:color="auto"/>
       </w:pBdr>
+    </w:pPr>
+  </w:p>
+</w:hdr>
+</file>
+
+<file path=word/header3.xml><?xml version="1.0" encoding="utf-8"?>
+<w:hdr xmlns:wpc="http://schemas.microsoft.com/office/word/2010/wordprocessingCanvas" xmlns:cx="http://schemas.microsoft.com/office/drawing/2014/chartex" xmlns:cx1="http://schemas.microsoft.com/office/drawing/2015/9/8/chartex" xmlns:cx2="http://schemas.microsoft.com/office/drawing/2015/10/21/chartex" xmlns:cx3="http://schemas.microsoft.com/office/drawing/2016/5/9/chartex" xmlns:cx4="http://schemas.microsoft.com/office/drawing/2016/5/10/chartex" xmlns:cx5="http://schemas.microsoft.com/office/drawing/2016/5/11/chartex" xmlns:cx6="http://schemas.microsoft.com/office/drawing/2016/5/12/chartex" xmlns:cx7="http://schemas.microsoft.com/office/drawing/2016/5/13/chartex" xmlns:cx8="http://schemas.microsoft.com/office/drawing/2016/5/14/chartex" xmlns:mc="http://schemas.openxmlformats.org/markup-compatibility/2006" xmlns:aink="http://schemas.microsoft.com/office/drawing/2016/ink" xmlns:am3d="http://schemas.microsoft.com/office/drawing/2017/model3d" xmlns:o="urn:schemas-microsoft-com:office:office" xmlns:oel="http://schemas.microsoft.com/office/2019/extlst" xmlns:r="http://schemas.openxmlformats.org/officeDocument/2006/relationships" xmlns:m="http://schemas.openxmlformats.org/officeDocument/2006/math" xmlns:v="urn:schemas-microsoft-com:vml" xmlns:wp14="http://schemas.microsoft.com/office/word/2010/wordprocessingDrawing" xmlns:wp="http://schemas.openxmlformats.org/drawingml/2006/wordprocessingDrawing" xmlns:w10="urn:schemas-microsoft-com:office:word" xmlns:w="http://schemas.openxmlformats.org/wordprocessingml/2006/main" xmlns:w14="http://schemas.microsoft.com/office/word/2010/wordml" xmlns:w15="http://schemas.microsoft.com/office/word/2012/wordml" xmlns:w16cex="http://schemas.microsoft.com/office/word/2018/wordml/cex" xmlns:w16cid="http://schemas.microsoft.com/office/word/2016/wordml/cid" xmlns:w16="http://schemas.microsoft.com/office/word/2018/wordml" xmlns:w16du="http://schemas.microsoft.com/office/word/2023/wordml/word16du" xmlns:w16sdtdh="http://schemas.microsoft.com/office/word/2020/wordml/sdtdatahash" xmlns:w16sdtfl="http://schemas.microsoft.com/office/word/2024/wordml/sdtformatlock" xmlns:w16se="http://schemas.microsoft.com/office/word/2015/wordml/symex" xmlns:wpg="http://schemas.microsoft.com/office/word/2010/wordprocessingGroup" xmlns:wpi="http://schemas.microsoft.com/office/word/2010/wordprocessingInk" xmlns:wne="http://schemas.microsoft.com/office/word/2006/wordml" xmlns:wps="http://schemas.microsoft.com/office/word/2010/wordprocessingShape" mc:Ignorable="w14 w15 w16se w16cid w16 w16cex w16sdtdh w16sdtfl w16du wp14">
+  <w:p>
+    <w:pPr>
+      <w:pStyle w:val="Header"/>
     </w:pPr>
   </w:p>
 </w:hdr>
@@ -10230,6 +10398,29 @@
       <w:lang w:bidi="ar-SA"/>
     </w:rPr>
   </w:style>
+  <w:style w:type="character" w:styleId="Hyperlink">
+    <w:name w:val="Hyperlink"/>
+    <w:basedOn w:val="DefaultParagraphFont"/>
+    <w:uiPriority w:val="99"/>
+    <w:unhideWhenUsed/>
+    <w:rsid w:val="006E0325"/>
+    <w:rPr>
+      <w:color w:val="0563C1" w:themeColor="hyperlink"/>
+      <w:u w:val="single"/>
+    </w:rPr>
+  </w:style>
+  <w:style w:type="character" w:styleId="UnresolvedMention">
+    <w:name w:val="Unresolved Mention"/>
+    <w:basedOn w:val="DefaultParagraphFont"/>
+    <w:uiPriority w:val="99"/>
+    <w:semiHidden/>
+    <w:unhideWhenUsed/>
+    <w:rsid w:val="006E0325"/>
+    <w:rPr>
+      <w:color w:val="605E5C"/>
+      <w:shd w:val="clear" w:color="auto" w:fill="E1DFDD"/>
+    </w:rPr>
+  </w:style>
 </w:styles>
 </file>
 

--- a/TS-Kramam/TS-3.4/TS 3.4 Tamil Krama Paatam Corrections.docx
+++ b/TS-Kramam/TS-3.4/TS 3.4 Tamil Krama Paatam Corrections.docx
@@ -102,18 +102,7 @@
           <w:szCs w:val="32"/>
           <w:u w:val="single"/>
         </w:rPr>
-        <w:t xml:space="preserve">Observed </w:t>
-      </w:r>
-      <w:proofErr w:type="gramStart"/>
-      <w:r>
-        <w:rPr>
-          <w:b/>
-          <w:bCs/>
-          <w:sz w:val="32"/>
-          <w:szCs w:val="32"/>
-          <w:u w:val="single"/>
-        </w:rPr>
-        <w:t xml:space="preserve">till </w:t>
+        <w:t xml:space="preserve">Observed till </w:t>
       </w:r>
       <w:r>
         <w:rPr>
@@ -126,7 +115,6 @@
         </w:rPr>
         <w:t>?????</w:t>
       </w:r>
-      <w:proofErr w:type="gramEnd"/>
     </w:p>
     <w:p>
       <w:pPr>
@@ -341,6 +329,2420 @@
                 <w:sz w:val="28"/>
                 <w:szCs w:val="32"/>
               </w:rPr>
+              <w:t xml:space="preserve">3.4.6.2 </w:t>
+            </w:r>
+            <w:r>
+              <w:rPr>
+                <w:rFonts w:cs="Arial"/>
+                <w:b/>
+                <w:color w:val="000000"/>
+                <w:sz w:val="28"/>
+                <w:szCs w:val="32"/>
+              </w:rPr>
+              <w:t>– Kramam</w:t>
+            </w:r>
+          </w:p>
+          <w:p>
+            <w:pPr>
+              <w:widowControl w:val="0"/>
+              <w:tabs>
+                <w:tab w:val="left" w:pos="993"/>
+              </w:tabs>
+              <w:autoSpaceDE w:val="0"/>
+              <w:autoSpaceDN w:val="0"/>
+              <w:adjustRightInd w:val="0"/>
+              <w:spacing w:before="0" w:line="252" w:lineRule="auto"/>
+              <w:ind w:right="297"/>
+              <w:rPr>
+                <w:rFonts w:cs="Arial"/>
+                <w:b/>
+                <w:color w:val="000000"/>
+                <w:sz w:val="28"/>
+                <w:szCs w:val="32"/>
+              </w:rPr>
+            </w:pPr>
+            <w:r>
+              <w:rPr>
+                <w:rFonts w:cs="Arial"/>
+                <w:b/>
+                <w:color w:val="000000"/>
+                <w:sz w:val="28"/>
+                <w:szCs w:val="32"/>
+              </w:rPr>
+              <w:t xml:space="preserve">Krama Vaakyam No. </w:t>
+            </w:r>
+            <w:r>
+              <w:rPr>
+                <w:rFonts w:cs="Arial"/>
+                <w:b/>
+                <w:color w:val="000000"/>
+                <w:sz w:val="28"/>
+                <w:szCs w:val="32"/>
+              </w:rPr>
+              <w:t>–</w:t>
+            </w:r>
+            <w:r>
+              <w:rPr>
+                <w:rFonts w:cs="Arial"/>
+                <w:b/>
+                <w:color w:val="000000"/>
+                <w:sz w:val="28"/>
+                <w:szCs w:val="32"/>
+              </w:rPr>
+              <w:t xml:space="preserve"> </w:t>
+            </w:r>
+            <w:r>
+              <w:rPr>
+                <w:rFonts w:cs="Arial"/>
+                <w:b/>
+                <w:color w:val="000000"/>
+                <w:sz w:val="28"/>
+                <w:szCs w:val="32"/>
+              </w:rPr>
+              <w:t>4</w:t>
+            </w:r>
+            <w:r>
+              <w:rPr>
+                <w:rFonts w:cs="Arial"/>
+                <w:b/>
+                <w:color w:val="000000"/>
+                <w:sz w:val="28"/>
+                <w:szCs w:val="32"/>
+              </w:rPr>
+              <w:t>,9,11</w:t>
+            </w:r>
+            <w:r>
+              <w:rPr>
+                <w:rFonts w:cs="Arial"/>
+                <w:b/>
+                <w:color w:val="000000"/>
+                <w:sz w:val="28"/>
+                <w:szCs w:val="32"/>
+              </w:rPr>
+              <w:t>,22</w:t>
+            </w:r>
+            <w:r>
+              <w:rPr>
+                <w:rFonts w:cs="Arial"/>
+                <w:b/>
+                <w:color w:val="000000"/>
+                <w:sz w:val="28"/>
+                <w:szCs w:val="32"/>
+              </w:rPr>
+              <w:t>,54</w:t>
+            </w:r>
+            <w:r>
+              <w:rPr>
+                <w:rFonts w:cs="Arial"/>
+                <w:b/>
+                <w:color w:val="000000"/>
+                <w:sz w:val="28"/>
+                <w:szCs w:val="32"/>
+              </w:rPr>
+              <w:t>,78</w:t>
+            </w:r>
+          </w:p>
+          <w:p>
+            <w:pPr>
+              <w:widowControl w:val="0"/>
+              <w:tabs>
+                <w:tab w:val="left" w:pos="993"/>
+              </w:tabs>
+              <w:autoSpaceDE w:val="0"/>
+              <w:autoSpaceDN w:val="0"/>
+              <w:adjustRightInd w:val="0"/>
+              <w:spacing w:before="0" w:line="252" w:lineRule="auto"/>
+              <w:ind w:right="297"/>
+              <w:rPr>
+                <w:rFonts w:cs="Arial"/>
+                <w:b/>
+                <w:color w:val="000000"/>
+                <w:sz w:val="28"/>
+                <w:szCs w:val="32"/>
+              </w:rPr>
+            </w:pPr>
+            <w:r>
+              <w:rPr>
+                <w:rFonts w:cs="Arial"/>
+                <w:b/>
+                <w:color w:val="000000"/>
+                <w:sz w:val="28"/>
+                <w:szCs w:val="32"/>
+              </w:rPr>
+              <w:t>Panchaati No</w:t>
+            </w:r>
+            <w:r>
+              <w:rPr>
+                <w:rFonts w:cs="Arial"/>
+                <w:b/>
+                <w:color w:val="000000"/>
+                <w:szCs w:val="32"/>
+              </w:rPr>
+              <w:t>. -</w:t>
+            </w:r>
+            <w:r>
+              <w:rPr>
+                <w:rFonts w:cs="Arial"/>
+                <w:b/>
+                <w:color w:val="000000"/>
+                <w:szCs w:val="32"/>
+              </w:rPr>
+              <w:t xml:space="preserve"> </w:t>
+            </w:r>
+            <w:r>
+              <w:rPr>
+                <w:rFonts w:cs="Arial"/>
+                <w:b/>
+                <w:color w:val="000000"/>
+                <w:sz w:val="28"/>
+                <w:szCs w:val="32"/>
+              </w:rPr>
+              <w:t>18</w:t>
+            </w:r>
+          </w:p>
+        </w:tc>
+        <w:tc>
+          <w:tcPr>
+            <w:tcW w:w="4819" w:type="dxa"/>
+          </w:tcPr>
+          <w:p>
+            <w:pPr>
+              <w:widowControl w:val="0"/>
+              <w:autoSpaceDE w:val="0"/>
+              <w:autoSpaceDN w:val="0"/>
+              <w:adjustRightInd w:val="0"/>
+              <w:spacing w:before="0" w:line="240" w:lineRule="auto"/>
+              <w:rPr>
+                <w:rFonts w:ascii="Latha" w:hAnsi="Latha" w:cs="Latha"/>
+                <w:sz w:val="28"/>
+                <w:szCs w:val="28"/>
+                <w:lang w:bidi="ta-IN"/>
+              </w:rPr>
+            </w:pPr>
+            <w:r>
+              <w:rPr>
+                <w:rFonts w:ascii="Latha" w:hAnsi="Latha" w:cs="Latha"/>
+                <w:sz w:val="28"/>
+                <w:szCs w:val="28"/>
+                <w:cs/>
+                <w:lang w:bidi="ta-IN"/>
+              </w:rPr>
+              <w:t>ரா</w:t>
+            </w:r>
+            <w:r>
+              <w:rPr>
+                <w:rFonts w:ascii="BRH Tamil Tab Extra" w:hAnsi="BRH Tamil Tab Extra" w:cs="Latha"/>
+                <w:b/>
+                <w:sz w:val="32"/>
+                <w:szCs w:val="28"/>
+                <w:lang w:bidi="ta-IN"/>
+              </w:rPr>
+              <w:t>…</w:t>
+            </w:r>
+            <w:r>
+              <w:rPr>
+                <w:rFonts w:ascii="Latha" w:hAnsi="Latha" w:cs="Latha"/>
+                <w:sz w:val="28"/>
+                <w:szCs w:val="28"/>
+                <w:highlight w:val="yellow"/>
+                <w:cs/>
+                <w:lang w:bidi="ta-IN"/>
+              </w:rPr>
+              <w:t>ஷ்ட</w:t>
+            </w:r>
+            <w:r>
+              <w:rPr>
+                <w:rFonts w:ascii="Latha" w:hAnsi="Latha" w:cs="Latha"/>
+                <w:sz w:val="28"/>
+                <w:szCs w:val="28"/>
+                <w:cs/>
+                <w:lang w:bidi="ta-IN"/>
+              </w:rPr>
+              <w:t xml:space="preserve">மா </w:t>
+            </w:r>
+            <w:r>
+              <w:rPr>
+                <w:rFonts w:ascii="Latha" w:hAnsi="Latha" w:cs="Latha"/>
+                <w:sz w:val="28"/>
+                <w:szCs w:val="28"/>
+                <w:lang w:bidi="ta-IN"/>
+              </w:rPr>
+              <w:t>|</w:t>
+            </w:r>
+          </w:p>
+          <w:p>
+            <w:pPr>
+              <w:widowControl w:val="0"/>
+              <w:autoSpaceDE w:val="0"/>
+              <w:autoSpaceDN w:val="0"/>
+              <w:adjustRightInd w:val="0"/>
+              <w:spacing w:before="0" w:line="240" w:lineRule="auto"/>
+              <w:rPr>
+                <w:rFonts w:ascii="Latha" w:hAnsi="Latha" w:cs="Latha"/>
+                <w:sz w:val="28"/>
+                <w:szCs w:val="28"/>
+                <w:lang w:bidi="ta-IN"/>
+              </w:rPr>
+            </w:pPr>
+            <w:r>
+              <w:rPr>
+                <w:rFonts w:ascii="Latha" w:hAnsi="Latha" w:cs="Latha"/>
+                <w:sz w:val="28"/>
+                <w:szCs w:val="28"/>
+                <w:cs/>
+                <w:lang w:bidi="ta-IN"/>
+              </w:rPr>
+              <w:t>ரா</w:t>
+            </w:r>
+            <w:r>
+              <w:rPr>
+                <w:rFonts w:ascii="BRH Tamil Tab Extra" w:hAnsi="BRH Tamil Tab Extra" w:cs="Latha"/>
+                <w:b/>
+                <w:sz w:val="32"/>
+                <w:szCs w:val="28"/>
+                <w:lang w:bidi="ta-IN"/>
+              </w:rPr>
+              <w:t>…</w:t>
+            </w:r>
+            <w:r>
+              <w:rPr>
+                <w:rFonts w:ascii="Latha" w:hAnsi="Latha" w:cs="Latha"/>
+                <w:sz w:val="28"/>
+                <w:szCs w:val="28"/>
+                <w:highlight w:val="yellow"/>
+                <w:cs/>
+                <w:lang w:bidi="ta-IN"/>
+              </w:rPr>
+              <w:t>ஷ்ட</w:t>
+            </w:r>
+            <w:r>
+              <w:rPr>
+                <w:rFonts w:ascii="BRH Tamil Tab Extra" w:hAnsi="BRH Tamil Tab Extra" w:cs="Latha"/>
+                <w:b/>
+                <w:sz w:val="32"/>
+                <w:szCs w:val="28"/>
+                <w:highlight w:val="yellow"/>
+                <w:lang w:bidi="ta-IN"/>
+              </w:rPr>
+              <w:t>…</w:t>
+            </w:r>
+            <w:r>
+              <w:rPr>
+                <w:rFonts w:ascii="Latha" w:hAnsi="Latha" w:cs="Latha"/>
+                <w:sz w:val="28"/>
+                <w:szCs w:val="28"/>
+                <w:cs/>
+                <w:lang w:bidi="ta-IN"/>
+              </w:rPr>
+              <w:t>ப்</w:t>
+            </w:r>
+            <w:r>
+              <w:rPr>
+                <w:rFonts w:ascii="Latha" w:hAnsi="Latha" w:cs="Latha"/>
+                <w:b/>
+                <w:bCs/>
+                <w:position w:val="-12"/>
+                <w:sz w:val="28"/>
+                <w:szCs w:val="28"/>
+                <w:cs/>
+                <w:lang w:bidi="ta-IN"/>
+              </w:rPr>
+              <w:t>4</w:t>
+            </w:r>
+            <w:r>
+              <w:rPr>
+                <w:rFonts w:ascii="Latha" w:hAnsi="Latha" w:cs="Latha"/>
+                <w:b/>
+                <w:bCs/>
+                <w:i/>
+                <w:iCs/>
+                <w:sz w:val="28"/>
+                <w:szCs w:val="28"/>
+                <w:cs/>
+                <w:lang w:bidi="ta-IN"/>
+              </w:rPr>
+              <w:t>ரு</w:t>
+            </w:r>
+            <w:r>
+              <w:rPr>
+                <w:rFonts w:ascii="Latha" w:hAnsi="Latha" w:cs="Latha"/>
+                <w:sz w:val="28"/>
+                <w:szCs w:val="28"/>
+                <w:cs/>
+                <w:lang w:bidi="ta-IN"/>
+              </w:rPr>
+              <w:t>தா</w:t>
+            </w:r>
+            <w:r>
+              <w:rPr>
+                <w:rFonts w:ascii="BRH Tamil Tab Extra" w:hAnsi="BRH Tamil Tab Extra" w:cs="Latha"/>
+                <w:b/>
+                <w:sz w:val="32"/>
+                <w:szCs w:val="28"/>
+                <w:lang w:bidi="ta-IN"/>
+              </w:rPr>
+              <w:t>…</w:t>
+            </w:r>
+            <w:r>
+              <w:rPr>
+                <w:rFonts w:ascii="Latha" w:hAnsi="Latha" w:cs="Latha"/>
+                <w:sz w:val="28"/>
+                <w:szCs w:val="28"/>
+                <w:cs/>
+                <w:lang w:bidi="ta-IN"/>
+              </w:rPr>
+              <w:t>மிதி</w:t>
+            </w:r>
+            <w:r>
+              <w:rPr>
+                <w:rFonts w:ascii="BRH Tamil Tab Extra" w:hAnsi="BRH Tamil Tab Extra" w:cs="Latha"/>
+                <w:b/>
+                <w:sz w:val="36"/>
+                <w:szCs w:val="28"/>
+                <w:lang w:bidi="ta-IN"/>
+              </w:rPr>
+              <w:t>†</w:t>
+            </w:r>
+            <w:r>
+              <w:rPr>
+                <w:rFonts w:ascii="Latha" w:hAnsi="Latha" w:cs="Latha"/>
+                <w:sz w:val="28"/>
+                <w:szCs w:val="28"/>
+                <w:lang w:bidi="ta-IN"/>
+              </w:rPr>
+              <w:t xml:space="preserve"> </w:t>
+            </w:r>
+            <w:r>
+              <w:rPr>
+                <w:rFonts w:ascii="Latha" w:hAnsi="Latha" w:cs="Latha"/>
+                <w:sz w:val="28"/>
+                <w:szCs w:val="28"/>
+                <w:cs/>
+                <w:lang w:bidi="ta-IN"/>
+              </w:rPr>
+              <w:t xml:space="preserve">ராஷ்ட்ர </w:t>
+            </w:r>
+            <w:r>
+              <w:rPr>
+                <w:rFonts w:ascii="Latha" w:hAnsi="Latha" w:cs="Latha"/>
+                <w:sz w:val="28"/>
+                <w:szCs w:val="28"/>
+                <w:lang w:bidi="ta-IN"/>
+              </w:rPr>
+              <w:t xml:space="preserve">- </w:t>
+            </w:r>
+            <w:r>
+              <w:rPr>
+                <w:rFonts w:ascii="Latha" w:hAnsi="Latha" w:cs="Latha"/>
+                <w:sz w:val="28"/>
+                <w:szCs w:val="28"/>
+                <w:cs/>
+                <w:lang w:bidi="ta-IN"/>
+              </w:rPr>
+              <w:t>ப்</w:t>
+            </w:r>
+            <w:r>
+              <w:rPr>
+                <w:rFonts w:ascii="Latha" w:hAnsi="Latha" w:cs="Latha"/>
+                <w:b/>
+                <w:bCs/>
+                <w:position w:val="-12"/>
+                <w:sz w:val="28"/>
+                <w:szCs w:val="28"/>
+                <w:cs/>
+                <w:lang w:bidi="ta-IN"/>
+              </w:rPr>
+              <w:t>4</w:t>
+            </w:r>
+            <w:r>
+              <w:rPr>
+                <w:rFonts w:ascii="Latha" w:hAnsi="Latha" w:cs="Latha"/>
+                <w:b/>
+                <w:bCs/>
+                <w:i/>
+                <w:iCs/>
+                <w:sz w:val="28"/>
+                <w:szCs w:val="28"/>
+                <w:cs/>
+                <w:lang w:bidi="ta-IN"/>
+              </w:rPr>
+              <w:t>ரு</w:t>
+            </w:r>
+            <w:r>
+              <w:rPr>
+                <w:rFonts w:ascii="Latha" w:hAnsi="Latha" w:cs="Latha"/>
+                <w:sz w:val="28"/>
+                <w:szCs w:val="28"/>
+                <w:cs/>
+                <w:lang w:bidi="ta-IN"/>
+              </w:rPr>
+              <w:t>தா</w:t>
+            </w:r>
+            <w:r>
+              <w:rPr>
+                <w:rFonts w:ascii="BRH Tamil Tab Extra" w:hAnsi="BRH Tamil Tab Extra" w:cs="Latha"/>
+                <w:b/>
+                <w:sz w:val="36"/>
+                <w:szCs w:val="28"/>
+                <w:lang w:bidi="ta-IN"/>
+              </w:rPr>
+              <w:t>‡</w:t>
+            </w:r>
+            <w:r>
+              <w:rPr>
+                <w:rFonts w:ascii="Latha" w:hAnsi="Latha" w:cs="Latha"/>
+                <w:sz w:val="28"/>
+                <w:szCs w:val="28"/>
+                <w:cs/>
+                <w:lang w:bidi="ta-IN"/>
+              </w:rPr>
+              <w:t xml:space="preserve">ம் </w:t>
+            </w:r>
+            <w:r>
+              <w:rPr>
+                <w:rFonts w:ascii="Latha" w:hAnsi="Latha" w:cs="Latha"/>
+                <w:sz w:val="28"/>
+                <w:szCs w:val="28"/>
+                <w:lang w:bidi="ta-IN"/>
+              </w:rPr>
+              <w:t>|</w:t>
+            </w:r>
+          </w:p>
+          <w:p>
+            <w:pPr>
+              <w:widowControl w:val="0"/>
+              <w:autoSpaceDE w:val="0"/>
+              <w:autoSpaceDN w:val="0"/>
+              <w:adjustRightInd w:val="0"/>
+              <w:spacing w:before="0" w:line="240" w:lineRule="auto"/>
+              <w:rPr>
+                <w:rFonts w:ascii="Latha" w:hAnsi="Latha" w:cs="Latha"/>
+                <w:sz w:val="28"/>
+                <w:szCs w:val="28"/>
+                <w:lang w:bidi="ta-IN"/>
+              </w:rPr>
+            </w:pPr>
+            <w:r>
+              <w:rPr>
+                <w:rFonts w:ascii="Latha" w:hAnsi="Latha" w:cs="Latha"/>
+                <w:sz w:val="28"/>
+                <w:szCs w:val="28"/>
+                <w:cs/>
+                <w:lang w:bidi="ta-IN"/>
+              </w:rPr>
+              <w:t>ரா</w:t>
+            </w:r>
+            <w:r>
+              <w:rPr>
+                <w:rFonts w:ascii="BRH Tamil Tab Extra" w:hAnsi="BRH Tamil Tab Extra" w:cs="Latha"/>
+                <w:b/>
+                <w:sz w:val="32"/>
+                <w:szCs w:val="28"/>
+                <w:lang w:bidi="ta-IN"/>
+              </w:rPr>
+              <w:t>…</w:t>
+            </w:r>
+            <w:r>
+              <w:rPr>
+                <w:rFonts w:ascii="Latha" w:hAnsi="Latha" w:cs="Latha"/>
+                <w:sz w:val="28"/>
+                <w:szCs w:val="28"/>
+                <w:highlight w:val="yellow"/>
+                <w:cs/>
+                <w:lang w:bidi="ta-IN"/>
+              </w:rPr>
+              <w:t>ஷ்ட</w:t>
+            </w:r>
+            <w:r>
+              <w:rPr>
+                <w:rFonts w:ascii="BRH Tamil Tab Extra" w:hAnsi="BRH Tamil Tab Extra" w:cs="Latha"/>
+                <w:b/>
+                <w:sz w:val="32"/>
+                <w:szCs w:val="28"/>
+                <w:highlight w:val="yellow"/>
+                <w:lang w:bidi="ta-IN"/>
+              </w:rPr>
+              <w:t>…</w:t>
+            </w:r>
+            <w:r>
+              <w:rPr>
+                <w:rFonts w:ascii="Latha" w:hAnsi="Latha" w:cs="Latha"/>
+                <w:sz w:val="28"/>
+                <w:szCs w:val="28"/>
+                <w:cs/>
+                <w:lang w:bidi="ta-IN"/>
+              </w:rPr>
+              <w:t>ப்</w:t>
+            </w:r>
+            <w:r>
+              <w:rPr>
+                <w:rFonts w:ascii="Latha" w:hAnsi="Latha" w:cs="Latha"/>
+                <w:b/>
+                <w:bCs/>
+                <w:position w:val="-12"/>
+                <w:sz w:val="28"/>
+                <w:szCs w:val="28"/>
+                <w:cs/>
+                <w:lang w:bidi="ta-IN"/>
+              </w:rPr>
+              <w:t>4</w:t>
+            </w:r>
+            <w:r>
+              <w:rPr>
+                <w:rFonts w:ascii="Latha" w:hAnsi="Latha" w:cs="Latha"/>
+                <w:b/>
+                <w:bCs/>
+                <w:i/>
+                <w:iCs/>
+                <w:sz w:val="28"/>
+                <w:szCs w:val="28"/>
+                <w:cs/>
+                <w:lang w:bidi="ta-IN"/>
+              </w:rPr>
+              <w:t>ரு</w:t>
+            </w:r>
+            <w:r>
+              <w:rPr>
+                <w:rFonts w:ascii="BRH Tamil Tab Extra" w:hAnsi="BRH Tamil Tab Extra" w:cs="Latha"/>
+                <w:b/>
+                <w:sz w:val="32"/>
+                <w:szCs w:val="28"/>
+                <w:lang w:bidi="ta-IN"/>
+              </w:rPr>
+              <w:t>…</w:t>
+            </w:r>
+            <w:r>
+              <w:rPr>
+                <w:rFonts w:ascii="Latha" w:hAnsi="Latha" w:cs="Latha"/>
+                <w:sz w:val="28"/>
+                <w:szCs w:val="28"/>
+                <w:cs/>
+                <w:lang w:bidi="ta-IN"/>
+              </w:rPr>
+              <w:t>த்த்வமிதி</w:t>
+            </w:r>
+            <w:r>
+              <w:rPr>
+                <w:rFonts w:ascii="BRH Tamil Tab Extra" w:hAnsi="BRH Tamil Tab Extra" w:cs="Latha"/>
+                <w:b/>
+                <w:sz w:val="36"/>
+                <w:szCs w:val="28"/>
+                <w:lang w:bidi="ta-IN"/>
+              </w:rPr>
+              <w:t>†</w:t>
+            </w:r>
+            <w:r>
+              <w:rPr>
+                <w:rFonts w:ascii="Latha" w:hAnsi="Latha" w:cs="Latha"/>
+                <w:sz w:val="28"/>
+                <w:szCs w:val="28"/>
+                <w:lang w:bidi="ta-IN"/>
+              </w:rPr>
+              <w:t xml:space="preserve"> </w:t>
+            </w:r>
+            <w:r>
+              <w:rPr>
+                <w:rFonts w:ascii="Latha" w:hAnsi="Latha" w:cs="Latha"/>
+                <w:sz w:val="28"/>
+                <w:szCs w:val="28"/>
+                <w:cs/>
+                <w:lang w:bidi="ta-IN"/>
+              </w:rPr>
+              <w:t>ராஷ்ட்ரப்</w:t>
+            </w:r>
+            <w:r>
+              <w:rPr>
+                <w:rFonts w:ascii="Latha" w:hAnsi="Latha" w:cs="Latha"/>
+                <w:b/>
+                <w:bCs/>
+                <w:position w:val="-12"/>
+                <w:sz w:val="28"/>
+                <w:szCs w:val="28"/>
+                <w:cs/>
+                <w:lang w:bidi="ta-IN"/>
+              </w:rPr>
+              <w:t>4</w:t>
+            </w:r>
+            <w:r>
+              <w:rPr>
+                <w:rFonts w:ascii="Latha" w:hAnsi="Latha" w:cs="Latha"/>
+                <w:b/>
+                <w:bCs/>
+                <w:i/>
+                <w:iCs/>
+                <w:sz w:val="28"/>
+                <w:szCs w:val="28"/>
+                <w:cs/>
+                <w:lang w:bidi="ta-IN"/>
+              </w:rPr>
+              <w:t>ரு</w:t>
+            </w:r>
+            <w:r>
+              <w:rPr>
+                <w:rFonts w:ascii="Latha" w:hAnsi="Latha" w:cs="Latha"/>
+                <w:sz w:val="28"/>
+                <w:szCs w:val="28"/>
+                <w:cs/>
+                <w:lang w:bidi="ta-IN"/>
+              </w:rPr>
+              <w:t xml:space="preserve">த் </w:t>
+            </w:r>
+            <w:r>
+              <w:rPr>
+                <w:rFonts w:ascii="Latha" w:hAnsi="Latha" w:cs="Latha"/>
+                <w:sz w:val="28"/>
+                <w:szCs w:val="28"/>
+                <w:lang w:bidi="ta-IN"/>
+              </w:rPr>
+              <w:t xml:space="preserve">- </w:t>
+            </w:r>
+            <w:r>
+              <w:rPr>
+                <w:rFonts w:ascii="Latha" w:hAnsi="Latha" w:cs="Latha"/>
+                <w:sz w:val="28"/>
+                <w:szCs w:val="28"/>
+                <w:cs/>
+                <w:lang w:bidi="ta-IN"/>
+              </w:rPr>
+              <w:t xml:space="preserve">த்வம் </w:t>
+            </w:r>
+            <w:r>
+              <w:rPr>
+                <w:rFonts w:ascii="Latha" w:hAnsi="Latha" w:cs="Latha"/>
+                <w:sz w:val="28"/>
+                <w:szCs w:val="28"/>
+                <w:lang w:bidi="ta-IN"/>
+              </w:rPr>
+              <w:t>|</w:t>
+            </w:r>
+          </w:p>
+          <w:p>
+            <w:pPr>
+              <w:widowControl w:val="0"/>
+              <w:autoSpaceDE w:val="0"/>
+              <w:autoSpaceDN w:val="0"/>
+              <w:adjustRightInd w:val="0"/>
+              <w:spacing w:before="0" w:line="240" w:lineRule="auto"/>
+              <w:rPr>
+                <w:rFonts w:ascii="Latha" w:hAnsi="Latha" w:cs="Latha"/>
+                <w:sz w:val="28"/>
+                <w:szCs w:val="28"/>
+                <w:lang w:bidi="ta-IN"/>
+              </w:rPr>
+            </w:pPr>
+            <w:r>
+              <w:rPr>
+                <w:rFonts w:ascii="Latha" w:hAnsi="Latha" w:cs="Latha"/>
+                <w:sz w:val="28"/>
+                <w:szCs w:val="28"/>
+                <w:cs/>
+                <w:lang w:bidi="ta-IN"/>
+              </w:rPr>
+              <w:t>ரா</w:t>
+            </w:r>
+            <w:r>
+              <w:rPr>
+                <w:rFonts w:ascii="BRH Tamil Tab Extra" w:hAnsi="BRH Tamil Tab Extra" w:cs="Latha"/>
+                <w:b/>
+                <w:sz w:val="32"/>
+                <w:szCs w:val="28"/>
+                <w:highlight w:val="yellow"/>
+                <w:lang w:bidi="ta-IN"/>
+              </w:rPr>
+              <w:t>…</w:t>
+            </w:r>
+            <w:r>
+              <w:rPr>
+                <w:rFonts w:ascii="Latha" w:hAnsi="Latha" w:cs="Latha"/>
+                <w:sz w:val="28"/>
+                <w:szCs w:val="28"/>
+                <w:highlight w:val="yellow"/>
+                <w:cs/>
+                <w:lang w:bidi="ta-IN"/>
+              </w:rPr>
+              <w:t>ஷ்ட</w:t>
+            </w:r>
+            <w:r>
+              <w:rPr>
+                <w:rFonts w:ascii="BRH Tamil Tab Extra" w:hAnsi="BRH Tamil Tab Extra" w:cs="Latha"/>
+                <w:b/>
+                <w:sz w:val="32"/>
+                <w:szCs w:val="28"/>
+                <w:highlight w:val="green"/>
+                <w:lang w:bidi="ta-IN"/>
+              </w:rPr>
+              <w:t>…</w:t>
+            </w:r>
+            <w:r>
+              <w:rPr>
+                <w:rFonts w:ascii="Latha" w:hAnsi="Latha" w:cs="Latha"/>
+                <w:sz w:val="28"/>
+                <w:szCs w:val="28"/>
+                <w:cs/>
+                <w:lang w:bidi="ta-IN"/>
+              </w:rPr>
+              <w:t>ப்</w:t>
+            </w:r>
+            <w:r>
+              <w:rPr>
+                <w:rFonts w:ascii="Latha" w:hAnsi="Latha" w:cs="Latha"/>
+                <w:b/>
+                <w:bCs/>
+                <w:position w:val="-12"/>
+                <w:sz w:val="28"/>
+                <w:szCs w:val="28"/>
+                <w:cs/>
+                <w:lang w:bidi="ta-IN"/>
+              </w:rPr>
+              <w:t>4</w:t>
+            </w:r>
+            <w:r>
+              <w:rPr>
+                <w:rFonts w:ascii="Latha" w:hAnsi="Latha" w:cs="Latha"/>
+                <w:b/>
+                <w:bCs/>
+                <w:i/>
+                <w:iCs/>
+                <w:sz w:val="28"/>
+                <w:szCs w:val="28"/>
+                <w:cs/>
+                <w:lang w:bidi="ta-IN"/>
+              </w:rPr>
+              <w:t>ரு</w:t>
+            </w:r>
+            <w:r>
+              <w:rPr>
+                <w:rFonts w:ascii="Latha" w:hAnsi="Latha" w:cs="Latha"/>
+                <w:sz w:val="28"/>
+                <w:szCs w:val="28"/>
+                <w:cs/>
+                <w:lang w:bidi="ta-IN"/>
+              </w:rPr>
+              <w:t>த்</w:t>
+            </w:r>
+            <w:r>
+              <w:rPr>
+                <w:rFonts w:ascii="Latha" w:hAnsi="Latha" w:cs="Latha"/>
+                <w:b/>
+                <w:bCs/>
+                <w:position w:val="-12"/>
+                <w:sz w:val="28"/>
+                <w:szCs w:val="28"/>
+                <w:cs/>
+                <w:lang w:bidi="ta-IN"/>
+              </w:rPr>
+              <w:t>3</w:t>
+            </w:r>
+            <w:r>
+              <w:rPr>
+                <w:rFonts w:ascii="Latha" w:hAnsi="Latha" w:cs="Latha"/>
+                <w:sz w:val="28"/>
+                <w:szCs w:val="28"/>
+                <w:cs/>
+                <w:lang w:bidi="ta-IN"/>
+              </w:rPr>
+              <w:t>‍பி</w:t>
+            </w:r>
+            <w:r>
+              <w:rPr>
+                <w:rFonts w:ascii="BRH Tamil Tab Extra" w:hAnsi="BRH Tamil Tab Extra" w:cs="Latha"/>
+                <w:b/>
+                <w:sz w:val="32"/>
+                <w:szCs w:val="28"/>
+                <w:lang w:bidi="ta-IN"/>
+              </w:rPr>
+              <w:t>…</w:t>
+            </w:r>
+            <w:r>
+              <w:rPr>
+                <w:rFonts w:ascii="Latha" w:hAnsi="Latha" w:cs="Latha"/>
+                <w:b/>
+                <w:bCs/>
+                <w:position w:val="-12"/>
+                <w:sz w:val="28"/>
+                <w:szCs w:val="28"/>
+                <w:cs/>
+                <w:lang w:bidi="ta-IN"/>
+              </w:rPr>
+              <w:t>4</w:t>
+            </w:r>
+            <w:r>
+              <w:rPr>
+                <w:rFonts w:ascii="Latha" w:hAnsi="Latha" w:cs="Latha"/>
+                <w:sz w:val="28"/>
+                <w:szCs w:val="28"/>
+                <w:cs/>
+                <w:lang w:bidi="ta-IN"/>
+              </w:rPr>
+              <w:t>ரிதி</w:t>
+            </w:r>
+            <w:r>
+              <w:rPr>
+                <w:rFonts w:ascii="BRH Tamil Tab Extra" w:hAnsi="BRH Tamil Tab Extra" w:cs="Latha"/>
+                <w:b/>
+                <w:sz w:val="36"/>
+                <w:szCs w:val="28"/>
+                <w:lang w:bidi="ta-IN"/>
+              </w:rPr>
+              <w:t>†</w:t>
+            </w:r>
+            <w:r>
+              <w:rPr>
+                <w:rFonts w:ascii="Latha" w:hAnsi="Latha" w:cs="Latha"/>
+                <w:sz w:val="28"/>
+                <w:szCs w:val="28"/>
+                <w:lang w:bidi="ta-IN"/>
+              </w:rPr>
+              <w:t xml:space="preserve"> </w:t>
+            </w:r>
+            <w:r>
+              <w:rPr>
+                <w:rFonts w:ascii="Latha" w:hAnsi="Latha" w:cs="Latha"/>
+                <w:sz w:val="28"/>
+                <w:szCs w:val="28"/>
+                <w:cs/>
+                <w:lang w:bidi="ta-IN"/>
+              </w:rPr>
+              <w:t>ராஷ்ட்ர</w:t>
+            </w:r>
+            <w:r>
+              <w:rPr>
+                <w:rFonts w:ascii="BRH Tamil Tab Extra" w:hAnsi="BRH Tamil Tab Extra" w:cs="Latha"/>
+                <w:b/>
+                <w:sz w:val="32"/>
+                <w:szCs w:val="28"/>
+                <w:lang w:bidi="ta-IN"/>
+              </w:rPr>
+              <w:t>…</w:t>
+            </w:r>
+            <w:r>
+              <w:rPr>
+                <w:rFonts w:ascii="Latha" w:hAnsi="Latha" w:cs="Latha"/>
+                <w:sz w:val="28"/>
+                <w:szCs w:val="28"/>
+                <w:cs/>
+                <w:lang w:bidi="ta-IN"/>
+              </w:rPr>
+              <w:t>ப்</w:t>
+            </w:r>
+            <w:r>
+              <w:rPr>
+                <w:rFonts w:ascii="Latha" w:hAnsi="Latha" w:cs="Latha"/>
+                <w:b/>
+                <w:bCs/>
+                <w:position w:val="-12"/>
+                <w:sz w:val="28"/>
+                <w:szCs w:val="28"/>
+                <w:cs/>
+                <w:lang w:bidi="ta-IN"/>
+              </w:rPr>
+              <w:t>4</w:t>
+            </w:r>
+            <w:r>
+              <w:rPr>
+                <w:rFonts w:ascii="Latha" w:hAnsi="Latha" w:cs="Latha"/>
+                <w:b/>
+                <w:bCs/>
+                <w:i/>
+                <w:iCs/>
+                <w:sz w:val="28"/>
+                <w:szCs w:val="28"/>
+                <w:cs/>
+                <w:lang w:bidi="ta-IN"/>
+              </w:rPr>
+              <w:t>ரு</w:t>
+            </w:r>
+            <w:r>
+              <w:rPr>
+                <w:rFonts w:ascii="Latha" w:hAnsi="Latha" w:cs="Latha"/>
+                <w:sz w:val="28"/>
+                <w:szCs w:val="28"/>
+                <w:cs/>
+                <w:lang w:bidi="ta-IN"/>
+              </w:rPr>
+              <w:t xml:space="preserve">த் </w:t>
+            </w:r>
+            <w:r>
+              <w:rPr>
+                <w:rFonts w:ascii="Latha" w:hAnsi="Latha" w:cs="Latha"/>
+                <w:sz w:val="28"/>
+                <w:szCs w:val="28"/>
+                <w:lang w:bidi="ta-IN"/>
+              </w:rPr>
+              <w:t xml:space="preserve">- </w:t>
+            </w:r>
+            <w:r>
+              <w:rPr>
+                <w:rFonts w:ascii="Latha" w:hAnsi="Latha" w:cs="Latha"/>
+                <w:sz w:val="28"/>
+                <w:szCs w:val="28"/>
+                <w:cs/>
+                <w:lang w:bidi="ta-IN"/>
+              </w:rPr>
+              <w:t>பி</w:t>
+            </w:r>
+            <w:r>
+              <w:rPr>
+                <w:rFonts w:ascii="BRH Tamil Tab Extra" w:hAnsi="BRH Tamil Tab Extra" w:cs="Latha"/>
+                <w:b/>
+                <w:sz w:val="32"/>
+                <w:szCs w:val="28"/>
+                <w:lang w:bidi="ta-IN"/>
+              </w:rPr>
+              <w:t>…</w:t>
+            </w:r>
+            <w:r>
+              <w:rPr>
+                <w:rFonts w:ascii="Latha" w:hAnsi="Latha" w:cs="Latha"/>
+                <w:b/>
+                <w:bCs/>
+                <w:position w:val="-12"/>
+                <w:sz w:val="28"/>
+                <w:szCs w:val="28"/>
+                <w:cs/>
+                <w:lang w:bidi="ta-IN"/>
+              </w:rPr>
+              <w:t>4</w:t>
+            </w:r>
+            <w:r>
+              <w:rPr>
+                <w:rFonts w:ascii="Latha" w:hAnsi="Latha" w:cs="Latha"/>
+                <w:b/>
+                <w:bCs/>
+                <w:sz w:val="32"/>
+                <w:szCs w:val="32"/>
+                <w:cs/>
+                <w:lang w:bidi="ta-IN"/>
+              </w:rPr>
+              <w:t>:</w:t>
+            </w:r>
+            <w:r>
+              <w:rPr>
+                <w:rFonts w:ascii="Latha" w:hAnsi="Latha" w:cs="Latha"/>
+                <w:sz w:val="28"/>
+                <w:szCs w:val="28"/>
+                <w:cs/>
+                <w:lang w:bidi="ta-IN"/>
+              </w:rPr>
+              <w:t xml:space="preserve"> </w:t>
+            </w:r>
+            <w:r>
+              <w:rPr>
+                <w:rFonts w:ascii="Latha" w:hAnsi="Latha" w:cs="Latha"/>
+                <w:sz w:val="28"/>
+                <w:szCs w:val="28"/>
+                <w:lang w:bidi="ta-IN"/>
+              </w:rPr>
+              <w:t>|</w:t>
+            </w:r>
+          </w:p>
+          <w:p>
+            <w:pPr>
+              <w:widowControl w:val="0"/>
+              <w:autoSpaceDE w:val="0"/>
+              <w:autoSpaceDN w:val="0"/>
+              <w:adjustRightInd w:val="0"/>
+              <w:spacing w:before="0" w:line="240" w:lineRule="auto"/>
+              <w:rPr>
+                <w:rFonts w:ascii="Latha" w:hAnsi="Latha" w:cs="Latha"/>
+                <w:sz w:val="28"/>
+                <w:szCs w:val="28"/>
+                <w:lang w:bidi="ta-IN"/>
+              </w:rPr>
+            </w:pPr>
+            <w:r>
+              <w:rPr>
+                <w:rFonts w:ascii="Latha" w:hAnsi="Latha" w:cs="Latha"/>
+                <w:sz w:val="28"/>
+                <w:szCs w:val="28"/>
+                <w:cs/>
+                <w:lang w:bidi="ta-IN"/>
+              </w:rPr>
+              <w:t>ரா</w:t>
+            </w:r>
+            <w:r>
+              <w:rPr>
+                <w:rFonts w:ascii="BRH Tamil Tab Extra" w:hAnsi="BRH Tamil Tab Extra" w:cs="Latha"/>
+                <w:b/>
+                <w:sz w:val="32"/>
+                <w:szCs w:val="28"/>
+                <w:lang w:bidi="ta-IN"/>
+              </w:rPr>
+              <w:t>…</w:t>
+            </w:r>
+            <w:r>
+              <w:rPr>
+                <w:rFonts w:ascii="Latha" w:hAnsi="Latha" w:cs="Latha"/>
+                <w:sz w:val="28"/>
+                <w:szCs w:val="28"/>
+                <w:highlight w:val="yellow"/>
+                <w:cs/>
+                <w:lang w:bidi="ta-IN"/>
+              </w:rPr>
+              <w:t>ஷ்ட</w:t>
+            </w:r>
+            <w:r>
+              <w:rPr>
+                <w:rFonts w:ascii="BRH Tamil Tab Extra" w:hAnsi="BRH Tamil Tab Extra" w:cs="Latha"/>
+                <w:b/>
+                <w:sz w:val="32"/>
+                <w:szCs w:val="28"/>
+                <w:highlight w:val="yellow"/>
+                <w:lang w:bidi="ta-IN"/>
+              </w:rPr>
+              <w:t>…</w:t>
+            </w:r>
+            <w:r>
+              <w:rPr>
+                <w:rFonts w:ascii="Latha" w:hAnsi="Latha" w:cs="Latha"/>
+                <w:sz w:val="28"/>
+                <w:szCs w:val="28"/>
+                <w:cs/>
+                <w:lang w:bidi="ta-IN"/>
+              </w:rPr>
+              <w:t>ப்</w:t>
+            </w:r>
+            <w:r>
+              <w:rPr>
+                <w:rFonts w:ascii="Latha" w:hAnsi="Latha" w:cs="Latha"/>
+                <w:b/>
+                <w:bCs/>
+                <w:position w:val="-12"/>
+                <w:sz w:val="28"/>
+                <w:szCs w:val="28"/>
+                <w:cs/>
+                <w:lang w:bidi="ta-IN"/>
+              </w:rPr>
+              <w:t>4</w:t>
+            </w:r>
+            <w:r>
+              <w:rPr>
+                <w:rFonts w:ascii="Latha" w:hAnsi="Latha" w:cs="Latha"/>
+                <w:b/>
+                <w:bCs/>
+                <w:i/>
+                <w:iCs/>
+                <w:sz w:val="28"/>
+                <w:szCs w:val="28"/>
+                <w:cs/>
+                <w:lang w:bidi="ta-IN"/>
+              </w:rPr>
+              <w:t>ரு</w:t>
+            </w:r>
+            <w:r>
+              <w:rPr>
+                <w:rFonts w:ascii="BRH Tamil Tab Extra" w:hAnsi="BRH Tamil Tab Extra" w:cs="Latha"/>
+                <w:b/>
+                <w:sz w:val="32"/>
+                <w:szCs w:val="28"/>
+                <w:lang w:bidi="ta-IN"/>
+              </w:rPr>
+              <w:t>…</w:t>
+            </w:r>
+            <w:r>
+              <w:rPr>
+                <w:rFonts w:ascii="Latha" w:hAnsi="Latha" w:cs="Latha"/>
+                <w:sz w:val="28"/>
+                <w:szCs w:val="28"/>
+                <w:cs/>
+                <w:lang w:bidi="ta-IN"/>
+              </w:rPr>
+              <w:t>த்வந் தத</w:t>
+            </w:r>
+            <w:r>
+              <w:rPr>
+                <w:rFonts w:ascii="BRH Tamil Tab Extra" w:hAnsi="BRH Tamil Tab Extra" w:cs="Latha"/>
+                <w:b/>
+                <w:sz w:val="36"/>
+                <w:szCs w:val="28"/>
+                <w:lang w:bidi="ta-IN"/>
+              </w:rPr>
+              <w:t>†</w:t>
+            </w:r>
+            <w:r>
+              <w:rPr>
+                <w:rFonts w:ascii="Latha" w:hAnsi="Latha" w:cs="Latha"/>
+                <w:b/>
+                <w:bCs/>
+                <w:sz w:val="32"/>
+                <w:szCs w:val="32"/>
+                <w:cs/>
+                <w:lang w:bidi="ta-IN"/>
+              </w:rPr>
+              <w:t>:</w:t>
+            </w:r>
+            <w:r>
+              <w:rPr>
+                <w:rFonts w:ascii="Latha" w:hAnsi="Latha" w:cs="Latha"/>
+                <w:sz w:val="28"/>
+                <w:szCs w:val="28"/>
+                <w:cs/>
+                <w:lang w:bidi="ta-IN"/>
+              </w:rPr>
+              <w:t xml:space="preserve"> </w:t>
+            </w:r>
+            <w:r>
+              <w:rPr>
+                <w:rFonts w:ascii="Latha" w:hAnsi="Latha" w:cs="Latha"/>
+                <w:sz w:val="28"/>
+                <w:szCs w:val="28"/>
+                <w:lang w:bidi="ta-IN"/>
+              </w:rPr>
+              <w:t>|</w:t>
+            </w:r>
+          </w:p>
+          <w:p>
+            <w:pPr>
+              <w:widowControl w:val="0"/>
+              <w:autoSpaceDE w:val="0"/>
+              <w:autoSpaceDN w:val="0"/>
+              <w:adjustRightInd w:val="0"/>
+              <w:spacing w:before="0" w:line="240" w:lineRule="auto"/>
+              <w:rPr>
+                <w:rFonts w:ascii="Latha" w:hAnsi="Latha" w:cs="Latha"/>
+                <w:sz w:val="28"/>
+                <w:szCs w:val="28"/>
+                <w:lang w:bidi="ta-IN"/>
+              </w:rPr>
+            </w:pPr>
+            <w:r>
+              <w:rPr>
+                <w:rFonts w:ascii="Latha" w:hAnsi="Latha" w:cs="Latha"/>
+                <w:sz w:val="28"/>
+                <w:szCs w:val="28"/>
+                <w:cs/>
+                <w:lang w:bidi="ta-IN"/>
+              </w:rPr>
+              <w:t>ரா</w:t>
+            </w:r>
+            <w:r>
+              <w:rPr>
+                <w:rFonts w:ascii="BRH Tamil Tab Extra" w:hAnsi="BRH Tamil Tab Extra" w:cs="Latha"/>
+                <w:b/>
+                <w:sz w:val="32"/>
+                <w:szCs w:val="28"/>
+                <w:lang w:bidi="ta-IN"/>
+              </w:rPr>
+              <w:t>…</w:t>
+            </w:r>
+            <w:r>
+              <w:rPr>
+                <w:rFonts w:ascii="Latha" w:hAnsi="Latha" w:cs="Latha"/>
+                <w:sz w:val="28"/>
+                <w:szCs w:val="28"/>
+                <w:highlight w:val="yellow"/>
+                <w:cs/>
+                <w:lang w:bidi="ta-IN"/>
+              </w:rPr>
+              <w:t>ஷ்ட</w:t>
+            </w:r>
+            <w:r>
+              <w:rPr>
+                <w:rFonts w:ascii="Latha" w:hAnsi="Latha" w:cs="Latha"/>
+                <w:sz w:val="28"/>
+                <w:szCs w:val="28"/>
+                <w:cs/>
+                <w:lang w:bidi="ta-IN"/>
+              </w:rPr>
+              <w:t xml:space="preserve">மா </w:t>
+            </w:r>
+            <w:r>
+              <w:rPr>
+                <w:rFonts w:ascii="Latha" w:hAnsi="Latha" w:cs="Latha"/>
+                <w:sz w:val="28"/>
+                <w:szCs w:val="28"/>
+                <w:lang w:bidi="ta-IN"/>
+              </w:rPr>
+              <w:t>|</w:t>
+            </w:r>
+          </w:p>
+          <w:p>
+            <w:pPr>
+              <w:widowControl w:val="0"/>
+              <w:autoSpaceDE w:val="0"/>
+              <w:autoSpaceDN w:val="0"/>
+              <w:adjustRightInd w:val="0"/>
+              <w:spacing w:before="0" w:line="240" w:lineRule="auto"/>
+              <w:rPr>
+                <w:rFonts w:ascii="Latha" w:hAnsi="Latha" w:cs="Latha"/>
+                <w:sz w:val="28"/>
+                <w:szCs w:val="28"/>
+                <w:cs/>
+                <w:lang w:bidi="ta-IN"/>
+              </w:rPr>
+            </w:pPr>
+          </w:p>
+        </w:tc>
+        <w:tc>
+          <w:tcPr>
+            <w:tcW w:w="5103" w:type="dxa"/>
+          </w:tcPr>
+          <w:p>
+            <w:pPr>
+              <w:widowControl w:val="0"/>
+              <w:autoSpaceDE w:val="0"/>
+              <w:autoSpaceDN w:val="0"/>
+              <w:adjustRightInd w:val="0"/>
+              <w:spacing w:before="0" w:line="240" w:lineRule="auto"/>
+              <w:rPr>
+                <w:rFonts w:ascii="Latha" w:hAnsi="Latha" w:cs="Latha"/>
+                <w:sz w:val="28"/>
+                <w:szCs w:val="28"/>
+                <w:lang w:bidi="ta-IN"/>
+              </w:rPr>
+            </w:pPr>
+            <w:r>
+              <w:rPr>
+                <w:rFonts w:ascii="Latha" w:hAnsi="Latha" w:cs="Latha"/>
+                <w:sz w:val="28"/>
+                <w:szCs w:val="28"/>
+                <w:cs/>
+                <w:lang w:bidi="ta-IN"/>
+              </w:rPr>
+              <w:t>ரா</w:t>
+            </w:r>
+            <w:r>
+              <w:rPr>
+                <w:rFonts w:ascii="BRH Tamil Tab Extra" w:hAnsi="BRH Tamil Tab Extra" w:cs="Latha"/>
+                <w:b/>
+                <w:sz w:val="32"/>
+                <w:szCs w:val="28"/>
+                <w:lang w:bidi="ta-IN"/>
+              </w:rPr>
+              <w:t>…</w:t>
+            </w:r>
+            <w:r>
+              <w:rPr>
+                <w:rFonts w:ascii="Latha" w:hAnsi="Latha" w:cs="Latha"/>
+                <w:sz w:val="28"/>
+                <w:szCs w:val="28"/>
+                <w:cs/>
+                <w:lang w:bidi="ta-IN"/>
+              </w:rPr>
+              <w:t>ஷ்</w:t>
+            </w:r>
+            <w:r>
+              <w:rPr>
+                <w:rFonts w:ascii="Latha" w:hAnsi="Latha" w:cs="Latha"/>
+                <w:sz w:val="28"/>
+                <w:szCs w:val="28"/>
+                <w:highlight w:val="green"/>
+                <w:cs/>
+                <w:lang w:bidi="ta-IN"/>
+              </w:rPr>
+              <w:t>ட்</w:t>
+            </w:r>
+            <w:r>
+              <w:rPr>
+                <w:rFonts w:ascii="Latha" w:hAnsi="Latha" w:cs="Latha"/>
+                <w:sz w:val="28"/>
+                <w:szCs w:val="28"/>
+                <w:highlight w:val="green"/>
+                <w:cs/>
+                <w:lang w:bidi="ta-IN"/>
+              </w:rPr>
+              <w:t>ர</w:t>
+            </w:r>
+            <w:r>
+              <w:rPr>
+                <w:rFonts w:ascii="Latha" w:hAnsi="Latha" w:cs="Latha"/>
+                <w:sz w:val="28"/>
+                <w:szCs w:val="28"/>
+                <w:cs/>
+                <w:lang w:bidi="ta-IN"/>
+              </w:rPr>
+              <w:t xml:space="preserve">மா </w:t>
+            </w:r>
+            <w:r>
+              <w:rPr>
+                <w:rFonts w:ascii="Latha" w:hAnsi="Latha" w:cs="Latha"/>
+                <w:sz w:val="28"/>
+                <w:szCs w:val="28"/>
+                <w:lang w:bidi="ta-IN"/>
+              </w:rPr>
+              <w:t>|</w:t>
+            </w:r>
+          </w:p>
+          <w:p>
+            <w:pPr>
+              <w:widowControl w:val="0"/>
+              <w:autoSpaceDE w:val="0"/>
+              <w:autoSpaceDN w:val="0"/>
+              <w:adjustRightInd w:val="0"/>
+              <w:spacing w:before="0" w:line="240" w:lineRule="auto"/>
+              <w:rPr>
+                <w:rFonts w:ascii="Latha" w:hAnsi="Latha" w:cs="Latha"/>
+                <w:sz w:val="28"/>
+                <w:szCs w:val="28"/>
+                <w:lang w:bidi="ta-IN"/>
+              </w:rPr>
+            </w:pPr>
+            <w:r>
+              <w:rPr>
+                <w:rFonts w:ascii="Latha" w:hAnsi="Latha" w:cs="Latha"/>
+                <w:sz w:val="28"/>
+                <w:szCs w:val="28"/>
+                <w:cs/>
+                <w:lang w:bidi="ta-IN"/>
+              </w:rPr>
+              <w:t>ரா</w:t>
+            </w:r>
+            <w:r>
+              <w:rPr>
+                <w:rFonts w:ascii="BRH Tamil Tab Extra" w:hAnsi="BRH Tamil Tab Extra" w:cs="Latha"/>
+                <w:b/>
+                <w:sz w:val="32"/>
+                <w:szCs w:val="28"/>
+                <w:lang w:bidi="ta-IN"/>
+              </w:rPr>
+              <w:t>…</w:t>
+            </w:r>
+            <w:r>
+              <w:rPr>
+                <w:rFonts w:ascii="Latha" w:hAnsi="Latha" w:cs="Latha"/>
+                <w:sz w:val="28"/>
+                <w:szCs w:val="28"/>
+                <w:cs/>
+                <w:lang w:bidi="ta-IN"/>
+              </w:rPr>
+              <w:t>ஷ்</w:t>
+            </w:r>
+            <w:r>
+              <w:rPr>
+                <w:rFonts w:ascii="Latha" w:hAnsi="Latha" w:cs="Latha"/>
+                <w:sz w:val="28"/>
+                <w:szCs w:val="28"/>
+                <w:highlight w:val="green"/>
+                <w:cs/>
+                <w:lang w:bidi="ta-IN"/>
+              </w:rPr>
+              <w:t>ட்ர</w:t>
+            </w:r>
+            <w:r>
+              <w:rPr>
+                <w:rFonts w:ascii="BRH Tamil Tab Extra" w:hAnsi="BRH Tamil Tab Extra" w:cs="Latha"/>
+                <w:b/>
+                <w:sz w:val="32"/>
+                <w:szCs w:val="28"/>
+                <w:lang w:bidi="ta-IN"/>
+              </w:rPr>
+              <w:t>…</w:t>
+            </w:r>
+            <w:r>
+              <w:rPr>
+                <w:rFonts w:ascii="Latha" w:hAnsi="Latha" w:cs="Latha"/>
+                <w:sz w:val="28"/>
+                <w:szCs w:val="28"/>
+                <w:cs/>
+                <w:lang w:bidi="ta-IN"/>
+              </w:rPr>
+              <w:t>ப்</w:t>
+            </w:r>
+            <w:r>
+              <w:rPr>
+                <w:rFonts w:ascii="Latha" w:hAnsi="Latha" w:cs="Latha"/>
+                <w:b/>
+                <w:bCs/>
+                <w:position w:val="-12"/>
+                <w:sz w:val="28"/>
+                <w:szCs w:val="28"/>
+                <w:cs/>
+                <w:lang w:bidi="ta-IN"/>
+              </w:rPr>
+              <w:t>4</w:t>
+            </w:r>
+            <w:r>
+              <w:rPr>
+                <w:rFonts w:ascii="Latha" w:hAnsi="Latha" w:cs="Latha"/>
+                <w:b/>
+                <w:bCs/>
+                <w:i/>
+                <w:iCs/>
+                <w:sz w:val="28"/>
+                <w:szCs w:val="28"/>
+                <w:cs/>
+                <w:lang w:bidi="ta-IN"/>
+              </w:rPr>
+              <w:t>ரு</w:t>
+            </w:r>
+            <w:r>
+              <w:rPr>
+                <w:rFonts w:ascii="Latha" w:hAnsi="Latha" w:cs="Latha"/>
+                <w:sz w:val="28"/>
+                <w:szCs w:val="28"/>
+                <w:cs/>
+                <w:lang w:bidi="ta-IN"/>
+              </w:rPr>
+              <w:t>தா</w:t>
+            </w:r>
+            <w:r>
+              <w:rPr>
+                <w:rFonts w:ascii="BRH Tamil Tab Extra" w:hAnsi="BRH Tamil Tab Extra" w:cs="Latha"/>
+                <w:b/>
+                <w:sz w:val="32"/>
+                <w:szCs w:val="28"/>
+                <w:lang w:bidi="ta-IN"/>
+              </w:rPr>
+              <w:t>…</w:t>
+            </w:r>
+            <w:r>
+              <w:rPr>
+                <w:rFonts w:ascii="Latha" w:hAnsi="Latha" w:cs="Latha"/>
+                <w:sz w:val="28"/>
+                <w:szCs w:val="28"/>
+                <w:cs/>
+                <w:lang w:bidi="ta-IN"/>
+              </w:rPr>
+              <w:t>மிதி</w:t>
+            </w:r>
+            <w:r>
+              <w:rPr>
+                <w:rFonts w:ascii="BRH Tamil Tab Extra" w:hAnsi="BRH Tamil Tab Extra" w:cs="Latha"/>
+                <w:b/>
+                <w:sz w:val="36"/>
+                <w:szCs w:val="28"/>
+                <w:lang w:bidi="ta-IN"/>
+              </w:rPr>
+              <w:t>†</w:t>
+            </w:r>
+            <w:r>
+              <w:rPr>
+                <w:rFonts w:ascii="Latha" w:hAnsi="Latha" w:cs="Latha"/>
+                <w:sz w:val="28"/>
+                <w:szCs w:val="28"/>
+                <w:lang w:bidi="ta-IN"/>
+              </w:rPr>
+              <w:t xml:space="preserve"> </w:t>
+            </w:r>
+            <w:r>
+              <w:rPr>
+                <w:rFonts w:ascii="Latha" w:hAnsi="Latha" w:cs="Latha"/>
+                <w:sz w:val="28"/>
+                <w:szCs w:val="28"/>
+                <w:cs/>
+                <w:lang w:bidi="ta-IN"/>
+              </w:rPr>
+              <w:t xml:space="preserve">ராஷ்ட்ர </w:t>
+            </w:r>
+            <w:r>
+              <w:rPr>
+                <w:rFonts w:ascii="Latha" w:hAnsi="Latha" w:cs="Latha"/>
+                <w:sz w:val="28"/>
+                <w:szCs w:val="28"/>
+                <w:lang w:bidi="ta-IN"/>
+              </w:rPr>
+              <w:t xml:space="preserve">- </w:t>
+            </w:r>
+            <w:r>
+              <w:rPr>
+                <w:rFonts w:ascii="Latha" w:hAnsi="Latha" w:cs="Latha"/>
+                <w:sz w:val="28"/>
+                <w:szCs w:val="28"/>
+                <w:cs/>
+                <w:lang w:bidi="ta-IN"/>
+              </w:rPr>
+              <w:t>ப்</w:t>
+            </w:r>
+            <w:r>
+              <w:rPr>
+                <w:rFonts w:ascii="Latha" w:hAnsi="Latha" w:cs="Latha"/>
+                <w:b/>
+                <w:bCs/>
+                <w:position w:val="-12"/>
+                <w:sz w:val="28"/>
+                <w:szCs w:val="28"/>
+                <w:cs/>
+                <w:lang w:bidi="ta-IN"/>
+              </w:rPr>
+              <w:t>4</w:t>
+            </w:r>
+            <w:r>
+              <w:rPr>
+                <w:rFonts w:ascii="Latha" w:hAnsi="Latha" w:cs="Latha"/>
+                <w:b/>
+                <w:bCs/>
+                <w:i/>
+                <w:iCs/>
+                <w:sz w:val="28"/>
+                <w:szCs w:val="28"/>
+                <w:cs/>
+                <w:lang w:bidi="ta-IN"/>
+              </w:rPr>
+              <w:t>ரு</w:t>
+            </w:r>
+            <w:r>
+              <w:rPr>
+                <w:rFonts w:ascii="Latha" w:hAnsi="Latha" w:cs="Latha"/>
+                <w:sz w:val="28"/>
+                <w:szCs w:val="28"/>
+                <w:cs/>
+                <w:lang w:bidi="ta-IN"/>
+              </w:rPr>
+              <w:t>தா</w:t>
+            </w:r>
+            <w:r>
+              <w:rPr>
+                <w:rFonts w:ascii="BRH Tamil Tab Extra" w:hAnsi="BRH Tamil Tab Extra" w:cs="Latha"/>
+                <w:b/>
+                <w:sz w:val="36"/>
+                <w:szCs w:val="28"/>
+                <w:lang w:bidi="ta-IN"/>
+              </w:rPr>
+              <w:t>‡</w:t>
+            </w:r>
+            <w:r>
+              <w:rPr>
+                <w:rFonts w:ascii="Latha" w:hAnsi="Latha" w:cs="Latha"/>
+                <w:sz w:val="28"/>
+                <w:szCs w:val="28"/>
+                <w:cs/>
+                <w:lang w:bidi="ta-IN"/>
+              </w:rPr>
+              <w:t xml:space="preserve">ம் </w:t>
+            </w:r>
+            <w:r>
+              <w:rPr>
+                <w:rFonts w:ascii="Latha" w:hAnsi="Latha" w:cs="Latha"/>
+                <w:sz w:val="28"/>
+                <w:szCs w:val="28"/>
+                <w:lang w:bidi="ta-IN"/>
+              </w:rPr>
+              <w:t>|</w:t>
+            </w:r>
+          </w:p>
+          <w:p>
+            <w:pPr>
+              <w:widowControl w:val="0"/>
+              <w:autoSpaceDE w:val="0"/>
+              <w:autoSpaceDN w:val="0"/>
+              <w:adjustRightInd w:val="0"/>
+              <w:spacing w:before="0" w:line="240" w:lineRule="auto"/>
+              <w:rPr>
+                <w:rFonts w:ascii="Latha" w:hAnsi="Latha" w:cs="Latha"/>
+                <w:sz w:val="28"/>
+                <w:szCs w:val="28"/>
+                <w:lang w:bidi="ta-IN"/>
+              </w:rPr>
+            </w:pPr>
+            <w:r>
+              <w:rPr>
+                <w:rFonts w:ascii="Latha" w:hAnsi="Latha" w:cs="Latha"/>
+                <w:sz w:val="28"/>
+                <w:szCs w:val="28"/>
+                <w:cs/>
+                <w:lang w:bidi="ta-IN"/>
+              </w:rPr>
+              <w:t>ரா</w:t>
+            </w:r>
+            <w:r>
+              <w:rPr>
+                <w:rFonts w:ascii="BRH Tamil Tab Extra" w:hAnsi="BRH Tamil Tab Extra" w:cs="Latha"/>
+                <w:b/>
+                <w:sz w:val="32"/>
+                <w:szCs w:val="28"/>
+                <w:lang w:bidi="ta-IN"/>
+              </w:rPr>
+              <w:t>…</w:t>
+            </w:r>
+            <w:r>
+              <w:rPr>
+                <w:rFonts w:ascii="Latha" w:hAnsi="Latha" w:cs="Latha"/>
+                <w:sz w:val="28"/>
+                <w:szCs w:val="28"/>
+                <w:cs/>
+                <w:lang w:bidi="ta-IN"/>
+              </w:rPr>
+              <w:t>ஷ்</w:t>
+            </w:r>
+            <w:r>
+              <w:rPr>
+                <w:rFonts w:ascii="Latha" w:hAnsi="Latha" w:cs="Latha"/>
+                <w:sz w:val="28"/>
+                <w:szCs w:val="28"/>
+                <w:highlight w:val="green"/>
+                <w:cs/>
+                <w:lang w:bidi="ta-IN"/>
+              </w:rPr>
+              <w:t>ட்ர</w:t>
+            </w:r>
+            <w:r>
+              <w:rPr>
+                <w:rFonts w:ascii="BRH Tamil Tab Extra" w:hAnsi="BRH Tamil Tab Extra" w:cs="Latha"/>
+                <w:b/>
+                <w:sz w:val="32"/>
+                <w:szCs w:val="28"/>
+                <w:lang w:bidi="ta-IN"/>
+              </w:rPr>
+              <w:t>…</w:t>
+            </w:r>
+            <w:r>
+              <w:rPr>
+                <w:rFonts w:ascii="Latha" w:hAnsi="Latha" w:cs="Latha"/>
+                <w:sz w:val="28"/>
+                <w:szCs w:val="28"/>
+                <w:cs/>
+                <w:lang w:bidi="ta-IN"/>
+              </w:rPr>
+              <w:t>ப்</w:t>
+            </w:r>
+            <w:r>
+              <w:rPr>
+                <w:rFonts w:ascii="Latha" w:hAnsi="Latha" w:cs="Latha"/>
+                <w:b/>
+                <w:bCs/>
+                <w:position w:val="-12"/>
+                <w:sz w:val="28"/>
+                <w:szCs w:val="28"/>
+                <w:cs/>
+                <w:lang w:bidi="ta-IN"/>
+              </w:rPr>
+              <w:t>4</w:t>
+            </w:r>
+            <w:r>
+              <w:rPr>
+                <w:rFonts w:ascii="Latha" w:hAnsi="Latha" w:cs="Latha"/>
+                <w:b/>
+                <w:bCs/>
+                <w:i/>
+                <w:iCs/>
+                <w:sz w:val="28"/>
+                <w:szCs w:val="28"/>
+                <w:cs/>
+                <w:lang w:bidi="ta-IN"/>
+              </w:rPr>
+              <w:t>ரு</w:t>
+            </w:r>
+            <w:r>
+              <w:rPr>
+                <w:rFonts w:ascii="BRH Tamil Tab Extra" w:hAnsi="BRH Tamil Tab Extra" w:cs="Latha"/>
+                <w:b/>
+                <w:sz w:val="32"/>
+                <w:szCs w:val="28"/>
+                <w:lang w:bidi="ta-IN"/>
+              </w:rPr>
+              <w:t>…</w:t>
+            </w:r>
+            <w:r>
+              <w:rPr>
+                <w:rFonts w:ascii="Latha" w:hAnsi="Latha" w:cs="Latha"/>
+                <w:sz w:val="28"/>
+                <w:szCs w:val="28"/>
+                <w:cs/>
+                <w:lang w:bidi="ta-IN"/>
+              </w:rPr>
+              <w:t>த்த்வமிதி</w:t>
+            </w:r>
+            <w:r>
+              <w:rPr>
+                <w:rFonts w:ascii="BRH Tamil Tab Extra" w:hAnsi="BRH Tamil Tab Extra" w:cs="Latha"/>
+                <w:b/>
+                <w:sz w:val="36"/>
+                <w:szCs w:val="28"/>
+                <w:lang w:bidi="ta-IN"/>
+              </w:rPr>
+              <w:t>†</w:t>
+            </w:r>
+            <w:r>
+              <w:rPr>
+                <w:rFonts w:ascii="Latha" w:hAnsi="Latha" w:cs="Latha"/>
+                <w:sz w:val="28"/>
+                <w:szCs w:val="28"/>
+                <w:lang w:bidi="ta-IN"/>
+              </w:rPr>
+              <w:t xml:space="preserve"> </w:t>
+            </w:r>
+            <w:r>
+              <w:rPr>
+                <w:rFonts w:ascii="Latha" w:hAnsi="Latha" w:cs="Latha"/>
+                <w:sz w:val="28"/>
+                <w:szCs w:val="28"/>
+                <w:cs/>
+                <w:lang w:bidi="ta-IN"/>
+              </w:rPr>
+              <w:t>ராஷ்ட்ரப்</w:t>
+            </w:r>
+            <w:r>
+              <w:rPr>
+                <w:rFonts w:ascii="Latha" w:hAnsi="Latha" w:cs="Latha"/>
+                <w:b/>
+                <w:bCs/>
+                <w:position w:val="-12"/>
+                <w:sz w:val="28"/>
+                <w:szCs w:val="28"/>
+                <w:cs/>
+                <w:lang w:bidi="ta-IN"/>
+              </w:rPr>
+              <w:t>4</w:t>
+            </w:r>
+            <w:r>
+              <w:rPr>
+                <w:rFonts w:ascii="Latha" w:hAnsi="Latha" w:cs="Latha"/>
+                <w:b/>
+                <w:bCs/>
+                <w:i/>
+                <w:iCs/>
+                <w:sz w:val="28"/>
+                <w:szCs w:val="28"/>
+                <w:cs/>
+                <w:lang w:bidi="ta-IN"/>
+              </w:rPr>
+              <w:t>ரு</w:t>
+            </w:r>
+            <w:r>
+              <w:rPr>
+                <w:rFonts w:ascii="Latha" w:hAnsi="Latha" w:cs="Latha"/>
+                <w:sz w:val="28"/>
+                <w:szCs w:val="28"/>
+                <w:cs/>
+                <w:lang w:bidi="ta-IN"/>
+              </w:rPr>
+              <w:t xml:space="preserve">த் </w:t>
+            </w:r>
+            <w:r>
+              <w:rPr>
+                <w:rFonts w:ascii="Latha" w:hAnsi="Latha" w:cs="Latha"/>
+                <w:sz w:val="28"/>
+                <w:szCs w:val="28"/>
+                <w:lang w:bidi="ta-IN"/>
+              </w:rPr>
+              <w:t xml:space="preserve">- </w:t>
+            </w:r>
+            <w:r>
+              <w:rPr>
+                <w:rFonts w:ascii="Latha" w:hAnsi="Latha" w:cs="Latha"/>
+                <w:sz w:val="28"/>
+                <w:szCs w:val="28"/>
+                <w:cs/>
+                <w:lang w:bidi="ta-IN"/>
+              </w:rPr>
+              <w:t xml:space="preserve">த்வம் </w:t>
+            </w:r>
+            <w:r>
+              <w:rPr>
+                <w:rFonts w:ascii="Latha" w:hAnsi="Latha" w:cs="Latha"/>
+                <w:sz w:val="28"/>
+                <w:szCs w:val="28"/>
+                <w:lang w:bidi="ta-IN"/>
+              </w:rPr>
+              <w:t>|</w:t>
+            </w:r>
+          </w:p>
+          <w:p>
+            <w:pPr>
+              <w:widowControl w:val="0"/>
+              <w:autoSpaceDE w:val="0"/>
+              <w:autoSpaceDN w:val="0"/>
+              <w:adjustRightInd w:val="0"/>
+              <w:spacing w:before="0" w:line="240" w:lineRule="auto"/>
+              <w:rPr>
+                <w:rFonts w:ascii="Latha" w:hAnsi="Latha" w:cs="Latha"/>
+                <w:sz w:val="28"/>
+                <w:szCs w:val="28"/>
+                <w:lang w:bidi="ta-IN"/>
+              </w:rPr>
+            </w:pPr>
+            <w:r>
+              <w:rPr>
+                <w:rFonts w:ascii="Latha" w:hAnsi="Latha" w:cs="Latha"/>
+                <w:sz w:val="28"/>
+                <w:szCs w:val="28"/>
+                <w:cs/>
+                <w:lang w:bidi="ta-IN"/>
+              </w:rPr>
+              <w:t>ரா</w:t>
+            </w:r>
+            <w:r>
+              <w:rPr>
+                <w:rFonts w:ascii="BRH Tamil Tab Extra" w:hAnsi="BRH Tamil Tab Extra" w:cs="Latha"/>
+                <w:b/>
+                <w:sz w:val="32"/>
+                <w:szCs w:val="28"/>
+                <w:lang w:bidi="ta-IN"/>
+              </w:rPr>
+              <w:t>…</w:t>
+            </w:r>
+            <w:r>
+              <w:rPr>
+                <w:rFonts w:ascii="Latha" w:hAnsi="Latha" w:cs="Latha"/>
+                <w:sz w:val="28"/>
+                <w:szCs w:val="28"/>
+                <w:cs/>
+                <w:lang w:bidi="ta-IN"/>
+              </w:rPr>
+              <w:t>ஷ்</w:t>
+            </w:r>
+            <w:r>
+              <w:rPr>
+                <w:rFonts w:ascii="Latha" w:hAnsi="Latha" w:cs="Latha"/>
+                <w:sz w:val="28"/>
+                <w:szCs w:val="28"/>
+                <w:highlight w:val="green"/>
+                <w:cs/>
+                <w:lang w:bidi="ta-IN"/>
+              </w:rPr>
+              <w:t>ட்ர</w:t>
+            </w:r>
+            <w:r>
+              <w:rPr>
+                <w:rFonts w:ascii="BRH Tamil Tab Extra" w:hAnsi="BRH Tamil Tab Extra" w:cs="Latha"/>
+                <w:b/>
+                <w:sz w:val="32"/>
+                <w:szCs w:val="28"/>
+                <w:highlight w:val="green"/>
+                <w:lang w:bidi="ta-IN"/>
+              </w:rPr>
+              <w:t>…</w:t>
+            </w:r>
+            <w:r>
+              <w:rPr>
+                <w:rFonts w:ascii="Latha" w:hAnsi="Latha" w:cs="Latha"/>
+                <w:sz w:val="28"/>
+                <w:szCs w:val="28"/>
+                <w:cs/>
+                <w:lang w:bidi="ta-IN"/>
+              </w:rPr>
+              <w:t>ப்</w:t>
+            </w:r>
+            <w:r>
+              <w:rPr>
+                <w:rFonts w:ascii="Latha" w:hAnsi="Latha" w:cs="Latha"/>
+                <w:b/>
+                <w:bCs/>
+                <w:position w:val="-12"/>
+                <w:sz w:val="28"/>
+                <w:szCs w:val="28"/>
+                <w:cs/>
+                <w:lang w:bidi="ta-IN"/>
+              </w:rPr>
+              <w:t>4</w:t>
+            </w:r>
+            <w:r>
+              <w:rPr>
+                <w:rFonts w:ascii="Latha" w:hAnsi="Latha" w:cs="Latha"/>
+                <w:b/>
+                <w:bCs/>
+                <w:i/>
+                <w:iCs/>
+                <w:sz w:val="28"/>
+                <w:szCs w:val="28"/>
+                <w:cs/>
+                <w:lang w:bidi="ta-IN"/>
+              </w:rPr>
+              <w:t>ரு</w:t>
+            </w:r>
+            <w:r>
+              <w:rPr>
+                <w:rFonts w:ascii="Latha" w:hAnsi="Latha" w:cs="Latha"/>
+                <w:sz w:val="28"/>
+                <w:szCs w:val="28"/>
+                <w:cs/>
+                <w:lang w:bidi="ta-IN"/>
+              </w:rPr>
+              <w:t>த்</w:t>
+            </w:r>
+            <w:r>
+              <w:rPr>
+                <w:rFonts w:ascii="Latha" w:hAnsi="Latha" w:cs="Latha"/>
+                <w:b/>
+                <w:bCs/>
+                <w:position w:val="-12"/>
+                <w:sz w:val="28"/>
+                <w:szCs w:val="28"/>
+                <w:cs/>
+                <w:lang w:bidi="ta-IN"/>
+              </w:rPr>
+              <w:t>3</w:t>
+            </w:r>
+            <w:r>
+              <w:rPr>
+                <w:rFonts w:ascii="Latha" w:hAnsi="Latha" w:cs="Latha"/>
+                <w:sz w:val="28"/>
+                <w:szCs w:val="28"/>
+                <w:cs/>
+                <w:lang w:bidi="ta-IN"/>
+              </w:rPr>
+              <w:t>‍பி</w:t>
+            </w:r>
+            <w:r>
+              <w:rPr>
+                <w:rFonts w:ascii="BRH Tamil Tab Extra" w:hAnsi="BRH Tamil Tab Extra" w:cs="Latha"/>
+                <w:b/>
+                <w:sz w:val="32"/>
+                <w:szCs w:val="28"/>
+                <w:lang w:bidi="ta-IN"/>
+              </w:rPr>
+              <w:t>…</w:t>
+            </w:r>
+            <w:r>
+              <w:rPr>
+                <w:rFonts w:ascii="Latha" w:hAnsi="Latha" w:cs="Latha"/>
+                <w:b/>
+                <w:bCs/>
+                <w:position w:val="-12"/>
+                <w:sz w:val="28"/>
+                <w:szCs w:val="28"/>
+                <w:cs/>
+                <w:lang w:bidi="ta-IN"/>
+              </w:rPr>
+              <w:t>4</w:t>
+            </w:r>
+            <w:r>
+              <w:rPr>
+                <w:rFonts w:ascii="Latha" w:hAnsi="Latha" w:cs="Latha"/>
+                <w:sz w:val="28"/>
+                <w:szCs w:val="28"/>
+                <w:cs/>
+                <w:lang w:bidi="ta-IN"/>
+              </w:rPr>
+              <w:t>ரிதி</w:t>
+            </w:r>
+            <w:r>
+              <w:rPr>
+                <w:rFonts w:ascii="BRH Tamil Tab Extra" w:hAnsi="BRH Tamil Tab Extra" w:cs="Latha"/>
+                <w:b/>
+                <w:sz w:val="36"/>
+                <w:szCs w:val="28"/>
+                <w:lang w:bidi="ta-IN"/>
+              </w:rPr>
+              <w:t>†</w:t>
+            </w:r>
+            <w:r>
+              <w:rPr>
+                <w:rFonts w:ascii="Latha" w:hAnsi="Latha" w:cs="Latha"/>
+                <w:sz w:val="28"/>
+                <w:szCs w:val="28"/>
+                <w:lang w:bidi="ta-IN"/>
+              </w:rPr>
+              <w:t xml:space="preserve"> </w:t>
+            </w:r>
+            <w:r>
+              <w:rPr>
+                <w:rFonts w:ascii="Latha" w:hAnsi="Latha" w:cs="Latha"/>
+                <w:sz w:val="28"/>
+                <w:szCs w:val="28"/>
+                <w:cs/>
+                <w:lang w:bidi="ta-IN"/>
+              </w:rPr>
+              <w:t>ராஷ்ட்ர</w:t>
+            </w:r>
+            <w:r>
+              <w:rPr>
+                <w:rFonts w:ascii="BRH Tamil Tab Extra" w:hAnsi="BRH Tamil Tab Extra" w:cs="Latha"/>
+                <w:b/>
+                <w:sz w:val="32"/>
+                <w:szCs w:val="28"/>
+                <w:lang w:bidi="ta-IN"/>
+              </w:rPr>
+              <w:t>…</w:t>
+            </w:r>
+            <w:r>
+              <w:rPr>
+                <w:rFonts w:ascii="Latha" w:hAnsi="Latha" w:cs="Latha"/>
+                <w:sz w:val="28"/>
+                <w:szCs w:val="28"/>
+                <w:cs/>
+                <w:lang w:bidi="ta-IN"/>
+              </w:rPr>
+              <w:t>ப்</w:t>
+            </w:r>
+            <w:r>
+              <w:rPr>
+                <w:rFonts w:ascii="Latha" w:hAnsi="Latha" w:cs="Latha"/>
+                <w:b/>
+                <w:bCs/>
+                <w:position w:val="-12"/>
+                <w:sz w:val="28"/>
+                <w:szCs w:val="28"/>
+                <w:cs/>
+                <w:lang w:bidi="ta-IN"/>
+              </w:rPr>
+              <w:t>4</w:t>
+            </w:r>
+            <w:r>
+              <w:rPr>
+                <w:rFonts w:ascii="Latha" w:hAnsi="Latha" w:cs="Latha"/>
+                <w:b/>
+                <w:bCs/>
+                <w:i/>
+                <w:iCs/>
+                <w:sz w:val="28"/>
+                <w:szCs w:val="28"/>
+                <w:cs/>
+                <w:lang w:bidi="ta-IN"/>
+              </w:rPr>
+              <w:t>ரு</w:t>
+            </w:r>
+            <w:r>
+              <w:rPr>
+                <w:rFonts w:ascii="Latha" w:hAnsi="Latha" w:cs="Latha"/>
+                <w:sz w:val="28"/>
+                <w:szCs w:val="28"/>
+                <w:cs/>
+                <w:lang w:bidi="ta-IN"/>
+              </w:rPr>
+              <w:t xml:space="preserve">த் </w:t>
+            </w:r>
+            <w:r>
+              <w:rPr>
+                <w:rFonts w:ascii="Latha" w:hAnsi="Latha" w:cs="Latha"/>
+                <w:sz w:val="28"/>
+                <w:szCs w:val="28"/>
+                <w:lang w:bidi="ta-IN"/>
+              </w:rPr>
+              <w:t xml:space="preserve">- </w:t>
+            </w:r>
+            <w:r>
+              <w:rPr>
+                <w:rFonts w:ascii="Latha" w:hAnsi="Latha" w:cs="Latha"/>
+                <w:sz w:val="28"/>
+                <w:szCs w:val="28"/>
+                <w:cs/>
+                <w:lang w:bidi="ta-IN"/>
+              </w:rPr>
+              <w:t>பி</w:t>
+            </w:r>
+            <w:r>
+              <w:rPr>
+                <w:rFonts w:ascii="BRH Tamil Tab Extra" w:hAnsi="BRH Tamil Tab Extra" w:cs="Latha"/>
+                <w:b/>
+                <w:sz w:val="32"/>
+                <w:szCs w:val="28"/>
+                <w:lang w:bidi="ta-IN"/>
+              </w:rPr>
+              <w:t>…</w:t>
+            </w:r>
+            <w:r>
+              <w:rPr>
+                <w:rFonts w:ascii="Latha" w:hAnsi="Latha" w:cs="Latha"/>
+                <w:b/>
+                <w:bCs/>
+                <w:position w:val="-12"/>
+                <w:sz w:val="28"/>
+                <w:szCs w:val="28"/>
+                <w:cs/>
+                <w:lang w:bidi="ta-IN"/>
+              </w:rPr>
+              <w:t>4</w:t>
+            </w:r>
+            <w:r>
+              <w:rPr>
+                <w:rFonts w:ascii="Latha" w:hAnsi="Latha" w:cs="Latha"/>
+                <w:b/>
+                <w:bCs/>
+                <w:sz w:val="32"/>
+                <w:szCs w:val="32"/>
+                <w:cs/>
+                <w:lang w:bidi="ta-IN"/>
+              </w:rPr>
+              <w:t>:</w:t>
+            </w:r>
+            <w:r>
+              <w:rPr>
+                <w:rFonts w:ascii="Latha" w:hAnsi="Latha" w:cs="Latha"/>
+                <w:sz w:val="28"/>
+                <w:szCs w:val="28"/>
+                <w:cs/>
+                <w:lang w:bidi="ta-IN"/>
+              </w:rPr>
+              <w:t xml:space="preserve"> </w:t>
+            </w:r>
+            <w:r>
+              <w:rPr>
+                <w:rFonts w:ascii="Latha" w:hAnsi="Latha" w:cs="Latha"/>
+                <w:sz w:val="28"/>
+                <w:szCs w:val="28"/>
+                <w:lang w:bidi="ta-IN"/>
+              </w:rPr>
+              <w:t>|</w:t>
+            </w:r>
+          </w:p>
+          <w:p>
+            <w:pPr>
+              <w:widowControl w:val="0"/>
+              <w:autoSpaceDE w:val="0"/>
+              <w:autoSpaceDN w:val="0"/>
+              <w:adjustRightInd w:val="0"/>
+              <w:spacing w:before="0" w:line="240" w:lineRule="auto"/>
+              <w:rPr>
+                <w:rFonts w:ascii="Latha" w:hAnsi="Latha" w:cs="Latha"/>
+                <w:sz w:val="28"/>
+                <w:szCs w:val="28"/>
+                <w:lang w:bidi="ta-IN"/>
+              </w:rPr>
+            </w:pPr>
+            <w:r>
+              <w:rPr>
+                <w:rFonts w:ascii="Latha" w:hAnsi="Latha" w:cs="Latha"/>
+                <w:sz w:val="28"/>
+                <w:szCs w:val="28"/>
+                <w:cs/>
+                <w:lang w:bidi="ta-IN"/>
+              </w:rPr>
+              <w:t>ரா</w:t>
+            </w:r>
+            <w:r>
+              <w:rPr>
+                <w:rFonts w:ascii="BRH Tamil Tab Extra" w:hAnsi="BRH Tamil Tab Extra" w:cs="Latha"/>
+                <w:b/>
+                <w:sz w:val="32"/>
+                <w:szCs w:val="28"/>
+                <w:lang w:bidi="ta-IN"/>
+              </w:rPr>
+              <w:t>…</w:t>
+            </w:r>
+            <w:r>
+              <w:rPr>
+                <w:rFonts w:ascii="Latha" w:hAnsi="Latha" w:cs="Latha"/>
+                <w:sz w:val="28"/>
+                <w:szCs w:val="28"/>
+                <w:cs/>
+                <w:lang w:bidi="ta-IN"/>
+              </w:rPr>
+              <w:t>ஷ்</w:t>
+            </w:r>
+            <w:r>
+              <w:rPr>
+                <w:rFonts w:ascii="Latha" w:hAnsi="Latha" w:cs="Latha"/>
+                <w:sz w:val="28"/>
+                <w:szCs w:val="28"/>
+                <w:highlight w:val="green"/>
+                <w:cs/>
+                <w:lang w:bidi="ta-IN"/>
+              </w:rPr>
+              <w:t>ட்ர</w:t>
+            </w:r>
+            <w:r>
+              <w:rPr>
+                <w:rFonts w:ascii="BRH Tamil Tab Extra" w:hAnsi="BRH Tamil Tab Extra" w:cs="Latha"/>
+                <w:b/>
+                <w:sz w:val="32"/>
+                <w:szCs w:val="28"/>
+                <w:lang w:bidi="ta-IN"/>
+              </w:rPr>
+              <w:t>…</w:t>
+            </w:r>
+            <w:r>
+              <w:rPr>
+                <w:rFonts w:ascii="Latha" w:hAnsi="Latha" w:cs="Latha"/>
+                <w:sz w:val="28"/>
+                <w:szCs w:val="28"/>
+                <w:cs/>
+                <w:lang w:bidi="ta-IN"/>
+              </w:rPr>
+              <w:t>ப்</w:t>
+            </w:r>
+            <w:r>
+              <w:rPr>
+                <w:rFonts w:ascii="Latha" w:hAnsi="Latha" w:cs="Latha"/>
+                <w:b/>
+                <w:bCs/>
+                <w:position w:val="-12"/>
+                <w:sz w:val="28"/>
+                <w:szCs w:val="28"/>
+                <w:cs/>
+                <w:lang w:bidi="ta-IN"/>
+              </w:rPr>
+              <w:t>4</w:t>
+            </w:r>
+            <w:r>
+              <w:rPr>
+                <w:rFonts w:ascii="Latha" w:hAnsi="Latha" w:cs="Latha"/>
+                <w:b/>
+                <w:bCs/>
+                <w:i/>
+                <w:iCs/>
+                <w:sz w:val="28"/>
+                <w:szCs w:val="28"/>
+                <w:cs/>
+                <w:lang w:bidi="ta-IN"/>
+              </w:rPr>
+              <w:t>ரு</w:t>
+            </w:r>
+            <w:r>
+              <w:rPr>
+                <w:rFonts w:ascii="BRH Tamil Tab Extra" w:hAnsi="BRH Tamil Tab Extra" w:cs="Latha"/>
+                <w:b/>
+                <w:sz w:val="32"/>
+                <w:szCs w:val="28"/>
+                <w:lang w:bidi="ta-IN"/>
+              </w:rPr>
+              <w:t>…</w:t>
+            </w:r>
+            <w:r>
+              <w:rPr>
+                <w:rFonts w:ascii="Latha" w:hAnsi="Latha" w:cs="Latha"/>
+                <w:sz w:val="28"/>
+                <w:szCs w:val="28"/>
+                <w:cs/>
+                <w:lang w:bidi="ta-IN"/>
+              </w:rPr>
+              <w:t>த்வந் தத</w:t>
+            </w:r>
+            <w:r>
+              <w:rPr>
+                <w:rFonts w:ascii="BRH Tamil Tab Extra" w:hAnsi="BRH Tamil Tab Extra" w:cs="Latha"/>
+                <w:b/>
+                <w:sz w:val="36"/>
+                <w:szCs w:val="28"/>
+                <w:lang w:bidi="ta-IN"/>
+              </w:rPr>
+              <w:t>†</w:t>
+            </w:r>
+            <w:r>
+              <w:rPr>
+                <w:rFonts w:ascii="Latha" w:hAnsi="Latha" w:cs="Latha"/>
+                <w:b/>
+                <w:bCs/>
+                <w:sz w:val="32"/>
+                <w:szCs w:val="32"/>
+                <w:cs/>
+                <w:lang w:bidi="ta-IN"/>
+              </w:rPr>
+              <w:t>:</w:t>
+            </w:r>
+            <w:r>
+              <w:rPr>
+                <w:rFonts w:ascii="Latha" w:hAnsi="Latha" w:cs="Latha"/>
+                <w:sz w:val="28"/>
+                <w:szCs w:val="28"/>
+                <w:cs/>
+                <w:lang w:bidi="ta-IN"/>
+              </w:rPr>
+              <w:t xml:space="preserve"> </w:t>
+            </w:r>
+            <w:r>
+              <w:rPr>
+                <w:rFonts w:ascii="Latha" w:hAnsi="Latha" w:cs="Latha"/>
+                <w:sz w:val="28"/>
+                <w:szCs w:val="28"/>
+                <w:lang w:bidi="ta-IN"/>
+              </w:rPr>
+              <w:t>|</w:t>
+            </w:r>
+          </w:p>
+          <w:p>
+            <w:pPr>
+              <w:widowControl w:val="0"/>
+              <w:autoSpaceDE w:val="0"/>
+              <w:autoSpaceDN w:val="0"/>
+              <w:adjustRightInd w:val="0"/>
+              <w:spacing w:before="0" w:line="240" w:lineRule="auto"/>
+              <w:rPr>
+                <w:rFonts w:ascii="Latha" w:hAnsi="Latha" w:cs="Latha"/>
+                <w:sz w:val="28"/>
+                <w:szCs w:val="28"/>
+                <w:cs/>
+                <w:lang w:bidi="ta-IN"/>
+              </w:rPr>
+            </w:pPr>
+            <w:r>
+              <w:rPr>
+                <w:rFonts w:ascii="Latha" w:hAnsi="Latha" w:cs="Latha"/>
+                <w:sz w:val="28"/>
+                <w:szCs w:val="28"/>
+                <w:cs/>
+                <w:lang w:bidi="ta-IN"/>
+              </w:rPr>
+              <w:t>ரா</w:t>
+            </w:r>
+            <w:r>
+              <w:rPr>
+                <w:rFonts w:ascii="BRH Tamil Tab Extra" w:hAnsi="BRH Tamil Tab Extra" w:cs="Latha"/>
+                <w:b/>
+                <w:sz w:val="32"/>
+                <w:szCs w:val="28"/>
+                <w:lang w:bidi="ta-IN"/>
+              </w:rPr>
+              <w:t>…</w:t>
+            </w:r>
+            <w:r>
+              <w:rPr>
+                <w:rFonts w:ascii="Latha" w:hAnsi="Latha" w:cs="Latha"/>
+                <w:sz w:val="28"/>
+                <w:szCs w:val="28"/>
+                <w:cs/>
+                <w:lang w:bidi="ta-IN"/>
+              </w:rPr>
+              <w:t>ஷ்</w:t>
+            </w:r>
+            <w:r>
+              <w:rPr>
+                <w:rFonts w:ascii="Latha" w:hAnsi="Latha" w:cs="Latha"/>
+                <w:sz w:val="28"/>
+                <w:szCs w:val="28"/>
+                <w:highlight w:val="green"/>
+                <w:cs/>
+                <w:lang w:bidi="ta-IN"/>
+              </w:rPr>
+              <w:t>ட்ர</w:t>
+            </w:r>
+            <w:r>
+              <w:rPr>
+                <w:rFonts w:ascii="Latha" w:hAnsi="Latha" w:cs="Latha"/>
+                <w:sz w:val="28"/>
+                <w:szCs w:val="28"/>
+                <w:cs/>
+                <w:lang w:bidi="ta-IN"/>
+              </w:rPr>
+              <w:t xml:space="preserve">மா </w:t>
+            </w:r>
+            <w:r>
+              <w:rPr>
+                <w:rFonts w:ascii="Latha" w:hAnsi="Latha" w:cs="Latha"/>
+                <w:sz w:val="28"/>
+                <w:szCs w:val="28"/>
+                <w:lang w:bidi="ta-IN"/>
+              </w:rPr>
+              <w:t>|</w:t>
+            </w:r>
+          </w:p>
+        </w:tc>
+      </w:tr>
+      <w:tr>
+        <w:trPr>
+          <w:trHeight w:val="918"/>
+        </w:trPr>
+        <w:tc>
+          <w:tcPr>
+            <w:tcW w:w="4048" w:type="dxa"/>
+          </w:tcPr>
+          <w:p>
+            <w:pPr>
+              <w:widowControl w:val="0"/>
+              <w:tabs>
+                <w:tab w:val="left" w:pos="993"/>
+              </w:tabs>
+              <w:autoSpaceDE w:val="0"/>
+              <w:autoSpaceDN w:val="0"/>
+              <w:adjustRightInd w:val="0"/>
+              <w:spacing w:before="0" w:line="252" w:lineRule="auto"/>
+              <w:ind w:right="297"/>
+              <w:rPr>
+                <w:rFonts w:cs="Arial"/>
+                <w:b/>
+                <w:color w:val="000000"/>
+                <w:sz w:val="28"/>
+                <w:szCs w:val="32"/>
+              </w:rPr>
+            </w:pPr>
+            <w:r>
+              <w:rPr>
+                <w:rFonts w:cs="Arial"/>
+                <w:b/>
+                <w:color w:val="000000"/>
+                <w:sz w:val="28"/>
+                <w:szCs w:val="32"/>
+              </w:rPr>
+              <w:t>T.S.</w:t>
+            </w:r>
+            <w:r>
+              <w:rPr>
+                <w:rFonts w:cs="Arial"/>
+                <w:b/>
+                <w:color w:val="000000"/>
+                <w:sz w:val="28"/>
+                <w:szCs w:val="32"/>
+              </w:rPr>
               <w:t xml:space="preserve">3.4.7.3 </w:t>
             </w:r>
             <w:r>
@@ -940,6 +3342,2494 @@
                 <w:sz w:val="28"/>
                 <w:szCs w:val="32"/>
               </w:rPr>
+              <w:lastRenderedPageBreak/>
+              <w:t>T.S.</w:t>
+            </w:r>
+            <w:r>
+              <w:rPr>
+                <w:rFonts w:cs="Arial"/>
+                <w:b/>
+                <w:color w:val="000000"/>
+                <w:sz w:val="28"/>
+                <w:szCs w:val="32"/>
+              </w:rPr>
+              <w:t>3.4.</w:t>
+            </w:r>
+            <w:r>
+              <w:rPr>
+                <w:rFonts w:cs="Arial"/>
+                <w:b/>
+                <w:color w:val="000000"/>
+                <w:sz w:val="28"/>
+                <w:szCs w:val="32"/>
+              </w:rPr>
+              <w:t>8</w:t>
+            </w:r>
+            <w:r>
+              <w:rPr>
+                <w:rFonts w:cs="Arial"/>
+                <w:b/>
+                <w:color w:val="000000"/>
+                <w:sz w:val="28"/>
+                <w:szCs w:val="32"/>
+              </w:rPr>
+              <w:t xml:space="preserve">.3 </w:t>
+            </w:r>
+            <w:r>
+              <w:rPr>
+                <w:rFonts w:cs="Arial"/>
+                <w:b/>
+                <w:color w:val="000000"/>
+                <w:sz w:val="28"/>
+                <w:szCs w:val="32"/>
+              </w:rPr>
+              <w:t>– Kramam</w:t>
+            </w:r>
+          </w:p>
+          <w:p>
+            <w:pPr>
+              <w:widowControl w:val="0"/>
+              <w:tabs>
+                <w:tab w:val="left" w:pos="993"/>
+              </w:tabs>
+              <w:autoSpaceDE w:val="0"/>
+              <w:autoSpaceDN w:val="0"/>
+              <w:adjustRightInd w:val="0"/>
+              <w:spacing w:before="0" w:line="252" w:lineRule="auto"/>
+              <w:ind w:right="297"/>
+              <w:rPr>
+                <w:rFonts w:cs="Arial"/>
+                <w:b/>
+                <w:color w:val="000000"/>
+                <w:sz w:val="28"/>
+                <w:szCs w:val="32"/>
+              </w:rPr>
+            </w:pPr>
+            <w:r>
+              <w:rPr>
+                <w:rFonts w:cs="Arial"/>
+                <w:b/>
+                <w:color w:val="000000"/>
+                <w:sz w:val="28"/>
+                <w:szCs w:val="32"/>
+              </w:rPr>
+              <w:t xml:space="preserve">Krama Vaakyam No. - </w:t>
+            </w:r>
+            <w:r>
+              <w:rPr>
+                <w:rFonts w:cs="Arial"/>
+                <w:b/>
+                <w:color w:val="000000"/>
+                <w:sz w:val="28"/>
+                <w:szCs w:val="32"/>
+              </w:rPr>
+              <w:t>3</w:t>
+            </w:r>
+            <w:r>
+              <w:rPr>
+                <w:rFonts w:cs="Arial"/>
+                <w:b/>
+                <w:color w:val="000000"/>
+                <w:sz w:val="28"/>
+                <w:szCs w:val="32"/>
+              </w:rPr>
+              <w:t>9</w:t>
+            </w:r>
+          </w:p>
+          <w:p>
+            <w:pPr>
+              <w:widowControl w:val="0"/>
+              <w:tabs>
+                <w:tab w:val="left" w:pos="993"/>
+              </w:tabs>
+              <w:autoSpaceDE w:val="0"/>
+              <w:autoSpaceDN w:val="0"/>
+              <w:adjustRightInd w:val="0"/>
+              <w:spacing w:before="0" w:line="252" w:lineRule="auto"/>
+              <w:ind w:right="297"/>
+              <w:rPr>
+                <w:rFonts w:cs="Arial"/>
+                <w:b/>
+                <w:color w:val="000000"/>
+                <w:sz w:val="28"/>
+                <w:szCs w:val="32"/>
+              </w:rPr>
+            </w:pPr>
+            <w:r>
+              <w:rPr>
+                <w:rFonts w:cs="Arial"/>
+                <w:b/>
+                <w:color w:val="000000"/>
+                <w:sz w:val="28"/>
+                <w:szCs w:val="32"/>
+              </w:rPr>
+              <w:t>Panchaati No</w:t>
+            </w:r>
+            <w:r>
+              <w:rPr>
+                <w:rFonts w:cs="Arial"/>
+                <w:b/>
+                <w:color w:val="000000"/>
+                <w:szCs w:val="32"/>
+              </w:rPr>
+              <w:t>. -</w:t>
+            </w:r>
+            <w:r>
+              <w:rPr>
+                <w:rFonts w:cs="Arial"/>
+                <w:b/>
+                <w:color w:val="000000"/>
+                <w:szCs w:val="32"/>
+              </w:rPr>
+              <w:t xml:space="preserve"> </w:t>
+            </w:r>
+            <w:r>
+              <w:rPr>
+                <w:rFonts w:cs="Arial"/>
+                <w:b/>
+                <w:color w:val="000000"/>
+                <w:sz w:val="28"/>
+                <w:szCs w:val="32"/>
+              </w:rPr>
+              <w:t>24</w:t>
+            </w:r>
+          </w:p>
+        </w:tc>
+        <w:tc>
+          <w:tcPr>
+            <w:tcW w:w="4819" w:type="dxa"/>
+          </w:tcPr>
+          <w:p>
+            <w:pPr>
+              <w:widowControl w:val="0"/>
+              <w:autoSpaceDE w:val="0"/>
+              <w:autoSpaceDN w:val="0"/>
+              <w:adjustRightInd w:val="0"/>
+              <w:spacing w:before="0" w:line="240" w:lineRule="auto"/>
+              <w:rPr>
+                <w:rFonts w:ascii="Latha" w:hAnsi="Latha" w:cs="Latha"/>
+                <w:sz w:val="28"/>
+                <w:szCs w:val="28"/>
+                <w:cs/>
+                <w:lang w:bidi="ta-IN"/>
+              </w:rPr>
+            </w:pPr>
+            <w:r>
+              <w:rPr>
+                <w:rFonts w:ascii="Latha" w:hAnsi="Latha" w:cs="Latha"/>
+                <w:sz w:val="28"/>
+                <w:szCs w:val="28"/>
+                <w:cs/>
+                <w:lang w:bidi="ta-IN"/>
+              </w:rPr>
+              <w:t>ரா</w:t>
+            </w:r>
+            <w:r>
+              <w:rPr>
+                <w:rFonts w:ascii="BRH Tamil Tab Extra" w:hAnsi="BRH Tamil Tab Extra" w:cs="Latha"/>
+                <w:b/>
+                <w:sz w:val="32"/>
+                <w:szCs w:val="28"/>
+                <w:highlight w:val="yellow"/>
+                <w:lang w:bidi="ta-IN"/>
+              </w:rPr>
+              <w:t>…</w:t>
+            </w:r>
+            <w:r>
+              <w:rPr>
+                <w:rFonts w:ascii="Latha" w:hAnsi="Latha" w:cs="Latha"/>
+                <w:sz w:val="28"/>
+                <w:szCs w:val="28"/>
+                <w:highlight w:val="yellow"/>
+                <w:cs/>
+                <w:lang w:bidi="ta-IN"/>
+              </w:rPr>
+              <w:t>ஷ்</w:t>
+            </w:r>
+            <w:r>
+              <w:rPr>
+                <w:rFonts w:ascii="Latha" w:hAnsi="Latha" w:cs="Latha" w:hint="cs"/>
+                <w:sz w:val="28"/>
+                <w:szCs w:val="28"/>
+                <w:highlight w:val="yellow"/>
+                <w:cs/>
+                <w:lang w:bidi="ta-IN"/>
+              </w:rPr>
+              <w:t>டே</w:t>
+            </w:r>
+            <w:r>
+              <w:rPr>
+                <w:rFonts w:ascii="Latha" w:hAnsi="Latha" w:cs="Latha"/>
+                <w:sz w:val="28"/>
+                <w:szCs w:val="28"/>
+                <w:cs/>
+                <w:lang w:bidi="ta-IN"/>
+              </w:rPr>
+              <w:t xml:space="preserve"> க</w:t>
+            </w:r>
+            <w:r>
+              <w:rPr>
+                <w:rFonts w:ascii="Latha" w:hAnsi="Latha" w:cs="Latha"/>
+                <w:b/>
+                <w:bCs/>
+                <w:position w:val="-12"/>
+                <w:sz w:val="28"/>
+                <w:szCs w:val="28"/>
+                <w:cs/>
+                <w:lang w:bidi="ta-IN"/>
+              </w:rPr>
+              <w:t>2</w:t>
+            </w:r>
+            <w:r>
+              <w:rPr>
+                <w:rFonts w:ascii="Latha" w:hAnsi="Latha" w:cs="Latha"/>
+                <w:sz w:val="28"/>
+                <w:szCs w:val="28"/>
+                <w:cs/>
+                <w:lang w:bidi="ta-IN"/>
+              </w:rPr>
+              <w:t>லு</w:t>
+            </w:r>
+            <w:r>
+              <w:rPr>
+                <w:rFonts w:ascii="BRH Tamil Tab Extra" w:hAnsi="BRH Tamil Tab Extra" w:cs="Latha"/>
+                <w:b/>
+                <w:sz w:val="36"/>
+                <w:szCs w:val="28"/>
+                <w:lang w:bidi="ta-IN"/>
+              </w:rPr>
+              <w:t>†</w:t>
+            </w:r>
+            <w:r>
+              <w:rPr>
+                <w:rFonts w:ascii="Latha" w:hAnsi="Latha" w:cs="Latha"/>
+                <w:sz w:val="28"/>
+                <w:szCs w:val="28"/>
+                <w:lang w:bidi="ta-IN"/>
+              </w:rPr>
+              <w:t xml:space="preserve"> | </w:t>
+            </w:r>
+            <w:r>
+              <w:rPr>
+                <w:rFonts w:ascii="Latha" w:hAnsi="Latha" w:cs="Latha"/>
+                <w:sz w:val="28"/>
+                <w:szCs w:val="28"/>
+                <w:cs/>
+                <w:lang w:bidi="ta-IN"/>
+              </w:rPr>
+              <w:t>க</w:t>
+            </w:r>
+            <w:r>
+              <w:rPr>
+                <w:rFonts w:ascii="Latha" w:hAnsi="Latha" w:cs="Latha"/>
+                <w:b/>
+                <w:bCs/>
+                <w:position w:val="-12"/>
+                <w:sz w:val="28"/>
+                <w:szCs w:val="28"/>
+                <w:cs/>
+                <w:lang w:bidi="ta-IN"/>
+              </w:rPr>
+              <w:t>2</w:t>
+            </w:r>
+            <w:r>
+              <w:rPr>
+                <w:rFonts w:ascii="Latha" w:hAnsi="Latha" w:cs="Latha"/>
+                <w:sz w:val="28"/>
+                <w:szCs w:val="28"/>
+                <w:cs/>
+                <w:lang w:bidi="ta-IN"/>
+              </w:rPr>
+              <w:t>லு</w:t>
+            </w:r>
+            <w:r>
+              <w:rPr>
+                <w:rFonts w:ascii="BRH Tamil Tab Extra" w:hAnsi="BRH Tamil Tab Extra" w:cs="Latha"/>
+                <w:b/>
+                <w:sz w:val="32"/>
+                <w:szCs w:val="28"/>
+                <w:lang w:bidi="ta-IN"/>
+              </w:rPr>
+              <w:t>…</w:t>
+            </w:r>
+            <w:r>
+              <w:rPr>
+                <w:rFonts w:ascii="Latha" w:hAnsi="Latha" w:cs="Latha"/>
+                <w:sz w:val="28"/>
+                <w:szCs w:val="28"/>
+                <w:lang w:bidi="ta-IN"/>
+              </w:rPr>
+              <w:t xml:space="preserve"> </w:t>
+            </w:r>
+            <w:r>
+              <w:rPr>
+                <w:rFonts w:ascii="Latha" w:hAnsi="Latha" w:cs="Latha"/>
+                <w:sz w:val="28"/>
+                <w:szCs w:val="28"/>
+                <w:cs/>
+                <w:lang w:bidi="ta-IN"/>
+              </w:rPr>
+              <w:t xml:space="preserve">வை </w:t>
+            </w:r>
+            <w:r>
+              <w:rPr>
+                <w:rFonts w:ascii="Latha" w:hAnsi="Latha" w:cs="Latha"/>
+                <w:sz w:val="28"/>
+                <w:szCs w:val="28"/>
+                <w:lang w:bidi="ta-IN"/>
+              </w:rPr>
+              <w:t>|</w:t>
+            </w:r>
+          </w:p>
+        </w:tc>
+        <w:tc>
+          <w:tcPr>
+            <w:tcW w:w="5103" w:type="dxa"/>
+          </w:tcPr>
+          <w:p>
+            <w:pPr>
+              <w:widowControl w:val="0"/>
+              <w:autoSpaceDE w:val="0"/>
+              <w:autoSpaceDN w:val="0"/>
+              <w:adjustRightInd w:val="0"/>
+              <w:spacing w:before="0" w:line="240" w:lineRule="auto"/>
+              <w:rPr>
+                <w:rFonts w:ascii="Latha" w:hAnsi="Latha" w:cs="Latha"/>
+                <w:sz w:val="28"/>
+                <w:szCs w:val="28"/>
+                <w:cs/>
+                <w:lang w:bidi="ta-IN"/>
+              </w:rPr>
+            </w:pPr>
+            <w:r>
+              <w:rPr>
+                <w:rFonts w:ascii="Latha" w:hAnsi="Latha" w:cs="Latha"/>
+                <w:sz w:val="28"/>
+                <w:szCs w:val="28"/>
+                <w:cs/>
+                <w:lang w:bidi="ta-IN"/>
+              </w:rPr>
+              <w:t>ரா</w:t>
+            </w:r>
+            <w:r>
+              <w:rPr>
+                <w:rFonts w:ascii="BRH Tamil Tab Extra" w:hAnsi="BRH Tamil Tab Extra" w:cs="Latha"/>
+                <w:b/>
+                <w:sz w:val="32"/>
+                <w:szCs w:val="28"/>
+                <w:lang w:bidi="ta-IN"/>
+              </w:rPr>
+              <w:t>…</w:t>
+            </w:r>
+            <w:r>
+              <w:rPr>
+                <w:rFonts w:ascii="Latha" w:hAnsi="Latha" w:cs="Latha"/>
+                <w:sz w:val="28"/>
+                <w:szCs w:val="28"/>
+                <w:highlight w:val="green"/>
+                <w:cs/>
+                <w:lang w:bidi="ta-IN"/>
+              </w:rPr>
+              <w:t>ஷ்ட்ரே</w:t>
+            </w:r>
+            <w:r>
+              <w:rPr>
+                <w:rFonts w:ascii="Latha" w:hAnsi="Latha" w:cs="Latha"/>
+                <w:sz w:val="28"/>
+                <w:szCs w:val="28"/>
+                <w:cs/>
+                <w:lang w:bidi="ta-IN"/>
+              </w:rPr>
+              <w:t xml:space="preserve"> க</w:t>
+            </w:r>
+            <w:r>
+              <w:rPr>
+                <w:rFonts w:ascii="Latha" w:hAnsi="Latha" w:cs="Latha"/>
+                <w:b/>
+                <w:bCs/>
+                <w:position w:val="-12"/>
+                <w:sz w:val="28"/>
+                <w:szCs w:val="28"/>
+                <w:cs/>
+                <w:lang w:bidi="ta-IN"/>
+              </w:rPr>
+              <w:t>2</w:t>
+            </w:r>
+            <w:r>
+              <w:rPr>
+                <w:rFonts w:ascii="Latha" w:hAnsi="Latha" w:cs="Latha"/>
+                <w:sz w:val="28"/>
+                <w:szCs w:val="28"/>
+                <w:cs/>
+                <w:lang w:bidi="ta-IN"/>
+              </w:rPr>
+              <w:t>லு</w:t>
+            </w:r>
+            <w:r>
+              <w:rPr>
+                <w:rFonts w:ascii="BRH Tamil Tab Extra" w:hAnsi="BRH Tamil Tab Extra" w:cs="Latha"/>
+                <w:b/>
+                <w:sz w:val="36"/>
+                <w:szCs w:val="28"/>
+                <w:lang w:bidi="ta-IN"/>
+              </w:rPr>
+              <w:t>†</w:t>
+            </w:r>
+            <w:r>
+              <w:rPr>
+                <w:rFonts w:ascii="Latha" w:hAnsi="Latha" w:cs="Latha"/>
+                <w:sz w:val="28"/>
+                <w:szCs w:val="28"/>
+                <w:lang w:bidi="ta-IN"/>
+              </w:rPr>
+              <w:t xml:space="preserve"> | </w:t>
+            </w:r>
+            <w:r>
+              <w:rPr>
+                <w:rFonts w:ascii="Latha" w:hAnsi="Latha" w:cs="Latha"/>
+                <w:sz w:val="28"/>
+                <w:szCs w:val="28"/>
+                <w:cs/>
+                <w:lang w:bidi="ta-IN"/>
+              </w:rPr>
+              <w:t>க</w:t>
+            </w:r>
+            <w:r>
+              <w:rPr>
+                <w:rFonts w:ascii="Latha" w:hAnsi="Latha" w:cs="Latha"/>
+                <w:b/>
+                <w:bCs/>
+                <w:position w:val="-12"/>
+                <w:sz w:val="28"/>
+                <w:szCs w:val="28"/>
+                <w:cs/>
+                <w:lang w:bidi="ta-IN"/>
+              </w:rPr>
+              <w:t>2</w:t>
+            </w:r>
+            <w:r>
+              <w:rPr>
+                <w:rFonts w:ascii="Latha" w:hAnsi="Latha" w:cs="Latha"/>
+                <w:sz w:val="28"/>
+                <w:szCs w:val="28"/>
+                <w:cs/>
+                <w:lang w:bidi="ta-IN"/>
+              </w:rPr>
+              <w:t>லு</w:t>
+            </w:r>
+            <w:r>
+              <w:rPr>
+                <w:rFonts w:ascii="BRH Tamil Tab Extra" w:hAnsi="BRH Tamil Tab Extra" w:cs="Latha"/>
+                <w:b/>
+                <w:sz w:val="32"/>
+                <w:szCs w:val="28"/>
+                <w:lang w:bidi="ta-IN"/>
+              </w:rPr>
+              <w:t>…</w:t>
+            </w:r>
+            <w:r>
+              <w:rPr>
+                <w:rFonts w:ascii="Latha" w:hAnsi="Latha" w:cs="Latha"/>
+                <w:sz w:val="28"/>
+                <w:szCs w:val="28"/>
+                <w:lang w:bidi="ta-IN"/>
+              </w:rPr>
+              <w:t xml:space="preserve"> </w:t>
+            </w:r>
+            <w:r>
+              <w:rPr>
+                <w:rFonts w:ascii="Latha" w:hAnsi="Latha" w:cs="Latha"/>
+                <w:sz w:val="28"/>
+                <w:szCs w:val="28"/>
+                <w:cs/>
+                <w:lang w:bidi="ta-IN"/>
+              </w:rPr>
+              <w:t xml:space="preserve">வை </w:t>
+            </w:r>
+            <w:r>
+              <w:rPr>
+                <w:rFonts w:ascii="Latha" w:hAnsi="Latha" w:cs="Latha"/>
+                <w:sz w:val="28"/>
+                <w:szCs w:val="28"/>
+                <w:lang w:bidi="ta-IN"/>
+              </w:rPr>
+              <w:t>|</w:t>
+            </w:r>
+          </w:p>
+        </w:tc>
+      </w:tr>
+      <w:tr>
+        <w:trPr>
+          <w:trHeight w:val="1405"/>
+        </w:trPr>
+        <w:tc>
+          <w:tcPr>
+            <w:tcW w:w="4048" w:type="dxa"/>
+          </w:tcPr>
+          <w:p>
+            <w:pPr>
+              <w:widowControl w:val="0"/>
+              <w:tabs>
+                <w:tab w:val="left" w:pos="993"/>
+              </w:tabs>
+              <w:autoSpaceDE w:val="0"/>
+              <w:autoSpaceDN w:val="0"/>
+              <w:adjustRightInd w:val="0"/>
+              <w:spacing w:before="0" w:line="252" w:lineRule="auto"/>
+              <w:ind w:right="297"/>
+              <w:rPr>
+                <w:rFonts w:cs="Arial"/>
+                <w:b/>
+                <w:color w:val="000000"/>
+                <w:sz w:val="28"/>
+                <w:szCs w:val="32"/>
+              </w:rPr>
+            </w:pPr>
+            <w:r>
+              <w:rPr>
+                <w:rFonts w:cs="Arial"/>
+                <w:b/>
+                <w:color w:val="000000"/>
+                <w:sz w:val="28"/>
+                <w:szCs w:val="32"/>
+              </w:rPr>
+              <w:t>T.S.</w:t>
+            </w:r>
+            <w:r>
+              <w:rPr>
+                <w:rFonts w:cs="Arial"/>
+                <w:b/>
+                <w:color w:val="000000"/>
+                <w:sz w:val="28"/>
+                <w:szCs w:val="32"/>
+              </w:rPr>
+              <w:t>3.4.</w:t>
+            </w:r>
+            <w:r>
+              <w:rPr>
+                <w:rFonts w:cs="Arial"/>
+                <w:b/>
+                <w:color w:val="000000"/>
+                <w:sz w:val="28"/>
+                <w:szCs w:val="32"/>
+              </w:rPr>
+              <w:t>9</w:t>
+            </w:r>
+            <w:r>
+              <w:rPr>
+                <w:rFonts w:cs="Arial"/>
+                <w:b/>
+                <w:color w:val="000000"/>
+                <w:sz w:val="28"/>
+                <w:szCs w:val="32"/>
+              </w:rPr>
+              <w:t>.</w:t>
+            </w:r>
+            <w:r>
+              <w:rPr>
+                <w:rFonts w:cs="Arial"/>
+                <w:b/>
+                <w:color w:val="000000"/>
+                <w:sz w:val="28"/>
+                <w:szCs w:val="32"/>
+              </w:rPr>
+              <w:t>1</w:t>
+            </w:r>
+            <w:r>
+              <w:rPr>
+                <w:rFonts w:cs="Arial"/>
+                <w:b/>
+                <w:color w:val="000000"/>
+                <w:sz w:val="28"/>
+                <w:szCs w:val="32"/>
+              </w:rPr>
+              <w:t xml:space="preserve"> </w:t>
+            </w:r>
+            <w:r>
+              <w:rPr>
+                <w:rFonts w:cs="Arial"/>
+                <w:b/>
+                <w:color w:val="000000"/>
+                <w:sz w:val="28"/>
+                <w:szCs w:val="32"/>
+              </w:rPr>
+              <w:t>– Kramam</w:t>
+            </w:r>
+          </w:p>
+          <w:p>
+            <w:pPr>
+              <w:widowControl w:val="0"/>
+              <w:tabs>
+                <w:tab w:val="left" w:pos="993"/>
+              </w:tabs>
+              <w:autoSpaceDE w:val="0"/>
+              <w:autoSpaceDN w:val="0"/>
+              <w:adjustRightInd w:val="0"/>
+              <w:spacing w:before="0" w:line="252" w:lineRule="auto"/>
+              <w:ind w:right="297"/>
+              <w:rPr>
+                <w:rFonts w:cs="Arial"/>
+                <w:b/>
+                <w:color w:val="000000"/>
+                <w:sz w:val="28"/>
+                <w:szCs w:val="32"/>
+              </w:rPr>
+            </w:pPr>
+            <w:r>
+              <w:rPr>
+                <w:rFonts w:cs="Arial"/>
+                <w:b/>
+                <w:color w:val="000000"/>
+                <w:sz w:val="28"/>
+                <w:szCs w:val="32"/>
+              </w:rPr>
+              <w:t xml:space="preserve">Krama Vaakyam No. - </w:t>
+            </w:r>
+            <w:r>
+              <w:rPr>
+                <w:rFonts w:cs="Arial"/>
+                <w:b/>
+                <w:color w:val="000000"/>
+                <w:sz w:val="28"/>
+                <w:szCs w:val="32"/>
+              </w:rPr>
+              <w:t>4</w:t>
+            </w:r>
+          </w:p>
+          <w:p>
+            <w:pPr>
+              <w:widowControl w:val="0"/>
+              <w:tabs>
+                <w:tab w:val="left" w:pos="993"/>
+              </w:tabs>
+              <w:autoSpaceDE w:val="0"/>
+              <w:autoSpaceDN w:val="0"/>
+              <w:adjustRightInd w:val="0"/>
+              <w:spacing w:before="0" w:line="252" w:lineRule="auto"/>
+              <w:ind w:right="297"/>
+              <w:rPr>
+                <w:rFonts w:cs="Arial"/>
+                <w:b/>
+                <w:color w:val="000000"/>
+                <w:sz w:val="28"/>
+                <w:szCs w:val="32"/>
+              </w:rPr>
+            </w:pPr>
+            <w:r>
+              <w:rPr>
+                <w:rFonts w:cs="Arial"/>
+                <w:b/>
+                <w:color w:val="000000"/>
+                <w:sz w:val="28"/>
+                <w:szCs w:val="32"/>
+              </w:rPr>
+              <w:t>Panchaati No</w:t>
+            </w:r>
+            <w:r>
+              <w:rPr>
+                <w:rFonts w:cs="Arial"/>
+                <w:b/>
+                <w:color w:val="000000"/>
+                <w:szCs w:val="32"/>
+              </w:rPr>
+              <w:t>. -</w:t>
+            </w:r>
+            <w:r>
+              <w:rPr>
+                <w:rFonts w:cs="Arial"/>
+                <w:b/>
+                <w:color w:val="000000"/>
+                <w:szCs w:val="32"/>
+              </w:rPr>
+              <w:t xml:space="preserve"> </w:t>
+            </w:r>
+            <w:r>
+              <w:rPr>
+                <w:rFonts w:cs="Arial"/>
+                <w:b/>
+                <w:color w:val="000000"/>
+                <w:sz w:val="28"/>
+                <w:szCs w:val="32"/>
+              </w:rPr>
+              <w:t>2</w:t>
+            </w:r>
+            <w:r>
+              <w:rPr>
+                <w:rFonts w:cs="Arial"/>
+                <w:b/>
+                <w:color w:val="000000"/>
+                <w:sz w:val="28"/>
+                <w:szCs w:val="32"/>
+              </w:rPr>
+              <w:t>9</w:t>
+            </w:r>
+          </w:p>
+        </w:tc>
+        <w:tc>
+          <w:tcPr>
+            <w:tcW w:w="4819" w:type="dxa"/>
+          </w:tcPr>
+          <w:p>
+            <w:pPr>
+              <w:widowControl w:val="0"/>
+              <w:autoSpaceDE w:val="0"/>
+              <w:autoSpaceDN w:val="0"/>
+              <w:adjustRightInd w:val="0"/>
+              <w:spacing w:before="0" w:line="240" w:lineRule="auto"/>
+              <w:rPr>
+                <w:rFonts w:ascii="Latha" w:hAnsi="Latha" w:cs="Latha"/>
+                <w:sz w:val="28"/>
+                <w:szCs w:val="28"/>
+                <w:cs/>
+                <w:lang w:bidi="ta-IN"/>
+              </w:rPr>
+            </w:pPr>
+            <w:r>
+              <w:rPr>
+                <w:rFonts w:ascii="Latha" w:hAnsi="Latha" w:cs="Latha"/>
+                <w:sz w:val="28"/>
+                <w:szCs w:val="28"/>
+                <w:cs/>
+                <w:lang w:bidi="ta-IN"/>
+              </w:rPr>
+              <w:t>ப்ர</w:t>
+            </w:r>
+            <w:r>
+              <w:rPr>
+                <w:rFonts w:ascii="BRH Tamil Tab Extra" w:hAnsi="BRH Tamil Tab Extra" w:cs="Latha"/>
+                <w:b/>
+                <w:sz w:val="32"/>
+                <w:szCs w:val="28"/>
+                <w:lang w:bidi="ta-IN"/>
+              </w:rPr>
+              <w:t>…</w:t>
+            </w:r>
+            <w:r>
+              <w:rPr>
+                <w:rFonts w:ascii="Latha" w:hAnsi="Latha" w:cs="Latha"/>
+                <w:sz w:val="28"/>
+                <w:szCs w:val="28"/>
+                <w:cs/>
+                <w:lang w:bidi="ta-IN"/>
+              </w:rPr>
+              <w:t>ஜாகா</w:t>
+            </w:r>
+            <w:r>
+              <w:rPr>
+                <w:rFonts w:ascii="BRH Tamil Tab Extra" w:hAnsi="BRH Tamil Tab Extra" w:cs="Latha"/>
+                <w:b/>
+                <w:sz w:val="36"/>
+                <w:szCs w:val="28"/>
+                <w:highlight w:val="yellow"/>
+                <w:lang w:bidi="ta-IN"/>
+              </w:rPr>
+              <w:t>†</w:t>
+            </w:r>
+            <w:r>
+              <w:rPr>
+                <w:rFonts w:ascii="Latha" w:hAnsi="Latha" w:cs="Latha"/>
+                <w:sz w:val="28"/>
+                <w:szCs w:val="28"/>
+                <w:highlight w:val="yellow"/>
+                <w:cs/>
+                <w:lang w:bidi="ta-IN"/>
+              </w:rPr>
+              <w:t>ம</w:t>
+            </w:r>
+            <w:r>
+              <w:rPr>
+                <w:rFonts w:ascii="BRH Tamil Tab Extra" w:hAnsi="BRH Tamil Tab Extra" w:cs="Latha"/>
+                <w:b/>
+                <w:sz w:val="32"/>
+                <w:szCs w:val="28"/>
+                <w:highlight w:val="yellow"/>
+                <w:lang w:bidi="ta-IN"/>
+              </w:rPr>
+              <w:t>…</w:t>
+            </w:r>
+            <w:r>
+              <w:rPr>
+                <w:rFonts w:ascii="Latha" w:hAnsi="Latha" w:cs="Latha"/>
+                <w:b/>
+                <w:bCs/>
+                <w:sz w:val="32"/>
+                <w:szCs w:val="32"/>
+                <w:highlight w:val="yellow"/>
+                <w:cs/>
+                <w:lang w:bidi="ta-IN"/>
+              </w:rPr>
+              <w:t>:</w:t>
+            </w:r>
+            <w:r>
+              <w:rPr>
+                <w:rFonts w:ascii="Latha" w:hAnsi="Latha" w:cs="Latha"/>
+                <w:sz w:val="28"/>
+                <w:szCs w:val="28"/>
+                <w:highlight w:val="yellow"/>
+                <w:cs/>
+                <w:lang w:bidi="ta-IN"/>
+              </w:rPr>
+              <w:t xml:space="preserve"> ச</w:t>
+            </w:r>
+            <w:r>
+              <w:rPr>
+                <w:rFonts w:ascii="Latha" w:hAnsi="Latha" w:cs="Latha"/>
+                <w:b/>
+                <w:bCs/>
+                <w:position w:val="-12"/>
+                <w:sz w:val="28"/>
+                <w:szCs w:val="28"/>
+                <w:highlight w:val="yellow"/>
+                <w:cs/>
+                <w:lang w:bidi="ta-IN"/>
+              </w:rPr>
+              <w:t>2</w:t>
+            </w:r>
+            <w:r>
+              <w:rPr>
+                <w:rFonts w:ascii="Latha" w:hAnsi="Latha" w:cs="Latha"/>
+                <w:sz w:val="28"/>
+                <w:szCs w:val="28"/>
+                <w:highlight w:val="yellow"/>
+                <w:cs/>
+                <w:lang w:bidi="ta-IN"/>
+              </w:rPr>
+              <w:t>ந்தா</w:t>
+            </w:r>
+            <w:r>
+              <w:rPr>
+                <w:rFonts w:ascii="Latha" w:hAnsi="Latha" w:cs="Latha"/>
+                <w:b/>
+                <w:bCs/>
+                <w:position w:val="-12"/>
+                <w:sz w:val="28"/>
+                <w:szCs w:val="28"/>
+                <w:cs/>
+                <w:lang w:bidi="ta-IN"/>
+              </w:rPr>
+              <w:t>3</w:t>
+            </w:r>
+            <w:r>
+              <w:rPr>
+                <w:rFonts w:ascii="BRH Devanagari Extra" w:hAnsi="BRH Devanagari Extra" w:cs="Latha"/>
+                <w:b/>
+                <w:sz w:val="36"/>
+                <w:szCs w:val="28"/>
+                <w:lang w:bidi="ta-IN"/>
+              </w:rPr>
+              <w:t>óè</w:t>
+            </w:r>
+            <w:r>
+              <w:rPr>
+                <w:rFonts w:ascii="BRH Tamil Tab Extra" w:hAnsi="BRH Tamil Tab Extra" w:cs="Latha"/>
+                <w:b/>
+                <w:sz w:val="36"/>
+                <w:szCs w:val="28"/>
+                <w:lang w:bidi="ta-IN"/>
+              </w:rPr>
+              <w:t>†</w:t>
+            </w:r>
+            <w:r>
+              <w:rPr>
+                <w:rFonts w:ascii="Latha" w:hAnsi="Latha" w:cs="Latha"/>
+                <w:sz w:val="28"/>
+                <w:szCs w:val="28"/>
+                <w:cs/>
+                <w:lang w:bidi="ta-IN"/>
+              </w:rPr>
+              <w:t xml:space="preserve">ஸி </w:t>
+            </w:r>
+            <w:r>
+              <w:rPr>
+                <w:rFonts w:ascii="Latha" w:hAnsi="Latha" w:cs="Latha"/>
+                <w:sz w:val="28"/>
+                <w:szCs w:val="28"/>
+                <w:lang w:bidi="ta-IN"/>
+              </w:rPr>
+              <w:t>|</w:t>
+            </w:r>
+          </w:p>
+        </w:tc>
+        <w:tc>
+          <w:tcPr>
+            <w:tcW w:w="5103" w:type="dxa"/>
+          </w:tcPr>
+          <w:p>
+            <w:pPr>
+              <w:widowControl w:val="0"/>
+              <w:autoSpaceDE w:val="0"/>
+              <w:autoSpaceDN w:val="0"/>
+              <w:adjustRightInd w:val="0"/>
+              <w:spacing w:before="0" w:line="240" w:lineRule="auto"/>
+              <w:rPr>
+                <w:rFonts w:ascii="Latha" w:hAnsi="Latha" w:cs="Latha"/>
+                <w:sz w:val="28"/>
+                <w:szCs w:val="28"/>
+                <w:cs/>
+                <w:lang w:bidi="ta-IN"/>
+              </w:rPr>
+            </w:pPr>
+            <w:r>
+              <w:rPr>
+                <w:rFonts w:ascii="Latha" w:hAnsi="Latha" w:cs="Latha"/>
+                <w:sz w:val="28"/>
+                <w:szCs w:val="28"/>
+                <w:cs/>
+                <w:lang w:bidi="ta-IN"/>
+              </w:rPr>
+              <w:t>ப்ர</w:t>
+            </w:r>
+            <w:r>
+              <w:rPr>
+                <w:rFonts w:ascii="BRH Tamil Tab Extra" w:hAnsi="BRH Tamil Tab Extra" w:cs="Latha"/>
+                <w:b/>
+                <w:sz w:val="32"/>
+                <w:szCs w:val="28"/>
+                <w:lang w:bidi="ta-IN"/>
+              </w:rPr>
+              <w:t>…</w:t>
+            </w:r>
+            <w:r>
+              <w:rPr>
+                <w:rFonts w:ascii="Latha" w:hAnsi="Latha" w:cs="Latha"/>
+                <w:sz w:val="28"/>
+                <w:szCs w:val="28"/>
+                <w:cs/>
+                <w:lang w:bidi="ta-IN"/>
+              </w:rPr>
+              <w:t>ஜாகா</w:t>
+            </w:r>
+            <w:r>
+              <w:rPr>
+                <w:rFonts w:ascii="BRH Tamil Tab Extra" w:hAnsi="BRH Tamil Tab Extra" w:cs="Latha"/>
+                <w:b/>
+                <w:sz w:val="36"/>
+                <w:szCs w:val="28"/>
+                <w:highlight w:val="green"/>
+                <w:lang w:bidi="ta-IN"/>
+              </w:rPr>
+              <w:t>†</w:t>
+            </w:r>
+            <w:r>
+              <w:rPr>
+                <w:rFonts w:ascii="Latha" w:hAnsi="Latha" w:cs="Latha"/>
+                <w:sz w:val="28"/>
+                <w:szCs w:val="28"/>
+                <w:highlight w:val="green"/>
+                <w:cs/>
+                <w:lang w:bidi="ta-IN"/>
+              </w:rPr>
+              <w:t>ம</w:t>
+            </w:r>
+            <w:r>
+              <w:rPr>
+                <w:rFonts w:ascii="BRH Tamil Tab Extra" w:hAnsi="BRH Tamil Tab Extra" w:cs="Latha"/>
+                <w:b/>
+                <w:sz w:val="32"/>
+                <w:szCs w:val="28"/>
+                <w:highlight w:val="green"/>
+                <w:lang w:bidi="ta-IN"/>
+              </w:rPr>
+              <w:t>…</w:t>
+            </w:r>
+            <w:r>
+              <w:rPr>
+                <w:rFonts w:ascii="Latha" w:hAnsi="Latha" w:cs="Latha"/>
+                <w:sz w:val="28"/>
+                <w:szCs w:val="28"/>
+                <w:highlight w:val="green"/>
+                <w:cs/>
+                <w:lang w:bidi="ta-IN"/>
+              </w:rPr>
+              <w:t>ஶ்ச</w:t>
+            </w:r>
+            <w:r>
+              <w:rPr>
+                <w:rFonts w:ascii="Latha" w:hAnsi="Latha" w:cs="Latha"/>
+                <w:b/>
+                <w:bCs/>
+                <w:position w:val="-12"/>
+                <w:sz w:val="28"/>
+                <w:szCs w:val="28"/>
+                <w:highlight w:val="green"/>
+                <w:cs/>
+                <w:lang w:bidi="ta-IN"/>
+              </w:rPr>
+              <w:t>2</w:t>
+            </w:r>
+            <w:r>
+              <w:rPr>
+                <w:rFonts w:ascii="Latha" w:hAnsi="Latha" w:cs="Latha"/>
+                <w:sz w:val="28"/>
+                <w:szCs w:val="28"/>
+                <w:cs/>
+                <w:lang w:bidi="ta-IN"/>
+              </w:rPr>
+              <w:t>ந்தா</w:t>
+            </w:r>
+            <w:r>
+              <w:rPr>
+                <w:rFonts w:ascii="Latha" w:hAnsi="Latha" w:cs="Latha"/>
+                <w:b/>
+                <w:bCs/>
+                <w:position w:val="-12"/>
+                <w:sz w:val="28"/>
+                <w:szCs w:val="28"/>
+                <w:cs/>
+                <w:lang w:bidi="ta-IN"/>
+              </w:rPr>
+              <w:t>3</w:t>
+            </w:r>
+            <w:r>
+              <w:rPr>
+                <w:rFonts w:ascii="BRH Devanagari Extra" w:hAnsi="BRH Devanagari Extra" w:cs="Latha"/>
+                <w:b/>
+                <w:sz w:val="36"/>
+                <w:szCs w:val="28"/>
+                <w:lang w:bidi="ta-IN"/>
+              </w:rPr>
+              <w:t>óè</w:t>
+            </w:r>
+            <w:r>
+              <w:rPr>
+                <w:rFonts w:ascii="BRH Tamil Tab Extra" w:hAnsi="BRH Tamil Tab Extra" w:cs="Latha"/>
+                <w:b/>
+                <w:sz w:val="36"/>
+                <w:szCs w:val="28"/>
+                <w:lang w:bidi="ta-IN"/>
+              </w:rPr>
+              <w:t>†</w:t>
+            </w:r>
+            <w:r>
+              <w:rPr>
+                <w:rFonts w:ascii="Latha" w:hAnsi="Latha" w:cs="Latha"/>
+                <w:sz w:val="28"/>
+                <w:szCs w:val="28"/>
+                <w:cs/>
+                <w:lang w:bidi="ta-IN"/>
+              </w:rPr>
+              <w:t xml:space="preserve">ஸி </w:t>
+            </w:r>
+            <w:r>
+              <w:rPr>
+                <w:rFonts w:ascii="Latha" w:hAnsi="Latha" w:cs="Latha"/>
+                <w:sz w:val="28"/>
+                <w:szCs w:val="28"/>
+                <w:lang w:bidi="ta-IN"/>
+              </w:rPr>
+              <w:t>|</w:t>
+            </w:r>
+          </w:p>
+        </w:tc>
+      </w:tr>
+      <w:tr>
+        <w:trPr>
+          <w:trHeight w:val="1405"/>
+        </w:trPr>
+        <w:tc>
+          <w:tcPr>
+            <w:tcW w:w="4048" w:type="dxa"/>
+          </w:tcPr>
+          <w:p>
+            <w:pPr>
+              <w:widowControl w:val="0"/>
+              <w:tabs>
+                <w:tab w:val="left" w:pos="993"/>
+              </w:tabs>
+              <w:autoSpaceDE w:val="0"/>
+              <w:autoSpaceDN w:val="0"/>
+              <w:adjustRightInd w:val="0"/>
+              <w:spacing w:before="0" w:line="252" w:lineRule="auto"/>
+              <w:ind w:right="297"/>
+              <w:rPr>
+                <w:rFonts w:cs="Arial"/>
+                <w:b/>
+                <w:color w:val="000000"/>
+                <w:sz w:val="28"/>
+                <w:szCs w:val="32"/>
+              </w:rPr>
+            </w:pPr>
+            <w:r>
+              <w:rPr>
+                <w:rFonts w:cs="Arial"/>
+                <w:b/>
+                <w:color w:val="000000"/>
+                <w:sz w:val="28"/>
+                <w:szCs w:val="32"/>
+              </w:rPr>
+              <w:t>T.S.</w:t>
+            </w:r>
+            <w:r>
+              <w:rPr>
+                <w:rFonts w:cs="Arial"/>
+                <w:b/>
+                <w:color w:val="000000"/>
+                <w:sz w:val="28"/>
+                <w:szCs w:val="32"/>
+              </w:rPr>
+              <w:t>3.4.9.</w:t>
+            </w:r>
+            <w:r>
+              <w:rPr>
+                <w:rFonts w:cs="Arial"/>
+                <w:b/>
+                <w:color w:val="000000"/>
+                <w:sz w:val="28"/>
+                <w:szCs w:val="32"/>
+              </w:rPr>
+              <w:t>2</w:t>
+            </w:r>
+            <w:r>
+              <w:rPr>
+                <w:rFonts w:cs="Arial"/>
+                <w:b/>
+                <w:color w:val="000000"/>
+                <w:sz w:val="28"/>
+                <w:szCs w:val="32"/>
+              </w:rPr>
+              <w:t xml:space="preserve"> </w:t>
+            </w:r>
+            <w:r>
+              <w:rPr>
+                <w:rFonts w:cs="Arial"/>
+                <w:b/>
+                <w:color w:val="000000"/>
+                <w:sz w:val="28"/>
+                <w:szCs w:val="32"/>
+              </w:rPr>
+              <w:t>– Kramam</w:t>
+            </w:r>
+          </w:p>
+          <w:p>
+            <w:pPr>
+              <w:widowControl w:val="0"/>
+              <w:tabs>
+                <w:tab w:val="left" w:pos="993"/>
+              </w:tabs>
+              <w:autoSpaceDE w:val="0"/>
+              <w:autoSpaceDN w:val="0"/>
+              <w:adjustRightInd w:val="0"/>
+              <w:spacing w:before="0" w:line="252" w:lineRule="auto"/>
+              <w:ind w:right="297"/>
+              <w:rPr>
+                <w:rFonts w:cs="Arial"/>
+                <w:b/>
+                <w:color w:val="000000"/>
+                <w:sz w:val="28"/>
+                <w:szCs w:val="32"/>
+              </w:rPr>
+            </w:pPr>
+            <w:r>
+              <w:rPr>
+                <w:rFonts w:cs="Arial"/>
+                <w:b/>
+                <w:color w:val="000000"/>
+                <w:sz w:val="28"/>
+                <w:szCs w:val="32"/>
+              </w:rPr>
+              <w:t xml:space="preserve">Krama Vaakyam No. - </w:t>
+            </w:r>
+            <w:r>
+              <w:rPr>
+                <w:rFonts w:cs="Arial"/>
+                <w:b/>
+                <w:color w:val="000000"/>
+                <w:sz w:val="28"/>
+                <w:szCs w:val="32"/>
+              </w:rPr>
+              <w:t>4</w:t>
+            </w:r>
+            <w:r>
+              <w:rPr>
+                <w:rFonts w:cs="Arial"/>
+                <w:b/>
+                <w:color w:val="000000"/>
+                <w:sz w:val="28"/>
+                <w:szCs w:val="32"/>
+              </w:rPr>
+              <w:t>1</w:t>
+            </w:r>
+          </w:p>
+          <w:p>
+            <w:pPr>
+              <w:widowControl w:val="0"/>
+              <w:tabs>
+                <w:tab w:val="left" w:pos="993"/>
+              </w:tabs>
+              <w:autoSpaceDE w:val="0"/>
+              <w:autoSpaceDN w:val="0"/>
+              <w:adjustRightInd w:val="0"/>
+              <w:spacing w:before="0" w:line="252" w:lineRule="auto"/>
+              <w:ind w:right="297"/>
+              <w:rPr>
+                <w:rFonts w:cs="Arial"/>
+                <w:b/>
+                <w:color w:val="000000"/>
+                <w:sz w:val="28"/>
+                <w:szCs w:val="32"/>
+              </w:rPr>
+            </w:pPr>
+            <w:r>
+              <w:rPr>
+                <w:rFonts w:cs="Arial"/>
+                <w:b/>
+                <w:color w:val="000000"/>
+                <w:sz w:val="28"/>
+                <w:szCs w:val="32"/>
+              </w:rPr>
+              <w:t>Panchaati No</w:t>
+            </w:r>
+            <w:r>
+              <w:rPr>
+                <w:rFonts w:cs="Arial"/>
+                <w:b/>
+                <w:color w:val="000000"/>
+                <w:szCs w:val="32"/>
+              </w:rPr>
+              <w:t>. -</w:t>
+            </w:r>
+            <w:r>
+              <w:rPr>
+                <w:rFonts w:cs="Arial"/>
+                <w:b/>
+                <w:color w:val="000000"/>
+                <w:szCs w:val="32"/>
+              </w:rPr>
+              <w:t xml:space="preserve"> </w:t>
+            </w:r>
+            <w:r>
+              <w:rPr>
+                <w:rFonts w:cs="Arial"/>
+                <w:b/>
+                <w:color w:val="000000"/>
+                <w:sz w:val="28"/>
+                <w:szCs w:val="32"/>
+              </w:rPr>
+              <w:t>29</w:t>
+            </w:r>
+          </w:p>
+        </w:tc>
+        <w:tc>
+          <w:tcPr>
+            <w:tcW w:w="4819" w:type="dxa"/>
+          </w:tcPr>
+          <w:p>
+            <w:pPr>
+              <w:widowControl w:val="0"/>
+              <w:autoSpaceDE w:val="0"/>
+              <w:autoSpaceDN w:val="0"/>
+              <w:adjustRightInd w:val="0"/>
+              <w:spacing w:before="0" w:line="240" w:lineRule="auto"/>
+              <w:rPr>
+                <w:rFonts w:ascii="Latha" w:hAnsi="Latha" w:cs="Latha"/>
+                <w:sz w:val="28"/>
+                <w:szCs w:val="28"/>
+                <w:cs/>
+                <w:lang w:bidi="ta-IN"/>
+              </w:rPr>
+            </w:pPr>
+            <w:r>
+              <w:rPr>
+                <w:rFonts w:ascii="Latha" w:hAnsi="Latha" w:cs="Latha"/>
+                <w:sz w:val="28"/>
+                <w:szCs w:val="28"/>
+                <w:cs/>
+                <w:lang w:bidi="ta-IN"/>
+              </w:rPr>
+              <w:t>வ</w:t>
+            </w:r>
+            <w:r>
+              <w:rPr>
+                <w:rFonts w:ascii="BRH Tamil Tab Extra" w:hAnsi="BRH Tamil Tab Extra" w:cs="Latha"/>
+                <w:b/>
+                <w:sz w:val="32"/>
+                <w:szCs w:val="28"/>
+                <w:lang w:bidi="ta-IN"/>
+              </w:rPr>
+              <w:t>…</w:t>
+            </w:r>
+            <w:r>
+              <w:rPr>
+                <w:rFonts w:ascii="Latha" w:hAnsi="Latha" w:cs="Latha"/>
+                <w:sz w:val="28"/>
+                <w:szCs w:val="28"/>
+                <w:cs/>
+                <w:lang w:bidi="ta-IN"/>
+              </w:rPr>
+              <w:t>பே</w:t>
+            </w:r>
+            <w:r>
+              <w:rPr>
+                <w:rFonts w:ascii="BRH Tamil Tab Extra" w:hAnsi="BRH Tamil Tab Extra" w:cs="Latha"/>
+                <w:b/>
+                <w:sz w:val="32"/>
+                <w:szCs w:val="28"/>
+                <w:lang w:bidi="ta-IN"/>
+              </w:rPr>
+              <w:t>…</w:t>
+            </w:r>
+            <w:r>
+              <w:rPr>
+                <w:rFonts w:ascii="Latha" w:hAnsi="Latha" w:cs="Latha"/>
+                <w:sz w:val="28"/>
+                <w:szCs w:val="28"/>
+                <w:cs/>
+                <w:lang w:bidi="ta-IN"/>
+              </w:rPr>
+              <w:t>த்</w:t>
+            </w:r>
+            <w:r>
+              <w:rPr>
+                <w:rFonts w:ascii="Latha" w:hAnsi="Latha" w:cs="Latha"/>
+                <w:b/>
+                <w:bCs/>
+                <w:position w:val="-12"/>
+                <w:sz w:val="28"/>
+                <w:szCs w:val="28"/>
+                <w:cs/>
+                <w:lang w:bidi="ta-IN"/>
+              </w:rPr>
+              <w:t>3</w:t>
+            </w:r>
+            <w:r>
+              <w:rPr>
+                <w:rFonts w:ascii="Latha" w:hAnsi="Latha" w:cs="Latha"/>
+                <w:sz w:val="28"/>
+                <w:szCs w:val="28"/>
+                <w:cs/>
+                <w:lang w:bidi="ta-IN"/>
+              </w:rPr>
+              <w:t xml:space="preserve"> க்</w:t>
+            </w:r>
+            <w:r>
+              <w:rPr>
+                <w:rFonts w:ascii="Latha" w:hAnsi="Latha" w:cs="Latha"/>
+                <w:b/>
+                <w:bCs/>
+                <w:position w:val="-12"/>
+                <w:sz w:val="28"/>
+                <w:szCs w:val="28"/>
+                <w:cs/>
+                <w:lang w:bidi="ta-IN"/>
+              </w:rPr>
+              <w:t>3</w:t>
+            </w:r>
+            <w:r>
+              <w:rPr>
+                <w:rFonts w:ascii="Latha" w:hAnsi="Latha" w:cs="Latha"/>
+                <w:sz w:val="28"/>
+                <w:szCs w:val="28"/>
+                <w:cs/>
+                <w:lang w:bidi="ta-IN"/>
+              </w:rPr>
+              <w:t>ராம</w:t>
+            </w:r>
+            <w:r>
+              <w:rPr>
+                <w:rFonts w:ascii="BRH Tamil Tab Extra" w:hAnsi="BRH Tamil Tab Extra" w:cs="Latha"/>
+                <w:b/>
+                <w:sz w:val="36"/>
+                <w:szCs w:val="28"/>
+                <w:lang w:bidi="ta-IN"/>
+              </w:rPr>
+              <w:t>†</w:t>
+            </w:r>
+            <w:r>
+              <w:rPr>
+                <w:rFonts w:ascii="Latha" w:hAnsi="Latha" w:cs="Latha"/>
+                <w:sz w:val="28"/>
+                <w:szCs w:val="28"/>
+                <w:cs/>
+                <w:lang w:bidi="ta-IN"/>
+              </w:rPr>
+              <w:t>காம</w:t>
+            </w:r>
+            <w:r>
+              <w:rPr>
+                <w:rFonts w:ascii="Latha" w:hAnsi="Latha" w:cs="Latha"/>
+                <w:b/>
+                <w:bCs/>
+                <w:sz w:val="32"/>
+                <w:szCs w:val="32"/>
+                <w:cs/>
+                <w:lang w:bidi="ta-IN"/>
+              </w:rPr>
+              <w:t>:</w:t>
+            </w:r>
+            <w:r>
+              <w:rPr>
+                <w:rFonts w:ascii="Latha" w:hAnsi="Latha" w:cs="Latha"/>
+                <w:sz w:val="28"/>
+                <w:szCs w:val="28"/>
+                <w:cs/>
+                <w:lang w:bidi="ta-IN"/>
+              </w:rPr>
+              <w:t xml:space="preserve"> </w:t>
+            </w:r>
+            <w:r>
+              <w:rPr>
+                <w:rFonts w:ascii="Latha" w:hAnsi="Latha" w:cs="Latha"/>
+                <w:sz w:val="28"/>
+                <w:szCs w:val="28"/>
+                <w:lang w:bidi="ta-IN"/>
+              </w:rPr>
+              <w:t xml:space="preserve">| </w:t>
+            </w:r>
+            <w:r>
+              <w:rPr>
+                <w:rFonts w:ascii="Latha" w:hAnsi="Latha" w:cs="Latha"/>
+                <w:sz w:val="28"/>
+                <w:szCs w:val="28"/>
+                <w:cs/>
+                <w:lang w:bidi="ta-IN"/>
+              </w:rPr>
+              <w:t>க்</w:t>
+            </w:r>
+            <w:r>
+              <w:rPr>
+                <w:rFonts w:ascii="Latha" w:hAnsi="Latha" w:cs="Latha"/>
+                <w:b/>
+                <w:bCs/>
+                <w:position w:val="-12"/>
+                <w:sz w:val="28"/>
+                <w:szCs w:val="28"/>
+                <w:cs/>
+                <w:lang w:bidi="ta-IN"/>
+              </w:rPr>
+              <w:t>3</w:t>
+            </w:r>
+            <w:r>
+              <w:rPr>
+                <w:rFonts w:ascii="Latha" w:hAnsi="Latha" w:cs="Latha"/>
+                <w:sz w:val="28"/>
+                <w:szCs w:val="28"/>
+                <w:cs/>
+                <w:lang w:bidi="ta-IN"/>
+              </w:rPr>
+              <w:t>ராம</w:t>
+            </w:r>
+            <w:r>
+              <w:rPr>
+                <w:rFonts w:ascii="BRH Tamil Tab Extra" w:hAnsi="BRH Tamil Tab Extra" w:cs="Latha"/>
+                <w:b/>
+                <w:sz w:val="36"/>
+                <w:szCs w:val="28"/>
+                <w:lang w:bidi="ta-IN"/>
+              </w:rPr>
+              <w:t>†</w:t>
+            </w:r>
+            <w:r>
+              <w:rPr>
+                <w:rFonts w:ascii="Latha" w:hAnsi="Latha" w:cs="Latha"/>
+                <w:sz w:val="28"/>
+                <w:szCs w:val="28"/>
+                <w:cs/>
+                <w:lang w:bidi="ta-IN"/>
+              </w:rPr>
+              <w:t>கா</w:t>
+            </w:r>
+            <w:r>
+              <w:rPr>
+                <w:rFonts w:ascii="Latha" w:hAnsi="Latha" w:cs="Latha"/>
+                <w:sz w:val="28"/>
+                <w:szCs w:val="28"/>
+                <w:highlight w:val="yellow"/>
+                <w:cs/>
+                <w:lang w:bidi="ta-IN"/>
+              </w:rPr>
+              <w:t>ம</w:t>
+            </w:r>
+            <w:r>
+              <w:rPr>
+                <w:rFonts w:ascii="BRH Tamil Tab Extra" w:hAnsi="BRH Tamil Tab Extra" w:cs="Latha"/>
+                <w:b/>
+                <w:sz w:val="32"/>
+                <w:szCs w:val="28"/>
+                <w:highlight w:val="yellow"/>
+                <w:lang w:bidi="ta-IN"/>
+              </w:rPr>
+              <w:t>…</w:t>
+            </w:r>
+            <w:r>
+              <w:rPr>
+                <w:rFonts w:ascii="Latha" w:hAnsi="Latha" w:cs="Latha"/>
+                <w:b/>
+                <w:bCs/>
+                <w:sz w:val="32"/>
+                <w:szCs w:val="32"/>
+                <w:highlight w:val="yellow"/>
+                <w:cs/>
+                <w:lang w:bidi="ta-IN"/>
+              </w:rPr>
+              <w:t>:</w:t>
+            </w:r>
+            <w:r>
+              <w:rPr>
+                <w:rFonts w:ascii="Latha" w:hAnsi="Latha" w:cs="Latha"/>
+                <w:sz w:val="28"/>
+                <w:szCs w:val="28"/>
+                <w:highlight w:val="yellow"/>
+                <w:cs/>
+                <w:lang w:bidi="ta-IN"/>
+              </w:rPr>
+              <w:t xml:space="preserve"> ச</w:t>
+            </w:r>
+            <w:r>
+              <w:rPr>
+                <w:rFonts w:ascii="Latha" w:hAnsi="Latha" w:cs="Latha"/>
+                <w:b/>
+                <w:bCs/>
+                <w:position w:val="-12"/>
+                <w:sz w:val="28"/>
+                <w:szCs w:val="28"/>
+                <w:highlight w:val="yellow"/>
+                <w:cs/>
+                <w:lang w:bidi="ta-IN"/>
+              </w:rPr>
+              <w:t>2</w:t>
+            </w:r>
+            <w:r>
+              <w:rPr>
+                <w:rFonts w:ascii="Latha" w:hAnsi="Latha" w:cs="Latha"/>
+                <w:sz w:val="28"/>
+                <w:szCs w:val="28"/>
+                <w:highlight w:val="yellow"/>
+                <w:cs/>
+                <w:lang w:bidi="ta-IN"/>
+              </w:rPr>
+              <w:t>ந்</w:t>
+            </w:r>
+            <w:r>
+              <w:rPr>
+                <w:rFonts w:ascii="Latha" w:hAnsi="Latha" w:cs="Latha"/>
+                <w:sz w:val="28"/>
+                <w:szCs w:val="28"/>
+                <w:cs/>
+                <w:lang w:bidi="ta-IN"/>
+              </w:rPr>
+              <w:t>தா</w:t>
+            </w:r>
+            <w:r>
+              <w:rPr>
+                <w:rFonts w:ascii="Latha" w:hAnsi="Latha" w:cs="Latha"/>
+                <w:b/>
+                <w:bCs/>
+                <w:position w:val="-12"/>
+                <w:sz w:val="28"/>
+                <w:szCs w:val="28"/>
+                <w:cs/>
+                <w:lang w:bidi="ta-IN"/>
+              </w:rPr>
+              <w:t>3</w:t>
+            </w:r>
+            <w:r>
+              <w:rPr>
+                <w:rFonts w:ascii="BRH Devanagari Extra" w:hAnsi="BRH Devanagari Extra" w:cs="Latha"/>
+                <w:b/>
+                <w:sz w:val="36"/>
+                <w:szCs w:val="28"/>
+                <w:lang w:bidi="ta-IN"/>
+              </w:rPr>
+              <w:t>óè</w:t>
+            </w:r>
+            <w:r>
+              <w:rPr>
+                <w:rFonts w:ascii="BRH Tamil Tab Extra" w:hAnsi="BRH Tamil Tab Extra" w:cs="Latha"/>
+                <w:b/>
+                <w:sz w:val="36"/>
+                <w:szCs w:val="28"/>
+                <w:lang w:bidi="ta-IN"/>
+              </w:rPr>
+              <w:t>†</w:t>
+            </w:r>
+            <w:r>
+              <w:rPr>
+                <w:rFonts w:ascii="Latha" w:hAnsi="Latha" w:cs="Latha"/>
+                <w:sz w:val="28"/>
+                <w:szCs w:val="28"/>
+                <w:cs/>
+                <w:lang w:bidi="ta-IN"/>
+              </w:rPr>
+              <w:t xml:space="preserve">ஸி </w:t>
+            </w:r>
+            <w:r>
+              <w:rPr>
+                <w:rFonts w:ascii="Latha" w:hAnsi="Latha" w:cs="Latha"/>
+                <w:sz w:val="28"/>
+                <w:szCs w:val="28"/>
+                <w:lang w:bidi="ta-IN"/>
+              </w:rPr>
+              <w:t>|</w:t>
+            </w:r>
+          </w:p>
+        </w:tc>
+        <w:tc>
+          <w:tcPr>
+            <w:tcW w:w="5103" w:type="dxa"/>
+          </w:tcPr>
+          <w:p>
+            <w:pPr>
+              <w:widowControl w:val="0"/>
+              <w:autoSpaceDE w:val="0"/>
+              <w:autoSpaceDN w:val="0"/>
+              <w:adjustRightInd w:val="0"/>
+              <w:spacing w:before="0" w:line="240" w:lineRule="auto"/>
+              <w:rPr>
+                <w:rFonts w:ascii="Latha" w:hAnsi="Latha" w:cs="Latha"/>
+                <w:sz w:val="28"/>
+                <w:szCs w:val="28"/>
+                <w:cs/>
+                <w:lang w:bidi="ta-IN"/>
+              </w:rPr>
+            </w:pPr>
+            <w:r>
+              <w:rPr>
+                <w:rFonts w:ascii="Latha" w:hAnsi="Latha" w:cs="Latha"/>
+                <w:sz w:val="28"/>
+                <w:szCs w:val="28"/>
+                <w:cs/>
+                <w:lang w:bidi="ta-IN"/>
+              </w:rPr>
+              <w:t>வ</w:t>
+            </w:r>
+            <w:r>
+              <w:rPr>
+                <w:rFonts w:ascii="BRH Tamil Tab Extra" w:hAnsi="BRH Tamil Tab Extra" w:cs="Latha"/>
+                <w:b/>
+                <w:sz w:val="32"/>
+                <w:szCs w:val="28"/>
+                <w:lang w:bidi="ta-IN"/>
+              </w:rPr>
+              <w:t>…</w:t>
+            </w:r>
+            <w:r>
+              <w:rPr>
+                <w:rFonts w:ascii="Latha" w:hAnsi="Latha" w:cs="Latha"/>
+                <w:sz w:val="28"/>
+                <w:szCs w:val="28"/>
+                <w:cs/>
+                <w:lang w:bidi="ta-IN"/>
+              </w:rPr>
+              <w:t>பே</w:t>
+            </w:r>
+            <w:r>
+              <w:rPr>
+                <w:rFonts w:ascii="BRH Tamil Tab Extra" w:hAnsi="BRH Tamil Tab Extra" w:cs="Latha"/>
+                <w:b/>
+                <w:sz w:val="32"/>
+                <w:szCs w:val="28"/>
+                <w:lang w:bidi="ta-IN"/>
+              </w:rPr>
+              <w:t>…</w:t>
+            </w:r>
+            <w:r>
+              <w:rPr>
+                <w:rFonts w:ascii="Latha" w:hAnsi="Latha" w:cs="Latha"/>
+                <w:sz w:val="28"/>
+                <w:szCs w:val="28"/>
+                <w:cs/>
+                <w:lang w:bidi="ta-IN"/>
+              </w:rPr>
+              <w:t>த்</w:t>
+            </w:r>
+            <w:r>
+              <w:rPr>
+                <w:rFonts w:ascii="Latha" w:hAnsi="Latha" w:cs="Latha"/>
+                <w:b/>
+                <w:bCs/>
+                <w:position w:val="-12"/>
+                <w:sz w:val="28"/>
+                <w:szCs w:val="28"/>
+                <w:cs/>
+                <w:lang w:bidi="ta-IN"/>
+              </w:rPr>
+              <w:t>3</w:t>
+            </w:r>
+            <w:r>
+              <w:rPr>
+                <w:rFonts w:ascii="Latha" w:hAnsi="Latha" w:cs="Latha"/>
+                <w:sz w:val="28"/>
+                <w:szCs w:val="28"/>
+                <w:cs/>
+                <w:lang w:bidi="ta-IN"/>
+              </w:rPr>
+              <w:t xml:space="preserve"> க்</w:t>
+            </w:r>
+            <w:r>
+              <w:rPr>
+                <w:rFonts w:ascii="Latha" w:hAnsi="Latha" w:cs="Latha"/>
+                <w:b/>
+                <w:bCs/>
+                <w:position w:val="-12"/>
+                <w:sz w:val="28"/>
+                <w:szCs w:val="28"/>
+                <w:cs/>
+                <w:lang w:bidi="ta-IN"/>
+              </w:rPr>
+              <w:t>3</w:t>
+            </w:r>
+            <w:r>
+              <w:rPr>
+                <w:rFonts w:ascii="Latha" w:hAnsi="Latha" w:cs="Latha"/>
+                <w:sz w:val="28"/>
+                <w:szCs w:val="28"/>
+                <w:cs/>
+                <w:lang w:bidi="ta-IN"/>
+              </w:rPr>
+              <w:t>ராம</w:t>
+            </w:r>
+            <w:r>
+              <w:rPr>
+                <w:rFonts w:ascii="BRH Tamil Tab Extra" w:hAnsi="BRH Tamil Tab Extra" w:cs="Latha"/>
+                <w:b/>
+                <w:sz w:val="36"/>
+                <w:szCs w:val="28"/>
+                <w:lang w:bidi="ta-IN"/>
+              </w:rPr>
+              <w:t>†</w:t>
+            </w:r>
+            <w:r>
+              <w:rPr>
+                <w:rFonts w:ascii="Latha" w:hAnsi="Latha" w:cs="Latha"/>
+                <w:sz w:val="28"/>
+                <w:szCs w:val="28"/>
+                <w:cs/>
+                <w:lang w:bidi="ta-IN"/>
+              </w:rPr>
+              <w:t>காம</w:t>
+            </w:r>
+            <w:r>
+              <w:rPr>
+                <w:rFonts w:ascii="Latha" w:hAnsi="Latha" w:cs="Latha"/>
+                <w:b/>
+                <w:bCs/>
+                <w:sz w:val="32"/>
+                <w:szCs w:val="32"/>
+                <w:cs/>
+                <w:lang w:bidi="ta-IN"/>
+              </w:rPr>
+              <w:t>:</w:t>
+            </w:r>
+            <w:r>
+              <w:rPr>
+                <w:rFonts w:ascii="Latha" w:hAnsi="Latha" w:cs="Latha"/>
+                <w:sz w:val="28"/>
+                <w:szCs w:val="28"/>
+                <w:cs/>
+                <w:lang w:bidi="ta-IN"/>
+              </w:rPr>
+              <w:t xml:space="preserve"> </w:t>
+            </w:r>
+            <w:r>
+              <w:rPr>
+                <w:rFonts w:ascii="Latha" w:hAnsi="Latha" w:cs="Latha"/>
+                <w:sz w:val="28"/>
+                <w:szCs w:val="28"/>
+                <w:lang w:bidi="ta-IN"/>
+              </w:rPr>
+              <w:t xml:space="preserve">| </w:t>
+            </w:r>
+            <w:r>
+              <w:rPr>
+                <w:rFonts w:ascii="Latha" w:hAnsi="Latha" w:cs="Latha"/>
+                <w:sz w:val="28"/>
+                <w:szCs w:val="28"/>
+                <w:cs/>
+                <w:lang w:bidi="ta-IN"/>
+              </w:rPr>
+              <w:t>க்</w:t>
+            </w:r>
+            <w:r>
+              <w:rPr>
+                <w:rFonts w:ascii="Latha" w:hAnsi="Latha" w:cs="Latha"/>
+                <w:b/>
+                <w:bCs/>
+                <w:position w:val="-12"/>
+                <w:sz w:val="28"/>
+                <w:szCs w:val="28"/>
+                <w:cs/>
+                <w:lang w:bidi="ta-IN"/>
+              </w:rPr>
+              <w:t>3</w:t>
+            </w:r>
+            <w:r>
+              <w:rPr>
+                <w:rFonts w:ascii="Latha" w:hAnsi="Latha" w:cs="Latha"/>
+                <w:sz w:val="28"/>
+                <w:szCs w:val="28"/>
+                <w:cs/>
+                <w:lang w:bidi="ta-IN"/>
+              </w:rPr>
+              <w:t>ராம</w:t>
+            </w:r>
+            <w:r>
+              <w:rPr>
+                <w:rFonts w:ascii="BRH Tamil Tab Extra" w:hAnsi="BRH Tamil Tab Extra" w:cs="Latha"/>
+                <w:b/>
+                <w:sz w:val="36"/>
+                <w:szCs w:val="28"/>
+                <w:lang w:bidi="ta-IN"/>
+              </w:rPr>
+              <w:t>†</w:t>
+            </w:r>
+            <w:r>
+              <w:rPr>
+                <w:rFonts w:ascii="Latha" w:hAnsi="Latha" w:cs="Latha"/>
+                <w:sz w:val="28"/>
+                <w:szCs w:val="28"/>
+                <w:cs/>
+                <w:lang w:bidi="ta-IN"/>
+              </w:rPr>
+              <w:t>கா</w:t>
+            </w:r>
+            <w:r>
+              <w:rPr>
+                <w:rFonts w:ascii="Latha" w:hAnsi="Latha" w:cs="Latha"/>
+                <w:sz w:val="28"/>
+                <w:szCs w:val="28"/>
+                <w:highlight w:val="green"/>
+                <w:cs/>
+                <w:lang w:bidi="ta-IN"/>
+              </w:rPr>
+              <w:t>ம</w:t>
+            </w:r>
+            <w:r>
+              <w:rPr>
+                <w:rFonts w:ascii="BRH Tamil Tab Extra" w:hAnsi="BRH Tamil Tab Extra" w:cs="Latha"/>
+                <w:b/>
+                <w:sz w:val="32"/>
+                <w:szCs w:val="28"/>
+                <w:highlight w:val="green"/>
+                <w:lang w:bidi="ta-IN"/>
+              </w:rPr>
+              <w:t>…</w:t>
+            </w:r>
+            <w:r>
+              <w:rPr>
+                <w:rFonts w:ascii="Latha" w:hAnsi="Latha" w:cs="Latha"/>
+                <w:sz w:val="28"/>
+                <w:szCs w:val="28"/>
+                <w:highlight w:val="green"/>
+                <w:cs/>
+                <w:lang w:bidi="ta-IN"/>
+              </w:rPr>
+              <w:t>ஶ்ச</w:t>
+            </w:r>
+            <w:r>
+              <w:rPr>
+                <w:rFonts w:ascii="Latha" w:hAnsi="Latha" w:cs="Latha"/>
+                <w:b/>
+                <w:bCs/>
+                <w:position w:val="-12"/>
+                <w:sz w:val="28"/>
+                <w:szCs w:val="28"/>
+                <w:highlight w:val="green"/>
+                <w:cs/>
+                <w:lang w:bidi="ta-IN"/>
+              </w:rPr>
+              <w:t>2</w:t>
+            </w:r>
+            <w:r>
+              <w:rPr>
+                <w:rFonts w:ascii="Latha" w:hAnsi="Latha" w:cs="Latha"/>
+                <w:sz w:val="28"/>
+                <w:szCs w:val="28"/>
+                <w:cs/>
+                <w:lang w:bidi="ta-IN"/>
+              </w:rPr>
+              <w:t>ந்தா</w:t>
+            </w:r>
+            <w:r>
+              <w:rPr>
+                <w:rFonts w:ascii="Latha" w:hAnsi="Latha" w:cs="Latha"/>
+                <w:b/>
+                <w:bCs/>
+                <w:position w:val="-12"/>
+                <w:sz w:val="28"/>
+                <w:szCs w:val="28"/>
+                <w:cs/>
+                <w:lang w:bidi="ta-IN"/>
+              </w:rPr>
+              <w:t>3</w:t>
+            </w:r>
+            <w:r>
+              <w:rPr>
+                <w:rFonts w:ascii="BRH Devanagari Extra" w:hAnsi="BRH Devanagari Extra" w:cs="Latha"/>
+                <w:b/>
+                <w:sz w:val="36"/>
+                <w:szCs w:val="28"/>
+                <w:lang w:bidi="ta-IN"/>
+              </w:rPr>
+              <w:t>óè</w:t>
+            </w:r>
+            <w:r>
+              <w:rPr>
+                <w:rFonts w:ascii="BRH Tamil Tab Extra" w:hAnsi="BRH Tamil Tab Extra" w:cs="Latha"/>
+                <w:b/>
+                <w:sz w:val="36"/>
+                <w:szCs w:val="28"/>
+                <w:lang w:bidi="ta-IN"/>
+              </w:rPr>
+              <w:t>†</w:t>
+            </w:r>
+            <w:r>
+              <w:rPr>
+                <w:rFonts w:ascii="Latha" w:hAnsi="Latha" w:cs="Latha"/>
+                <w:sz w:val="28"/>
+                <w:szCs w:val="28"/>
+                <w:cs/>
+                <w:lang w:bidi="ta-IN"/>
+              </w:rPr>
+              <w:t xml:space="preserve">ஸி </w:t>
+            </w:r>
+            <w:r>
+              <w:rPr>
+                <w:rFonts w:ascii="Latha" w:hAnsi="Latha" w:cs="Latha"/>
+                <w:sz w:val="28"/>
+                <w:szCs w:val="28"/>
+                <w:lang w:bidi="ta-IN"/>
+              </w:rPr>
+              <w:t>|</w:t>
+            </w:r>
+          </w:p>
+        </w:tc>
+      </w:tr>
+      <w:tr>
+        <w:trPr>
+          <w:trHeight w:val="1405"/>
+        </w:trPr>
+        <w:tc>
+          <w:tcPr>
+            <w:tcW w:w="4048" w:type="dxa"/>
+          </w:tcPr>
+          <w:p>
+            <w:pPr>
+              <w:widowControl w:val="0"/>
+              <w:tabs>
+                <w:tab w:val="left" w:pos="993"/>
+              </w:tabs>
+              <w:autoSpaceDE w:val="0"/>
+              <w:autoSpaceDN w:val="0"/>
+              <w:adjustRightInd w:val="0"/>
+              <w:spacing w:before="0" w:line="252" w:lineRule="auto"/>
+              <w:ind w:right="297"/>
+              <w:rPr>
+                <w:rFonts w:cs="Arial"/>
+                <w:b/>
+                <w:color w:val="000000"/>
+                <w:sz w:val="28"/>
+                <w:szCs w:val="32"/>
+              </w:rPr>
+            </w:pPr>
+            <w:r>
+              <w:rPr>
+                <w:rFonts w:cs="Arial"/>
+                <w:b/>
+                <w:color w:val="000000"/>
+                <w:sz w:val="28"/>
+                <w:szCs w:val="32"/>
+              </w:rPr>
+              <w:t>T.S.</w:t>
+            </w:r>
+            <w:r>
+              <w:rPr>
+                <w:rFonts w:cs="Arial"/>
+                <w:b/>
+                <w:color w:val="000000"/>
+                <w:sz w:val="28"/>
+                <w:szCs w:val="32"/>
+              </w:rPr>
+              <w:t>3.4.9.</w:t>
+            </w:r>
+            <w:r>
+              <w:rPr>
+                <w:rFonts w:cs="Arial"/>
+                <w:b/>
+                <w:color w:val="000000"/>
+                <w:sz w:val="28"/>
+                <w:szCs w:val="32"/>
+              </w:rPr>
+              <w:t>7</w:t>
+            </w:r>
+            <w:r>
+              <w:rPr>
+                <w:rFonts w:cs="Arial"/>
+                <w:b/>
+                <w:color w:val="000000"/>
+                <w:sz w:val="28"/>
+                <w:szCs w:val="32"/>
+              </w:rPr>
+              <w:t xml:space="preserve"> </w:t>
+            </w:r>
+            <w:r>
+              <w:rPr>
+                <w:rFonts w:cs="Arial"/>
+                <w:b/>
+                <w:color w:val="000000"/>
+                <w:sz w:val="28"/>
+                <w:szCs w:val="32"/>
+              </w:rPr>
+              <w:t>– Kramam</w:t>
+            </w:r>
+          </w:p>
+          <w:p>
+            <w:pPr>
+              <w:widowControl w:val="0"/>
+              <w:tabs>
+                <w:tab w:val="left" w:pos="993"/>
+              </w:tabs>
+              <w:autoSpaceDE w:val="0"/>
+              <w:autoSpaceDN w:val="0"/>
+              <w:adjustRightInd w:val="0"/>
+              <w:spacing w:before="0" w:line="252" w:lineRule="auto"/>
+              <w:ind w:right="297"/>
+              <w:rPr>
+                <w:rFonts w:cs="Arial"/>
+                <w:b/>
+                <w:color w:val="000000"/>
+                <w:sz w:val="28"/>
+                <w:szCs w:val="32"/>
+              </w:rPr>
+            </w:pPr>
+            <w:r>
+              <w:rPr>
+                <w:rFonts w:cs="Arial"/>
+                <w:b/>
+                <w:color w:val="000000"/>
+                <w:sz w:val="28"/>
+                <w:szCs w:val="32"/>
+              </w:rPr>
+              <w:t xml:space="preserve">Krama Vaakyam No. - </w:t>
+            </w:r>
+            <w:r>
+              <w:rPr>
+                <w:rFonts w:cs="Arial"/>
+                <w:b/>
+                <w:color w:val="000000"/>
+                <w:sz w:val="28"/>
+                <w:szCs w:val="32"/>
+              </w:rPr>
+              <w:t>60</w:t>
+            </w:r>
+          </w:p>
+          <w:p>
+            <w:pPr>
+              <w:widowControl w:val="0"/>
+              <w:tabs>
+                <w:tab w:val="left" w:pos="993"/>
+              </w:tabs>
+              <w:autoSpaceDE w:val="0"/>
+              <w:autoSpaceDN w:val="0"/>
+              <w:adjustRightInd w:val="0"/>
+              <w:spacing w:before="0" w:line="252" w:lineRule="auto"/>
+              <w:ind w:right="297"/>
+              <w:rPr>
+                <w:rFonts w:cs="Arial"/>
+                <w:b/>
+                <w:color w:val="000000"/>
+                <w:sz w:val="28"/>
+                <w:szCs w:val="32"/>
+              </w:rPr>
+            </w:pPr>
+            <w:r>
+              <w:rPr>
+                <w:rFonts w:cs="Arial"/>
+                <w:b/>
+                <w:color w:val="000000"/>
+                <w:sz w:val="28"/>
+                <w:szCs w:val="32"/>
+              </w:rPr>
+              <w:t>Panchaati No</w:t>
+            </w:r>
+            <w:r>
+              <w:rPr>
+                <w:rFonts w:cs="Arial"/>
+                <w:b/>
+                <w:color w:val="000000"/>
+                <w:szCs w:val="32"/>
+              </w:rPr>
+              <w:t>. -</w:t>
+            </w:r>
+            <w:r>
+              <w:rPr>
+                <w:rFonts w:cs="Arial"/>
+                <w:b/>
+                <w:color w:val="000000"/>
+                <w:szCs w:val="32"/>
+              </w:rPr>
+              <w:t xml:space="preserve"> </w:t>
+            </w:r>
+            <w:r>
+              <w:rPr>
+                <w:rFonts w:cs="Arial"/>
+                <w:b/>
+                <w:color w:val="000000"/>
+                <w:sz w:val="28"/>
+                <w:szCs w:val="32"/>
+              </w:rPr>
+              <w:t>35</w:t>
+            </w:r>
+          </w:p>
+        </w:tc>
+        <w:tc>
+          <w:tcPr>
+            <w:tcW w:w="4819" w:type="dxa"/>
+          </w:tcPr>
+          <w:p>
+            <w:pPr>
+              <w:widowControl w:val="0"/>
+              <w:autoSpaceDE w:val="0"/>
+              <w:autoSpaceDN w:val="0"/>
+              <w:adjustRightInd w:val="0"/>
+              <w:spacing w:before="0" w:line="240" w:lineRule="auto"/>
+              <w:rPr>
+                <w:rFonts w:ascii="Latha" w:hAnsi="Latha" w:cs="Latha"/>
+                <w:sz w:val="28"/>
+                <w:szCs w:val="28"/>
+                <w:cs/>
+                <w:lang w:bidi="ta-IN"/>
+              </w:rPr>
+            </w:pPr>
+            <w:r>
+              <w:rPr>
+                <w:rFonts w:ascii="Latha" w:hAnsi="Latha" w:cs="Latha"/>
+                <w:sz w:val="28"/>
+                <w:szCs w:val="28"/>
+                <w:cs/>
+                <w:lang w:bidi="ta-IN"/>
+              </w:rPr>
+              <w:t>த</w:t>
+            </w:r>
+            <w:r>
+              <w:rPr>
+                <w:rFonts w:ascii="Latha" w:hAnsi="Latha" w:cs="Latha"/>
+                <w:sz w:val="28"/>
+                <w:szCs w:val="28"/>
+                <w:highlight w:val="yellow"/>
+                <w:cs/>
+                <w:lang w:bidi="ta-IN"/>
+              </w:rPr>
+              <w:t>த</w:t>
+            </w:r>
+            <w:r>
+              <w:rPr>
+                <w:rFonts w:ascii="Latha" w:hAnsi="Latha" w:cs="Latha"/>
+                <w:b/>
+                <w:bCs/>
+                <w:position w:val="-12"/>
+                <w:sz w:val="28"/>
+                <w:szCs w:val="28"/>
+                <w:highlight w:val="yellow"/>
+                <w:cs/>
+                <w:lang w:bidi="ta-IN"/>
+              </w:rPr>
+              <w:t>2</w:t>
+            </w:r>
+            <w:r>
+              <w:rPr>
+                <w:rFonts w:ascii="Latha" w:hAnsi="Latha" w:cs="Latha"/>
+                <w:sz w:val="28"/>
+                <w:szCs w:val="28"/>
+                <w:highlight w:val="yellow"/>
+                <w:cs/>
+                <w:lang w:bidi="ta-IN"/>
+              </w:rPr>
+              <w:t>இ</w:t>
+            </w:r>
+            <w:r>
+              <w:rPr>
+                <w:rFonts w:ascii="BRH Tamil Tab Extra" w:hAnsi="BRH Tamil Tab Extra" w:cs="Latha"/>
+                <w:b/>
+                <w:sz w:val="36"/>
+                <w:szCs w:val="28"/>
+                <w:highlight w:val="yellow"/>
+                <w:lang w:bidi="ta-IN"/>
+              </w:rPr>
+              <w:t>†</w:t>
+            </w:r>
+            <w:r>
+              <w:rPr>
+                <w:rFonts w:ascii="Latha" w:hAnsi="Latha" w:cs="Latha"/>
+                <w:sz w:val="28"/>
+                <w:szCs w:val="28"/>
+                <w:highlight w:val="yellow"/>
+                <w:cs/>
+                <w:lang w:bidi="ta-IN"/>
+              </w:rPr>
+              <w:t>ன</w:t>
+            </w:r>
+            <w:r>
+              <w:rPr>
+                <w:rFonts w:ascii="Latha" w:hAnsi="Latha" w:cs="Latha"/>
+                <w:sz w:val="28"/>
+                <w:szCs w:val="28"/>
+                <w:cs/>
+                <w:lang w:bidi="ta-IN"/>
+              </w:rPr>
+              <w:t xml:space="preserve">ம் </w:t>
+            </w:r>
+            <w:r>
+              <w:rPr>
+                <w:rFonts w:ascii="Latha" w:hAnsi="Latha" w:cs="Latha"/>
+                <w:sz w:val="28"/>
+                <w:szCs w:val="28"/>
+                <w:lang w:bidi="ta-IN"/>
+              </w:rPr>
+              <w:t xml:space="preserve">| </w:t>
+            </w:r>
+            <w:r>
+              <w:rPr>
+                <w:rFonts w:ascii="Latha" w:hAnsi="Latha" w:cs="Latha"/>
+                <w:sz w:val="28"/>
+                <w:szCs w:val="28"/>
+                <w:cs/>
+                <w:lang w:bidi="ta-IN"/>
+              </w:rPr>
+              <w:t>ஏ</w:t>
+            </w:r>
+            <w:r>
+              <w:rPr>
+                <w:rFonts w:ascii="BRH Tamil Tab Extra" w:hAnsi="BRH Tamil Tab Extra" w:cs="Latha"/>
+                <w:b/>
+                <w:sz w:val="32"/>
+                <w:szCs w:val="28"/>
+                <w:lang w:bidi="ta-IN"/>
+              </w:rPr>
+              <w:t>…</w:t>
+            </w:r>
+            <w:r>
+              <w:rPr>
+                <w:rFonts w:ascii="Latha" w:hAnsi="Latha" w:cs="Latha"/>
+                <w:sz w:val="28"/>
+                <w:szCs w:val="28"/>
+                <w:cs/>
+                <w:lang w:bidi="ta-IN"/>
+              </w:rPr>
+              <w:t>ன</w:t>
+            </w:r>
+            <w:r>
+              <w:rPr>
+                <w:rFonts w:ascii="BRH Tamil Tab Extra" w:hAnsi="BRH Tamil Tab Extra" w:cs="Latha"/>
+                <w:b/>
+                <w:sz w:val="32"/>
+                <w:szCs w:val="28"/>
+                <w:lang w:bidi="ta-IN"/>
+              </w:rPr>
+              <w:t>…</w:t>
+            </w:r>
+            <w:r>
+              <w:rPr>
+                <w:rFonts w:ascii="Latha" w:hAnsi="Latha" w:cs="Latha"/>
+                <w:sz w:val="28"/>
+                <w:szCs w:val="28"/>
+                <w:cs/>
+                <w:lang w:bidi="ta-IN"/>
+              </w:rPr>
+              <w:t xml:space="preserve">ந் ந </w:t>
+            </w:r>
+            <w:r>
+              <w:rPr>
+                <w:rFonts w:ascii="Latha" w:hAnsi="Latha" w:cs="Latha"/>
+                <w:sz w:val="28"/>
+                <w:szCs w:val="28"/>
+                <w:lang w:bidi="ta-IN"/>
+              </w:rPr>
+              <w:t>|</w:t>
+            </w:r>
+          </w:p>
+        </w:tc>
+        <w:tc>
+          <w:tcPr>
+            <w:tcW w:w="5103" w:type="dxa"/>
+          </w:tcPr>
+          <w:p>
+            <w:pPr>
+              <w:widowControl w:val="0"/>
+              <w:autoSpaceDE w:val="0"/>
+              <w:autoSpaceDN w:val="0"/>
+              <w:adjustRightInd w:val="0"/>
+              <w:spacing w:before="0" w:line="240" w:lineRule="auto"/>
+              <w:rPr>
+                <w:rFonts w:ascii="Latha" w:hAnsi="Latha" w:cs="Latha"/>
+                <w:sz w:val="28"/>
+                <w:szCs w:val="28"/>
+                <w:cs/>
+                <w:lang w:bidi="ta-IN"/>
+              </w:rPr>
+            </w:pPr>
+            <w:r>
+              <w:rPr>
+                <w:rFonts w:ascii="Latha" w:hAnsi="Latha" w:cs="Latha"/>
+                <w:sz w:val="28"/>
+                <w:szCs w:val="28"/>
+                <w:cs/>
+                <w:lang w:bidi="ta-IN"/>
+              </w:rPr>
+              <w:t>த</w:t>
+            </w:r>
+            <w:r>
+              <w:rPr>
+                <w:rFonts w:ascii="Latha" w:hAnsi="Latha" w:cs="Latha" w:hint="cs"/>
+                <w:sz w:val="28"/>
+                <w:szCs w:val="28"/>
+                <w:highlight w:val="green"/>
+                <w:cs/>
+                <w:lang w:bidi="ta-IN"/>
+              </w:rPr>
+              <w:t>தை</w:t>
+            </w:r>
+            <w:r>
+              <w:rPr>
+                <w:rFonts w:ascii="Latha" w:hAnsi="Latha" w:cs="Latha"/>
+                <w:b/>
+                <w:bCs/>
+                <w:position w:val="-12"/>
+                <w:sz w:val="28"/>
+                <w:szCs w:val="28"/>
+                <w:highlight w:val="green"/>
+                <w:cs/>
+                <w:lang w:bidi="ta-IN"/>
+              </w:rPr>
+              <w:t>2</w:t>
+            </w:r>
+            <w:r>
+              <w:rPr>
+                <w:rFonts w:ascii="BRH Tamil Tab Extra" w:hAnsi="BRH Tamil Tab Extra" w:cs="Latha"/>
+                <w:b/>
+                <w:sz w:val="36"/>
+                <w:szCs w:val="28"/>
+                <w:highlight w:val="green"/>
+                <w:lang w:bidi="ta-IN"/>
+              </w:rPr>
+              <w:t>†</w:t>
+            </w:r>
+            <w:r>
+              <w:rPr>
+                <w:rFonts w:ascii="Latha" w:hAnsi="Latha" w:cs="Latha"/>
+                <w:sz w:val="28"/>
+                <w:szCs w:val="28"/>
+                <w:highlight w:val="green"/>
+                <w:cs/>
+                <w:lang w:bidi="ta-IN"/>
+              </w:rPr>
+              <w:t>ன</w:t>
+            </w:r>
+            <w:r>
+              <w:rPr>
+                <w:rFonts w:ascii="Latha" w:hAnsi="Latha" w:cs="Latha"/>
+                <w:sz w:val="28"/>
+                <w:szCs w:val="28"/>
+                <w:cs/>
+                <w:lang w:bidi="ta-IN"/>
+              </w:rPr>
+              <w:t xml:space="preserve">ம் </w:t>
+            </w:r>
+            <w:r>
+              <w:rPr>
+                <w:rFonts w:ascii="Latha" w:hAnsi="Latha" w:cs="Latha"/>
+                <w:sz w:val="28"/>
+                <w:szCs w:val="28"/>
+                <w:lang w:bidi="ta-IN"/>
+              </w:rPr>
+              <w:t xml:space="preserve">| </w:t>
+            </w:r>
+            <w:r>
+              <w:rPr>
+                <w:rFonts w:ascii="Latha" w:hAnsi="Latha" w:cs="Latha"/>
+                <w:sz w:val="28"/>
+                <w:szCs w:val="28"/>
+                <w:cs/>
+                <w:lang w:bidi="ta-IN"/>
+              </w:rPr>
+              <w:t>ஏ</w:t>
+            </w:r>
+            <w:r>
+              <w:rPr>
+                <w:rFonts w:ascii="BRH Tamil Tab Extra" w:hAnsi="BRH Tamil Tab Extra" w:cs="Latha"/>
+                <w:b/>
+                <w:sz w:val="32"/>
+                <w:szCs w:val="28"/>
+                <w:lang w:bidi="ta-IN"/>
+              </w:rPr>
+              <w:t>…</w:t>
+            </w:r>
+            <w:r>
+              <w:rPr>
+                <w:rFonts w:ascii="Latha" w:hAnsi="Latha" w:cs="Latha"/>
+                <w:sz w:val="28"/>
+                <w:szCs w:val="28"/>
+                <w:cs/>
+                <w:lang w:bidi="ta-IN"/>
+              </w:rPr>
+              <w:t>ன</w:t>
+            </w:r>
+            <w:r>
+              <w:rPr>
+                <w:rFonts w:ascii="BRH Tamil Tab Extra" w:hAnsi="BRH Tamil Tab Extra" w:cs="Latha"/>
+                <w:b/>
+                <w:sz w:val="32"/>
+                <w:szCs w:val="28"/>
+                <w:lang w:bidi="ta-IN"/>
+              </w:rPr>
+              <w:t>…</w:t>
+            </w:r>
+            <w:r>
+              <w:rPr>
+                <w:rFonts w:ascii="Latha" w:hAnsi="Latha" w:cs="Latha"/>
+                <w:sz w:val="28"/>
+                <w:szCs w:val="28"/>
+                <w:cs/>
+                <w:lang w:bidi="ta-IN"/>
+              </w:rPr>
+              <w:t xml:space="preserve">ந் ந </w:t>
+            </w:r>
+            <w:r>
+              <w:rPr>
+                <w:rFonts w:ascii="Latha" w:hAnsi="Latha" w:cs="Latha"/>
+                <w:sz w:val="28"/>
+                <w:szCs w:val="28"/>
+                <w:lang w:bidi="ta-IN"/>
+              </w:rPr>
+              <w:t>|</w:t>
+            </w:r>
+          </w:p>
+        </w:tc>
+      </w:tr>
+      <w:tr>
+        <w:trPr>
+          <w:trHeight w:val="1405"/>
+        </w:trPr>
+        <w:tc>
+          <w:tcPr>
+            <w:tcW w:w="4048" w:type="dxa"/>
+          </w:tcPr>
+          <w:p>
+            <w:pPr>
+              <w:widowControl w:val="0"/>
+              <w:tabs>
+                <w:tab w:val="left" w:pos="993"/>
+              </w:tabs>
+              <w:autoSpaceDE w:val="0"/>
+              <w:autoSpaceDN w:val="0"/>
+              <w:adjustRightInd w:val="0"/>
+              <w:spacing w:before="0" w:line="252" w:lineRule="auto"/>
+              <w:ind w:right="297"/>
+              <w:rPr>
+                <w:rFonts w:cs="Arial"/>
+                <w:b/>
+                <w:color w:val="000000"/>
+                <w:sz w:val="28"/>
+                <w:szCs w:val="32"/>
+              </w:rPr>
+            </w:pPr>
+            <w:r>
+              <w:rPr>
+                <w:rFonts w:cs="Arial"/>
+                <w:b/>
+                <w:color w:val="000000"/>
+                <w:sz w:val="28"/>
+                <w:szCs w:val="32"/>
+              </w:rPr>
               <w:t>T.S.</w:t>
             </w:r>
             <w:r>
@@ -2257,104 +7147,6 @@
         </w:tc>
       </w:tr>
     </w:tbl>
-    <w:p>
-      <w:pPr>
-        <w:spacing w:before="0" w:line="240" w:lineRule="auto"/>
-        <w:jc w:val="center"/>
-        <w:rPr>
-          <w:b/>
-          <w:bCs/>
-          <w:sz w:val="32"/>
-          <w:szCs w:val="32"/>
-          <w:u w:val="single"/>
-          <w:lang w:val="it-IT"/>
-        </w:rPr>
-      </w:pPr>
-    </w:p>
-    <w:p>
-      <w:pPr>
-        <w:spacing w:before="0" w:line="240" w:lineRule="auto"/>
-        <w:jc w:val="center"/>
-        <w:rPr>
-          <w:b/>
-          <w:bCs/>
-          <w:sz w:val="32"/>
-          <w:szCs w:val="32"/>
-          <w:u w:val="single"/>
-          <w:lang w:val="it-IT"/>
-        </w:rPr>
-      </w:pPr>
-    </w:p>
-    <w:p>
-      <w:pPr>
-        <w:spacing w:before="0" w:line="240" w:lineRule="auto"/>
-        <w:jc w:val="center"/>
-        <w:rPr>
-          <w:b/>
-          <w:bCs/>
-          <w:sz w:val="32"/>
-          <w:szCs w:val="32"/>
-          <w:u w:val="single"/>
-          <w:lang w:val="it-IT"/>
-        </w:rPr>
-      </w:pPr>
-    </w:p>
-    <w:p>
-      <w:pPr>
-        <w:spacing w:before="0" w:line="240" w:lineRule="auto"/>
-        <w:jc w:val="center"/>
-        <w:rPr>
-          <w:b/>
-          <w:bCs/>
-          <w:sz w:val="32"/>
-          <w:szCs w:val="32"/>
-          <w:u w:val="single"/>
-          <w:lang w:val="it-IT"/>
-        </w:rPr>
-      </w:pPr>
-    </w:p>
-    <w:p>
-      <w:pPr>
-        <w:spacing w:before="0" w:line="240" w:lineRule="auto"/>
-        <w:jc w:val="center"/>
-        <w:rPr>
-          <w:b/>
-          <w:bCs/>
-          <w:sz w:val="32"/>
-          <w:szCs w:val="32"/>
-          <w:u w:val="single"/>
-          <w:lang w:val="it-IT"/>
-        </w:rPr>
-      </w:pPr>
-    </w:p>
-    <w:p>
-      <w:pPr>
-        <w:spacing w:before="0" w:line="240" w:lineRule="auto"/>
-        <w:jc w:val="center"/>
-        <w:rPr>
-          <w:b/>
-          <w:bCs/>
-          <w:sz w:val="32"/>
-          <w:szCs w:val="32"/>
-          <w:u w:val="single"/>
-          <w:lang w:val="it-IT"/>
-        </w:rPr>
-      </w:pPr>
-    </w:p>
-    <w:p>
-      <w:pPr>
-        <w:spacing w:before="0" w:line="240" w:lineRule="auto"/>
-        <w:jc w:val="center"/>
-        <w:rPr>
-          <w:b/>
-          <w:bCs/>
-          <w:sz w:val="32"/>
-          <w:szCs w:val="32"/>
-          <w:u w:val="single"/>
-          <w:lang w:val="it-IT"/>
-        </w:rPr>
-      </w:pPr>
-    </w:p>
     <w:p>
       <w:pPr>
         <w:spacing w:before="0" w:line="240" w:lineRule="auto"/>
@@ -8923,29 +13715,7 @@
           <w:lang w:val="en-IN" w:eastAsia="en-IN"/>
         </w:rPr>
         <w:lastRenderedPageBreak/>
-        <w:t>"</w:t>
-      </w:r>
-      <w:proofErr w:type="spellStart"/>
-      <w:r>
-        <w:rPr>
-          <w:rFonts w:ascii="BRH Devanagari" w:hAnsi="BRH Devanagari" w:cs="BRH Devanagari"/>
-          <w:color w:val="000000"/>
-          <w:sz w:val="40"/>
-          <w:szCs w:val="40"/>
-          <w:lang w:val="en-IN" w:eastAsia="en-IN"/>
-        </w:rPr>
-        <w:t>zlÉ</w:t>
-      </w:r>
-      <w:proofErr w:type="spellEnd"/>
-      <w:r>
-        <w:rPr>
-          <w:rFonts w:ascii="BRH Devanagari" w:hAnsi="BRH Devanagari" w:cs="BRH Devanagari"/>
-          <w:color w:val="000000"/>
-          <w:sz w:val="40"/>
-          <w:szCs w:val="40"/>
-          <w:lang w:val="en-IN" w:eastAsia="en-IN"/>
-        </w:rPr>
-        <w:t xml:space="preserve">" </w:t>
+        <w:t xml:space="preserve">"zlÉ" </w:t>
       </w:r>
       <w:r>
         <w:rPr>
@@ -8953,16 +13723,7 @@
           <w:bCs/>
           <w:sz w:val="32"/>
         </w:rPr>
-        <w:t xml:space="preserve">replaced </w:t>
-      </w:r>
-      <w:proofErr w:type="gramStart"/>
-      <w:r>
-        <w:rPr>
-          <w:b/>
-          <w:bCs/>
-          <w:sz w:val="32"/>
-        </w:rPr>
-        <w:t>with</w:t>
+        <w:t>replaced with</w:t>
       </w:r>
       <w:r>
         <w:rPr>
@@ -8984,8 +13745,6 @@
         </w:rPr>
         <w:t>"</w:t>
       </w:r>
-      <w:proofErr w:type="spellStart"/>
-      <w:proofErr w:type="gramEnd"/>
       <w:r>
         <w:rPr>
           <w:rFonts w:ascii="BRH Devanagari" w:hAnsi="BRH Devanagari" w:cs="BRH Devanagari"/>
@@ -8997,7 +13756,6 @@
         </w:rPr>
         <w:t>zgÉ</w:t>
       </w:r>
-      <w:proofErr w:type="spellEnd"/>
       <w:r>
         <w:rPr>
           <w:rFonts w:ascii="BRH Devanagari" w:hAnsi="BRH Devanagari" w:cs="BRH Devanagari"/>
@@ -9469,7 +14227,6 @@
       <w:tab/>
       <w:t xml:space="preserve">              </w:t>
     </w:r>
-    <w:proofErr w:type="gramStart"/>
     <w:r>
       <w:rPr>
         <w:b/>
@@ -9491,7 +14248,6 @@
       </w:rPr>
       <w:tab/>
     </w:r>
-    <w:proofErr w:type="gramEnd"/>
     <w:r>
       <w:rPr>
         <w:b/>
@@ -10286,7 +15042,7 @@
   <w:style w:type="paragraph" w:default="1" w:styleId="Normal">
     <w:name w:val="Normal"/>
     <w:qFormat/>
-    <w:rsid w:val="00076C05"/>
+    <w:rsid w:val="000F3BD8"/>
     <w:pPr>
       <w:spacing w:before="120" w:line="276" w:lineRule="auto"/>
     </w:pPr>

--- a/TS-Kramam/TS-3.4/TS 3.4 Tamil Krama Paatam Corrections.docx
+++ b/TS-Kramam/TS-3.4/TS 3.4 Tamil Krama Paatam Corrections.docx
@@ -1,6 +1,6 @@
 
 <file path=word/document.xml><?xml version="1.0" encoding="utf-8"?>
-<w:document xmlns:wpc="http://schemas.microsoft.com/office/word/2010/wordprocessingCanvas" xmlns:cx="http://schemas.microsoft.com/office/drawing/2014/chartex" xmlns:cx1="http://schemas.microsoft.com/office/drawing/2015/9/8/chartex" xmlns:cx2="http://schemas.microsoft.com/office/drawing/2015/10/21/chartex" xmlns:cx3="http://schemas.microsoft.com/office/drawing/2016/5/9/chartex" xmlns:cx4="http://schemas.microsoft.com/office/drawing/2016/5/10/chartex" xmlns:cx5="http://schemas.microsoft.com/office/drawing/2016/5/11/chartex" xmlns:cx6="http://schemas.microsoft.com/office/drawing/2016/5/12/chartex" xmlns:cx7="http://schemas.microsoft.com/office/drawing/2016/5/13/chartex" xmlns:cx8="http://schemas.microsoft.com/office/drawing/2016/5/14/chartex" xmlns:mc="http://schemas.openxmlformats.org/markup-compatibility/2006" xmlns:aink="http://schemas.microsoft.com/office/drawing/2016/ink" xmlns:am3d="http://schemas.microsoft.com/office/drawing/2017/model3d" xmlns:o="urn:schemas-microsoft-com:office:office" xmlns:oel="http://schemas.microsoft.com/office/2019/extlst" xmlns:r="http://schemas.openxmlformats.org/officeDocument/2006/relationships" xmlns:m="http://schemas.openxmlformats.org/officeDocument/2006/math" xmlns:v="urn:schemas-microsoft-com:vml" xmlns:wp14="http://schemas.microsoft.com/office/word/2010/wordprocessingDrawing" xmlns:wp="http://schemas.openxmlformats.org/drawingml/2006/wordprocessingDrawing" xmlns:w10="urn:schemas-microsoft-com:office:word" xmlns:w="http://schemas.openxmlformats.org/wordprocessingml/2006/main" xmlns:w14="http://schemas.microsoft.com/office/word/2010/wordml" xmlns:w15="http://schemas.microsoft.com/office/word/2012/wordml" xmlns:w16cex="http://schemas.microsoft.com/office/word/2018/wordml/cex" xmlns:w16cid="http://schemas.microsoft.com/office/word/2016/wordml/cid" xmlns:w16="http://schemas.microsoft.com/office/word/2018/wordml" xmlns:w16du="http://schemas.microsoft.com/office/word/2023/wordml/word16du" xmlns:w16sdtdh="http://schemas.microsoft.com/office/word/2020/wordml/sdtdatahash" xmlns:w16sdtfl="http://schemas.microsoft.com/office/word/2024/wordml/sdtformatlock" xmlns:w16se="http://schemas.microsoft.com/office/word/2015/wordml/symex" xmlns:wpg="http://schemas.microsoft.com/office/word/2010/wordprocessingGroup" xmlns:wpi="http://schemas.microsoft.com/office/word/2010/wordprocessingInk" xmlns:wne="http://schemas.microsoft.com/office/word/2006/wordml" xmlns:wps="http://schemas.microsoft.com/office/word/2010/wordprocessingShape" mc:Ignorable="w14 w15 w16se w16cid w16 w16cex w16sdtdh w16sdtfl w16du wp14">
+<w:document xmlns:wpc="http://schemas.microsoft.com/office/word/2010/wordprocessingCanvas" xmlns:cx="http://schemas.microsoft.com/office/drawing/2014/chartex" xmlns:cx1="http://schemas.microsoft.com/office/drawing/2015/9/8/chartex" xmlns:cx2="http://schemas.microsoft.com/office/drawing/2015/10/21/chartex" xmlns:cx3="http://schemas.microsoft.com/office/drawing/2016/5/9/chartex" xmlns:cx4="http://schemas.microsoft.com/office/drawing/2016/5/10/chartex" xmlns:cx5="http://schemas.microsoft.com/office/drawing/2016/5/11/chartex" xmlns:cx6="http://schemas.microsoft.com/office/drawing/2016/5/12/chartex" xmlns:cx7="http://schemas.microsoft.com/office/drawing/2016/5/13/chartex" xmlns:cx8="http://schemas.microsoft.com/office/drawing/2016/5/14/chartex" xmlns:mc="http://schemas.openxmlformats.org/markup-compatibility/2006" xmlns:aink="http://schemas.microsoft.com/office/drawing/2016/ink" xmlns:am3d="http://schemas.microsoft.com/office/drawing/2017/model3d" xmlns:o="urn:schemas-microsoft-com:office:office" xmlns:oel="http://schemas.microsoft.com/office/2019/extlst" xmlns:r="http://schemas.openxmlformats.org/officeDocument/2006/relationships" xmlns:m="http://schemas.openxmlformats.org/officeDocument/2006/math" xmlns:v="urn:schemas-microsoft-com:vml" xmlns:wp14="http://schemas.microsoft.com/office/word/2010/wordprocessingDrawing" xmlns:wp="http://schemas.openxmlformats.org/drawingml/2006/wordprocessingDrawing" xmlns:w10="urn:schemas-microsoft-com:office:word" xmlns:w="http://schemas.openxmlformats.org/wordprocessingml/2006/main" xmlns:w14="http://schemas.microsoft.com/office/word/2010/wordml" xmlns:w15="http://schemas.microsoft.com/office/word/2012/wordml" xmlns:w16cei="http://schemas.microsoft.com/office/word/2026/wordml/cei" xmlns:w16cex="http://schemas.microsoft.com/office/word/2018/wordml/cex" xmlns:w16cid="http://schemas.microsoft.com/office/word/2016/wordml/cid" xmlns:w16="http://schemas.microsoft.com/office/word/2018/wordml" xmlns:w16du="http://schemas.microsoft.com/office/word/2023/wordml/word16du" xmlns:w16sdtdh="http://schemas.microsoft.com/office/word/2020/wordml/sdtdatahash" xmlns:w16sdtfl="http://schemas.microsoft.com/office/word/2024/wordml/sdtformatlock" xmlns:w16se="http://schemas.microsoft.com/office/word/2015/wordml/symex" xmlns:wpg="http://schemas.microsoft.com/office/word/2010/wordprocessingGroup" xmlns:wpi="http://schemas.microsoft.com/office/word/2010/wordprocessingInk" xmlns:wne="http://schemas.microsoft.com/office/word/2006/wordml" xmlns:wps="http://schemas.microsoft.com/office/word/2010/wordprocessingShape" mc:Ignorable="w14 w15 w16se w16cid w16 w16cex w16sdtdh w16sdtfl w16du wp14">
   <w:body>
     <w:p>
       <w:pPr>
@@ -2743,6 +2743,405 @@
                 <w:sz w:val="28"/>
                 <w:szCs w:val="32"/>
               </w:rPr>
+              <w:t xml:space="preserve">3.4.3.6 </w:t>
+            </w:r>
+            <w:r>
+              <w:rPr>
+                <w:rFonts w:cs="Arial"/>
+                <w:b/>
+                <w:color w:val="000000"/>
+                <w:sz w:val="28"/>
+                <w:szCs w:val="32"/>
+              </w:rPr>
+              <w:t>– Kramam</w:t>
+            </w:r>
+          </w:p>
+          <w:p>
+            <w:pPr>
+              <w:widowControl w:val="0"/>
+              <w:tabs>
+                <w:tab w:val="left" w:pos="993"/>
+              </w:tabs>
+              <w:autoSpaceDE w:val="0"/>
+              <w:autoSpaceDN w:val="0"/>
+              <w:adjustRightInd w:val="0"/>
+              <w:spacing w:before="0" w:line="252" w:lineRule="auto"/>
+              <w:ind w:right="297"/>
+              <w:rPr>
+                <w:rFonts w:cs="Arial"/>
+                <w:b/>
+                <w:color w:val="000000"/>
+                <w:sz w:val="28"/>
+                <w:szCs w:val="32"/>
+              </w:rPr>
+            </w:pPr>
+            <w:r>
+              <w:rPr>
+                <w:rFonts w:cs="Arial"/>
+                <w:b/>
+                <w:color w:val="000000"/>
+                <w:sz w:val="28"/>
+                <w:szCs w:val="32"/>
+              </w:rPr>
+              <w:t xml:space="preserve">Krama Vaakyam No. - </w:t>
+            </w:r>
+            <w:r>
+              <w:rPr>
+                <w:rFonts w:cs="Arial"/>
+                <w:b/>
+                <w:color w:val="000000"/>
+                <w:sz w:val="28"/>
+                <w:szCs w:val="32"/>
+              </w:rPr>
+              <w:t>39</w:t>
+            </w:r>
+          </w:p>
+          <w:p>
+            <w:pPr>
+              <w:widowControl w:val="0"/>
+              <w:tabs>
+                <w:tab w:val="left" w:pos="993"/>
+              </w:tabs>
+              <w:autoSpaceDE w:val="0"/>
+              <w:autoSpaceDN w:val="0"/>
+              <w:adjustRightInd w:val="0"/>
+              <w:spacing w:before="0" w:line="252" w:lineRule="auto"/>
+              <w:ind w:right="297"/>
+              <w:rPr>
+                <w:rFonts w:cs="Arial"/>
+                <w:b/>
+                <w:color w:val="000000"/>
+                <w:sz w:val="28"/>
+                <w:szCs w:val="32"/>
+              </w:rPr>
+            </w:pPr>
+            <w:r>
+              <w:rPr>
+                <w:rFonts w:cs="Arial"/>
+                <w:b/>
+                <w:color w:val="000000"/>
+                <w:sz w:val="28"/>
+                <w:szCs w:val="32"/>
+              </w:rPr>
+              <w:t>Panchaati No</w:t>
+            </w:r>
+            <w:r>
+              <w:rPr>
+                <w:rFonts w:cs="Arial"/>
+                <w:b/>
+                <w:color w:val="000000"/>
+                <w:szCs w:val="32"/>
+              </w:rPr>
+              <w:t>. -</w:t>
+            </w:r>
+            <w:r>
+              <w:rPr>
+                <w:rFonts w:cs="Arial"/>
+                <w:b/>
+                <w:color w:val="000000"/>
+                <w:szCs w:val="32"/>
+              </w:rPr>
+              <w:t xml:space="preserve"> </w:t>
+            </w:r>
+            <w:r>
+              <w:rPr>
+                <w:rFonts w:cs="Arial"/>
+                <w:b/>
+                <w:color w:val="000000"/>
+                <w:sz w:val="28"/>
+                <w:szCs w:val="32"/>
+              </w:rPr>
+              <w:t>12</w:t>
+            </w:r>
+          </w:p>
+        </w:tc>
+        <w:tc>
+          <w:tcPr>
+            <w:tcW w:w="4819" w:type="dxa"/>
+          </w:tcPr>
+          <w:p>
+            <w:pPr>
+              <w:widowControl w:val="0"/>
+              <w:autoSpaceDE w:val="0"/>
+              <w:autoSpaceDN w:val="0"/>
+              <w:adjustRightInd w:val="0"/>
+              <w:spacing w:before="0" w:line="240" w:lineRule="auto"/>
+              <w:rPr>
+                <w:rFonts w:ascii="BRH Malayalam Extra" w:eastAsia="Times New Roman" w:hAnsi="BRH Malayalam Extra" w:cs="BRH Malayalam Extra"/>
+                <w:color w:val="000000"/>
+                <w:sz w:val="40"/>
+                <w:szCs w:val="40"/>
+                <w:lang w:val="en-IN" w:eastAsia="en-IN" w:bidi="ml-IN"/>
+              </w:rPr>
+            </w:pPr>
+            <w:r>
+              <w:rPr>
+                <w:rFonts w:ascii="Latha" w:hAnsi="Latha" w:cs="Latha"/>
+                <w:sz w:val="28"/>
+                <w:szCs w:val="28"/>
+                <w:cs/>
+                <w:lang w:bidi="ta-IN"/>
+              </w:rPr>
+              <w:t>அன்</w:t>
+            </w:r>
+            <w:r>
+              <w:rPr>
+                <w:rFonts w:ascii="Latha" w:hAnsi="Latha" w:cs="Latha"/>
+                <w:sz w:val="28"/>
+                <w:szCs w:val="28"/>
+                <w:highlight w:val="yellow"/>
+                <w:cs/>
+                <w:lang w:bidi="ta-IN"/>
+              </w:rPr>
+              <w:t>வி</w:t>
+            </w:r>
+            <w:r>
+              <w:rPr>
+                <w:rFonts w:ascii="BRH Tamil Tab Extra" w:hAnsi="BRH Tamil Tab Extra" w:cs="Latha"/>
+                <w:b/>
+                <w:sz w:val="32"/>
+                <w:szCs w:val="28"/>
+                <w:lang w:bidi="ta-IN"/>
+              </w:rPr>
+              <w:t>…</w:t>
+            </w:r>
+            <w:r>
+              <w:rPr>
+                <w:rFonts w:ascii="Latha" w:hAnsi="Latha" w:cs="Latha"/>
+                <w:sz w:val="28"/>
+                <w:szCs w:val="28"/>
+                <w:cs/>
+                <w:lang w:bidi="ta-IN"/>
+              </w:rPr>
+              <w:t xml:space="preserve">ஹி </w:t>
+            </w:r>
+            <w:r>
+              <w:rPr>
+                <w:rFonts w:ascii="Latha" w:hAnsi="Latha" w:cs="Latha"/>
+                <w:sz w:val="28"/>
+                <w:szCs w:val="28"/>
+                <w:lang w:bidi="ta-IN"/>
+              </w:rPr>
+              <w:t xml:space="preserve">| </w:t>
+            </w:r>
+            <w:r>
+              <w:rPr>
+                <w:rFonts w:ascii="Latha" w:hAnsi="Latha" w:cs="Latha"/>
+                <w:sz w:val="28"/>
+                <w:szCs w:val="28"/>
+                <w:cs/>
+                <w:lang w:bidi="ta-IN"/>
+              </w:rPr>
+              <w:t>இ</w:t>
+            </w:r>
+            <w:r>
+              <w:rPr>
+                <w:rFonts w:ascii="BRH Tamil Tab Extra" w:hAnsi="BRH Tamil Tab Extra" w:cs="Latha"/>
+                <w:b/>
+                <w:sz w:val="32"/>
+                <w:szCs w:val="28"/>
+                <w:lang w:bidi="ta-IN"/>
+              </w:rPr>
+              <w:t>…</w:t>
+            </w:r>
+            <w:r>
+              <w:rPr>
+                <w:rFonts w:ascii="Latha" w:hAnsi="Latha" w:cs="Latha"/>
+                <w:sz w:val="28"/>
+                <w:szCs w:val="28"/>
+                <w:cs/>
+                <w:lang w:bidi="ta-IN"/>
+              </w:rPr>
+              <w:t>ஹீதி</w:t>
+            </w:r>
+            <w:r>
+              <w:rPr>
+                <w:rFonts w:ascii="BRH Tamil Tab Extra" w:hAnsi="BRH Tamil Tab Extra" w:cs="Latha"/>
+                <w:b/>
+                <w:sz w:val="36"/>
+                <w:szCs w:val="28"/>
+                <w:lang w:bidi="ta-IN"/>
+              </w:rPr>
+              <w:t>†</w:t>
+            </w:r>
+            <w:r>
+              <w:rPr>
+                <w:rFonts w:ascii="Latha" w:hAnsi="Latha" w:cs="Latha"/>
+                <w:sz w:val="28"/>
+                <w:szCs w:val="28"/>
+                <w:lang w:bidi="ta-IN"/>
+              </w:rPr>
+              <w:t xml:space="preserve"> |</w:t>
+            </w:r>
+          </w:p>
+        </w:tc>
+        <w:tc>
+          <w:tcPr>
+            <w:tcW w:w="5103" w:type="dxa"/>
+          </w:tcPr>
+          <w:p>
+            <w:pPr>
+              <w:widowControl w:val="0"/>
+              <w:autoSpaceDE w:val="0"/>
+              <w:autoSpaceDN w:val="0"/>
+              <w:adjustRightInd w:val="0"/>
+              <w:spacing w:before="0" w:line="240" w:lineRule="auto"/>
+              <w:rPr>
+                <w:rFonts w:ascii="BRH Malayalam Extra" w:eastAsia="Times New Roman" w:hAnsi="BRH Malayalam Extra" w:cs="BRH Malayalam Extra"/>
+                <w:color w:val="000000"/>
+                <w:sz w:val="40"/>
+                <w:szCs w:val="40"/>
+                <w:lang w:val="en-IN" w:eastAsia="en-IN" w:bidi="ml-IN"/>
+              </w:rPr>
+            </w:pPr>
+            <w:r>
+              <w:rPr>
+                <w:rFonts w:ascii="Latha" w:hAnsi="Latha" w:cs="Latha"/>
+                <w:sz w:val="28"/>
+                <w:szCs w:val="28"/>
+                <w:cs/>
+                <w:lang w:bidi="ta-IN"/>
+              </w:rPr>
+              <w:t>அன்</w:t>
+            </w:r>
+            <w:r>
+              <w:rPr>
+                <w:rFonts w:ascii="Latha" w:hAnsi="Latha" w:cs="Latha"/>
+                <w:sz w:val="28"/>
+                <w:szCs w:val="28"/>
+                <w:highlight w:val="green"/>
+                <w:cs/>
+                <w:lang w:bidi="ta-IN"/>
+              </w:rPr>
+              <w:t>வி</w:t>
+            </w:r>
+            <w:r>
+              <w:rPr>
+                <w:rFonts w:ascii="BRH Tamil Tab Extra" w:hAnsi="BRH Tamil Tab Extra" w:cs="Latha"/>
+                <w:b/>
+                <w:sz w:val="36"/>
+                <w:szCs w:val="28"/>
+                <w:lang w:bidi="ta-IN"/>
+              </w:rPr>
+              <w:t>†</w:t>
+            </w:r>
+            <w:r>
+              <w:rPr>
+                <w:rFonts w:ascii="Latha" w:hAnsi="Latha" w:cs="Latha"/>
+                <w:sz w:val="28"/>
+                <w:szCs w:val="28"/>
+                <w:cs/>
+                <w:lang w:bidi="ta-IN"/>
+              </w:rPr>
+              <w:t xml:space="preserve">ஹி </w:t>
+            </w:r>
+            <w:r>
+              <w:rPr>
+                <w:rFonts w:ascii="Latha" w:hAnsi="Latha" w:cs="Latha"/>
+                <w:sz w:val="28"/>
+                <w:szCs w:val="28"/>
+                <w:lang w:bidi="ta-IN"/>
+              </w:rPr>
+              <w:t xml:space="preserve">| </w:t>
+            </w:r>
+            <w:r>
+              <w:rPr>
+                <w:rFonts w:ascii="Latha" w:hAnsi="Latha" w:cs="Latha"/>
+                <w:sz w:val="28"/>
+                <w:szCs w:val="28"/>
+                <w:cs/>
+                <w:lang w:bidi="ta-IN"/>
+              </w:rPr>
+              <w:t>இ</w:t>
+            </w:r>
+            <w:r>
+              <w:rPr>
+                <w:rFonts w:ascii="BRH Tamil Tab Extra" w:hAnsi="BRH Tamil Tab Extra" w:cs="Latha"/>
+                <w:b/>
+                <w:sz w:val="32"/>
+                <w:szCs w:val="28"/>
+                <w:lang w:bidi="ta-IN"/>
+              </w:rPr>
+              <w:t>…</w:t>
+            </w:r>
+            <w:r>
+              <w:rPr>
+                <w:rFonts w:ascii="Latha" w:hAnsi="Latha" w:cs="Latha"/>
+                <w:sz w:val="28"/>
+                <w:szCs w:val="28"/>
+                <w:cs/>
+                <w:lang w:bidi="ta-IN"/>
+              </w:rPr>
+              <w:t>ஹீதி</w:t>
+            </w:r>
+            <w:r>
+              <w:rPr>
+                <w:rFonts w:ascii="BRH Tamil Tab Extra" w:hAnsi="BRH Tamil Tab Extra" w:cs="Latha"/>
+                <w:b/>
+                <w:sz w:val="36"/>
+                <w:szCs w:val="28"/>
+                <w:lang w:bidi="ta-IN"/>
+              </w:rPr>
+              <w:t>†</w:t>
+            </w:r>
+            <w:r>
+              <w:rPr>
+                <w:rFonts w:ascii="Latha" w:hAnsi="Latha" w:cs="Latha"/>
+                <w:sz w:val="28"/>
+                <w:szCs w:val="28"/>
+                <w:lang w:bidi="ta-IN"/>
+              </w:rPr>
+              <w:t xml:space="preserve"> |</w:t>
+            </w:r>
+          </w:p>
+        </w:tc>
+      </w:tr>
+      <w:tr>
+        <w:trPr>
+          <w:trHeight w:val="918"/>
+        </w:trPr>
+        <w:tc>
+          <w:tcPr>
+            <w:tcW w:w="4048" w:type="dxa"/>
+          </w:tcPr>
+          <w:p>
+            <w:pPr>
+              <w:widowControl w:val="0"/>
+              <w:tabs>
+                <w:tab w:val="left" w:pos="993"/>
+              </w:tabs>
+              <w:autoSpaceDE w:val="0"/>
+              <w:autoSpaceDN w:val="0"/>
+              <w:adjustRightInd w:val="0"/>
+              <w:spacing w:before="0" w:line="252" w:lineRule="auto"/>
+              <w:ind w:right="297"/>
+              <w:rPr>
+                <w:rFonts w:cs="Arial"/>
+                <w:b/>
+                <w:color w:val="000000"/>
+                <w:sz w:val="28"/>
+                <w:szCs w:val="32"/>
+              </w:rPr>
+            </w:pPr>
+            <w:r>
+              <w:rPr>
+                <w:rFonts w:cs="Arial"/>
+                <w:b/>
+                <w:color w:val="000000"/>
+                <w:sz w:val="28"/>
+                <w:szCs w:val="32"/>
+              </w:rPr>
+              <w:lastRenderedPageBreak/>
+              <w:t>T.S.</w:t>
+            </w:r>
+            <w:r>
+              <w:rPr>
+                <w:rFonts w:cs="Arial"/>
+                <w:b/>
+                <w:color w:val="000000"/>
+                <w:sz w:val="28"/>
+                <w:szCs w:val="32"/>
+              </w:rPr>
               <w:t xml:space="preserve">3.4.7.3 </w:t>
             </w:r>
             <w:r>
@@ -3342,7 +3741,6 @@
                 <w:sz w:val="28"/>
                 <w:szCs w:val="32"/>
               </w:rPr>
-              <w:lastRenderedPageBreak/>
               <w:t>T.S.</w:t>
             </w:r>
             <w:r>
@@ -3353,27 +3751,7 @@
                 <w:sz w:val="28"/>
                 <w:szCs w:val="32"/>
               </w:rPr>
-              <w:t>3.4.</w:t>
-            </w:r>
-            <w:r>
-              <w:rPr>
-                <w:rFonts w:cs="Arial"/>
-                <w:b/>
-                <w:color w:val="000000"/>
-                <w:sz w:val="28"/>
-                <w:szCs w:val="32"/>
-              </w:rPr>
-              <w:t>8</w:t>
-            </w:r>
-            <w:r>
-              <w:rPr>
-                <w:rFonts w:cs="Arial"/>
-                <w:b/>
-                <w:color w:val="000000"/>
-                <w:sz w:val="28"/>
-                <w:szCs w:val="32"/>
-              </w:rPr>
-              <w:t xml:space="preserve">.3 </w:t>
+              <w:t xml:space="preserve">3.4.8.3 </w:t>
             </w:r>
             <w:r>
               <w:rPr>
@@ -3423,17 +3801,7 @@
                 <w:sz w:val="28"/>
                 <w:szCs w:val="32"/>
               </w:rPr>
-              <w:t>3</w:t>
-            </w:r>
-            <w:r>
-              <w:rPr>
-                <w:rFonts w:cs="Arial"/>
-                <w:b/>
-                <w:color w:val="000000"/>
-                <w:sz w:val="28"/>
-                <w:szCs w:val="32"/>
-              </w:rPr>
-              <w:t>9</w:t>
+              <w:t>39</w:t>
             </w:r>
           </w:p>
           <w:p>
@@ -3903,47 +4271,7 @@
                 <w:sz w:val="28"/>
                 <w:szCs w:val="32"/>
               </w:rPr>
-              <w:t>3.4.</w:t>
-            </w:r>
-            <w:r>
-              <w:rPr>
-                <w:rFonts w:cs="Arial"/>
-                <w:b/>
-                <w:color w:val="000000"/>
-                <w:sz w:val="28"/>
-                <w:szCs w:val="32"/>
-              </w:rPr>
-              <w:t>9</w:t>
-            </w:r>
-            <w:r>
-              <w:rPr>
-                <w:rFonts w:cs="Arial"/>
-                <w:b/>
-                <w:color w:val="000000"/>
-                <w:sz w:val="28"/>
-                <w:szCs w:val="32"/>
-              </w:rPr>
-              <w:t>.</w:t>
-            </w:r>
-            <w:r>
-              <w:rPr>
-                <w:rFonts w:cs="Arial"/>
-                <w:b/>
-                <w:color w:val="000000"/>
-                <w:sz w:val="28"/>
-                <w:szCs w:val="32"/>
-              </w:rPr>
-              <w:t>1</w:t>
-            </w:r>
-            <w:r>
-              <w:rPr>
-                <w:rFonts w:cs="Arial"/>
-                <w:b/>
-                <w:color w:val="000000"/>
-                <w:sz w:val="28"/>
-                <w:szCs w:val="32"/>
-              </w:rPr>
-              <w:t xml:space="preserve"> </w:t>
+              <w:t xml:space="preserve">3.4.9.1 </w:t>
             </w:r>
             <w:r>
               <w:rPr>
@@ -4051,17 +4379,7 @@
                 <w:sz w:val="28"/>
                 <w:szCs w:val="32"/>
               </w:rPr>
-              <w:t>2</w:t>
-            </w:r>
-            <w:r>
-              <w:rPr>
-                <w:rFonts w:cs="Arial"/>
-                <w:b/>
-                <w:color w:val="000000"/>
-                <w:sz w:val="28"/>
-                <w:szCs w:val="32"/>
-              </w:rPr>
-              <w:t>9</w:t>
+              <w:t>29</w:t>
             </w:r>
           </w:p>
         </w:tc>
@@ -4467,27 +4785,7 @@
                 <w:sz w:val="28"/>
                 <w:szCs w:val="32"/>
               </w:rPr>
-              <w:t>3.4.9.</w:t>
-            </w:r>
-            <w:r>
-              <w:rPr>
-                <w:rFonts w:cs="Arial"/>
-                <w:b/>
-                <w:color w:val="000000"/>
-                <w:sz w:val="28"/>
-                <w:szCs w:val="32"/>
-              </w:rPr>
-              <w:t>2</w:t>
-            </w:r>
-            <w:r>
-              <w:rPr>
-                <w:rFonts w:cs="Arial"/>
-                <w:b/>
-                <w:color w:val="000000"/>
-                <w:sz w:val="28"/>
-                <w:szCs w:val="32"/>
-              </w:rPr>
-              <w:t xml:space="preserve"> </w:t>
+              <w:t xml:space="preserve">3.4.9.2 </w:t>
             </w:r>
             <w:r>
               <w:rPr>
@@ -4537,17 +4835,7 @@
                 <w:sz w:val="28"/>
                 <w:szCs w:val="32"/>
               </w:rPr>
-              <w:t>4</w:t>
-            </w:r>
-            <w:r>
-              <w:rPr>
-                <w:rFonts w:cs="Arial"/>
-                <w:b/>
-                <w:color w:val="000000"/>
-                <w:sz w:val="28"/>
-                <w:szCs w:val="32"/>
-              </w:rPr>
-              <w:t>1</w:t>
+              <w:t>41</w:t>
             </w:r>
           </w:p>
           <w:p>
@@ -5339,27 +5627,7 @@
                 <w:sz w:val="28"/>
                 <w:szCs w:val="32"/>
               </w:rPr>
-              <w:t>3.4.9.</w:t>
-            </w:r>
-            <w:r>
-              <w:rPr>
-                <w:rFonts w:cs="Arial"/>
-                <w:b/>
-                <w:color w:val="000000"/>
-                <w:sz w:val="28"/>
-                <w:szCs w:val="32"/>
-              </w:rPr>
-              <w:t>7</w:t>
-            </w:r>
-            <w:r>
-              <w:rPr>
-                <w:rFonts w:cs="Arial"/>
-                <w:b/>
-                <w:color w:val="000000"/>
-                <w:sz w:val="28"/>
-                <w:szCs w:val="32"/>
-              </w:rPr>
-              <w:t xml:space="preserve"> </w:t>
+              <w:t xml:space="preserve">3.4.9.7 </w:t>
             </w:r>
             <w:r>
               <w:rPr>
@@ -6398,6 +6666,7 @@
                 <w:sz w:val="28"/>
                 <w:szCs w:val="32"/>
               </w:rPr>
+              <w:lastRenderedPageBreak/>
               <w:t>T.S.</w:t>
             </w:r>
             <w:r>
@@ -7181,7 +7450,6 @@
           <w:szCs w:val="32"/>
           <w:u w:val="single"/>
         </w:rPr>
-        <w:lastRenderedPageBreak/>
         <w:t xml:space="preserve">TS </w:t>
       </w:r>
       <w:r>
@@ -8114,6 +8382,7 @@
                 <w:cs/>
                 <w:lang w:bidi="ta-IN"/>
               </w:rPr>
+              <w:lastRenderedPageBreak/>
               <w:t>த்</w:t>
             </w:r>
             <w:r>
@@ -8224,6 +8493,7 @@
                 <w:cs/>
                 <w:lang w:bidi="ta-IN"/>
               </w:rPr>
+              <w:lastRenderedPageBreak/>
               <w:t>அவ</w:t>
             </w:r>
             <w:r>
@@ -9659,7 +9929,6 @@
                 <w:sz w:val="28"/>
                 <w:szCs w:val="32"/>
               </w:rPr>
-              <w:lastRenderedPageBreak/>
               <w:t>T.S.3.4.6.1 – Kramam</w:t>
             </w:r>
           </w:p>
@@ -11764,6 +12033,7 @@
                 <w:sz w:val="28"/>
                 <w:szCs w:val="32"/>
               </w:rPr>
+              <w:lastRenderedPageBreak/>
               <w:t>T.S.</w:t>
             </w:r>
             <w:r>
@@ -13714,7 +13984,6 @@
           <w:szCs w:val="40"/>
           <w:lang w:val="en-IN" w:eastAsia="en-IN"/>
         </w:rPr>
-        <w:lastRenderedPageBreak/>
         <w:t xml:space="preserve">"zlÉ" </w:t>
       </w:r>
       <w:r>
@@ -14147,7 +14416,7 @@
 </file>
 
 <file path=word/endnotes.xml><?xml version="1.0" encoding="utf-8"?>
-<w:endnotes xmlns:wpc="http://schemas.microsoft.com/office/word/2010/wordprocessingCanvas" xmlns:cx="http://schemas.microsoft.com/office/drawing/2014/chartex" xmlns:cx1="http://schemas.microsoft.com/office/drawing/2015/9/8/chartex" xmlns:cx2="http://schemas.microsoft.com/office/drawing/2015/10/21/chartex" xmlns:cx3="http://schemas.microsoft.com/office/drawing/2016/5/9/chartex" xmlns:cx4="http://schemas.microsoft.com/office/drawing/2016/5/10/chartex" xmlns:cx5="http://schemas.microsoft.com/office/drawing/2016/5/11/chartex" xmlns:cx6="http://schemas.microsoft.com/office/drawing/2016/5/12/chartex" xmlns:cx7="http://schemas.microsoft.com/office/drawing/2016/5/13/chartex" xmlns:cx8="http://schemas.microsoft.com/office/drawing/2016/5/14/chartex" xmlns:mc="http://schemas.openxmlformats.org/markup-compatibility/2006" xmlns:aink="http://schemas.microsoft.com/office/drawing/2016/ink" xmlns:am3d="http://schemas.microsoft.com/office/drawing/2017/model3d" xmlns:o="urn:schemas-microsoft-com:office:office" xmlns:oel="http://schemas.microsoft.com/office/2019/extlst" xmlns:r="http://schemas.openxmlformats.org/officeDocument/2006/relationships" xmlns:m="http://schemas.openxmlformats.org/officeDocument/2006/math" xmlns:v="urn:schemas-microsoft-com:vml" xmlns:wp14="http://schemas.microsoft.com/office/word/2010/wordprocessingDrawing" xmlns:wp="http://schemas.openxmlformats.org/drawingml/2006/wordprocessingDrawing" xmlns:w10="urn:schemas-microsoft-com:office:word" xmlns:w="http://schemas.openxmlformats.org/wordprocessingml/2006/main" xmlns:w14="http://schemas.microsoft.com/office/word/2010/wordml" xmlns:w15="http://schemas.microsoft.com/office/word/2012/wordml" xmlns:w16cex="http://schemas.microsoft.com/office/word/2018/wordml/cex" xmlns:w16cid="http://schemas.microsoft.com/office/word/2016/wordml/cid" xmlns:w16="http://schemas.microsoft.com/office/word/2018/wordml" xmlns:w16du="http://schemas.microsoft.com/office/word/2023/wordml/word16du" xmlns:w16sdtdh="http://schemas.microsoft.com/office/word/2020/wordml/sdtdatahash" xmlns:w16sdtfl="http://schemas.microsoft.com/office/word/2024/wordml/sdtformatlock" xmlns:w16se="http://schemas.microsoft.com/office/word/2015/wordml/symex" xmlns:wpg="http://schemas.microsoft.com/office/word/2010/wordprocessingGroup" xmlns:wpi="http://schemas.microsoft.com/office/word/2010/wordprocessingInk" xmlns:wne="http://schemas.microsoft.com/office/word/2006/wordml" xmlns:wps="http://schemas.microsoft.com/office/word/2010/wordprocessingShape" mc:Ignorable="w14 w15 w16se w16cid w16 w16cex w16sdtdh w16sdtfl w16du wp14">
+<w:endnotes xmlns:wpc="http://schemas.microsoft.com/office/word/2010/wordprocessingCanvas" xmlns:cx="http://schemas.microsoft.com/office/drawing/2014/chartex" xmlns:cx1="http://schemas.microsoft.com/office/drawing/2015/9/8/chartex" xmlns:cx2="http://schemas.microsoft.com/office/drawing/2015/10/21/chartex" xmlns:cx3="http://schemas.microsoft.com/office/drawing/2016/5/9/chartex" xmlns:cx4="http://schemas.microsoft.com/office/drawing/2016/5/10/chartex" xmlns:cx5="http://schemas.microsoft.com/office/drawing/2016/5/11/chartex" xmlns:cx6="http://schemas.microsoft.com/office/drawing/2016/5/12/chartex" xmlns:cx7="http://schemas.microsoft.com/office/drawing/2016/5/13/chartex" xmlns:cx8="http://schemas.microsoft.com/office/drawing/2016/5/14/chartex" xmlns:mc="http://schemas.openxmlformats.org/markup-compatibility/2006" xmlns:aink="http://schemas.microsoft.com/office/drawing/2016/ink" xmlns:am3d="http://schemas.microsoft.com/office/drawing/2017/model3d" xmlns:o="urn:schemas-microsoft-com:office:office" xmlns:oel="http://schemas.microsoft.com/office/2019/extlst" xmlns:r="http://schemas.openxmlformats.org/officeDocument/2006/relationships" xmlns:m="http://schemas.openxmlformats.org/officeDocument/2006/math" xmlns:v="urn:schemas-microsoft-com:vml" xmlns:wp14="http://schemas.microsoft.com/office/word/2010/wordprocessingDrawing" xmlns:wp="http://schemas.openxmlformats.org/drawingml/2006/wordprocessingDrawing" xmlns:w10="urn:schemas-microsoft-com:office:word" xmlns:w="http://schemas.openxmlformats.org/wordprocessingml/2006/main" xmlns:w14="http://schemas.microsoft.com/office/word/2010/wordml" xmlns:w15="http://schemas.microsoft.com/office/word/2012/wordml" xmlns:w16cei="http://schemas.microsoft.com/office/word/2026/wordml/cei" xmlns:w16cex="http://schemas.microsoft.com/office/word/2018/wordml/cex" xmlns:w16cid="http://schemas.microsoft.com/office/word/2016/wordml/cid" xmlns:w16="http://schemas.microsoft.com/office/word/2018/wordml" xmlns:w16du="http://schemas.microsoft.com/office/word/2023/wordml/word16du" xmlns:w16sdtdh="http://schemas.microsoft.com/office/word/2020/wordml/sdtdatahash" xmlns:w16sdtfl="http://schemas.microsoft.com/office/word/2024/wordml/sdtformatlock" xmlns:w16se="http://schemas.microsoft.com/office/word/2015/wordml/symex" xmlns:wpg="http://schemas.microsoft.com/office/word/2010/wordprocessingGroup" xmlns:wpi="http://schemas.microsoft.com/office/word/2010/wordprocessingInk" xmlns:wne="http://schemas.microsoft.com/office/word/2006/wordml" xmlns:wps="http://schemas.microsoft.com/office/word/2010/wordprocessingShape" mc:Ignorable="w14 w15 w16se w16cid w16 w16cex w16sdtdh w16sdtfl w16du wp14">
   <w:endnote w:type="separator" w:id="-1">
     <w:p>
       <w:pPr>
@@ -14172,7 +14441,7 @@
 </file>
 
 <file path=word/footer1.xml><?xml version="1.0" encoding="utf-8"?>
-<w:ftr xmlns:wpc="http://schemas.microsoft.com/office/word/2010/wordprocessingCanvas" xmlns:cx="http://schemas.microsoft.com/office/drawing/2014/chartex" xmlns:cx1="http://schemas.microsoft.com/office/drawing/2015/9/8/chartex" xmlns:cx2="http://schemas.microsoft.com/office/drawing/2015/10/21/chartex" xmlns:cx3="http://schemas.microsoft.com/office/drawing/2016/5/9/chartex" xmlns:cx4="http://schemas.microsoft.com/office/drawing/2016/5/10/chartex" xmlns:cx5="http://schemas.microsoft.com/office/drawing/2016/5/11/chartex" xmlns:cx6="http://schemas.microsoft.com/office/drawing/2016/5/12/chartex" xmlns:cx7="http://schemas.microsoft.com/office/drawing/2016/5/13/chartex" xmlns:cx8="http://schemas.microsoft.com/office/drawing/2016/5/14/chartex" xmlns:mc="http://schemas.openxmlformats.org/markup-compatibility/2006" xmlns:aink="http://schemas.microsoft.com/office/drawing/2016/ink" xmlns:am3d="http://schemas.microsoft.com/office/drawing/2017/model3d" xmlns:o="urn:schemas-microsoft-com:office:office" xmlns:oel="http://schemas.microsoft.com/office/2019/extlst" xmlns:r="http://schemas.openxmlformats.org/officeDocument/2006/relationships" xmlns:m="http://schemas.openxmlformats.org/officeDocument/2006/math" xmlns:v="urn:schemas-microsoft-com:vml" xmlns:wp14="http://schemas.microsoft.com/office/word/2010/wordprocessingDrawing" xmlns:wp="http://schemas.openxmlformats.org/drawingml/2006/wordprocessingDrawing" xmlns:w10="urn:schemas-microsoft-com:office:word" xmlns:w="http://schemas.openxmlformats.org/wordprocessingml/2006/main" xmlns:w14="http://schemas.microsoft.com/office/word/2010/wordml" xmlns:w15="http://schemas.microsoft.com/office/word/2012/wordml" xmlns:w16cex="http://schemas.microsoft.com/office/word/2018/wordml/cex" xmlns:w16cid="http://schemas.microsoft.com/office/word/2016/wordml/cid" xmlns:w16="http://schemas.microsoft.com/office/word/2018/wordml" xmlns:w16du="http://schemas.microsoft.com/office/word/2023/wordml/word16du" xmlns:w16sdtdh="http://schemas.microsoft.com/office/word/2020/wordml/sdtdatahash" xmlns:w16sdtfl="http://schemas.microsoft.com/office/word/2024/wordml/sdtformatlock" xmlns:w16se="http://schemas.microsoft.com/office/word/2015/wordml/symex" xmlns:wpg="http://schemas.microsoft.com/office/word/2010/wordprocessingGroup" xmlns:wpi="http://schemas.microsoft.com/office/word/2010/wordprocessingInk" xmlns:wne="http://schemas.microsoft.com/office/word/2006/wordml" xmlns:wps="http://schemas.microsoft.com/office/word/2010/wordprocessingShape" mc:Ignorable="w14 w15 w16se w16cid w16 w16cex w16sdtdh w16sdtfl w16du wp14">
+<w:ftr xmlns:wpc="http://schemas.microsoft.com/office/word/2010/wordprocessingCanvas" xmlns:cx="http://schemas.microsoft.com/office/drawing/2014/chartex" xmlns:cx1="http://schemas.microsoft.com/office/drawing/2015/9/8/chartex" xmlns:cx2="http://schemas.microsoft.com/office/drawing/2015/10/21/chartex" xmlns:cx3="http://schemas.microsoft.com/office/drawing/2016/5/9/chartex" xmlns:cx4="http://schemas.microsoft.com/office/drawing/2016/5/10/chartex" xmlns:cx5="http://schemas.microsoft.com/office/drawing/2016/5/11/chartex" xmlns:cx6="http://schemas.microsoft.com/office/drawing/2016/5/12/chartex" xmlns:cx7="http://schemas.microsoft.com/office/drawing/2016/5/13/chartex" xmlns:cx8="http://schemas.microsoft.com/office/drawing/2016/5/14/chartex" xmlns:mc="http://schemas.openxmlformats.org/markup-compatibility/2006" xmlns:aink="http://schemas.microsoft.com/office/drawing/2016/ink" xmlns:am3d="http://schemas.microsoft.com/office/drawing/2017/model3d" xmlns:o="urn:schemas-microsoft-com:office:office" xmlns:oel="http://schemas.microsoft.com/office/2019/extlst" xmlns:r="http://schemas.openxmlformats.org/officeDocument/2006/relationships" xmlns:m="http://schemas.openxmlformats.org/officeDocument/2006/math" xmlns:v="urn:schemas-microsoft-com:vml" xmlns:wp14="http://schemas.microsoft.com/office/word/2010/wordprocessingDrawing" xmlns:wp="http://schemas.openxmlformats.org/drawingml/2006/wordprocessingDrawing" xmlns:w10="urn:schemas-microsoft-com:office:word" xmlns:w="http://schemas.openxmlformats.org/wordprocessingml/2006/main" xmlns:w14="http://schemas.microsoft.com/office/word/2010/wordml" xmlns:w15="http://schemas.microsoft.com/office/word/2012/wordml" xmlns:w16cei="http://schemas.microsoft.com/office/word/2026/wordml/cei" xmlns:w16cex="http://schemas.microsoft.com/office/word/2018/wordml/cex" xmlns:w16cid="http://schemas.microsoft.com/office/word/2016/wordml/cid" xmlns:w16="http://schemas.microsoft.com/office/word/2018/wordml" xmlns:w16du="http://schemas.microsoft.com/office/word/2023/wordml/word16du" xmlns:w16sdtdh="http://schemas.microsoft.com/office/word/2020/wordml/sdtdatahash" xmlns:w16sdtfl="http://schemas.microsoft.com/office/word/2024/wordml/sdtformatlock" xmlns:w16se="http://schemas.microsoft.com/office/word/2015/wordml/symex" xmlns:wpg="http://schemas.microsoft.com/office/word/2010/wordprocessingGroup" xmlns:wpi="http://schemas.microsoft.com/office/word/2010/wordprocessingInk" xmlns:wne="http://schemas.microsoft.com/office/word/2006/wordml" xmlns:wps="http://schemas.microsoft.com/office/word/2010/wordprocessingShape" mc:Ignorable="w14 w15 w16se w16cid w16 w16cex w16sdtdh w16sdtfl w16du wp14">
   <w:p>
     <w:pPr>
       <w:pBdr>
@@ -14364,7 +14633,7 @@
 </file>
 
 <file path=word/footer2.xml><?xml version="1.0" encoding="utf-8"?>
-<w:ftr xmlns:wpc="http://schemas.microsoft.com/office/word/2010/wordprocessingCanvas" xmlns:cx="http://schemas.microsoft.com/office/drawing/2014/chartex" xmlns:cx1="http://schemas.microsoft.com/office/drawing/2015/9/8/chartex" xmlns:cx2="http://schemas.microsoft.com/office/drawing/2015/10/21/chartex" xmlns:cx3="http://schemas.microsoft.com/office/drawing/2016/5/9/chartex" xmlns:cx4="http://schemas.microsoft.com/office/drawing/2016/5/10/chartex" xmlns:cx5="http://schemas.microsoft.com/office/drawing/2016/5/11/chartex" xmlns:cx6="http://schemas.microsoft.com/office/drawing/2016/5/12/chartex" xmlns:cx7="http://schemas.microsoft.com/office/drawing/2016/5/13/chartex" xmlns:cx8="http://schemas.microsoft.com/office/drawing/2016/5/14/chartex" xmlns:mc="http://schemas.openxmlformats.org/markup-compatibility/2006" xmlns:aink="http://schemas.microsoft.com/office/drawing/2016/ink" xmlns:am3d="http://schemas.microsoft.com/office/drawing/2017/model3d" xmlns:o="urn:schemas-microsoft-com:office:office" xmlns:oel="http://schemas.microsoft.com/office/2019/extlst" xmlns:r="http://schemas.openxmlformats.org/officeDocument/2006/relationships" xmlns:m="http://schemas.openxmlformats.org/officeDocument/2006/math" xmlns:v="urn:schemas-microsoft-com:vml" xmlns:wp14="http://schemas.microsoft.com/office/word/2010/wordprocessingDrawing" xmlns:wp="http://schemas.openxmlformats.org/drawingml/2006/wordprocessingDrawing" xmlns:w10="urn:schemas-microsoft-com:office:word" xmlns:w="http://schemas.openxmlformats.org/wordprocessingml/2006/main" xmlns:w14="http://schemas.microsoft.com/office/word/2010/wordml" xmlns:w15="http://schemas.microsoft.com/office/word/2012/wordml" xmlns:w16cex="http://schemas.microsoft.com/office/word/2018/wordml/cex" xmlns:w16cid="http://schemas.microsoft.com/office/word/2016/wordml/cid" xmlns:w16="http://schemas.microsoft.com/office/word/2018/wordml" xmlns:w16du="http://schemas.microsoft.com/office/word/2023/wordml/word16du" xmlns:w16sdtdh="http://schemas.microsoft.com/office/word/2020/wordml/sdtdatahash" xmlns:w16sdtfl="http://schemas.microsoft.com/office/word/2024/wordml/sdtformatlock" xmlns:w16se="http://schemas.microsoft.com/office/word/2015/wordml/symex" xmlns:wpg="http://schemas.microsoft.com/office/word/2010/wordprocessingGroup" xmlns:wpi="http://schemas.microsoft.com/office/word/2010/wordprocessingInk" xmlns:wne="http://schemas.microsoft.com/office/word/2006/wordml" xmlns:wps="http://schemas.microsoft.com/office/word/2010/wordprocessingShape" mc:Ignorable="w14 w15 w16se w16cid w16 w16cex w16sdtdh w16sdtfl w16du wp14">
+<w:ftr xmlns:wpc="http://schemas.microsoft.com/office/word/2010/wordprocessingCanvas" xmlns:cx="http://schemas.microsoft.com/office/drawing/2014/chartex" xmlns:cx1="http://schemas.microsoft.com/office/drawing/2015/9/8/chartex" xmlns:cx2="http://schemas.microsoft.com/office/drawing/2015/10/21/chartex" xmlns:cx3="http://schemas.microsoft.com/office/drawing/2016/5/9/chartex" xmlns:cx4="http://schemas.microsoft.com/office/drawing/2016/5/10/chartex" xmlns:cx5="http://schemas.microsoft.com/office/drawing/2016/5/11/chartex" xmlns:cx6="http://schemas.microsoft.com/office/drawing/2016/5/12/chartex" xmlns:cx7="http://schemas.microsoft.com/office/drawing/2016/5/13/chartex" xmlns:cx8="http://schemas.microsoft.com/office/drawing/2016/5/14/chartex" xmlns:mc="http://schemas.openxmlformats.org/markup-compatibility/2006" xmlns:aink="http://schemas.microsoft.com/office/drawing/2016/ink" xmlns:am3d="http://schemas.microsoft.com/office/drawing/2017/model3d" xmlns:o="urn:schemas-microsoft-com:office:office" xmlns:oel="http://schemas.microsoft.com/office/2019/extlst" xmlns:r="http://schemas.openxmlformats.org/officeDocument/2006/relationships" xmlns:m="http://schemas.openxmlformats.org/officeDocument/2006/math" xmlns:v="urn:schemas-microsoft-com:vml" xmlns:wp14="http://schemas.microsoft.com/office/word/2010/wordprocessingDrawing" xmlns:wp="http://schemas.openxmlformats.org/drawingml/2006/wordprocessingDrawing" xmlns:w10="urn:schemas-microsoft-com:office:word" xmlns:w="http://schemas.openxmlformats.org/wordprocessingml/2006/main" xmlns:w14="http://schemas.microsoft.com/office/word/2010/wordml" xmlns:w15="http://schemas.microsoft.com/office/word/2012/wordml" xmlns:w16cei="http://schemas.microsoft.com/office/word/2026/wordml/cei" xmlns:w16cex="http://schemas.microsoft.com/office/word/2018/wordml/cex" xmlns:w16cid="http://schemas.microsoft.com/office/word/2016/wordml/cid" xmlns:w16="http://schemas.microsoft.com/office/word/2018/wordml" xmlns:w16du="http://schemas.microsoft.com/office/word/2023/wordml/word16du" xmlns:w16sdtdh="http://schemas.microsoft.com/office/word/2020/wordml/sdtdatahash" xmlns:w16sdtfl="http://schemas.microsoft.com/office/word/2024/wordml/sdtformatlock" xmlns:w16se="http://schemas.microsoft.com/office/word/2015/wordml/symex" xmlns:wpg="http://schemas.microsoft.com/office/word/2010/wordprocessingGroup" xmlns:wpi="http://schemas.microsoft.com/office/word/2010/wordprocessingInk" xmlns:wne="http://schemas.microsoft.com/office/word/2006/wordml" xmlns:wps="http://schemas.microsoft.com/office/word/2010/wordprocessingShape" mc:Ignorable="w14 w15 w16se w16cid w16 w16cex w16sdtdh w16sdtfl w16du wp14">
   <w:p>
     <w:pPr>
       <w:pBdr>
@@ -14580,7 +14849,7 @@
 </file>
 
 <file path=word/footer3.xml><?xml version="1.0" encoding="utf-8"?>
-<w:ftr xmlns:wpc="http://schemas.microsoft.com/office/word/2010/wordprocessingCanvas" xmlns:cx="http://schemas.microsoft.com/office/drawing/2014/chartex" xmlns:cx1="http://schemas.microsoft.com/office/drawing/2015/9/8/chartex" xmlns:cx2="http://schemas.microsoft.com/office/drawing/2015/10/21/chartex" xmlns:cx3="http://schemas.microsoft.com/office/drawing/2016/5/9/chartex" xmlns:cx4="http://schemas.microsoft.com/office/drawing/2016/5/10/chartex" xmlns:cx5="http://schemas.microsoft.com/office/drawing/2016/5/11/chartex" xmlns:cx6="http://schemas.microsoft.com/office/drawing/2016/5/12/chartex" xmlns:cx7="http://schemas.microsoft.com/office/drawing/2016/5/13/chartex" xmlns:cx8="http://schemas.microsoft.com/office/drawing/2016/5/14/chartex" xmlns:mc="http://schemas.openxmlformats.org/markup-compatibility/2006" xmlns:aink="http://schemas.microsoft.com/office/drawing/2016/ink" xmlns:am3d="http://schemas.microsoft.com/office/drawing/2017/model3d" xmlns:o="urn:schemas-microsoft-com:office:office" xmlns:oel="http://schemas.microsoft.com/office/2019/extlst" xmlns:r="http://schemas.openxmlformats.org/officeDocument/2006/relationships" xmlns:m="http://schemas.openxmlformats.org/officeDocument/2006/math" xmlns:v="urn:schemas-microsoft-com:vml" xmlns:wp14="http://schemas.microsoft.com/office/word/2010/wordprocessingDrawing" xmlns:wp="http://schemas.openxmlformats.org/drawingml/2006/wordprocessingDrawing" xmlns:w10="urn:schemas-microsoft-com:office:word" xmlns:w="http://schemas.openxmlformats.org/wordprocessingml/2006/main" xmlns:w14="http://schemas.microsoft.com/office/word/2010/wordml" xmlns:w15="http://schemas.microsoft.com/office/word/2012/wordml" xmlns:w16cex="http://schemas.microsoft.com/office/word/2018/wordml/cex" xmlns:w16cid="http://schemas.microsoft.com/office/word/2016/wordml/cid" xmlns:w16="http://schemas.microsoft.com/office/word/2018/wordml" xmlns:w16du="http://schemas.microsoft.com/office/word/2023/wordml/word16du" xmlns:w16sdtdh="http://schemas.microsoft.com/office/word/2020/wordml/sdtdatahash" xmlns:w16sdtfl="http://schemas.microsoft.com/office/word/2024/wordml/sdtformatlock" xmlns:w16se="http://schemas.microsoft.com/office/word/2015/wordml/symex" xmlns:wpg="http://schemas.microsoft.com/office/word/2010/wordprocessingGroup" xmlns:wpi="http://schemas.microsoft.com/office/word/2010/wordprocessingInk" xmlns:wne="http://schemas.microsoft.com/office/word/2006/wordml" xmlns:wps="http://schemas.microsoft.com/office/word/2010/wordprocessingShape" mc:Ignorable="w14 w15 w16se w16cid w16 w16cex w16sdtdh w16sdtfl w16du wp14">
+<w:ftr xmlns:wpc="http://schemas.microsoft.com/office/word/2010/wordprocessingCanvas" xmlns:cx="http://schemas.microsoft.com/office/drawing/2014/chartex" xmlns:cx1="http://schemas.microsoft.com/office/drawing/2015/9/8/chartex" xmlns:cx2="http://schemas.microsoft.com/office/drawing/2015/10/21/chartex" xmlns:cx3="http://schemas.microsoft.com/office/drawing/2016/5/9/chartex" xmlns:cx4="http://schemas.microsoft.com/office/drawing/2016/5/10/chartex" xmlns:cx5="http://schemas.microsoft.com/office/drawing/2016/5/11/chartex" xmlns:cx6="http://schemas.microsoft.com/office/drawing/2016/5/12/chartex" xmlns:cx7="http://schemas.microsoft.com/office/drawing/2016/5/13/chartex" xmlns:cx8="http://schemas.microsoft.com/office/drawing/2016/5/14/chartex" xmlns:mc="http://schemas.openxmlformats.org/markup-compatibility/2006" xmlns:aink="http://schemas.microsoft.com/office/drawing/2016/ink" xmlns:am3d="http://schemas.microsoft.com/office/drawing/2017/model3d" xmlns:o="urn:schemas-microsoft-com:office:office" xmlns:oel="http://schemas.microsoft.com/office/2019/extlst" xmlns:r="http://schemas.openxmlformats.org/officeDocument/2006/relationships" xmlns:m="http://schemas.openxmlformats.org/officeDocument/2006/math" xmlns:v="urn:schemas-microsoft-com:vml" xmlns:wp14="http://schemas.microsoft.com/office/word/2010/wordprocessingDrawing" xmlns:wp="http://schemas.openxmlformats.org/drawingml/2006/wordprocessingDrawing" xmlns:w10="urn:schemas-microsoft-com:office:word" xmlns:w="http://schemas.openxmlformats.org/wordprocessingml/2006/main" xmlns:w14="http://schemas.microsoft.com/office/word/2010/wordml" xmlns:w15="http://schemas.microsoft.com/office/word/2012/wordml" xmlns:w16cei="http://schemas.microsoft.com/office/word/2026/wordml/cei" xmlns:w16cex="http://schemas.microsoft.com/office/word/2018/wordml/cex" xmlns:w16cid="http://schemas.microsoft.com/office/word/2016/wordml/cid" xmlns:w16="http://schemas.microsoft.com/office/word/2018/wordml" xmlns:w16du="http://schemas.microsoft.com/office/word/2023/wordml/word16du" xmlns:w16sdtdh="http://schemas.microsoft.com/office/word/2020/wordml/sdtdatahash" xmlns:w16sdtfl="http://schemas.microsoft.com/office/word/2024/wordml/sdtformatlock" xmlns:w16se="http://schemas.microsoft.com/office/word/2015/wordml/symex" xmlns:wpg="http://schemas.microsoft.com/office/word/2010/wordprocessingGroup" xmlns:wpi="http://schemas.microsoft.com/office/word/2010/wordprocessingInk" xmlns:wne="http://schemas.microsoft.com/office/word/2006/wordml" xmlns:wps="http://schemas.microsoft.com/office/word/2010/wordprocessingShape" mc:Ignorable="w14 w15 w16se w16cid w16 w16cex w16sdtdh w16sdtfl w16du wp14">
   <w:p>
     <w:pPr>
       <w:pStyle w:val="Footer"/>
@@ -14590,7 +14859,7 @@
 </file>
 
 <file path=word/footnotes.xml><?xml version="1.0" encoding="utf-8"?>
-<w:footnotes xmlns:wpc="http://schemas.microsoft.com/office/word/2010/wordprocessingCanvas" xmlns:cx="http://schemas.microsoft.com/office/drawing/2014/chartex" xmlns:cx1="http://schemas.microsoft.com/office/drawing/2015/9/8/chartex" xmlns:cx2="http://schemas.microsoft.com/office/drawing/2015/10/21/chartex" xmlns:cx3="http://schemas.microsoft.com/office/drawing/2016/5/9/chartex" xmlns:cx4="http://schemas.microsoft.com/office/drawing/2016/5/10/chartex" xmlns:cx5="http://schemas.microsoft.com/office/drawing/2016/5/11/chartex" xmlns:cx6="http://schemas.microsoft.com/office/drawing/2016/5/12/chartex" xmlns:cx7="http://schemas.microsoft.com/office/drawing/2016/5/13/chartex" xmlns:cx8="http://schemas.microsoft.com/office/drawing/2016/5/14/chartex" xmlns:mc="http://schemas.openxmlformats.org/markup-compatibility/2006" xmlns:aink="http://schemas.microsoft.com/office/drawing/2016/ink" xmlns:am3d="http://schemas.microsoft.com/office/drawing/2017/model3d" xmlns:o="urn:schemas-microsoft-com:office:office" xmlns:oel="http://schemas.microsoft.com/office/2019/extlst" xmlns:r="http://schemas.openxmlformats.org/officeDocument/2006/relationships" xmlns:m="http://schemas.openxmlformats.org/officeDocument/2006/math" xmlns:v="urn:schemas-microsoft-com:vml" xmlns:wp14="http://schemas.microsoft.com/office/word/2010/wordprocessingDrawing" xmlns:wp="http://schemas.openxmlformats.org/drawingml/2006/wordprocessingDrawing" xmlns:w10="urn:schemas-microsoft-com:office:word" xmlns:w="http://schemas.openxmlformats.org/wordprocessingml/2006/main" xmlns:w14="http://schemas.microsoft.com/office/word/2010/wordml" xmlns:w15="http://schemas.microsoft.com/office/word/2012/wordml" xmlns:w16cex="http://schemas.microsoft.com/office/word/2018/wordml/cex" xmlns:w16cid="http://schemas.microsoft.com/office/word/2016/wordml/cid" xmlns:w16="http://schemas.microsoft.com/office/word/2018/wordml" xmlns:w16du="http://schemas.microsoft.com/office/word/2023/wordml/word16du" xmlns:w16sdtdh="http://schemas.microsoft.com/office/word/2020/wordml/sdtdatahash" xmlns:w16sdtfl="http://schemas.microsoft.com/office/word/2024/wordml/sdtformatlock" xmlns:w16se="http://schemas.microsoft.com/office/word/2015/wordml/symex" xmlns:wpg="http://schemas.microsoft.com/office/word/2010/wordprocessingGroup" xmlns:wpi="http://schemas.microsoft.com/office/word/2010/wordprocessingInk" xmlns:wne="http://schemas.microsoft.com/office/word/2006/wordml" xmlns:wps="http://schemas.microsoft.com/office/word/2010/wordprocessingShape" mc:Ignorable="w14 w15 w16se w16cid w16 w16cex w16sdtdh w16sdtfl w16du wp14">
+<w:footnotes xmlns:wpc="http://schemas.microsoft.com/office/word/2010/wordprocessingCanvas" xmlns:cx="http://schemas.microsoft.com/office/drawing/2014/chartex" xmlns:cx1="http://schemas.microsoft.com/office/drawing/2015/9/8/chartex" xmlns:cx2="http://schemas.microsoft.com/office/drawing/2015/10/21/chartex" xmlns:cx3="http://schemas.microsoft.com/office/drawing/2016/5/9/chartex" xmlns:cx4="http://schemas.microsoft.com/office/drawing/2016/5/10/chartex" xmlns:cx5="http://schemas.microsoft.com/office/drawing/2016/5/11/chartex" xmlns:cx6="http://schemas.microsoft.com/office/drawing/2016/5/12/chartex" xmlns:cx7="http://schemas.microsoft.com/office/drawing/2016/5/13/chartex" xmlns:cx8="http://schemas.microsoft.com/office/drawing/2016/5/14/chartex" xmlns:mc="http://schemas.openxmlformats.org/markup-compatibility/2006" xmlns:aink="http://schemas.microsoft.com/office/drawing/2016/ink" xmlns:am3d="http://schemas.microsoft.com/office/drawing/2017/model3d" xmlns:o="urn:schemas-microsoft-com:office:office" xmlns:oel="http://schemas.microsoft.com/office/2019/extlst" xmlns:r="http://schemas.openxmlformats.org/officeDocument/2006/relationships" xmlns:m="http://schemas.openxmlformats.org/officeDocument/2006/math" xmlns:v="urn:schemas-microsoft-com:vml" xmlns:wp14="http://schemas.microsoft.com/office/word/2010/wordprocessingDrawing" xmlns:wp="http://schemas.openxmlformats.org/drawingml/2006/wordprocessingDrawing" xmlns:w10="urn:schemas-microsoft-com:office:word" xmlns:w="http://schemas.openxmlformats.org/wordprocessingml/2006/main" xmlns:w14="http://schemas.microsoft.com/office/word/2010/wordml" xmlns:w15="http://schemas.microsoft.com/office/word/2012/wordml" xmlns:w16cei="http://schemas.microsoft.com/office/word/2026/wordml/cei" xmlns:w16cex="http://schemas.microsoft.com/office/word/2018/wordml/cex" xmlns:w16cid="http://schemas.microsoft.com/office/word/2016/wordml/cid" xmlns:w16="http://schemas.microsoft.com/office/word/2018/wordml" xmlns:w16du="http://schemas.microsoft.com/office/word/2023/wordml/word16du" xmlns:w16sdtdh="http://schemas.microsoft.com/office/word/2020/wordml/sdtdatahash" xmlns:w16sdtfl="http://schemas.microsoft.com/office/word/2024/wordml/sdtformatlock" xmlns:w16se="http://schemas.microsoft.com/office/word/2015/wordml/symex" xmlns:wpg="http://schemas.microsoft.com/office/word/2010/wordprocessingGroup" xmlns:wpi="http://schemas.microsoft.com/office/word/2010/wordprocessingInk" xmlns:wne="http://schemas.microsoft.com/office/word/2006/wordml" xmlns:wps="http://schemas.microsoft.com/office/word/2010/wordprocessingShape" mc:Ignorable="w14 w15 w16se w16cid w16 w16cex w16sdtdh w16sdtfl w16du wp14">
   <w:footnote w:type="separator" w:id="-1">
     <w:p>
       <w:pPr>
@@ -14615,7 +14884,7 @@
 </file>
 
 <file path=word/header1.xml><?xml version="1.0" encoding="utf-8"?>
-<w:hdr xmlns:wpc="http://schemas.microsoft.com/office/word/2010/wordprocessingCanvas" xmlns:cx="http://schemas.microsoft.com/office/drawing/2014/chartex" xmlns:cx1="http://schemas.microsoft.com/office/drawing/2015/9/8/chartex" xmlns:cx2="http://schemas.microsoft.com/office/drawing/2015/10/21/chartex" xmlns:cx3="http://schemas.microsoft.com/office/drawing/2016/5/9/chartex" xmlns:cx4="http://schemas.microsoft.com/office/drawing/2016/5/10/chartex" xmlns:cx5="http://schemas.microsoft.com/office/drawing/2016/5/11/chartex" xmlns:cx6="http://schemas.microsoft.com/office/drawing/2016/5/12/chartex" xmlns:cx7="http://schemas.microsoft.com/office/drawing/2016/5/13/chartex" xmlns:cx8="http://schemas.microsoft.com/office/drawing/2016/5/14/chartex" xmlns:mc="http://schemas.openxmlformats.org/markup-compatibility/2006" xmlns:aink="http://schemas.microsoft.com/office/drawing/2016/ink" xmlns:am3d="http://schemas.microsoft.com/office/drawing/2017/model3d" xmlns:o="urn:schemas-microsoft-com:office:office" xmlns:oel="http://schemas.microsoft.com/office/2019/extlst" xmlns:r="http://schemas.openxmlformats.org/officeDocument/2006/relationships" xmlns:m="http://schemas.openxmlformats.org/officeDocument/2006/math" xmlns:v="urn:schemas-microsoft-com:vml" xmlns:wp14="http://schemas.microsoft.com/office/word/2010/wordprocessingDrawing" xmlns:wp="http://schemas.openxmlformats.org/drawingml/2006/wordprocessingDrawing" xmlns:w10="urn:schemas-microsoft-com:office:word" xmlns:w="http://schemas.openxmlformats.org/wordprocessingml/2006/main" xmlns:w14="http://schemas.microsoft.com/office/word/2010/wordml" xmlns:w15="http://schemas.microsoft.com/office/word/2012/wordml" xmlns:w16cex="http://schemas.microsoft.com/office/word/2018/wordml/cex" xmlns:w16cid="http://schemas.microsoft.com/office/word/2016/wordml/cid" xmlns:w16="http://schemas.microsoft.com/office/word/2018/wordml" xmlns:w16du="http://schemas.microsoft.com/office/word/2023/wordml/word16du" xmlns:w16sdtdh="http://schemas.microsoft.com/office/word/2020/wordml/sdtdatahash" xmlns:w16sdtfl="http://schemas.microsoft.com/office/word/2024/wordml/sdtformatlock" xmlns:w16se="http://schemas.microsoft.com/office/word/2015/wordml/symex" xmlns:wpg="http://schemas.microsoft.com/office/word/2010/wordprocessingGroup" xmlns:wpi="http://schemas.microsoft.com/office/word/2010/wordprocessingInk" xmlns:wne="http://schemas.microsoft.com/office/word/2006/wordml" xmlns:wps="http://schemas.microsoft.com/office/word/2010/wordprocessingShape" mc:Ignorable="w14 w15 w16se w16cid w16 w16cex w16sdtdh w16sdtfl w16du wp14">
+<w:hdr xmlns:wpc="http://schemas.microsoft.com/office/word/2010/wordprocessingCanvas" xmlns:cx="http://schemas.microsoft.com/office/drawing/2014/chartex" xmlns:cx1="http://schemas.microsoft.com/office/drawing/2015/9/8/chartex" xmlns:cx2="http://schemas.microsoft.com/office/drawing/2015/10/21/chartex" xmlns:cx3="http://schemas.microsoft.com/office/drawing/2016/5/9/chartex" xmlns:cx4="http://schemas.microsoft.com/office/drawing/2016/5/10/chartex" xmlns:cx5="http://schemas.microsoft.com/office/drawing/2016/5/11/chartex" xmlns:cx6="http://schemas.microsoft.com/office/drawing/2016/5/12/chartex" xmlns:cx7="http://schemas.microsoft.com/office/drawing/2016/5/13/chartex" xmlns:cx8="http://schemas.microsoft.com/office/drawing/2016/5/14/chartex" xmlns:mc="http://schemas.openxmlformats.org/markup-compatibility/2006" xmlns:aink="http://schemas.microsoft.com/office/drawing/2016/ink" xmlns:am3d="http://schemas.microsoft.com/office/drawing/2017/model3d" xmlns:o="urn:schemas-microsoft-com:office:office" xmlns:oel="http://schemas.microsoft.com/office/2019/extlst" xmlns:r="http://schemas.openxmlformats.org/officeDocument/2006/relationships" xmlns:m="http://schemas.openxmlformats.org/officeDocument/2006/math" xmlns:v="urn:schemas-microsoft-com:vml" xmlns:wp14="http://schemas.microsoft.com/office/word/2010/wordprocessingDrawing" xmlns:wp="http://schemas.openxmlformats.org/drawingml/2006/wordprocessingDrawing" xmlns:w10="urn:schemas-microsoft-com:office:word" xmlns:w="http://schemas.openxmlformats.org/wordprocessingml/2006/main" xmlns:w14="http://schemas.microsoft.com/office/word/2010/wordml" xmlns:w15="http://schemas.microsoft.com/office/word/2012/wordml" xmlns:w16cei="http://schemas.microsoft.com/office/word/2026/wordml/cei" xmlns:w16cex="http://schemas.microsoft.com/office/word/2018/wordml/cex" xmlns:w16cid="http://schemas.microsoft.com/office/word/2016/wordml/cid" xmlns:w16="http://schemas.microsoft.com/office/word/2018/wordml" xmlns:w16du="http://schemas.microsoft.com/office/word/2023/wordml/word16du" xmlns:w16sdtdh="http://schemas.microsoft.com/office/word/2020/wordml/sdtdatahash" xmlns:w16sdtfl="http://schemas.microsoft.com/office/word/2024/wordml/sdtformatlock" xmlns:w16se="http://schemas.microsoft.com/office/word/2015/wordml/symex" xmlns:wpg="http://schemas.microsoft.com/office/word/2010/wordprocessingGroup" xmlns:wpi="http://schemas.microsoft.com/office/word/2010/wordprocessingInk" xmlns:wne="http://schemas.microsoft.com/office/word/2006/wordml" xmlns:wps="http://schemas.microsoft.com/office/word/2010/wordprocessingShape" mc:Ignorable="w14 w15 w16se w16cid w16 w16cex w16sdtdh w16sdtfl w16du wp14">
   <w:p>
     <w:pPr>
       <w:pStyle w:val="Header"/>
@@ -14628,7 +14897,7 @@
 </file>
 
 <file path=word/header2.xml><?xml version="1.0" encoding="utf-8"?>
-<w:hdr xmlns:wpc="http://schemas.microsoft.com/office/word/2010/wordprocessingCanvas" xmlns:cx="http://schemas.microsoft.com/office/drawing/2014/chartex" xmlns:cx1="http://schemas.microsoft.com/office/drawing/2015/9/8/chartex" xmlns:cx2="http://schemas.microsoft.com/office/drawing/2015/10/21/chartex" xmlns:cx3="http://schemas.microsoft.com/office/drawing/2016/5/9/chartex" xmlns:cx4="http://schemas.microsoft.com/office/drawing/2016/5/10/chartex" xmlns:cx5="http://schemas.microsoft.com/office/drawing/2016/5/11/chartex" xmlns:cx6="http://schemas.microsoft.com/office/drawing/2016/5/12/chartex" xmlns:cx7="http://schemas.microsoft.com/office/drawing/2016/5/13/chartex" xmlns:cx8="http://schemas.microsoft.com/office/drawing/2016/5/14/chartex" xmlns:mc="http://schemas.openxmlformats.org/markup-compatibility/2006" xmlns:aink="http://schemas.microsoft.com/office/drawing/2016/ink" xmlns:am3d="http://schemas.microsoft.com/office/drawing/2017/model3d" xmlns:o="urn:schemas-microsoft-com:office:office" xmlns:oel="http://schemas.microsoft.com/office/2019/extlst" xmlns:r="http://schemas.openxmlformats.org/officeDocument/2006/relationships" xmlns:m="http://schemas.openxmlformats.org/officeDocument/2006/math" xmlns:v="urn:schemas-microsoft-com:vml" xmlns:wp14="http://schemas.microsoft.com/office/word/2010/wordprocessingDrawing" xmlns:wp="http://schemas.openxmlformats.org/drawingml/2006/wordprocessingDrawing" xmlns:w10="urn:schemas-microsoft-com:office:word" xmlns:w="http://schemas.openxmlformats.org/wordprocessingml/2006/main" xmlns:w14="http://schemas.microsoft.com/office/word/2010/wordml" xmlns:w15="http://schemas.microsoft.com/office/word/2012/wordml" xmlns:w16cex="http://schemas.microsoft.com/office/word/2018/wordml/cex" xmlns:w16cid="http://schemas.microsoft.com/office/word/2016/wordml/cid" xmlns:w16="http://schemas.microsoft.com/office/word/2018/wordml" xmlns:w16du="http://schemas.microsoft.com/office/word/2023/wordml/word16du" xmlns:w16sdtdh="http://schemas.microsoft.com/office/word/2020/wordml/sdtdatahash" xmlns:w16sdtfl="http://schemas.microsoft.com/office/word/2024/wordml/sdtformatlock" xmlns:w16se="http://schemas.microsoft.com/office/word/2015/wordml/symex" xmlns:wpg="http://schemas.microsoft.com/office/word/2010/wordprocessingGroup" xmlns:wpi="http://schemas.microsoft.com/office/word/2010/wordprocessingInk" xmlns:wne="http://schemas.microsoft.com/office/word/2006/wordml" xmlns:wps="http://schemas.microsoft.com/office/word/2010/wordprocessingShape" mc:Ignorable="w14 w15 w16se w16cid w16 w16cex w16sdtdh w16sdtfl w16du wp14">
+<w:hdr xmlns:wpc="http://schemas.microsoft.com/office/word/2010/wordprocessingCanvas" xmlns:cx="http://schemas.microsoft.com/office/drawing/2014/chartex" xmlns:cx1="http://schemas.microsoft.com/office/drawing/2015/9/8/chartex" xmlns:cx2="http://schemas.microsoft.com/office/drawing/2015/10/21/chartex" xmlns:cx3="http://schemas.microsoft.com/office/drawing/2016/5/9/chartex" xmlns:cx4="http://schemas.microsoft.com/office/drawing/2016/5/10/chartex" xmlns:cx5="http://schemas.microsoft.com/office/drawing/2016/5/11/chartex" xmlns:cx6="http://schemas.microsoft.com/office/drawing/2016/5/12/chartex" xmlns:cx7="http://schemas.microsoft.com/office/drawing/2016/5/13/chartex" xmlns:cx8="http://schemas.microsoft.com/office/drawing/2016/5/14/chartex" xmlns:mc="http://schemas.openxmlformats.org/markup-compatibility/2006" xmlns:aink="http://schemas.microsoft.com/office/drawing/2016/ink" xmlns:am3d="http://schemas.microsoft.com/office/drawing/2017/model3d" xmlns:o="urn:schemas-microsoft-com:office:office" xmlns:oel="http://schemas.microsoft.com/office/2019/extlst" xmlns:r="http://schemas.openxmlformats.org/officeDocument/2006/relationships" xmlns:m="http://schemas.openxmlformats.org/officeDocument/2006/math" xmlns:v="urn:schemas-microsoft-com:vml" xmlns:wp14="http://schemas.microsoft.com/office/word/2010/wordprocessingDrawing" xmlns:wp="http://schemas.openxmlformats.org/drawingml/2006/wordprocessingDrawing" xmlns:w10="urn:schemas-microsoft-com:office:word" xmlns:w="http://schemas.openxmlformats.org/wordprocessingml/2006/main" xmlns:w14="http://schemas.microsoft.com/office/word/2010/wordml" xmlns:w15="http://schemas.microsoft.com/office/word/2012/wordml" xmlns:w16cei="http://schemas.microsoft.com/office/word/2026/wordml/cei" xmlns:w16cex="http://schemas.microsoft.com/office/word/2018/wordml/cex" xmlns:w16cid="http://schemas.microsoft.com/office/word/2016/wordml/cid" xmlns:w16="http://schemas.microsoft.com/office/word/2018/wordml" xmlns:w16du="http://schemas.microsoft.com/office/word/2023/wordml/word16du" xmlns:w16sdtdh="http://schemas.microsoft.com/office/word/2020/wordml/sdtdatahash" xmlns:w16sdtfl="http://schemas.microsoft.com/office/word/2024/wordml/sdtformatlock" xmlns:w16se="http://schemas.microsoft.com/office/word/2015/wordml/symex" xmlns:wpg="http://schemas.microsoft.com/office/word/2010/wordprocessingGroup" xmlns:wpi="http://schemas.microsoft.com/office/word/2010/wordprocessingInk" xmlns:wne="http://schemas.microsoft.com/office/word/2006/wordml" xmlns:wps="http://schemas.microsoft.com/office/word/2010/wordprocessingShape" mc:Ignorable="w14 w15 w16se w16cid w16 w16cex w16sdtdh w16sdtfl w16du wp14">
   <w:p>
     <w:pPr>
       <w:pStyle w:val="Header"/>
@@ -14641,7 +14910,7 @@
 </file>
 
 <file path=word/header3.xml><?xml version="1.0" encoding="utf-8"?>
-<w:hdr xmlns:wpc="http://schemas.microsoft.com/office/word/2010/wordprocessingCanvas" xmlns:cx="http://schemas.microsoft.com/office/drawing/2014/chartex" xmlns:cx1="http://schemas.microsoft.com/office/drawing/2015/9/8/chartex" xmlns:cx2="http://schemas.microsoft.com/office/drawing/2015/10/21/chartex" xmlns:cx3="http://schemas.microsoft.com/office/drawing/2016/5/9/chartex" xmlns:cx4="http://schemas.microsoft.com/office/drawing/2016/5/10/chartex" xmlns:cx5="http://schemas.microsoft.com/office/drawing/2016/5/11/chartex" xmlns:cx6="http://schemas.microsoft.com/office/drawing/2016/5/12/chartex" xmlns:cx7="http://schemas.microsoft.com/office/drawing/2016/5/13/chartex" xmlns:cx8="http://schemas.microsoft.com/office/drawing/2016/5/14/chartex" xmlns:mc="http://schemas.openxmlformats.org/markup-compatibility/2006" xmlns:aink="http://schemas.microsoft.com/office/drawing/2016/ink" xmlns:am3d="http://schemas.microsoft.com/office/drawing/2017/model3d" xmlns:o="urn:schemas-microsoft-com:office:office" xmlns:oel="http://schemas.microsoft.com/office/2019/extlst" xmlns:r="http://schemas.openxmlformats.org/officeDocument/2006/relationships" xmlns:m="http://schemas.openxmlformats.org/officeDocument/2006/math" xmlns:v="urn:schemas-microsoft-com:vml" xmlns:wp14="http://schemas.microsoft.com/office/word/2010/wordprocessingDrawing" xmlns:wp="http://schemas.openxmlformats.org/drawingml/2006/wordprocessingDrawing" xmlns:w10="urn:schemas-microsoft-com:office:word" xmlns:w="http://schemas.openxmlformats.org/wordprocessingml/2006/main" xmlns:w14="http://schemas.microsoft.com/office/word/2010/wordml" xmlns:w15="http://schemas.microsoft.com/office/word/2012/wordml" xmlns:w16cex="http://schemas.microsoft.com/office/word/2018/wordml/cex" xmlns:w16cid="http://schemas.microsoft.com/office/word/2016/wordml/cid" xmlns:w16="http://schemas.microsoft.com/office/word/2018/wordml" xmlns:w16du="http://schemas.microsoft.com/office/word/2023/wordml/word16du" xmlns:w16sdtdh="http://schemas.microsoft.com/office/word/2020/wordml/sdtdatahash" xmlns:w16sdtfl="http://schemas.microsoft.com/office/word/2024/wordml/sdtformatlock" xmlns:w16se="http://schemas.microsoft.com/office/word/2015/wordml/symex" xmlns:wpg="http://schemas.microsoft.com/office/word/2010/wordprocessingGroup" xmlns:wpi="http://schemas.microsoft.com/office/word/2010/wordprocessingInk" xmlns:wne="http://schemas.microsoft.com/office/word/2006/wordml" xmlns:wps="http://schemas.microsoft.com/office/word/2010/wordprocessingShape" mc:Ignorable="w14 w15 w16se w16cid w16 w16cex w16sdtdh w16sdtfl w16du wp14">
+<w:hdr xmlns:wpc="http://schemas.microsoft.com/office/word/2010/wordprocessingCanvas" xmlns:cx="http://schemas.microsoft.com/office/drawing/2014/chartex" xmlns:cx1="http://schemas.microsoft.com/office/drawing/2015/9/8/chartex" xmlns:cx2="http://schemas.microsoft.com/office/drawing/2015/10/21/chartex" xmlns:cx3="http://schemas.microsoft.com/office/drawing/2016/5/9/chartex" xmlns:cx4="http://schemas.microsoft.com/office/drawing/2016/5/10/chartex" xmlns:cx5="http://schemas.microsoft.com/office/drawing/2016/5/11/chartex" xmlns:cx6="http://schemas.microsoft.com/office/drawing/2016/5/12/chartex" xmlns:cx7="http://schemas.microsoft.com/office/drawing/2016/5/13/chartex" xmlns:cx8="http://schemas.microsoft.com/office/drawing/2016/5/14/chartex" xmlns:mc="http://schemas.openxmlformats.org/markup-compatibility/2006" xmlns:aink="http://schemas.microsoft.com/office/drawing/2016/ink" xmlns:am3d="http://schemas.microsoft.com/office/drawing/2017/model3d" xmlns:o="urn:schemas-microsoft-com:office:office" xmlns:oel="http://schemas.microsoft.com/office/2019/extlst" xmlns:r="http://schemas.openxmlformats.org/officeDocument/2006/relationships" xmlns:m="http://schemas.openxmlformats.org/officeDocument/2006/math" xmlns:v="urn:schemas-microsoft-com:vml" xmlns:wp14="http://schemas.microsoft.com/office/word/2010/wordprocessingDrawing" xmlns:wp="http://schemas.openxmlformats.org/drawingml/2006/wordprocessingDrawing" xmlns:w10="urn:schemas-microsoft-com:office:word" xmlns:w="http://schemas.openxmlformats.org/wordprocessingml/2006/main" xmlns:w14="http://schemas.microsoft.com/office/word/2010/wordml" xmlns:w15="http://schemas.microsoft.com/office/word/2012/wordml" xmlns:w16cei="http://schemas.microsoft.com/office/word/2026/wordml/cei" xmlns:w16cex="http://schemas.microsoft.com/office/word/2018/wordml/cex" xmlns:w16cid="http://schemas.microsoft.com/office/word/2016/wordml/cid" xmlns:w16="http://schemas.microsoft.com/office/word/2018/wordml" xmlns:w16du="http://schemas.microsoft.com/office/word/2023/wordml/word16du" xmlns:w16sdtdh="http://schemas.microsoft.com/office/word/2020/wordml/sdtdatahash" xmlns:w16sdtfl="http://schemas.microsoft.com/office/word/2024/wordml/sdtformatlock" xmlns:w16se="http://schemas.microsoft.com/office/word/2015/wordml/symex" xmlns:wpg="http://schemas.microsoft.com/office/word/2010/wordprocessingGroup" xmlns:wpi="http://schemas.microsoft.com/office/word/2010/wordprocessingInk" xmlns:wne="http://schemas.microsoft.com/office/word/2006/wordml" xmlns:wps="http://schemas.microsoft.com/office/word/2010/wordprocessingShape" mc:Ignorable="w14 w15 w16se w16cid w16 w16cex w16sdtdh w16sdtfl w16du wp14">
   <w:p>
     <w:pPr>
       <w:pStyle w:val="Header"/>

--- a/TS-Kramam/TS-3.4/TS 3.4 Tamil Krama Paatam Corrections.docx
+++ b/TS-Kramam/TS-3.4/TS 3.4 Tamil Krama Paatam Corrections.docx
@@ -5584,7 +5584,7 @@
       </w:tr>
       <w:tr>
         <w:trPr>
-          <w:trHeight w:val="1405"/>
+          <w:trHeight w:val="1003"/>
         </w:trPr>
         <w:tc>
           <w:tcPr>
@@ -5599,7 +5599,7 @@
               <w:autoSpaceDE w:val="0"/>
               <w:autoSpaceDN w:val="0"/>
               <w:adjustRightInd w:val="0"/>
-              <w:spacing w:before="0" w:line="252" w:lineRule="auto"/>
+              <w:spacing w:before="0" w:line="240" w:lineRule="auto"/>
               <w:ind w:right="297"/>
               <w:rPr>
                 <w:rFonts w:cs="Arial"/>
@@ -5627,7 +5627,7 @@
                 <w:sz w:val="28"/>
                 <w:szCs w:val="32"/>
               </w:rPr>
-              <w:t xml:space="preserve">3.4.9.7 </w:t>
+              <w:t xml:space="preserve">3.4.9.3 </w:t>
             </w:r>
             <w:r>
               <w:rPr>
@@ -5649,7 +5649,7 @@
               <w:autoSpaceDE w:val="0"/>
               <w:autoSpaceDN w:val="0"/>
               <w:adjustRightInd w:val="0"/>
-              <w:spacing w:before="0" w:line="252" w:lineRule="auto"/>
+              <w:spacing w:before="0" w:line="240" w:lineRule="auto"/>
               <w:ind w:right="297"/>
               <w:rPr>
                 <w:rFonts w:cs="Arial"/>
@@ -5657,6 +5657,7 @@
                 <w:color w:val="000000"/>
                 <w:sz w:val="28"/>
                 <w:szCs w:val="32"/>
+                <w:lang w:val="en-IN"/>
               </w:rPr>
             </w:pPr>
             <w:r>
@@ -5666,18 +5667,9 @@
                 <w:color w:val="000000"/>
                 <w:sz w:val="28"/>
                 <w:szCs w:val="32"/>
-              </w:rPr>
-              <w:t xml:space="preserve">Krama Vaakyam No. - </w:t>
-            </w:r>
-            <w:r>
-              <w:rPr>
-                <w:rFonts w:cs="Arial"/>
-                <w:b/>
-                <w:color w:val="000000"/>
-                <w:sz w:val="28"/>
-                <w:szCs w:val="32"/>
-              </w:rPr>
-              <w:t>60</w:t>
+                <w:lang w:val="en-IN"/>
+              </w:rPr>
+              <w:t>Krama Vaakyam No. - 10</w:t>
             </w:r>
           </w:p>
           <w:p>
@@ -5689,7 +5681,7 @@
               <w:autoSpaceDE w:val="0"/>
               <w:autoSpaceDN w:val="0"/>
               <w:adjustRightInd w:val="0"/>
-              <w:spacing w:before="0" w:line="252" w:lineRule="auto"/>
+              <w:spacing w:before="0" w:line="240" w:lineRule="auto"/>
               <w:ind w:right="297"/>
               <w:rPr>
                 <w:rFonts w:cs="Arial"/>
@@ -5697,6 +5689,7 @@
                 <w:color w:val="000000"/>
                 <w:sz w:val="28"/>
                 <w:szCs w:val="32"/>
+                <w:lang w:val="it-IT"/>
               </w:rPr>
             </w:pPr>
             <w:r>
@@ -5706,6 +5699,7 @@
                 <w:color w:val="000000"/>
                 <w:sz w:val="28"/>
                 <w:szCs w:val="32"/>
+                <w:lang w:val="it-IT"/>
               </w:rPr>
               <w:t>Panchaati No</w:t>
             </w:r>
@@ -5715,27 +5709,20 @@
                 <w:b/>
                 <w:color w:val="000000"/>
                 <w:szCs w:val="32"/>
-              </w:rPr>
-              <w:t>. -</w:t>
-            </w:r>
-            <w:r>
-              <w:rPr>
-                <w:rFonts w:cs="Arial"/>
-                <w:b/>
-                <w:color w:val="000000"/>
-                <w:szCs w:val="32"/>
-              </w:rPr>
-              <w:t xml:space="preserve"> </w:t>
-            </w:r>
-            <w:r>
-              <w:rPr>
-                <w:rFonts w:cs="Arial"/>
-                <w:b/>
-                <w:color w:val="000000"/>
-                <w:sz w:val="28"/>
-                <w:szCs w:val="32"/>
-              </w:rPr>
-              <w:t>35</w:t>
+                <w:lang w:val="it-IT"/>
+              </w:rPr>
+              <w:t xml:space="preserve">. - </w:t>
+            </w:r>
+            <w:r>
+              <w:rPr>
+                <w:rFonts w:cs="Arial"/>
+                <w:b/>
+                <w:color w:val="000000"/>
+                <w:sz w:val="28"/>
+                <w:szCs w:val="32"/>
+                <w:lang w:val="it-IT"/>
+              </w:rPr>
+              <w:t>31</w:t>
             </w:r>
           </w:p>
         </w:tc>
@@ -5751,11 +5738,11 @@
               <w:adjustRightInd w:val="0"/>
               <w:spacing w:before="0" w:line="240" w:lineRule="auto"/>
               <w:rPr>
-                <w:rFonts w:ascii="Latha" w:hAnsi="Latha" w:cs="Latha"/>
-                <w:sz w:val="28"/>
-                <w:szCs w:val="28"/>
-                <w:cs/>
-                <w:lang w:bidi="ta-IN"/>
+                <w:rFonts w:ascii="BRH Malayalam Extra" w:eastAsia="Times New Roman" w:hAnsi="BRH Malayalam Extra" w:cs="BRH Malayalam Extra"/>
+                <w:color w:val="000000"/>
+                <w:sz w:val="40"/>
+                <w:szCs w:val="40"/>
+                <w:lang w:val="it-IT" w:eastAsia="en-IN" w:bidi="ml-IN"/>
               </w:rPr>
             </w:pPr>
             <w:r>
@@ -5766,10 +5753,141 @@
                 <w:cs/>
                 <w:lang w:bidi="ta-IN"/>
               </w:rPr>
+              <w:t>க்</w:t>
+            </w:r>
+            <w:r>
+              <w:rPr>
+                <w:rFonts w:ascii="Latha" w:hAnsi="Latha" w:cs="Latha"/>
+                <w:b/>
+                <w:bCs/>
+                <w:position w:val="-12"/>
+                <w:sz w:val="28"/>
+                <w:szCs w:val="28"/>
+                <w:cs/>
+                <w:lang w:bidi="ta-IN"/>
+              </w:rPr>
+              <w:t>3</w:t>
+            </w:r>
+            <w:r>
+              <w:rPr>
+                <w:rFonts w:ascii="Latha" w:hAnsi="Latha" w:cs="Latha"/>
+                <w:sz w:val="28"/>
+                <w:szCs w:val="28"/>
+                <w:cs/>
+                <w:lang w:bidi="ta-IN"/>
+              </w:rPr>
+              <w:t>ராம</w:t>
+            </w:r>
+            <w:r>
+              <w:rPr>
+                <w:rFonts w:ascii="BRH Tamil Tab Extra" w:hAnsi="BRH Tamil Tab Extra" w:cs="Latha"/>
+                <w:b/>
+                <w:sz w:val="36"/>
+                <w:szCs w:val="28"/>
+                <w:lang w:val="it-IT" w:bidi="ta-IN"/>
+              </w:rPr>
+              <w:t>†</w:t>
+            </w:r>
+            <w:r>
+              <w:rPr>
+                <w:rFonts w:ascii="Latha" w:hAnsi="Latha" w:cs="Latha"/>
+                <w:sz w:val="28"/>
+                <w:szCs w:val="28"/>
+                <w:cs/>
+                <w:lang w:bidi="ta-IN"/>
+              </w:rPr>
+              <w:t>ஸ்ய த</w:t>
+            </w:r>
+            <w:r>
+              <w:rPr>
+                <w:rFonts w:ascii="Latha" w:hAnsi="Latha" w:cs="Latha"/>
+                <w:b/>
+                <w:bCs/>
+                <w:position w:val="-12"/>
+                <w:sz w:val="28"/>
+                <w:szCs w:val="28"/>
+                <w:cs/>
+                <w:lang w:bidi="ta-IN"/>
+              </w:rPr>
+              <w:t>3</w:t>
+            </w:r>
+            <w:r>
+              <w:rPr>
+                <w:rFonts w:ascii="Latha" w:hAnsi="Latha" w:cs="Latha"/>
+                <w:sz w:val="28"/>
+                <w:szCs w:val="28"/>
+                <w:cs/>
+                <w:lang w:bidi="ta-IN"/>
+              </w:rPr>
+              <w:t>தா</w:t>
+            </w:r>
+            <w:r>
+              <w:rPr>
+                <w:rFonts w:ascii="Latha" w:hAnsi="Latha" w:cs="Latha"/>
+                <w:b/>
+                <w:bCs/>
+                <w:position w:val="-12"/>
+                <w:sz w:val="28"/>
+                <w:szCs w:val="28"/>
+                <w:cs/>
+                <w:lang w:bidi="ta-IN"/>
+              </w:rPr>
+              <w:t>4</w:t>
+            </w:r>
+            <w:r>
+              <w:rPr>
+                <w:rFonts w:ascii="Latha" w:hAnsi="Latha" w:cs="Latha"/>
+                <w:sz w:val="28"/>
+                <w:szCs w:val="28"/>
+                <w:cs/>
+                <w:lang w:bidi="ta-IN"/>
+              </w:rPr>
+              <w:t xml:space="preserve">தி </w:t>
+            </w:r>
+            <w:r>
+              <w:rPr>
+                <w:rFonts w:ascii="Latha" w:hAnsi="Latha" w:cs="Latha"/>
+                <w:sz w:val="28"/>
+                <w:szCs w:val="28"/>
+                <w:lang w:val="it-IT" w:bidi="ta-IN"/>
+              </w:rPr>
+              <w:t xml:space="preserve">| </w:t>
+            </w:r>
+            <w:r>
+              <w:rPr>
+                <w:rFonts w:ascii="Latha" w:hAnsi="Latha" w:cs="Latha"/>
+                <w:sz w:val="28"/>
+                <w:szCs w:val="28"/>
+                <w:cs/>
+                <w:lang w:bidi="ta-IN"/>
+              </w:rPr>
               <w:t>த</w:t>
             </w:r>
             <w:r>
               <w:rPr>
+                <w:rFonts w:ascii="BRH Tamil Tab Extra" w:hAnsi="BRH Tamil Tab Extra" w:cs="Latha"/>
+                <w:b/>
+                <w:sz w:val="32"/>
+                <w:szCs w:val="28"/>
+                <w:lang w:val="it-IT" w:bidi="ta-IN"/>
+              </w:rPr>
+              <w:t>…</w:t>
+            </w:r>
+            <w:r>
+              <w:rPr>
+                <w:rFonts w:ascii="Latha" w:hAnsi="Latha" w:cs="Latha"/>
+                <w:b/>
+                <w:bCs/>
+                <w:position w:val="-12"/>
+                <w:sz w:val="28"/>
+                <w:szCs w:val="28"/>
+                <w:cs/>
+                <w:lang w:bidi="ta-IN"/>
+              </w:rPr>
+              <w:t>3</w:t>
+            </w:r>
+            <w:r>
+              <w:rPr>
                 <w:rFonts w:ascii="Latha" w:hAnsi="Latha" w:cs="Latha"/>
                 <w:sz w:val="28"/>
                 <w:szCs w:val="28"/>
@@ -5781,126 +5899,763 @@
             </w:r>
             <w:r>
               <w:rPr>
+                <w:rFonts w:ascii="BRH Tamil Tab Extra" w:hAnsi="BRH Tamil Tab Extra" w:cs="Latha"/>
+                <w:b/>
+                <w:sz w:val="32"/>
+                <w:szCs w:val="28"/>
+                <w:lang w:val="it-IT" w:bidi="ta-IN"/>
+              </w:rPr>
+              <w:t>…</w:t>
+            </w:r>
+            <w:r>
+              <w:rPr>
                 <w:rFonts w:ascii="Latha" w:hAnsi="Latha" w:cs="Latha"/>
                 <w:b/>
                 <w:bCs/>
                 <w:position w:val="-12"/>
                 <w:sz w:val="28"/>
                 <w:szCs w:val="28"/>
+                <w:cs/>
+                <w:lang w:bidi="ta-IN"/>
+              </w:rPr>
+              <w:t>4</w:t>
+            </w:r>
+            <w:r>
+              <w:rPr>
+                <w:rFonts w:ascii="Latha" w:hAnsi="Latha" w:cs="Latha"/>
+                <w:sz w:val="28"/>
+                <w:szCs w:val="28"/>
+                <w:cs/>
+                <w:lang w:bidi="ta-IN"/>
+              </w:rPr>
+              <w:t>த்யே</w:t>
+            </w:r>
+            <w:r>
+              <w:rPr>
+                <w:rFonts w:ascii="BRH Tamil Tab Extra" w:hAnsi="BRH Tamil Tab Extra" w:cs="Latha"/>
+                <w:b/>
+                <w:sz w:val="32"/>
+                <w:szCs w:val="28"/>
+                <w:lang w:val="it-IT" w:bidi="ta-IN"/>
+              </w:rPr>
+              <w:t>…</w:t>
+            </w:r>
+            <w:r>
+              <w:rPr>
+                <w:rFonts w:ascii="Latha" w:hAnsi="Latha" w:cs="Latha"/>
+                <w:sz w:val="28"/>
+                <w:szCs w:val="28"/>
+                <w:cs/>
+                <w:lang w:bidi="ta-IN"/>
+              </w:rPr>
+              <w:t>தா</w:t>
+            </w:r>
+            <w:r>
+              <w:rPr>
+                <w:rFonts w:ascii="Latha" w:hAnsi="Latha" w:cs="Latha"/>
+                <w:b/>
+                <w:bCs/>
+                <w:sz w:val="32"/>
+                <w:szCs w:val="32"/>
+                <w:cs/>
+                <w:lang w:bidi="ta-IN"/>
+              </w:rPr>
+              <w:t>:</w:t>
+            </w:r>
+            <w:r>
+              <w:rPr>
+                <w:rFonts w:ascii="Latha" w:hAnsi="Latha" w:cs="Latha"/>
+                <w:sz w:val="28"/>
+                <w:szCs w:val="28"/>
+                <w:cs/>
+                <w:lang w:bidi="ta-IN"/>
+              </w:rPr>
+              <w:t xml:space="preserve"> </w:t>
+            </w:r>
+            <w:r>
+              <w:rPr>
+                <w:rFonts w:ascii="Latha" w:hAnsi="Latha" w:cs="Latha"/>
+                <w:sz w:val="28"/>
+                <w:szCs w:val="28"/>
+                <w:lang w:val="it-IT" w:bidi="ta-IN"/>
+              </w:rPr>
+              <w:t>|</w:t>
+            </w:r>
+          </w:p>
+        </w:tc>
+        <w:tc>
+          <w:tcPr>
+            <w:tcW w:w="5103" w:type="dxa"/>
+          </w:tcPr>
+          <w:p>
+            <w:pPr>
+              <w:autoSpaceDE w:val="0"/>
+              <w:autoSpaceDN w:val="0"/>
+              <w:adjustRightInd w:val="0"/>
+              <w:spacing w:line="252" w:lineRule="auto"/>
+              <w:rPr>
+                <w:rFonts w:ascii="Latha" w:hAnsi="Latha" w:cs="Latha"/>
+                <w:sz w:val="28"/>
+                <w:szCs w:val="28"/>
+                <w:lang w:val="it-IT" w:bidi="ta-IN"/>
+              </w:rPr>
+            </w:pPr>
+            <w:r>
+              <w:rPr>
+                <w:rFonts w:ascii="Latha" w:hAnsi="Latha" w:cs="Latha"/>
+                <w:sz w:val="28"/>
+                <w:szCs w:val="28"/>
+                <w:cs/>
+                <w:lang w:bidi="ta-IN"/>
+              </w:rPr>
+              <w:t>க்</w:t>
+            </w:r>
+            <w:r>
+              <w:rPr>
+                <w:rFonts w:ascii="Latha" w:hAnsi="Latha" w:cs="Latha"/>
+                <w:b/>
+                <w:bCs/>
+                <w:position w:val="-12"/>
+                <w:sz w:val="28"/>
+                <w:szCs w:val="28"/>
+                <w:cs/>
+                <w:lang w:bidi="ta-IN"/>
+              </w:rPr>
+              <w:t>3</w:t>
+            </w:r>
+            <w:r>
+              <w:rPr>
+                <w:rFonts w:ascii="Latha" w:hAnsi="Latha" w:cs="Latha"/>
+                <w:sz w:val="28"/>
+                <w:szCs w:val="28"/>
+                <w:cs/>
+                <w:lang w:bidi="ta-IN"/>
+              </w:rPr>
+              <w:t>ராம</w:t>
+            </w:r>
+            <w:r>
+              <w:rPr>
+                <w:rFonts w:ascii="BRH Tamil Tab Extra" w:hAnsi="BRH Tamil Tab Extra" w:cs="Latha"/>
+                <w:b/>
+                <w:sz w:val="36"/>
+                <w:szCs w:val="28"/>
+                <w:lang w:val="it-IT" w:bidi="ta-IN"/>
+              </w:rPr>
+              <w:t>†</w:t>
+            </w:r>
+            <w:r>
+              <w:rPr>
+                <w:rFonts w:ascii="Latha" w:hAnsi="Latha" w:cs="Latha"/>
+                <w:sz w:val="28"/>
+                <w:szCs w:val="28"/>
+                <w:cs/>
+                <w:lang w:bidi="ta-IN"/>
+              </w:rPr>
+              <w:t>ஸ்ய த</w:t>
+            </w:r>
+            <w:r>
+              <w:rPr>
+                <w:rFonts w:ascii="Latha" w:hAnsi="Latha" w:cs="Latha"/>
+                <w:b/>
+                <w:bCs/>
+                <w:position w:val="-12"/>
+                <w:sz w:val="28"/>
+                <w:szCs w:val="28"/>
+                <w:cs/>
+                <w:lang w:bidi="ta-IN"/>
+              </w:rPr>
+              <w:t>3</w:t>
+            </w:r>
+            <w:r>
+              <w:rPr>
+                <w:rFonts w:ascii="Latha" w:hAnsi="Latha" w:cs="Latha"/>
+                <w:sz w:val="28"/>
+                <w:szCs w:val="28"/>
+                <w:cs/>
+                <w:lang w:bidi="ta-IN"/>
+              </w:rPr>
+              <w:t>தா</w:t>
+            </w:r>
+            <w:r>
+              <w:rPr>
+                <w:rFonts w:ascii="Latha" w:hAnsi="Latha" w:cs="Latha"/>
+                <w:b/>
+                <w:bCs/>
+                <w:position w:val="-12"/>
+                <w:sz w:val="28"/>
+                <w:szCs w:val="28"/>
+                <w:cs/>
+                <w:lang w:bidi="ta-IN"/>
+              </w:rPr>
+              <w:t>4</w:t>
+            </w:r>
+            <w:r>
+              <w:rPr>
+                <w:rFonts w:ascii="Latha" w:hAnsi="Latha" w:cs="Latha"/>
+                <w:sz w:val="28"/>
+                <w:szCs w:val="28"/>
+                <w:cs/>
+                <w:lang w:bidi="ta-IN"/>
+              </w:rPr>
+              <w:t xml:space="preserve">தி </w:t>
+            </w:r>
+            <w:r>
+              <w:rPr>
+                <w:rFonts w:ascii="Latha" w:hAnsi="Latha" w:cs="Latha"/>
+                <w:sz w:val="28"/>
+                <w:szCs w:val="28"/>
+                <w:lang w:val="it-IT" w:bidi="ta-IN"/>
+              </w:rPr>
+              <w:t xml:space="preserve">| </w:t>
+            </w:r>
+          </w:p>
+          <w:p>
+            <w:pPr>
+              <w:widowControl w:val="0"/>
+              <w:autoSpaceDE w:val="0"/>
+              <w:autoSpaceDN w:val="0"/>
+              <w:adjustRightInd w:val="0"/>
+              <w:spacing w:before="0" w:line="240" w:lineRule="auto"/>
+              <w:rPr>
+                <w:rFonts w:ascii="BRH Malayalam Extra" w:eastAsia="Times New Roman" w:hAnsi="BRH Malayalam Extra" w:cs="BRH Malayalam Extra"/>
+                <w:color w:val="000000"/>
+                <w:sz w:val="40"/>
+                <w:szCs w:val="40"/>
+                <w:lang w:val="it-IT" w:eastAsia="en-IN" w:bidi="ml-IN"/>
+              </w:rPr>
+            </w:pPr>
+            <w:r>
+              <w:rPr>
+                <w:rFonts w:ascii="Latha" w:hAnsi="Latha" w:cs="Latha"/>
+                <w:sz w:val="28"/>
+                <w:szCs w:val="28"/>
+                <w:cs/>
+                <w:lang w:bidi="ta-IN"/>
+              </w:rPr>
+              <w:t>த</w:t>
+            </w:r>
+            <w:r>
+              <w:rPr>
+                <w:rFonts w:ascii="BRH Tamil Tab Extra" w:hAnsi="BRH Tamil Tab Extra" w:cs="Latha"/>
+                <w:b/>
+                <w:sz w:val="32"/>
+                <w:szCs w:val="28"/>
+                <w:lang w:val="it-IT" w:bidi="ta-IN"/>
+              </w:rPr>
+              <w:t>…</w:t>
+            </w:r>
+            <w:r>
+              <w:rPr>
+                <w:rFonts w:ascii="Latha" w:hAnsi="Latha" w:cs="Latha"/>
+                <w:b/>
+                <w:bCs/>
+                <w:position w:val="-12"/>
+                <w:sz w:val="28"/>
+                <w:szCs w:val="28"/>
+                <w:cs/>
+                <w:lang w:bidi="ta-IN"/>
+              </w:rPr>
+              <w:t>3</w:t>
+            </w:r>
+            <w:r>
+              <w:rPr>
+                <w:rFonts w:ascii="Latha" w:hAnsi="Latha" w:cs="Latha"/>
+                <w:sz w:val="28"/>
+                <w:szCs w:val="28"/>
+                <w:highlight w:val="green"/>
+                <w:cs/>
+                <w:lang w:bidi="ta-IN"/>
+              </w:rPr>
+              <w:t>தா</w:t>
+            </w:r>
+            <w:r>
+              <w:rPr>
+                <w:rFonts w:ascii="BRH Tamil Tab Extra" w:hAnsi="BRH Tamil Tab Extra" w:cs="Latha"/>
+                <w:b/>
+                <w:sz w:val="32"/>
+                <w:szCs w:val="28"/>
+                <w:lang w:val="it-IT" w:bidi="ta-IN"/>
+              </w:rPr>
+              <w:t>…</w:t>
+            </w:r>
+            <w:r>
+              <w:rPr>
+                <w:rFonts w:ascii="Latha" w:hAnsi="Latha" w:cs="Latha"/>
+                <w:b/>
+                <w:bCs/>
+                <w:position w:val="-12"/>
+                <w:sz w:val="28"/>
+                <w:szCs w:val="28"/>
+                <w:cs/>
+                <w:lang w:bidi="ta-IN"/>
+              </w:rPr>
+              <w:t>4</w:t>
+            </w:r>
+            <w:r>
+              <w:rPr>
+                <w:rFonts w:ascii="Latha" w:hAnsi="Latha" w:cs="Latha"/>
+                <w:sz w:val="28"/>
+                <w:szCs w:val="28"/>
+                <w:cs/>
+                <w:lang w:bidi="ta-IN"/>
+              </w:rPr>
+              <w:t>த்யே</w:t>
+            </w:r>
+            <w:r>
+              <w:rPr>
+                <w:rFonts w:ascii="BRH Tamil Tab Extra" w:hAnsi="BRH Tamil Tab Extra" w:cs="Latha"/>
+                <w:b/>
+                <w:sz w:val="32"/>
+                <w:szCs w:val="28"/>
+                <w:lang w:val="it-IT" w:bidi="ta-IN"/>
+              </w:rPr>
+              <w:t>…</w:t>
+            </w:r>
+            <w:r>
+              <w:rPr>
+                <w:rFonts w:ascii="Latha" w:hAnsi="Latha" w:cs="Latha"/>
+                <w:sz w:val="28"/>
+                <w:szCs w:val="28"/>
+                <w:cs/>
+                <w:lang w:bidi="ta-IN"/>
+              </w:rPr>
+              <w:t>தா</w:t>
+            </w:r>
+            <w:r>
+              <w:rPr>
+                <w:rFonts w:ascii="Latha" w:hAnsi="Latha" w:cs="Latha"/>
+                <w:b/>
+                <w:bCs/>
+                <w:sz w:val="32"/>
+                <w:szCs w:val="32"/>
+                <w:cs/>
+                <w:lang w:bidi="ta-IN"/>
+              </w:rPr>
+              <w:t>:</w:t>
+            </w:r>
+            <w:r>
+              <w:rPr>
+                <w:rFonts w:ascii="Latha" w:hAnsi="Latha" w:cs="Latha"/>
+                <w:sz w:val="28"/>
+                <w:szCs w:val="28"/>
+                <w:cs/>
+                <w:lang w:bidi="ta-IN"/>
+              </w:rPr>
+              <w:t xml:space="preserve"> </w:t>
+            </w:r>
+            <w:r>
+              <w:rPr>
+                <w:rFonts w:ascii="Latha" w:hAnsi="Latha" w:cs="Latha"/>
+                <w:sz w:val="28"/>
+                <w:szCs w:val="28"/>
+                <w:lang w:val="it-IT" w:bidi="ta-IN"/>
+              </w:rPr>
+              <w:t>|</w:t>
+            </w:r>
+          </w:p>
+        </w:tc>
+      </w:tr>
+      <w:tr>
+        <w:trPr>
+          <w:trHeight w:val="976"/>
+        </w:trPr>
+        <w:tc>
+          <w:tcPr>
+            <w:tcW w:w="4048" w:type="dxa"/>
+          </w:tcPr>
+          <w:p>
+            <w:pPr>
+              <w:widowControl w:val="0"/>
+              <w:tabs>
+                <w:tab w:val="left" w:pos="993"/>
+              </w:tabs>
+              <w:autoSpaceDE w:val="0"/>
+              <w:autoSpaceDN w:val="0"/>
+              <w:adjustRightInd w:val="0"/>
+              <w:spacing w:before="0" w:line="240" w:lineRule="auto"/>
+              <w:ind w:right="297"/>
+              <w:rPr>
+                <w:rFonts w:cs="Arial"/>
+                <w:b/>
+                <w:color w:val="000000"/>
+                <w:sz w:val="28"/>
+                <w:szCs w:val="32"/>
+              </w:rPr>
+            </w:pPr>
+            <w:r>
+              <w:rPr>
+                <w:rFonts w:cs="Arial"/>
+                <w:b/>
+                <w:color w:val="000000"/>
+                <w:sz w:val="28"/>
+                <w:szCs w:val="32"/>
+              </w:rPr>
+              <w:t>T.S.</w:t>
+            </w:r>
+            <w:r>
+              <w:rPr>
+                <w:rFonts w:cs="Arial"/>
+                <w:b/>
+                <w:color w:val="000000"/>
+                <w:sz w:val="28"/>
+                <w:szCs w:val="32"/>
+              </w:rPr>
+              <w:t xml:space="preserve">3.4.9.6 </w:t>
+            </w:r>
+            <w:r>
+              <w:rPr>
+                <w:rFonts w:cs="Arial"/>
+                <w:b/>
+                <w:color w:val="000000"/>
+                <w:sz w:val="28"/>
+                <w:szCs w:val="32"/>
+              </w:rPr>
+              <w:t>– Kramam</w:t>
+            </w:r>
+          </w:p>
+          <w:p>
+            <w:pPr>
+              <w:widowControl w:val="0"/>
+              <w:tabs>
+                <w:tab w:val="left" w:pos="993"/>
+              </w:tabs>
+              <w:autoSpaceDE w:val="0"/>
+              <w:autoSpaceDN w:val="0"/>
+              <w:adjustRightInd w:val="0"/>
+              <w:spacing w:before="0" w:line="240" w:lineRule="auto"/>
+              <w:ind w:right="297"/>
+              <w:rPr>
+                <w:rFonts w:cs="Arial"/>
+                <w:b/>
+                <w:color w:val="000000"/>
+                <w:sz w:val="28"/>
+                <w:szCs w:val="32"/>
+                <w:lang w:val="en-IN"/>
+              </w:rPr>
+            </w:pPr>
+            <w:r>
+              <w:rPr>
+                <w:rFonts w:cs="Arial"/>
+                <w:b/>
+                <w:color w:val="000000"/>
+                <w:sz w:val="28"/>
+                <w:szCs w:val="32"/>
+                <w:lang w:val="en-IN"/>
+              </w:rPr>
+              <w:t>Krama Vaakyam No. - 1</w:t>
+            </w:r>
+            <w:r>
+              <w:rPr>
+                <w:rFonts w:cs="Arial"/>
+                <w:b/>
+                <w:color w:val="000000"/>
+                <w:sz w:val="28"/>
+                <w:szCs w:val="32"/>
+                <w:lang w:val="en-IN"/>
+              </w:rPr>
+              <w:t>1</w:t>
+            </w:r>
+          </w:p>
+          <w:p>
+            <w:pPr>
+              <w:widowControl w:val="0"/>
+              <w:tabs>
+                <w:tab w:val="left" w:pos="993"/>
+              </w:tabs>
+              <w:autoSpaceDE w:val="0"/>
+              <w:autoSpaceDN w:val="0"/>
+              <w:adjustRightInd w:val="0"/>
+              <w:spacing w:before="0" w:line="240" w:lineRule="auto"/>
+              <w:ind w:right="297"/>
+              <w:rPr>
+                <w:rFonts w:cs="Arial"/>
+                <w:b/>
+                <w:color w:val="000000"/>
+                <w:sz w:val="28"/>
+                <w:szCs w:val="32"/>
+                <w:lang w:val="it-IT"/>
+              </w:rPr>
+            </w:pPr>
+            <w:r>
+              <w:rPr>
+                <w:rFonts w:cs="Arial"/>
+                <w:b/>
+                <w:color w:val="000000"/>
+                <w:sz w:val="28"/>
+                <w:szCs w:val="32"/>
+                <w:lang w:val="it-IT"/>
+              </w:rPr>
+              <w:t>Panchaati No</w:t>
+            </w:r>
+            <w:r>
+              <w:rPr>
+                <w:rFonts w:cs="Arial"/>
+                <w:b/>
+                <w:color w:val="000000"/>
+                <w:szCs w:val="32"/>
+                <w:lang w:val="it-IT"/>
+              </w:rPr>
+              <w:t xml:space="preserve">. - </w:t>
+            </w:r>
+            <w:r>
+              <w:rPr>
+                <w:rFonts w:cs="Arial"/>
+                <w:b/>
+                <w:color w:val="000000"/>
+                <w:sz w:val="28"/>
+                <w:szCs w:val="32"/>
+                <w:lang w:val="it-IT"/>
+              </w:rPr>
+              <w:t>3</w:t>
+            </w:r>
+            <w:r>
+              <w:rPr>
+                <w:rFonts w:cs="Arial"/>
+                <w:b/>
+                <w:color w:val="000000"/>
+                <w:sz w:val="28"/>
+                <w:szCs w:val="32"/>
+                <w:lang w:val="it-IT"/>
+              </w:rPr>
+              <w:t>4</w:t>
+            </w:r>
+          </w:p>
+        </w:tc>
+        <w:tc>
+          <w:tcPr>
+            <w:tcW w:w="4819" w:type="dxa"/>
+          </w:tcPr>
+          <w:p>
+            <w:pPr>
+              <w:widowControl w:val="0"/>
+              <w:autoSpaceDE w:val="0"/>
+              <w:autoSpaceDN w:val="0"/>
+              <w:adjustRightInd w:val="0"/>
+              <w:spacing w:before="0" w:line="240" w:lineRule="auto"/>
+              <w:rPr>
+                <w:rFonts w:ascii="BRH Malayalam Extra" w:eastAsia="Times New Roman" w:hAnsi="BRH Malayalam Extra" w:cs="BRH Malayalam Extra"/>
+                <w:color w:val="000000"/>
+                <w:sz w:val="40"/>
+                <w:szCs w:val="40"/>
+                <w:lang w:val="it-IT" w:eastAsia="en-IN" w:bidi="ml-IN"/>
+              </w:rPr>
+            </w:pPr>
+            <w:r>
+              <w:rPr>
+                <w:rFonts w:ascii="Latha" w:hAnsi="Latha" w:cs="Latha"/>
+                <w:sz w:val="28"/>
+                <w:szCs w:val="28"/>
+                <w:cs/>
+                <w:lang w:bidi="ta-IN"/>
+              </w:rPr>
+              <w:t>ருக் ச</w:t>
+            </w:r>
+            <w:r>
+              <w:rPr>
+                <w:rFonts w:ascii="Latha" w:hAnsi="Latha" w:cs="Latha"/>
+                <w:b/>
+                <w:bCs/>
+                <w:position w:val="-12"/>
+                <w:sz w:val="28"/>
+                <w:szCs w:val="28"/>
+                <w:cs/>
+                <w:lang w:bidi="ta-IN"/>
+              </w:rPr>
+              <w:t>2</w:t>
+            </w:r>
+            <w:r>
+              <w:rPr>
+                <w:rFonts w:ascii="Latha" w:hAnsi="Latha" w:cs="Latha"/>
+                <w:sz w:val="28"/>
+                <w:szCs w:val="28"/>
+                <w:cs/>
+                <w:lang w:bidi="ta-IN"/>
+              </w:rPr>
+              <w:t>ந்தோ</w:t>
+            </w:r>
+            <w:r>
+              <w:rPr>
+                <w:rFonts w:ascii="BRH Tamil Tab Extra" w:hAnsi="BRH Tamil Tab Extra" w:cs="Latha"/>
+                <w:b/>
+                <w:sz w:val="36"/>
+                <w:szCs w:val="28"/>
+                <w:lang w:val="it-IT" w:bidi="ta-IN"/>
+              </w:rPr>
+              <w:t>†</w:t>
+            </w:r>
+            <w:r>
+              <w:rPr>
+                <w:rFonts w:ascii="Latha" w:hAnsi="Latha" w:cs="Latha"/>
+                <w:b/>
+                <w:bCs/>
+                <w:position w:val="-12"/>
+                <w:sz w:val="28"/>
+                <w:szCs w:val="28"/>
+                <w:cs/>
+                <w:lang w:bidi="ta-IN"/>
+              </w:rPr>
+              <w:t>3</w:t>
+            </w:r>
+            <w:r>
+              <w:rPr>
+                <w:rFonts w:ascii="Latha" w:hAnsi="Latha" w:cs="Latha"/>
+                <w:sz w:val="28"/>
+                <w:szCs w:val="28"/>
+                <w:cs/>
+                <w:lang w:bidi="ta-IN"/>
+              </w:rPr>
+              <w:t>பி</w:t>
+            </w:r>
+            <w:r>
+              <w:rPr>
+                <w:rFonts w:ascii="Latha" w:hAnsi="Latha" w:cs="Latha"/>
+                <w:b/>
+                <w:bCs/>
+                <w:position w:val="-12"/>
+                <w:sz w:val="28"/>
+                <w:szCs w:val="28"/>
+                <w:cs/>
+                <w:lang w:bidi="ta-IN"/>
+              </w:rPr>
+              <w:t>4</w:t>
+            </w:r>
+            <w:r>
+              <w:rPr>
+                <w:rFonts w:ascii="Latha" w:hAnsi="Latha" w:cs="Latha"/>
+                <w:b/>
+                <w:bCs/>
+                <w:sz w:val="32"/>
+                <w:szCs w:val="32"/>
+                <w:cs/>
+                <w:lang w:bidi="ta-IN"/>
+              </w:rPr>
+              <w:t>:</w:t>
+            </w:r>
+            <w:r>
+              <w:rPr>
+                <w:rFonts w:ascii="Latha" w:hAnsi="Latha" w:cs="Latha"/>
+                <w:sz w:val="28"/>
+                <w:szCs w:val="28"/>
+                <w:cs/>
+                <w:lang w:bidi="ta-IN"/>
+              </w:rPr>
+              <w:t xml:space="preserve"> </w:t>
+            </w:r>
+            <w:r>
+              <w:rPr>
+                <w:rFonts w:ascii="Latha" w:hAnsi="Latha" w:cs="Latha"/>
+                <w:sz w:val="28"/>
+                <w:szCs w:val="28"/>
+                <w:lang w:val="it-IT" w:bidi="ta-IN"/>
+              </w:rPr>
+              <w:t xml:space="preserve">| </w:t>
+            </w:r>
+            <w:r>
+              <w:rPr>
+                <w:rFonts w:ascii="Latha" w:hAnsi="Latha" w:cs="Latha"/>
+                <w:sz w:val="28"/>
+                <w:szCs w:val="28"/>
+                <w:cs/>
+                <w:lang w:bidi="ta-IN"/>
+              </w:rPr>
+              <w:t>ச</w:t>
+            </w:r>
+            <w:r>
+              <w:rPr>
+                <w:rFonts w:ascii="Latha" w:hAnsi="Latha" w:cs="Latha"/>
+                <w:b/>
+                <w:bCs/>
+                <w:position w:val="-12"/>
+                <w:sz w:val="28"/>
+                <w:szCs w:val="28"/>
+                <w:cs/>
+                <w:lang w:bidi="ta-IN"/>
+              </w:rPr>
+              <w:t>2</w:t>
+            </w:r>
+            <w:r>
+              <w:rPr>
+                <w:rFonts w:ascii="Latha" w:hAnsi="Latha" w:cs="Latha"/>
+                <w:sz w:val="28"/>
+                <w:szCs w:val="28"/>
+                <w:cs/>
+                <w:lang w:bidi="ta-IN"/>
+              </w:rPr>
+              <w:t>ந்தோ</w:t>
+            </w:r>
+            <w:r>
+              <w:rPr>
+                <w:rFonts w:ascii="BRH Tamil Tab Extra" w:hAnsi="BRH Tamil Tab Extra" w:cs="Latha"/>
+                <w:b/>
+                <w:sz w:val="36"/>
+                <w:szCs w:val="28"/>
+                <w:lang w:val="it-IT" w:bidi="ta-IN"/>
+              </w:rPr>
+              <w:t>†</w:t>
+            </w:r>
+            <w:r>
+              <w:rPr>
+                <w:rFonts w:ascii="Latha" w:hAnsi="Latha" w:cs="Latha"/>
+                <w:b/>
+                <w:bCs/>
+                <w:position w:val="-12"/>
+                <w:sz w:val="28"/>
+                <w:szCs w:val="28"/>
+                <w:cs/>
+                <w:lang w:bidi="ta-IN"/>
+              </w:rPr>
+              <w:t>3</w:t>
+            </w:r>
+            <w:r>
+              <w:rPr>
+                <w:rFonts w:ascii="Latha" w:hAnsi="Latha" w:cs="Latha"/>
+                <w:sz w:val="28"/>
+                <w:szCs w:val="28"/>
                 <w:highlight w:val="yellow"/>
                 <w:cs/>
                 <w:lang w:bidi="ta-IN"/>
               </w:rPr>
-              <w:t>2</w:t>
-            </w:r>
-            <w:r>
-              <w:rPr>
-                <w:rFonts w:ascii="Latha" w:hAnsi="Latha" w:cs="Latha"/>
-                <w:sz w:val="28"/>
-                <w:szCs w:val="28"/>
-                <w:highlight w:val="yellow"/>
-                <w:cs/>
-                <w:lang w:bidi="ta-IN"/>
-              </w:rPr>
-              <w:t>இ</w:t>
-            </w:r>
-            <w:r>
-              <w:rPr>
-                <w:rFonts w:ascii="BRH Tamil Tab Extra" w:hAnsi="BRH Tamil Tab Extra" w:cs="Latha"/>
-                <w:b/>
-                <w:sz w:val="36"/>
-                <w:szCs w:val="28"/>
-                <w:highlight w:val="yellow"/>
-                <w:lang w:bidi="ta-IN"/>
-              </w:rPr>
-              <w:t>†</w:t>
-            </w:r>
-            <w:r>
-              <w:rPr>
-                <w:rFonts w:ascii="Latha" w:hAnsi="Latha" w:cs="Latha"/>
-                <w:sz w:val="28"/>
-                <w:szCs w:val="28"/>
-                <w:highlight w:val="yellow"/>
-                <w:cs/>
-                <w:lang w:bidi="ta-IN"/>
-              </w:rPr>
-              <w:t>ன</w:t>
-            </w:r>
-            <w:r>
-              <w:rPr>
-                <w:rFonts w:ascii="Latha" w:hAnsi="Latha" w:cs="Latha"/>
-                <w:sz w:val="28"/>
-                <w:szCs w:val="28"/>
-                <w:cs/>
-                <w:lang w:bidi="ta-IN"/>
-              </w:rPr>
-              <w:t xml:space="preserve">ம் </w:t>
-            </w:r>
-            <w:r>
-              <w:rPr>
-                <w:rFonts w:ascii="Latha" w:hAnsi="Latha" w:cs="Latha"/>
-                <w:sz w:val="28"/>
-                <w:szCs w:val="28"/>
-                <w:lang w:bidi="ta-IN"/>
-              </w:rPr>
-              <w:t xml:space="preserve">| </w:t>
-            </w:r>
-            <w:r>
-              <w:rPr>
-                <w:rFonts w:ascii="Latha" w:hAnsi="Latha" w:cs="Latha"/>
-                <w:sz w:val="28"/>
-                <w:szCs w:val="28"/>
-                <w:cs/>
-                <w:lang w:bidi="ta-IN"/>
-              </w:rPr>
-              <w:t>ஏ</w:t>
-            </w:r>
-            <w:r>
-              <w:rPr>
-                <w:rFonts w:ascii="BRH Tamil Tab Extra" w:hAnsi="BRH Tamil Tab Extra" w:cs="Latha"/>
-                <w:b/>
-                <w:sz w:val="32"/>
-                <w:szCs w:val="28"/>
-                <w:lang w:bidi="ta-IN"/>
+              <w:t>பி</w:t>
+            </w:r>
+            <w:r>
+              <w:rPr>
+                <w:rFonts w:ascii="BRH Tamil Tab Extra" w:hAnsi="BRH Tamil Tab Extra" w:cs="Latha"/>
+                <w:b/>
+                <w:sz w:val="32"/>
+                <w:szCs w:val="28"/>
+                <w:lang w:val="it-IT" w:bidi="ta-IN"/>
               </w:rPr>
               <w:t>…</w:t>
             </w:r>
             <w:r>
               <w:rPr>
                 <w:rFonts w:ascii="Latha" w:hAnsi="Latha" w:cs="Latha"/>
-                <w:sz w:val="28"/>
-                <w:szCs w:val="28"/>
-                <w:cs/>
-                <w:lang w:bidi="ta-IN"/>
-              </w:rPr>
-              <w:t>ன</w:t>
-            </w:r>
-            <w:r>
-              <w:rPr>
-                <w:rFonts w:ascii="BRH Tamil Tab Extra" w:hAnsi="BRH Tamil Tab Extra" w:cs="Latha"/>
-                <w:b/>
-                <w:sz w:val="32"/>
-                <w:szCs w:val="28"/>
-                <w:lang w:bidi="ta-IN"/>
-              </w:rPr>
-              <w:t>…</w:t>
-            </w:r>
-            <w:r>
-              <w:rPr>
-                <w:rFonts w:ascii="Latha" w:hAnsi="Latha" w:cs="Latha"/>
-                <w:sz w:val="28"/>
-                <w:szCs w:val="28"/>
-                <w:cs/>
-                <w:lang w:bidi="ta-IN"/>
-              </w:rPr>
-              <w:t xml:space="preserve">ந் ந </w:t>
-            </w:r>
-            <w:r>
-              <w:rPr>
-                <w:rFonts w:ascii="Latha" w:hAnsi="Latha" w:cs="Latha"/>
-                <w:sz w:val="28"/>
-                <w:szCs w:val="28"/>
-                <w:lang w:bidi="ta-IN"/>
+                <w:b/>
+                <w:bCs/>
+                <w:position w:val="-12"/>
+                <w:sz w:val="28"/>
+                <w:szCs w:val="28"/>
+                <w:cs/>
+                <w:lang w:bidi="ta-IN"/>
+              </w:rPr>
+              <w:t>4</w:t>
+            </w:r>
+            <w:r>
+              <w:rPr>
+                <w:rFonts w:ascii="Latha" w:hAnsi="Latha" w:cs="Latha"/>
+                <w:sz w:val="28"/>
+                <w:szCs w:val="28"/>
+                <w:cs/>
+                <w:lang w:bidi="ta-IN"/>
+              </w:rPr>
+              <w:t xml:space="preserve">ரேவ </w:t>
+            </w:r>
+            <w:r>
+              <w:rPr>
+                <w:rFonts w:ascii="Latha" w:hAnsi="Latha" w:cs="Latha"/>
+                <w:sz w:val="28"/>
+                <w:szCs w:val="28"/>
+                <w:lang w:val="it-IT" w:bidi="ta-IN"/>
               </w:rPr>
               <w:t>|</w:t>
             </w:r>
@@ -5918,11 +6673,11 @@
               <w:adjustRightInd w:val="0"/>
               <w:spacing w:before="0" w:line="240" w:lineRule="auto"/>
               <w:rPr>
-                <w:rFonts w:ascii="Latha" w:hAnsi="Latha" w:cs="Latha"/>
-                <w:sz w:val="28"/>
-                <w:szCs w:val="28"/>
-                <w:cs/>
-                <w:lang w:bidi="ta-IN"/>
+                <w:rFonts w:ascii="BRH Malayalam Extra" w:eastAsia="Times New Roman" w:hAnsi="BRH Malayalam Extra" w:cs="BRH Malayalam Extra"/>
+                <w:color w:val="000000"/>
+                <w:sz w:val="40"/>
+                <w:szCs w:val="40"/>
+                <w:lang w:val="it-IT" w:eastAsia="en-IN" w:bidi="ml-IN"/>
               </w:rPr>
             </w:pPr>
             <w:r>
@@ -5933,91 +6688,205 @@
                 <w:cs/>
                 <w:lang w:bidi="ta-IN"/>
               </w:rPr>
-              <w:t>த</w:t>
-            </w:r>
-            <w:r>
-              <w:rPr>
-                <w:rFonts w:ascii="Latha" w:hAnsi="Latha" w:cs="Latha" w:hint="cs"/>
+              <w:t>ருக் ச</w:t>
+            </w:r>
+            <w:r>
+              <w:rPr>
+                <w:rFonts w:ascii="Latha" w:hAnsi="Latha" w:cs="Latha"/>
+                <w:b/>
+                <w:bCs/>
+                <w:position w:val="-12"/>
+                <w:sz w:val="28"/>
+                <w:szCs w:val="28"/>
+                <w:cs/>
+                <w:lang w:bidi="ta-IN"/>
+              </w:rPr>
+              <w:t>2</w:t>
+            </w:r>
+            <w:r>
+              <w:rPr>
+                <w:rFonts w:ascii="Latha" w:hAnsi="Latha" w:cs="Latha"/>
+                <w:sz w:val="28"/>
+                <w:szCs w:val="28"/>
+                <w:cs/>
+                <w:lang w:bidi="ta-IN"/>
+              </w:rPr>
+              <w:t>ந்தோ</w:t>
+            </w:r>
+            <w:r>
+              <w:rPr>
+                <w:rFonts w:ascii="BRH Tamil Tab Extra" w:hAnsi="BRH Tamil Tab Extra" w:cs="Latha"/>
+                <w:b/>
+                <w:sz w:val="36"/>
+                <w:szCs w:val="28"/>
+                <w:lang w:val="it-IT" w:bidi="ta-IN"/>
+              </w:rPr>
+              <w:t>†</w:t>
+            </w:r>
+            <w:r>
+              <w:rPr>
+                <w:rFonts w:ascii="Latha" w:hAnsi="Latha" w:cs="Latha"/>
+                <w:b/>
+                <w:bCs/>
+                <w:position w:val="-12"/>
+                <w:sz w:val="28"/>
+                <w:szCs w:val="28"/>
+                <w:cs/>
+                <w:lang w:bidi="ta-IN"/>
+              </w:rPr>
+              <w:t>3</w:t>
+            </w:r>
+            <w:r>
+              <w:rPr>
+                <w:rFonts w:ascii="Latha" w:hAnsi="Latha" w:cs="Latha"/>
+                <w:sz w:val="28"/>
+                <w:szCs w:val="28"/>
+                <w:cs/>
+                <w:lang w:bidi="ta-IN"/>
+              </w:rPr>
+              <w:t>பி</w:t>
+            </w:r>
+            <w:r>
+              <w:rPr>
+                <w:rFonts w:ascii="Latha" w:hAnsi="Latha" w:cs="Latha"/>
+                <w:b/>
+                <w:bCs/>
+                <w:position w:val="-12"/>
+                <w:sz w:val="28"/>
+                <w:szCs w:val="28"/>
+                <w:cs/>
+                <w:lang w:bidi="ta-IN"/>
+              </w:rPr>
+              <w:t>4</w:t>
+            </w:r>
+            <w:r>
+              <w:rPr>
+                <w:rFonts w:ascii="Latha" w:hAnsi="Latha" w:cs="Latha"/>
+                <w:b/>
+                <w:bCs/>
+                <w:sz w:val="32"/>
+                <w:szCs w:val="32"/>
+                <w:cs/>
+                <w:lang w:bidi="ta-IN"/>
+              </w:rPr>
+              <w:t>:</w:t>
+            </w:r>
+            <w:r>
+              <w:rPr>
+                <w:rFonts w:ascii="Latha" w:hAnsi="Latha" w:cs="Latha"/>
+                <w:sz w:val="28"/>
+                <w:szCs w:val="28"/>
+                <w:cs/>
+                <w:lang w:bidi="ta-IN"/>
+              </w:rPr>
+              <w:t xml:space="preserve"> </w:t>
+            </w:r>
+            <w:r>
+              <w:rPr>
+                <w:rFonts w:ascii="Latha" w:hAnsi="Latha" w:cs="Latha"/>
+                <w:sz w:val="28"/>
+                <w:szCs w:val="28"/>
+                <w:lang w:val="it-IT" w:bidi="ta-IN"/>
+              </w:rPr>
+              <w:t xml:space="preserve">| </w:t>
+            </w:r>
+            <w:r>
+              <w:rPr>
+                <w:rFonts w:ascii="Latha" w:hAnsi="Latha" w:cs="Latha"/>
+                <w:sz w:val="28"/>
+                <w:szCs w:val="28"/>
+                <w:cs/>
+                <w:lang w:bidi="ta-IN"/>
+              </w:rPr>
+              <w:t>ச</w:t>
+            </w:r>
+            <w:r>
+              <w:rPr>
+                <w:rFonts w:ascii="Latha" w:hAnsi="Latha" w:cs="Latha"/>
+                <w:b/>
+                <w:bCs/>
+                <w:position w:val="-12"/>
+                <w:sz w:val="28"/>
+                <w:szCs w:val="28"/>
+                <w:cs/>
+                <w:lang w:bidi="ta-IN"/>
+              </w:rPr>
+              <w:t>2</w:t>
+            </w:r>
+            <w:r>
+              <w:rPr>
+                <w:rFonts w:ascii="Latha" w:hAnsi="Latha" w:cs="Latha"/>
+                <w:sz w:val="28"/>
+                <w:szCs w:val="28"/>
+                <w:cs/>
+                <w:lang w:bidi="ta-IN"/>
+              </w:rPr>
+              <w:t>ந்தோ</w:t>
+            </w:r>
+            <w:r>
+              <w:rPr>
+                <w:rFonts w:ascii="BRH Tamil Tab Extra" w:hAnsi="BRH Tamil Tab Extra" w:cs="Latha"/>
+                <w:b/>
+                <w:sz w:val="36"/>
+                <w:szCs w:val="28"/>
+                <w:lang w:val="it-IT" w:bidi="ta-IN"/>
+              </w:rPr>
+              <w:t>†</w:t>
+            </w:r>
+            <w:r>
+              <w:rPr>
+                <w:rFonts w:ascii="Latha" w:hAnsi="Latha" w:cs="Latha"/>
+                <w:b/>
+                <w:bCs/>
+                <w:position w:val="-12"/>
+                <w:sz w:val="28"/>
+                <w:szCs w:val="28"/>
+                <w:cs/>
+                <w:lang w:bidi="ta-IN"/>
+              </w:rPr>
+              <w:t>3</w:t>
+            </w:r>
+            <w:r>
+              <w:rPr>
+                <w:rFonts w:ascii="Latha" w:hAnsi="Latha" w:cs="Latha"/>
+                <w:sz w:val="28"/>
+                <w:szCs w:val="28"/>
+                <w:cs/>
+                <w:lang w:bidi="ta-IN"/>
+              </w:rPr>
+              <w:t>பி</w:t>
+            </w:r>
+            <w:r>
+              <w:rPr>
+                <w:rFonts w:ascii="Latha" w:hAnsi="Latha" w:cs="Latha"/>
+                <w:b/>
+                <w:bCs/>
+                <w:position w:val="-12"/>
+                <w:sz w:val="28"/>
+                <w:szCs w:val="28"/>
+                <w:cs/>
+                <w:lang w:bidi="ta-IN"/>
+              </w:rPr>
+              <w:t>4</w:t>
+            </w:r>
+            <w:r>
+              <w:rPr>
+                <w:rFonts w:ascii="Latha" w:hAnsi="Latha" w:cs="Latha"/>
                 <w:sz w:val="28"/>
                 <w:szCs w:val="28"/>
                 <w:highlight w:val="green"/>
                 <w:cs/>
                 <w:lang w:bidi="ta-IN"/>
               </w:rPr>
-              <w:t>தை</w:t>
-            </w:r>
-            <w:r>
-              <w:rPr>
-                <w:rFonts w:ascii="Latha" w:hAnsi="Latha" w:cs="Latha"/>
-                <w:b/>
-                <w:bCs/>
-                <w:position w:val="-12"/>
-                <w:sz w:val="28"/>
-                <w:szCs w:val="28"/>
-                <w:highlight w:val="green"/>
-                <w:cs/>
-                <w:lang w:bidi="ta-IN"/>
-              </w:rPr>
-              <w:t>2</w:t>
-            </w:r>
-            <w:r>
-              <w:rPr>
-                <w:rFonts w:ascii="BRH Tamil Tab Extra" w:hAnsi="BRH Tamil Tab Extra" w:cs="Latha"/>
-                <w:b/>
-                <w:sz w:val="36"/>
-                <w:szCs w:val="28"/>
-                <w:highlight w:val="green"/>
-                <w:lang w:bidi="ta-IN"/>
-              </w:rPr>
-              <w:t>†</w:t>
-            </w:r>
-            <w:r>
-              <w:rPr>
-                <w:rFonts w:ascii="Latha" w:hAnsi="Latha" w:cs="Latha"/>
-                <w:sz w:val="28"/>
-                <w:szCs w:val="28"/>
-                <w:highlight w:val="green"/>
-                <w:cs/>
-                <w:lang w:bidi="ta-IN"/>
-              </w:rPr>
-              <w:t>ன</w:t>
-            </w:r>
-            <w:r>
-              <w:rPr>
-                <w:rFonts w:ascii="Latha" w:hAnsi="Latha" w:cs="Latha"/>
-                <w:sz w:val="28"/>
-                <w:szCs w:val="28"/>
-                <w:cs/>
-                <w:lang w:bidi="ta-IN"/>
-              </w:rPr>
-              <w:t xml:space="preserve">ம் </w:t>
-            </w:r>
-            <w:r>
-              <w:rPr>
-                <w:rFonts w:ascii="Latha" w:hAnsi="Latha" w:cs="Latha"/>
-                <w:sz w:val="28"/>
-                <w:szCs w:val="28"/>
-                <w:lang w:bidi="ta-IN"/>
-              </w:rPr>
-              <w:t xml:space="preserve">| </w:t>
-            </w:r>
-            <w:r>
-              <w:rPr>
-                <w:rFonts w:ascii="Latha" w:hAnsi="Latha" w:cs="Latha"/>
-                <w:sz w:val="28"/>
-                <w:szCs w:val="28"/>
-                <w:cs/>
-                <w:lang w:bidi="ta-IN"/>
-              </w:rPr>
-              <w:t>ஏ</w:t>
-            </w:r>
-            <w:r>
-              <w:rPr>
-                <w:rFonts w:ascii="BRH Tamil Tab Extra" w:hAnsi="BRH Tamil Tab Extra" w:cs="Latha"/>
-                <w:b/>
-                <w:sz w:val="32"/>
-                <w:szCs w:val="28"/>
-                <w:lang w:bidi="ta-IN"/>
+              <w:t>ரே</w:t>
+            </w:r>
+            <w:r>
+              <w:rPr>
+                <w:rFonts w:ascii="BRH Tamil Tab Extra" w:hAnsi="BRH Tamil Tab Extra" w:cs="Latha"/>
+                <w:b/>
+                <w:sz w:val="32"/>
+                <w:szCs w:val="28"/>
+                <w:lang w:val="it-IT" w:bidi="ta-IN"/>
               </w:rPr>
               <w:t>…</w:t>
             </w:r>
@@ -6029,34 +6898,14 @@
                 <w:cs/>
                 <w:lang w:bidi="ta-IN"/>
               </w:rPr>
-              <w:t>ன</w:t>
-            </w:r>
-            <w:r>
-              <w:rPr>
-                <w:rFonts w:ascii="BRH Tamil Tab Extra" w:hAnsi="BRH Tamil Tab Extra" w:cs="Latha"/>
-                <w:b/>
-                <w:sz w:val="32"/>
-                <w:szCs w:val="28"/>
-                <w:lang w:bidi="ta-IN"/>
-              </w:rPr>
-              <w:t>…</w:t>
-            </w:r>
-            <w:r>
-              <w:rPr>
-                <w:rFonts w:ascii="Latha" w:hAnsi="Latha" w:cs="Latha"/>
-                <w:sz w:val="28"/>
-                <w:szCs w:val="28"/>
-                <w:cs/>
-                <w:lang w:bidi="ta-IN"/>
-              </w:rPr>
-              <w:t xml:space="preserve">ந் ந </w:t>
-            </w:r>
-            <w:r>
-              <w:rPr>
-                <w:rFonts w:ascii="Latha" w:hAnsi="Latha" w:cs="Latha"/>
-                <w:sz w:val="28"/>
-                <w:szCs w:val="28"/>
-                <w:lang w:bidi="ta-IN"/>
+              <w:t xml:space="preserve">வ </w:t>
+            </w:r>
+            <w:r>
+              <w:rPr>
+                <w:rFonts w:ascii="Latha" w:hAnsi="Latha" w:cs="Latha"/>
+                <w:sz w:val="28"/>
+                <w:szCs w:val="28"/>
+                <w:lang w:val="it-IT" w:bidi="ta-IN"/>
               </w:rPr>
               <w:t>|</w:t>
             </w:r>
@@ -6098,6 +6947,7 @@
                 <w:sz w:val="28"/>
                 <w:szCs w:val="32"/>
               </w:rPr>
+              <w:lastRenderedPageBreak/>
               <w:t>T.S.</w:t>
             </w:r>
             <w:r>
@@ -6108,7 +6958,7 @@
                 <w:sz w:val="28"/>
                 <w:szCs w:val="32"/>
               </w:rPr>
-              <w:t xml:space="preserve">3.4.11.3 </w:t>
+              <w:t xml:space="preserve">3.4.9.7 </w:t>
             </w:r>
             <w:r>
               <w:rPr>
@@ -6158,7 +7008,7 @@
                 <w:sz w:val="28"/>
                 <w:szCs w:val="32"/>
               </w:rPr>
-              <w:t>31</w:t>
+              <w:t>60</w:t>
             </w:r>
           </w:p>
           <w:p>
@@ -6216,7 +7066,7 @@
                 <w:sz w:val="28"/>
                 <w:szCs w:val="32"/>
               </w:rPr>
-              <w:t>43</w:t>
+              <w:t>35</w:t>
             </w:r>
           </w:p>
         </w:tc>
@@ -6232,11 +7082,11 @@
               <w:adjustRightInd w:val="0"/>
               <w:spacing w:before="0" w:line="240" w:lineRule="auto"/>
               <w:rPr>
-                <w:rFonts w:ascii="BRH Malayalam Extra" w:eastAsia="Times New Roman" w:hAnsi="BRH Malayalam Extra" w:cs="BRH Malayalam Extra"/>
-                <w:color w:val="000000"/>
-                <w:sz w:val="40"/>
-                <w:szCs w:val="40"/>
-                <w:lang w:val="en-IN" w:eastAsia="en-IN" w:bidi="ml-IN"/>
+                <w:rFonts w:ascii="Latha" w:hAnsi="Latha" w:cs="Latha"/>
+                <w:sz w:val="28"/>
+                <w:szCs w:val="28"/>
+                <w:cs/>
+                <w:lang w:bidi="ta-IN"/>
               </w:rPr>
             </w:pPr>
             <w:r>
@@ -6247,7 +7097,94 @@
                 <w:cs/>
                 <w:lang w:bidi="ta-IN"/>
               </w:rPr>
-              <w:t>அ</w:t>
+              <w:t>த</w:t>
+            </w:r>
+            <w:r>
+              <w:rPr>
+                <w:rFonts w:ascii="Latha" w:hAnsi="Latha" w:cs="Latha"/>
+                <w:sz w:val="28"/>
+                <w:szCs w:val="28"/>
+                <w:highlight w:val="yellow"/>
+                <w:cs/>
+                <w:lang w:bidi="ta-IN"/>
+              </w:rPr>
+              <w:t>த</w:t>
+            </w:r>
+            <w:r>
+              <w:rPr>
+                <w:rFonts w:ascii="Latha" w:hAnsi="Latha" w:cs="Latha"/>
+                <w:b/>
+                <w:bCs/>
+                <w:position w:val="-12"/>
+                <w:sz w:val="28"/>
+                <w:szCs w:val="28"/>
+                <w:highlight w:val="yellow"/>
+                <w:cs/>
+                <w:lang w:bidi="ta-IN"/>
+              </w:rPr>
+              <w:t>2</w:t>
+            </w:r>
+            <w:r>
+              <w:rPr>
+                <w:rFonts w:ascii="Latha" w:hAnsi="Latha" w:cs="Latha"/>
+                <w:sz w:val="28"/>
+                <w:szCs w:val="28"/>
+                <w:highlight w:val="yellow"/>
+                <w:cs/>
+                <w:lang w:bidi="ta-IN"/>
+              </w:rPr>
+              <w:t>இ</w:t>
+            </w:r>
+            <w:r>
+              <w:rPr>
+                <w:rFonts w:ascii="BRH Tamil Tab Extra" w:hAnsi="BRH Tamil Tab Extra" w:cs="Latha"/>
+                <w:b/>
+                <w:sz w:val="36"/>
+                <w:szCs w:val="28"/>
+                <w:highlight w:val="yellow"/>
+                <w:lang w:bidi="ta-IN"/>
+              </w:rPr>
+              <w:t>†</w:t>
+            </w:r>
+            <w:r>
+              <w:rPr>
+                <w:rFonts w:ascii="Latha" w:hAnsi="Latha" w:cs="Latha"/>
+                <w:sz w:val="28"/>
+                <w:szCs w:val="28"/>
+                <w:highlight w:val="yellow"/>
+                <w:cs/>
+                <w:lang w:bidi="ta-IN"/>
+              </w:rPr>
+              <w:t>ன</w:t>
+            </w:r>
+            <w:r>
+              <w:rPr>
+                <w:rFonts w:ascii="Latha" w:hAnsi="Latha" w:cs="Latha"/>
+                <w:sz w:val="28"/>
+                <w:szCs w:val="28"/>
+                <w:cs/>
+                <w:lang w:bidi="ta-IN"/>
+              </w:rPr>
+              <w:t xml:space="preserve">ம் </w:t>
+            </w:r>
+            <w:r>
+              <w:rPr>
+                <w:rFonts w:ascii="Latha" w:hAnsi="Latha" w:cs="Latha"/>
+                <w:sz w:val="28"/>
+                <w:szCs w:val="28"/>
+                <w:lang w:bidi="ta-IN"/>
+              </w:rPr>
+              <w:t xml:space="preserve">| </w:t>
+            </w:r>
+            <w:r>
+              <w:rPr>
+                <w:rFonts w:ascii="Latha" w:hAnsi="Latha" w:cs="Latha"/>
+                <w:sz w:val="28"/>
+                <w:szCs w:val="28"/>
+                <w:cs/>
+                <w:lang w:bidi="ta-IN"/>
+              </w:rPr>
+              <w:t>ஏ</w:t>
             </w:r>
             <w:r>
               <w:rPr>
@@ -6267,46 +7204,7 @@
                 <w:cs/>
                 <w:lang w:bidi="ta-IN"/>
               </w:rPr>
-              <w:t>ர்கா அ</w:t>
-            </w:r>
-            <w:r>
-              <w:rPr>
-                <w:rFonts w:ascii="BRH Tamil Tab Extra" w:hAnsi="BRH Tamil Tab Extra" w:cs="Latha"/>
-                <w:b/>
-                <w:sz w:val="36"/>
-                <w:szCs w:val="28"/>
-                <w:lang w:bidi="ta-IN"/>
-              </w:rPr>
-              <w:t>†</w:t>
-            </w:r>
-            <w:r>
-              <w:rPr>
-                <w:rFonts w:ascii="Latha" w:hAnsi="Latha" w:cs="Latha"/>
-                <w:sz w:val="28"/>
-                <w:szCs w:val="28"/>
-                <w:cs/>
-                <w:lang w:bidi="ta-IN"/>
-              </w:rPr>
-              <w:t xml:space="preserve">னாவன்ன் </w:t>
-            </w:r>
-            <w:r>
-              <w:rPr>
-                <w:rFonts w:ascii="Latha" w:hAnsi="Latha" w:cs="Latha"/>
-                <w:sz w:val="28"/>
-                <w:szCs w:val="28"/>
-                <w:lang w:bidi="ta-IN"/>
-              </w:rPr>
-              <w:t xml:space="preserve">| </w:t>
-            </w:r>
-            <w:r>
-              <w:rPr>
-                <w:rFonts w:ascii="Latha" w:hAnsi="Latha" w:cs="Latha"/>
-                <w:sz w:val="28"/>
-                <w:szCs w:val="28"/>
-                <w:cs/>
-                <w:lang w:bidi="ta-IN"/>
-              </w:rPr>
-              <w:t>அ</w:t>
+              <w:t>ன</w:t>
             </w:r>
             <w:r>
               <w:rPr>
@@ -6326,107 +7224,16 @@
                 <w:cs/>
                 <w:lang w:bidi="ta-IN"/>
               </w:rPr>
-              <w:t>னா</w:t>
-            </w:r>
-            <w:r>
-              <w:rPr>
-                <w:rFonts w:ascii="BRH Tamil Tab Extra" w:hAnsi="BRH Tamil Tab Extra" w:cs="Latha"/>
-                <w:b/>
-                <w:sz w:val="32"/>
-                <w:szCs w:val="28"/>
-                <w:lang w:bidi="ta-IN"/>
-              </w:rPr>
-              <w:t>…</w:t>
-            </w:r>
-            <w:r>
-              <w:rPr>
-                <w:rFonts w:ascii="Latha" w:hAnsi="Latha" w:cs="Latha"/>
-                <w:sz w:val="28"/>
-                <w:szCs w:val="28"/>
-                <w:cs/>
-                <w:lang w:bidi="ta-IN"/>
-              </w:rPr>
-              <w:t>வ</w:t>
-            </w:r>
-            <w:r>
-              <w:rPr>
-                <w:rFonts w:ascii="BRH Tamil Tab Extra" w:hAnsi="BRH Tamil Tab Extra" w:cs="Latha"/>
-                <w:b/>
-                <w:sz w:val="32"/>
-                <w:szCs w:val="28"/>
-                <w:lang w:bidi="ta-IN"/>
-              </w:rPr>
-              <w:t>…</w:t>
-            </w:r>
-            <w:r>
-              <w:rPr>
-                <w:rFonts w:ascii="Latha" w:hAnsi="Latha" w:cs="Latha"/>
-                <w:sz w:val="28"/>
-                <w:szCs w:val="28"/>
-                <w:cs/>
-                <w:lang w:bidi="ta-IN"/>
-              </w:rPr>
-              <w:t>ன்</w:t>
-            </w:r>
-            <w:r>
-              <w:rPr>
-                <w:rFonts w:ascii="Latha" w:hAnsi="Latha" w:cs="Latha"/>
-                <w:sz w:val="28"/>
-                <w:szCs w:val="28"/>
-                <w:highlight w:val="yellow"/>
-                <w:cs/>
-                <w:lang w:bidi="ta-IN"/>
-              </w:rPr>
-              <w:t>னி</w:t>
-            </w:r>
-            <w:r>
-              <w:rPr>
-                <w:rFonts w:ascii="BRH Tamil Tab Extra" w:hAnsi="BRH Tamil Tab Extra" w:cs="Latha"/>
-                <w:b/>
-                <w:sz w:val="32"/>
-                <w:szCs w:val="28"/>
-                <w:lang w:bidi="ta-IN"/>
-              </w:rPr>
-              <w:t>…</w:t>
-            </w:r>
-            <w:r>
-              <w:rPr>
-                <w:rFonts w:ascii="Latha" w:hAnsi="Latha" w:cs="Latha"/>
-                <w:sz w:val="28"/>
-                <w:szCs w:val="28"/>
-                <w:cs/>
-                <w:lang w:bidi="ta-IN"/>
-              </w:rPr>
-              <w:t>த்ய</w:t>
-            </w:r>
-            <w:r>
-              <w:rPr>
-                <w:rFonts w:ascii="BRH Tamil Tab Extra" w:hAnsi="BRH Tamil Tab Extra" w:cs="Latha"/>
-                <w:b/>
-                <w:sz w:val="36"/>
-                <w:szCs w:val="28"/>
-                <w:lang w:bidi="ta-IN"/>
-              </w:rPr>
-              <w:t>†</w:t>
-            </w:r>
-            <w:r>
-              <w:rPr>
-                <w:rFonts w:ascii="Latha" w:hAnsi="Latha" w:cs="Latha"/>
-                <w:sz w:val="28"/>
-                <w:szCs w:val="28"/>
-                <w:cs/>
-                <w:lang w:bidi="ta-IN"/>
-              </w:rPr>
-              <w:t xml:space="preserve">னாவன்ன் </w:t>
-            </w:r>
-            <w:r>
-              <w:rPr>
-                <w:rFonts w:ascii="Latha" w:hAnsi="Latha" w:cs="Latha"/>
-                <w:sz w:val="28"/>
-                <w:szCs w:val="28"/>
-                <w:lang w:bidi="ta-IN"/>
-              </w:rPr>
-              <w:t>||</w:t>
+              <w:t xml:space="preserve">ந் ந </w:t>
+            </w:r>
+            <w:r>
+              <w:rPr>
+                <w:rFonts w:ascii="Latha" w:hAnsi="Latha" w:cs="Latha"/>
+                <w:sz w:val="28"/>
+                <w:szCs w:val="28"/>
+                <w:lang w:bidi="ta-IN"/>
+              </w:rPr>
+              <w:t>|</w:t>
             </w:r>
           </w:p>
         </w:tc>
@@ -6442,6 +7249,320 @@
               <w:adjustRightInd w:val="0"/>
               <w:spacing w:before="0" w:line="240" w:lineRule="auto"/>
               <w:rPr>
+                <w:rFonts w:ascii="Latha" w:hAnsi="Latha" w:cs="Latha"/>
+                <w:sz w:val="28"/>
+                <w:szCs w:val="28"/>
+                <w:cs/>
+                <w:lang w:bidi="ta-IN"/>
+              </w:rPr>
+            </w:pPr>
+            <w:r>
+              <w:rPr>
+                <w:rFonts w:ascii="Latha" w:hAnsi="Latha" w:cs="Latha"/>
+                <w:sz w:val="28"/>
+                <w:szCs w:val="28"/>
+                <w:cs/>
+                <w:lang w:bidi="ta-IN"/>
+              </w:rPr>
+              <w:t>த</w:t>
+            </w:r>
+            <w:r>
+              <w:rPr>
+                <w:rFonts w:ascii="Latha" w:hAnsi="Latha" w:cs="Latha" w:hint="cs"/>
+                <w:sz w:val="28"/>
+                <w:szCs w:val="28"/>
+                <w:highlight w:val="green"/>
+                <w:cs/>
+                <w:lang w:bidi="ta-IN"/>
+              </w:rPr>
+              <w:t>தை</w:t>
+            </w:r>
+            <w:r>
+              <w:rPr>
+                <w:rFonts w:ascii="Latha" w:hAnsi="Latha" w:cs="Latha"/>
+                <w:b/>
+                <w:bCs/>
+                <w:position w:val="-12"/>
+                <w:sz w:val="28"/>
+                <w:szCs w:val="28"/>
+                <w:highlight w:val="green"/>
+                <w:cs/>
+                <w:lang w:bidi="ta-IN"/>
+              </w:rPr>
+              <w:t>2</w:t>
+            </w:r>
+            <w:r>
+              <w:rPr>
+                <w:rFonts w:ascii="BRH Tamil Tab Extra" w:hAnsi="BRH Tamil Tab Extra" w:cs="Latha"/>
+                <w:b/>
+                <w:sz w:val="36"/>
+                <w:szCs w:val="28"/>
+                <w:highlight w:val="green"/>
+                <w:lang w:bidi="ta-IN"/>
+              </w:rPr>
+              <w:t>†</w:t>
+            </w:r>
+            <w:r>
+              <w:rPr>
+                <w:rFonts w:ascii="Latha" w:hAnsi="Latha" w:cs="Latha"/>
+                <w:sz w:val="28"/>
+                <w:szCs w:val="28"/>
+                <w:highlight w:val="green"/>
+                <w:cs/>
+                <w:lang w:bidi="ta-IN"/>
+              </w:rPr>
+              <w:t>ன</w:t>
+            </w:r>
+            <w:r>
+              <w:rPr>
+                <w:rFonts w:ascii="Latha" w:hAnsi="Latha" w:cs="Latha"/>
+                <w:sz w:val="28"/>
+                <w:szCs w:val="28"/>
+                <w:cs/>
+                <w:lang w:bidi="ta-IN"/>
+              </w:rPr>
+              <w:t xml:space="preserve">ம் </w:t>
+            </w:r>
+            <w:r>
+              <w:rPr>
+                <w:rFonts w:ascii="Latha" w:hAnsi="Latha" w:cs="Latha"/>
+                <w:sz w:val="28"/>
+                <w:szCs w:val="28"/>
+                <w:lang w:bidi="ta-IN"/>
+              </w:rPr>
+              <w:t xml:space="preserve">| </w:t>
+            </w:r>
+            <w:r>
+              <w:rPr>
+                <w:rFonts w:ascii="Latha" w:hAnsi="Latha" w:cs="Latha"/>
+                <w:sz w:val="28"/>
+                <w:szCs w:val="28"/>
+                <w:cs/>
+                <w:lang w:bidi="ta-IN"/>
+              </w:rPr>
+              <w:t>ஏ</w:t>
+            </w:r>
+            <w:r>
+              <w:rPr>
+                <w:rFonts w:ascii="BRH Tamil Tab Extra" w:hAnsi="BRH Tamil Tab Extra" w:cs="Latha"/>
+                <w:b/>
+                <w:sz w:val="32"/>
+                <w:szCs w:val="28"/>
+                <w:lang w:bidi="ta-IN"/>
+              </w:rPr>
+              <w:t>…</w:t>
+            </w:r>
+            <w:r>
+              <w:rPr>
+                <w:rFonts w:ascii="Latha" w:hAnsi="Latha" w:cs="Latha"/>
+                <w:sz w:val="28"/>
+                <w:szCs w:val="28"/>
+                <w:cs/>
+                <w:lang w:bidi="ta-IN"/>
+              </w:rPr>
+              <w:t>ன</w:t>
+            </w:r>
+            <w:r>
+              <w:rPr>
+                <w:rFonts w:ascii="BRH Tamil Tab Extra" w:hAnsi="BRH Tamil Tab Extra" w:cs="Latha"/>
+                <w:b/>
+                <w:sz w:val="32"/>
+                <w:szCs w:val="28"/>
+                <w:lang w:bidi="ta-IN"/>
+              </w:rPr>
+              <w:t>…</w:t>
+            </w:r>
+            <w:r>
+              <w:rPr>
+                <w:rFonts w:ascii="Latha" w:hAnsi="Latha" w:cs="Latha"/>
+                <w:sz w:val="28"/>
+                <w:szCs w:val="28"/>
+                <w:cs/>
+                <w:lang w:bidi="ta-IN"/>
+              </w:rPr>
+              <w:t xml:space="preserve">ந் ந </w:t>
+            </w:r>
+            <w:r>
+              <w:rPr>
+                <w:rFonts w:ascii="Latha" w:hAnsi="Latha" w:cs="Latha"/>
+                <w:sz w:val="28"/>
+                <w:szCs w:val="28"/>
+                <w:lang w:bidi="ta-IN"/>
+              </w:rPr>
+              <w:t>|</w:t>
+            </w:r>
+          </w:p>
+        </w:tc>
+      </w:tr>
+      <w:tr>
+        <w:trPr>
+          <w:trHeight w:val="1405"/>
+        </w:trPr>
+        <w:tc>
+          <w:tcPr>
+            <w:tcW w:w="4048" w:type="dxa"/>
+          </w:tcPr>
+          <w:p>
+            <w:pPr>
+              <w:widowControl w:val="0"/>
+              <w:tabs>
+                <w:tab w:val="left" w:pos="993"/>
+              </w:tabs>
+              <w:autoSpaceDE w:val="0"/>
+              <w:autoSpaceDN w:val="0"/>
+              <w:adjustRightInd w:val="0"/>
+              <w:spacing w:before="0" w:line="252" w:lineRule="auto"/>
+              <w:ind w:right="297"/>
+              <w:rPr>
+                <w:rFonts w:cs="Arial"/>
+                <w:b/>
+                <w:color w:val="000000"/>
+                <w:sz w:val="28"/>
+                <w:szCs w:val="32"/>
+              </w:rPr>
+            </w:pPr>
+            <w:r>
+              <w:rPr>
+                <w:rFonts w:cs="Arial"/>
+                <w:b/>
+                <w:color w:val="000000"/>
+                <w:sz w:val="28"/>
+                <w:szCs w:val="32"/>
+              </w:rPr>
+              <w:t>T.S.</w:t>
+            </w:r>
+            <w:r>
+              <w:rPr>
+                <w:rFonts w:cs="Arial"/>
+                <w:b/>
+                <w:color w:val="000000"/>
+                <w:sz w:val="28"/>
+                <w:szCs w:val="32"/>
+              </w:rPr>
+              <w:t xml:space="preserve">3.4.11.3 </w:t>
+            </w:r>
+            <w:r>
+              <w:rPr>
+                <w:rFonts w:cs="Arial"/>
+                <w:b/>
+                <w:color w:val="000000"/>
+                <w:sz w:val="28"/>
+                <w:szCs w:val="32"/>
+              </w:rPr>
+              <w:t>– Kramam</w:t>
+            </w:r>
+          </w:p>
+          <w:p>
+            <w:pPr>
+              <w:widowControl w:val="0"/>
+              <w:tabs>
+                <w:tab w:val="left" w:pos="993"/>
+              </w:tabs>
+              <w:autoSpaceDE w:val="0"/>
+              <w:autoSpaceDN w:val="0"/>
+              <w:adjustRightInd w:val="0"/>
+              <w:spacing w:before="0" w:line="252" w:lineRule="auto"/>
+              <w:ind w:right="297"/>
+              <w:rPr>
+                <w:rFonts w:cs="Arial"/>
+                <w:b/>
+                <w:color w:val="000000"/>
+                <w:sz w:val="28"/>
+                <w:szCs w:val="32"/>
+              </w:rPr>
+            </w:pPr>
+            <w:r>
+              <w:rPr>
+                <w:rFonts w:cs="Arial"/>
+                <w:b/>
+                <w:color w:val="000000"/>
+                <w:sz w:val="28"/>
+                <w:szCs w:val="32"/>
+              </w:rPr>
+              <w:t xml:space="preserve">Krama Vaakyam No. - </w:t>
+            </w:r>
+            <w:r>
+              <w:rPr>
+                <w:rFonts w:cs="Arial"/>
+                <w:b/>
+                <w:color w:val="000000"/>
+                <w:sz w:val="28"/>
+                <w:szCs w:val="32"/>
+              </w:rPr>
+              <w:t>31</w:t>
+            </w:r>
+          </w:p>
+          <w:p>
+            <w:pPr>
+              <w:widowControl w:val="0"/>
+              <w:tabs>
+                <w:tab w:val="left" w:pos="993"/>
+              </w:tabs>
+              <w:autoSpaceDE w:val="0"/>
+              <w:autoSpaceDN w:val="0"/>
+              <w:adjustRightInd w:val="0"/>
+              <w:spacing w:before="0" w:line="252" w:lineRule="auto"/>
+              <w:ind w:right="297"/>
+              <w:rPr>
+                <w:rFonts w:cs="Arial"/>
+                <w:b/>
+                <w:color w:val="000000"/>
+                <w:sz w:val="28"/>
+                <w:szCs w:val="32"/>
+              </w:rPr>
+            </w:pPr>
+            <w:r>
+              <w:rPr>
+                <w:rFonts w:cs="Arial"/>
+                <w:b/>
+                <w:color w:val="000000"/>
+                <w:sz w:val="28"/>
+                <w:szCs w:val="32"/>
+              </w:rPr>
+              <w:t>Panchaati No</w:t>
+            </w:r>
+            <w:r>
+              <w:rPr>
+                <w:rFonts w:cs="Arial"/>
+                <w:b/>
+                <w:color w:val="000000"/>
+                <w:szCs w:val="32"/>
+              </w:rPr>
+              <w:t>. -</w:t>
+            </w:r>
+            <w:r>
+              <w:rPr>
+                <w:rFonts w:cs="Arial"/>
+                <w:b/>
+                <w:color w:val="000000"/>
+                <w:szCs w:val="32"/>
+              </w:rPr>
+              <w:t xml:space="preserve"> </w:t>
+            </w:r>
+            <w:r>
+              <w:rPr>
+                <w:rFonts w:cs="Arial"/>
+                <w:b/>
+                <w:color w:val="000000"/>
+                <w:sz w:val="28"/>
+                <w:szCs w:val="32"/>
+              </w:rPr>
+              <w:t>43</w:t>
+            </w:r>
+          </w:p>
+        </w:tc>
+        <w:tc>
+          <w:tcPr>
+            <w:tcW w:w="4819" w:type="dxa"/>
+          </w:tcPr>
+          <w:p>
+            <w:pPr>
+              <w:widowControl w:val="0"/>
+              <w:autoSpaceDE w:val="0"/>
+              <w:autoSpaceDN w:val="0"/>
+              <w:adjustRightInd w:val="0"/>
+              <w:spacing w:before="0" w:line="240" w:lineRule="auto"/>
+              <w:rPr>
                 <w:rFonts w:ascii="BRH Malayalam Extra" w:eastAsia="Times New Roman" w:hAnsi="BRH Malayalam Extra" w:cs="BRH Malayalam Extra"/>
                 <w:color w:val="000000"/>
                 <w:sz w:val="40"/>
@@ -6583,6 +7704,216 @@
                 <w:rFonts w:ascii="Latha" w:hAnsi="Latha" w:cs="Latha"/>
                 <w:sz w:val="28"/>
                 <w:szCs w:val="28"/>
+                <w:highlight w:val="yellow"/>
+                <w:cs/>
+                <w:lang w:bidi="ta-IN"/>
+              </w:rPr>
+              <w:t>னி</w:t>
+            </w:r>
+            <w:r>
+              <w:rPr>
+                <w:rFonts w:ascii="BRH Tamil Tab Extra" w:hAnsi="BRH Tamil Tab Extra" w:cs="Latha"/>
+                <w:b/>
+                <w:sz w:val="32"/>
+                <w:szCs w:val="28"/>
+                <w:lang w:bidi="ta-IN"/>
+              </w:rPr>
+              <w:t>…</w:t>
+            </w:r>
+            <w:r>
+              <w:rPr>
+                <w:rFonts w:ascii="Latha" w:hAnsi="Latha" w:cs="Latha"/>
+                <w:sz w:val="28"/>
+                <w:szCs w:val="28"/>
+                <w:cs/>
+                <w:lang w:bidi="ta-IN"/>
+              </w:rPr>
+              <w:t>த்ய</w:t>
+            </w:r>
+            <w:r>
+              <w:rPr>
+                <w:rFonts w:ascii="BRH Tamil Tab Extra" w:hAnsi="BRH Tamil Tab Extra" w:cs="Latha"/>
+                <w:b/>
+                <w:sz w:val="36"/>
+                <w:szCs w:val="28"/>
+                <w:lang w:bidi="ta-IN"/>
+              </w:rPr>
+              <w:t>†</w:t>
+            </w:r>
+            <w:r>
+              <w:rPr>
+                <w:rFonts w:ascii="Latha" w:hAnsi="Latha" w:cs="Latha"/>
+                <w:sz w:val="28"/>
+                <w:szCs w:val="28"/>
+                <w:cs/>
+                <w:lang w:bidi="ta-IN"/>
+              </w:rPr>
+              <w:t xml:space="preserve">னாவன்ன் </w:t>
+            </w:r>
+            <w:r>
+              <w:rPr>
+                <w:rFonts w:ascii="Latha" w:hAnsi="Latha" w:cs="Latha"/>
+                <w:sz w:val="28"/>
+                <w:szCs w:val="28"/>
+                <w:lang w:bidi="ta-IN"/>
+              </w:rPr>
+              <w:t>||</w:t>
+            </w:r>
+          </w:p>
+        </w:tc>
+        <w:tc>
+          <w:tcPr>
+            <w:tcW w:w="5103" w:type="dxa"/>
+          </w:tcPr>
+          <w:p>
+            <w:pPr>
+              <w:widowControl w:val="0"/>
+              <w:autoSpaceDE w:val="0"/>
+              <w:autoSpaceDN w:val="0"/>
+              <w:adjustRightInd w:val="0"/>
+              <w:spacing w:before="0" w:line="240" w:lineRule="auto"/>
+              <w:rPr>
+                <w:rFonts w:ascii="BRH Malayalam Extra" w:eastAsia="Times New Roman" w:hAnsi="BRH Malayalam Extra" w:cs="BRH Malayalam Extra"/>
+                <w:color w:val="000000"/>
+                <w:sz w:val="40"/>
+                <w:szCs w:val="40"/>
+                <w:lang w:val="en-IN" w:eastAsia="en-IN" w:bidi="ml-IN"/>
+              </w:rPr>
+            </w:pPr>
+            <w:r>
+              <w:rPr>
+                <w:rFonts w:ascii="Latha" w:hAnsi="Latha" w:cs="Latha"/>
+                <w:sz w:val="28"/>
+                <w:szCs w:val="28"/>
+                <w:cs/>
+                <w:lang w:bidi="ta-IN"/>
+              </w:rPr>
+              <w:t>அ</w:t>
+            </w:r>
+            <w:r>
+              <w:rPr>
+                <w:rFonts w:ascii="BRH Tamil Tab Extra" w:hAnsi="BRH Tamil Tab Extra" w:cs="Latha"/>
+                <w:b/>
+                <w:sz w:val="32"/>
+                <w:szCs w:val="28"/>
+                <w:lang w:bidi="ta-IN"/>
+              </w:rPr>
+              <w:t>…</w:t>
+            </w:r>
+            <w:r>
+              <w:rPr>
+                <w:rFonts w:ascii="Latha" w:hAnsi="Latha" w:cs="Latha"/>
+                <w:sz w:val="28"/>
+                <w:szCs w:val="28"/>
+                <w:cs/>
+                <w:lang w:bidi="ta-IN"/>
+              </w:rPr>
+              <w:t>ர்கா அ</w:t>
+            </w:r>
+            <w:r>
+              <w:rPr>
+                <w:rFonts w:ascii="BRH Tamil Tab Extra" w:hAnsi="BRH Tamil Tab Extra" w:cs="Latha"/>
+                <w:b/>
+                <w:sz w:val="36"/>
+                <w:szCs w:val="28"/>
+                <w:lang w:bidi="ta-IN"/>
+              </w:rPr>
+              <w:t>†</w:t>
+            </w:r>
+            <w:r>
+              <w:rPr>
+                <w:rFonts w:ascii="Latha" w:hAnsi="Latha" w:cs="Latha"/>
+                <w:sz w:val="28"/>
+                <w:szCs w:val="28"/>
+                <w:cs/>
+                <w:lang w:bidi="ta-IN"/>
+              </w:rPr>
+              <w:t xml:space="preserve">னாவன்ன் </w:t>
+            </w:r>
+            <w:r>
+              <w:rPr>
+                <w:rFonts w:ascii="Latha" w:hAnsi="Latha" w:cs="Latha"/>
+                <w:sz w:val="28"/>
+                <w:szCs w:val="28"/>
+                <w:lang w:bidi="ta-IN"/>
+              </w:rPr>
+              <w:t xml:space="preserve">| </w:t>
+            </w:r>
+            <w:r>
+              <w:rPr>
+                <w:rFonts w:ascii="Latha" w:hAnsi="Latha" w:cs="Latha"/>
+                <w:sz w:val="28"/>
+                <w:szCs w:val="28"/>
+                <w:cs/>
+                <w:lang w:bidi="ta-IN"/>
+              </w:rPr>
+              <w:t>அ</w:t>
+            </w:r>
+            <w:r>
+              <w:rPr>
+                <w:rFonts w:ascii="BRH Tamil Tab Extra" w:hAnsi="BRH Tamil Tab Extra" w:cs="Latha"/>
+                <w:b/>
+                <w:sz w:val="32"/>
+                <w:szCs w:val="28"/>
+                <w:lang w:bidi="ta-IN"/>
+              </w:rPr>
+              <w:t>…</w:t>
+            </w:r>
+            <w:r>
+              <w:rPr>
+                <w:rFonts w:ascii="Latha" w:hAnsi="Latha" w:cs="Latha"/>
+                <w:sz w:val="28"/>
+                <w:szCs w:val="28"/>
+                <w:cs/>
+                <w:lang w:bidi="ta-IN"/>
+              </w:rPr>
+              <w:t>னா</w:t>
+            </w:r>
+            <w:r>
+              <w:rPr>
+                <w:rFonts w:ascii="BRH Tamil Tab Extra" w:hAnsi="BRH Tamil Tab Extra" w:cs="Latha"/>
+                <w:b/>
+                <w:sz w:val="32"/>
+                <w:szCs w:val="28"/>
+                <w:lang w:bidi="ta-IN"/>
+              </w:rPr>
+              <w:t>…</w:t>
+            </w:r>
+            <w:r>
+              <w:rPr>
+                <w:rFonts w:ascii="Latha" w:hAnsi="Latha" w:cs="Latha"/>
+                <w:sz w:val="28"/>
+                <w:szCs w:val="28"/>
+                <w:cs/>
+                <w:lang w:bidi="ta-IN"/>
+              </w:rPr>
+              <w:t>வ</w:t>
+            </w:r>
+            <w:r>
+              <w:rPr>
+                <w:rFonts w:ascii="BRH Tamil Tab Extra" w:hAnsi="BRH Tamil Tab Extra" w:cs="Latha"/>
+                <w:b/>
+                <w:sz w:val="32"/>
+                <w:szCs w:val="28"/>
+                <w:lang w:bidi="ta-IN"/>
+              </w:rPr>
+              <w:t>…</w:t>
+            </w:r>
+            <w:r>
+              <w:rPr>
+                <w:rFonts w:ascii="Latha" w:hAnsi="Latha" w:cs="Latha"/>
+                <w:sz w:val="28"/>
+                <w:szCs w:val="28"/>
+                <w:cs/>
+                <w:lang w:bidi="ta-IN"/>
+              </w:rPr>
+              <w:t>ன்</w:t>
+            </w:r>
+            <w:r>
+              <w:rPr>
+                <w:rFonts w:ascii="Latha" w:hAnsi="Latha" w:cs="Latha"/>
+                <w:sz w:val="28"/>
+                <w:szCs w:val="28"/>
                 <w:highlight w:val="green"/>
                 <w:cs/>
                 <w:lang w:bidi="ta-IN"/>
@@ -6627,6 +7958,916 @@
                 <w:lang w:bidi="ta-IN"/>
               </w:rPr>
               <w:t>||</w:t>
+            </w:r>
+          </w:p>
+        </w:tc>
+      </w:tr>
+      <w:tr>
+        <w:trPr>
+          <w:trHeight w:val="1457"/>
+        </w:trPr>
+        <w:tc>
+          <w:tcPr>
+            <w:tcW w:w="4048" w:type="dxa"/>
+          </w:tcPr>
+          <w:p>
+            <w:pPr>
+              <w:widowControl w:val="0"/>
+              <w:tabs>
+                <w:tab w:val="left" w:pos="993"/>
+              </w:tabs>
+              <w:autoSpaceDE w:val="0"/>
+              <w:autoSpaceDN w:val="0"/>
+              <w:adjustRightInd w:val="0"/>
+              <w:spacing w:before="0" w:line="240" w:lineRule="auto"/>
+              <w:ind w:right="297"/>
+              <w:rPr>
+                <w:rFonts w:cs="Arial"/>
+                <w:b/>
+                <w:color w:val="000000"/>
+                <w:sz w:val="28"/>
+                <w:szCs w:val="32"/>
+              </w:rPr>
+            </w:pPr>
+            <w:r>
+              <w:rPr>
+                <w:rFonts w:cs="Arial"/>
+                <w:b/>
+                <w:color w:val="000000"/>
+                <w:sz w:val="28"/>
+                <w:szCs w:val="32"/>
+              </w:rPr>
+              <w:t>T.S.</w:t>
+            </w:r>
+            <w:r>
+              <w:rPr>
+                <w:rFonts w:cs="Arial"/>
+                <w:b/>
+                <w:color w:val="000000"/>
+                <w:sz w:val="28"/>
+                <w:szCs w:val="32"/>
+              </w:rPr>
+              <w:t xml:space="preserve">3.4.11.3 </w:t>
+            </w:r>
+            <w:r>
+              <w:rPr>
+                <w:rFonts w:cs="Arial"/>
+                <w:b/>
+                <w:color w:val="000000"/>
+                <w:sz w:val="28"/>
+                <w:szCs w:val="32"/>
+              </w:rPr>
+              <w:t>– Kramam</w:t>
+            </w:r>
+          </w:p>
+          <w:p>
+            <w:pPr>
+              <w:widowControl w:val="0"/>
+              <w:tabs>
+                <w:tab w:val="left" w:pos="993"/>
+              </w:tabs>
+              <w:autoSpaceDE w:val="0"/>
+              <w:autoSpaceDN w:val="0"/>
+              <w:adjustRightInd w:val="0"/>
+              <w:spacing w:before="0" w:line="240" w:lineRule="auto"/>
+              <w:ind w:right="297"/>
+              <w:rPr>
+                <w:rFonts w:cs="Arial"/>
+                <w:b/>
+                <w:color w:val="000000"/>
+                <w:sz w:val="28"/>
+                <w:szCs w:val="32"/>
+                <w:lang w:val="en-IN"/>
+              </w:rPr>
+            </w:pPr>
+            <w:r>
+              <w:rPr>
+                <w:rFonts w:cs="Arial"/>
+                <w:b/>
+                <w:color w:val="000000"/>
+                <w:sz w:val="28"/>
+                <w:szCs w:val="32"/>
+                <w:lang w:val="en-IN"/>
+              </w:rPr>
+              <w:t>Krama Vaakyam No. - 43</w:t>
+            </w:r>
+          </w:p>
+          <w:p>
+            <w:pPr>
+              <w:widowControl w:val="0"/>
+              <w:tabs>
+                <w:tab w:val="left" w:pos="993"/>
+              </w:tabs>
+              <w:autoSpaceDE w:val="0"/>
+              <w:autoSpaceDN w:val="0"/>
+              <w:adjustRightInd w:val="0"/>
+              <w:spacing w:before="0" w:line="240" w:lineRule="auto"/>
+              <w:ind w:right="297"/>
+              <w:rPr>
+                <w:rFonts w:cs="Arial"/>
+                <w:b/>
+                <w:color w:val="000000"/>
+                <w:sz w:val="28"/>
+                <w:szCs w:val="32"/>
+                <w:lang w:val="it-IT"/>
+              </w:rPr>
+            </w:pPr>
+            <w:r>
+              <w:rPr>
+                <w:rFonts w:cs="Arial"/>
+                <w:b/>
+                <w:color w:val="000000"/>
+                <w:sz w:val="28"/>
+                <w:szCs w:val="32"/>
+                <w:lang w:val="it-IT"/>
+              </w:rPr>
+              <w:t>Panchaati No</w:t>
+            </w:r>
+            <w:r>
+              <w:rPr>
+                <w:rFonts w:cs="Arial"/>
+                <w:b/>
+                <w:color w:val="000000"/>
+                <w:szCs w:val="32"/>
+                <w:lang w:val="it-IT"/>
+              </w:rPr>
+              <w:t xml:space="preserve">. - </w:t>
+            </w:r>
+            <w:r>
+              <w:rPr>
+                <w:rFonts w:cs="Arial"/>
+                <w:b/>
+                <w:color w:val="000000"/>
+                <w:sz w:val="28"/>
+                <w:szCs w:val="32"/>
+                <w:lang w:val="it-IT"/>
+              </w:rPr>
+              <w:t>43</w:t>
+            </w:r>
+          </w:p>
+        </w:tc>
+        <w:tc>
+          <w:tcPr>
+            <w:tcW w:w="4819" w:type="dxa"/>
+          </w:tcPr>
+          <w:p>
+            <w:pPr>
+              <w:widowControl w:val="0"/>
+              <w:autoSpaceDE w:val="0"/>
+              <w:autoSpaceDN w:val="0"/>
+              <w:adjustRightInd w:val="0"/>
+              <w:spacing w:before="0" w:line="240" w:lineRule="auto"/>
+              <w:rPr>
+                <w:rFonts w:ascii="BRH Malayalam Extra" w:eastAsia="Times New Roman" w:hAnsi="BRH Malayalam Extra" w:cs="BRH Malayalam Extra"/>
+                <w:color w:val="000000"/>
+                <w:sz w:val="40"/>
+                <w:szCs w:val="40"/>
+                <w:lang w:val="it-IT" w:eastAsia="en-IN" w:bidi="ml-IN"/>
+              </w:rPr>
+            </w:pPr>
+            <w:r>
+              <w:rPr>
+                <w:rFonts w:ascii="Latha" w:hAnsi="Latha" w:cs="Latha"/>
+                <w:sz w:val="28"/>
+                <w:szCs w:val="28"/>
+                <w:cs/>
+                <w:lang w:bidi="ta-IN"/>
+              </w:rPr>
+              <w:t>ப்</w:t>
+            </w:r>
+            <w:r>
+              <w:rPr>
+                <w:rFonts w:ascii="Latha" w:hAnsi="Latha" w:cs="Latha"/>
+                <w:b/>
+                <w:bCs/>
+                <w:position w:val="-12"/>
+                <w:sz w:val="28"/>
+                <w:szCs w:val="28"/>
+                <w:cs/>
+                <w:lang w:bidi="ta-IN"/>
+              </w:rPr>
+              <w:t>3</w:t>
+            </w:r>
+            <w:r>
+              <w:rPr>
+                <w:rFonts w:ascii="Latha" w:hAnsi="Latha" w:cs="Latha"/>
+                <w:b/>
+                <w:bCs/>
+                <w:i/>
+                <w:iCs/>
+                <w:sz w:val="28"/>
+                <w:szCs w:val="28"/>
+                <w:cs/>
+                <w:lang w:bidi="ta-IN"/>
+              </w:rPr>
+              <w:t>ரு</w:t>
+            </w:r>
+            <w:r>
+              <w:rPr>
+                <w:rFonts w:ascii="Latha" w:hAnsi="Latha" w:cs="Latha"/>
+                <w:sz w:val="28"/>
+                <w:szCs w:val="28"/>
+                <w:cs/>
+                <w:lang w:bidi="ta-IN"/>
+              </w:rPr>
+              <w:t>ஹ</w:t>
+            </w:r>
+            <w:r>
+              <w:rPr>
+                <w:rFonts w:ascii="BRH Tamil Tab Extra" w:hAnsi="BRH Tamil Tab Extra" w:cs="Latha"/>
+                <w:b/>
+                <w:sz w:val="32"/>
+                <w:szCs w:val="28"/>
+                <w:lang w:val="it-IT" w:bidi="ta-IN"/>
+              </w:rPr>
+              <w:t>…</w:t>
+            </w:r>
+            <w:r>
+              <w:rPr>
+                <w:rFonts w:ascii="Latha" w:hAnsi="Latha" w:cs="Latha"/>
+                <w:sz w:val="28"/>
+                <w:szCs w:val="28"/>
+                <w:cs/>
+                <w:lang w:bidi="ta-IN"/>
+              </w:rPr>
+              <w:t>ஸ்பதி</w:t>
+            </w:r>
+            <w:r>
+              <w:rPr>
+                <w:rFonts w:ascii="BRH Tamil Tab Extra" w:hAnsi="BRH Tamil Tab Extra" w:cs="Latha"/>
+                <w:b/>
+                <w:sz w:val="36"/>
+                <w:szCs w:val="28"/>
+                <w:lang w:val="it-IT" w:bidi="ta-IN"/>
+              </w:rPr>
+              <w:t>†</w:t>
+            </w:r>
+            <w:r>
+              <w:rPr>
+                <w:rFonts w:ascii="Latha" w:hAnsi="Latha" w:cs="Latha"/>
+                <w:sz w:val="28"/>
+                <w:szCs w:val="28"/>
+                <w:cs/>
+                <w:lang w:bidi="ta-IN"/>
+              </w:rPr>
+              <w:t>ரபி</w:t>
+            </w:r>
+            <w:r>
+              <w:rPr>
+                <w:rFonts w:ascii="BRH Tamil Tab Extra" w:hAnsi="BRH Tamil Tab Extra" w:cs="Latha"/>
+                <w:b/>
+                <w:sz w:val="32"/>
+                <w:szCs w:val="28"/>
+                <w:lang w:val="it-IT" w:bidi="ta-IN"/>
+              </w:rPr>
+              <w:t>…</w:t>
+            </w:r>
+            <w:r>
+              <w:rPr>
+                <w:rFonts w:ascii="Latha" w:hAnsi="Latha" w:cs="Latha"/>
+                <w:b/>
+                <w:bCs/>
+                <w:position w:val="-12"/>
+                <w:sz w:val="28"/>
+                <w:szCs w:val="28"/>
+                <w:cs/>
+                <w:lang w:bidi="ta-IN"/>
+              </w:rPr>
+              <w:t>4</w:t>
+            </w:r>
+            <w:r>
+              <w:rPr>
+                <w:rFonts w:ascii="Latha" w:hAnsi="Latha" w:cs="Latha"/>
+                <w:sz w:val="28"/>
+                <w:szCs w:val="28"/>
+                <w:cs/>
+                <w:lang w:bidi="ta-IN"/>
+              </w:rPr>
+              <w:t>கனி</w:t>
+            </w:r>
+            <w:r>
+              <w:rPr>
+                <w:rFonts w:ascii="BRH Tamil Tab Extra" w:hAnsi="BRH Tamil Tab Extra" w:cs="Latha"/>
+                <w:b/>
+                <w:sz w:val="36"/>
+                <w:szCs w:val="28"/>
+                <w:lang w:val="it-IT" w:bidi="ta-IN"/>
+              </w:rPr>
+              <w:t>†</w:t>
+            </w:r>
+            <w:r>
+              <w:rPr>
+                <w:rFonts w:ascii="Latha" w:hAnsi="Latha" w:cs="Latha"/>
+                <w:sz w:val="28"/>
+                <w:szCs w:val="28"/>
+                <w:cs/>
+                <w:lang w:bidi="ta-IN"/>
+              </w:rPr>
+              <w:t>க்ரத</w:t>
+            </w:r>
+            <w:r>
+              <w:rPr>
+                <w:rFonts w:ascii="Latha" w:hAnsi="Latha" w:cs="Latha"/>
+                <w:b/>
+                <w:bCs/>
+                <w:position w:val="-12"/>
+                <w:sz w:val="28"/>
+                <w:szCs w:val="28"/>
+                <w:cs/>
+                <w:lang w:bidi="ta-IN"/>
+              </w:rPr>
+              <w:t>3</w:t>
+            </w:r>
+            <w:r>
+              <w:rPr>
+                <w:rFonts w:ascii="Latha" w:hAnsi="Latha" w:cs="Latha"/>
+                <w:sz w:val="28"/>
+                <w:szCs w:val="28"/>
+                <w:cs/>
+                <w:lang w:bidi="ta-IN"/>
+              </w:rPr>
+              <w:t xml:space="preserve">த் </w:t>
+            </w:r>
+            <w:r>
+              <w:rPr>
+                <w:rFonts w:ascii="Latha" w:hAnsi="Latha" w:cs="Latha"/>
+                <w:sz w:val="28"/>
+                <w:szCs w:val="28"/>
+                <w:lang w:val="it-IT" w:bidi="ta-IN"/>
+              </w:rPr>
+              <w:t xml:space="preserve">| </w:t>
+            </w:r>
+            <w:r>
+              <w:rPr>
+                <w:rFonts w:ascii="Latha" w:hAnsi="Latha" w:cs="Latha"/>
+                <w:sz w:val="28"/>
+                <w:szCs w:val="28"/>
+                <w:cs/>
+                <w:lang w:bidi="ta-IN"/>
+              </w:rPr>
+              <w:t>அ</w:t>
+            </w:r>
+            <w:r>
+              <w:rPr>
+                <w:rFonts w:ascii="BRH Tamil Tab Extra" w:hAnsi="BRH Tamil Tab Extra" w:cs="Latha"/>
+                <w:b/>
+                <w:sz w:val="32"/>
+                <w:szCs w:val="28"/>
+                <w:lang w:val="it-IT" w:bidi="ta-IN"/>
+              </w:rPr>
+              <w:t>…</w:t>
+            </w:r>
+            <w:r>
+              <w:rPr>
+                <w:rFonts w:ascii="Latha" w:hAnsi="Latha" w:cs="Latha"/>
+                <w:sz w:val="28"/>
+                <w:szCs w:val="28"/>
+                <w:cs/>
+                <w:lang w:bidi="ta-IN"/>
+              </w:rPr>
+              <w:t>பி</w:t>
+            </w:r>
+            <w:r>
+              <w:rPr>
+                <w:rFonts w:ascii="BRH Tamil Tab Extra" w:hAnsi="BRH Tamil Tab Extra" w:cs="Latha"/>
+                <w:b/>
+                <w:sz w:val="32"/>
+                <w:szCs w:val="28"/>
+                <w:lang w:val="it-IT" w:bidi="ta-IN"/>
+              </w:rPr>
+              <w:t>…</w:t>
+            </w:r>
+            <w:r>
+              <w:rPr>
+                <w:rFonts w:ascii="Latha" w:hAnsi="Latha" w:cs="Latha"/>
+                <w:b/>
+                <w:bCs/>
+                <w:position w:val="-12"/>
+                <w:sz w:val="28"/>
+                <w:szCs w:val="28"/>
+                <w:cs/>
+                <w:lang w:bidi="ta-IN"/>
+              </w:rPr>
+              <w:t>4</w:t>
+            </w:r>
+            <w:r>
+              <w:rPr>
+                <w:rFonts w:ascii="Latha" w:hAnsi="Latha" w:cs="Latha"/>
+                <w:sz w:val="28"/>
+                <w:szCs w:val="28"/>
+                <w:cs/>
+                <w:lang w:bidi="ta-IN"/>
+              </w:rPr>
+              <w:t>கனி</w:t>
+            </w:r>
+            <w:r>
+              <w:rPr>
+                <w:rFonts w:ascii="BRH Tamil Tab Extra" w:hAnsi="BRH Tamil Tab Extra" w:cs="Latha"/>
+                <w:b/>
+                <w:sz w:val="36"/>
+                <w:szCs w:val="28"/>
+                <w:lang w:val="it-IT" w:bidi="ta-IN"/>
+              </w:rPr>
+              <w:t>†</w:t>
+            </w:r>
+            <w:r>
+              <w:rPr>
+                <w:rFonts w:ascii="Latha" w:hAnsi="Latha" w:cs="Latha"/>
+                <w:sz w:val="28"/>
+                <w:szCs w:val="28"/>
+                <w:cs/>
+                <w:lang w:bidi="ta-IN"/>
+              </w:rPr>
+              <w:t>க்ர</w:t>
+            </w:r>
+            <w:r>
+              <w:rPr>
+                <w:rFonts w:ascii="Latha" w:hAnsi="Latha" w:cs="Latha"/>
+                <w:sz w:val="28"/>
+                <w:szCs w:val="28"/>
+                <w:highlight w:val="yellow"/>
+                <w:cs/>
+                <w:lang w:bidi="ta-IN"/>
+              </w:rPr>
+              <w:t>த</w:t>
+            </w:r>
+            <w:r>
+              <w:rPr>
+                <w:rFonts w:ascii="Latha" w:hAnsi="Latha" w:cs="Latha"/>
+                <w:b/>
+                <w:bCs/>
+                <w:position w:val="-12"/>
+                <w:sz w:val="28"/>
+                <w:szCs w:val="28"/>
+                <w:highlight w:val="yellow"/>
+                <w:cs/>
+                <w:lang w:bidi="ta-IN"/>
+              </w:rPr>
+              <w:t>3</w:t>
+            </w:r>
+            <w:r>
+              <w:rPr>
+                <w:rFonts w:ascii="Latha" w:hAnsi="Latha" w:cs="Latha"/>
+                <w:sz w:val="28"/>
+                <w:szCs w:val="28"/>
+                <w:cs/>
+                <w:lang w:bidi="ta-IN"/>
+              </w:rPr>
+              <w:t>த்</w:t>
+            </w:r>
+            <w:r>
+              <w:rPr>
+                <w:rFonts w:ascii="Latha" w:hAnsi="Latha" w:cs="Latha"/>
+                <w:b/>
+                <w:bCs/>
+                <w:position w:val="-12"/>
+                <w:sz w:val="28"/>
+                <w:szCs w:val="28"/>
+                <w:cs/>
+                <w:lang w:bidi="ta-IN"/>
+              </w:rPr>
+              <w:t>3</w:t>
+            </w:r>
+            <w:r>
+              <w:rPr>
+                <w:rFonts w:ascii="Latha" w:hAnsi="Latha" w:cs="Latha"/>
+                <w:sz w:val="28"/>
+                <w:szCs w:val="28"/>
+                <w:cs/>
+                <w:lang w:bidi="ta-IN"/>
+              </w:rPr>
+              <w:t xml:space="preserve"> கா</w:t>
+            </w:r>
+            <w:r>
+              <w:rPr>
+                <w:rFonts w:ascii="Latha" w:hAnsi="Latha" w:cs="Latha"/>
+                <w:b/>
+                <w:bCs/>
+                <w:position w:val="-12"/>
+                <w:sz w:val="28"/>
+                <w:szCs w:val="28"/>
+                <w:cs/>
+                <w:lang w:bidi="ta-IN"/>
+              </w:rPr>
+              <w:t>3</w:t>
+            </w:r>
+            <w:r>
+              <w:rPr>
+                <w:rFonts w:ascii="Latha" w:hAnsi="Latha" w:cs="Latha"/>
+                <w:b/>
+                <w:bCs/>
+                <w:sz w:val="32"/>
+                <w:szCs w:val="32"/>
+                <w:cs/>
+                <w:lang w:bidi="ta-IN"/>
+              </w:rPr>
+              <w:t>:</w:t>
+            </w:r>
+            <w:r>
+              <w:rPr>
+                <w:rFonts w:ascii="Latha" w:hAnsi="Latha" w:cs="Latha"/>
+                <w:sz w:val="28"/>
+                <w:szCs w:val="28"/>
+                <w:cs/>
+                <w:lang w:bidi="ta-IN"/>
+              </w:rPr>
+              <w:t xml:space="preserve"> </w:t>
+            </w:r>
+            <w:r>
+              <w:rPr>
+                <w:rFonts w:ascii="Latha" w:hAnsi="Latha" w:cs="Latha"/>
+                <w:sz w:val="28"/>
+                <w:szCs w:val="28"/>
+                <w:lang w:val="it-IT" w:bidi="ta-IN"/>
+              </w:rPr>
+              <w:t>|</w:t>
+            </w:r>
+          </w:p>
+        </w:tc>
+        <w:tc>
+          <w:tcPr>
+            <w:tcW w:w="5103" w:type="dxa"/>
+          </w:tcPr>
+          <w:p>
+            <w:pPr>
+              <w:widowControl w:val="0"/>
+              <w:autoSpaceDE w:val="0"/>
+              <w:autoSpaceDN w:val="0"/>
+              <w:adjustRightInd w:val="0"/>
+              <w:spacing w:before="0" w:line="240" w:lineRule="auto"/>
+              <w:rPr>
+                <w:rFonts w:ascii="BRH Malayalam Extra" w:eastAsia="Times New Roman" w:hAnsi="BRH Malayalam Extra" w:cs="BRH Malayalam Extra"/>
+                <w:color w:val="000000"/>
+                <w:sz w:val="40"/>
+                <w:szCs w:val="40"/>
+                <w:lang w:val="it-IT" w:eastAsia="en-IN" w:bidi="ml-IN"/>
+              </w:rPr>
+            </w:pPr>
+            <w:r>
+              <w:rPr>
+                <w:rFonts w:ascii="Latha" w:hAnsi="Latha" w:cs="Latha"/>
+                <w:sz w:val="28"/>
+                <w:szCs w:val="28"/>
+                <w:cs/>
+                <w:lang w:bidi="ta-IN"/>
+              </w:rPr>
+              <w:t>ப்</w:t>
+            </w:r>
+            <w:r>
+              <w:rPr>
+                <w:rFonts w:ascii="Latha" w:hAnsi="Latha" w:cs="Latha"/>
+                <w:b/>
+                <w:bCs/>
+                <w:position w:val="-12"/>
+                <w:sz w:val="28"/>
+                <w:szCs w:val="28"/>
+                <w:cs/>
+                <w:lang w:bidi="ta-IN"/>
+              </w:rPr>
+              <w:t>3</w:t>
+            </w:r>
+            <w:r>
+              <w:rPr>
+                <w:rFonts w:ascii="Latha" w:hAnsi="Latha" w:cs="Latha"/>
+                <w:b/>
+                <w:bCs/>
+                <w:i/>
+                <w:iCs/>
+                <w:sz w:val="28"/>
+                <w:szCs w:val="28"/>
+                <w:cs/>
+                <w:lang w:bidi="ta-IN"/>
+              </w:rPr>
+              <w:t>ரு</w:t>
+            </w:r>
+            <w:r>
+              <w:rPr>
+                <w:rFonts w:ascii="Latha" w:hAnsi="Latha" w:cs="Latha"/>
+                <w:sz w:val="28"/>
+                <w:szCs w:val="28"/>
+                <w:cs/>
+                <w:lang w:bidi="ta-IN"/>
+              </w:rPr>
+              <w:t>ஹ</w:t>
+            </w:r>
+            <w:r>
+              <w:rPr>
+                <w:rFonts w:ascii="BRH Tamil Tab Extra" w:hAnsi="BRH Tamil Tab Extra" w:cs="Latha"/>
+                <w:b/>
+                <w:sz w:val="32"/>
+                <w:szCs w:val="28"/>
+                <w:lang w:val="it-IT" w:bidi="ta-IN"/>
+              </w:rPr>
+              <w:t>…</w:t>
+            </w:r>
+            <w:r>
+              <w:rPr>
+                <w:rFonts w:ascii="Latha" w:hAnsi="Latha" w:cs="Latha"/>
+                <w:sz w:val="28"/>
+                <w:szCs w:val="28"/>
+                <w:cs/>
+                <w:lang w:bidi="ta-IN"/>
+              </w:rPr>
+              <w:t>ஸ்பதி</w:t>
+            </w:r>
+            <w:r>
+              <w:rPr>
+                <w:rFonts w:ascii="BRH Tamil Tab Extra" w:hAnsi="BRH Tamil Tab Extra" w:cs="Latha"/>
+                <w:b/>
+                <w:sz w:val="36"/>
+                <w:szCs w:val="28"/>
+                <w:lang w:val="it-IT" w:bidi="ta-IN"/>
+              </w:rPr>
+              <w:t>†</w:t>
+            </w:r>
+            <w:r>
+              <w:rPr>
+                <w:rFonts w:ascii="Latha" w:hAnsi="Latha" w:cs="Latha"/>
+                <w:sz w:val="28"/>
+                <w:szCs w:val="28"/>
+                <w:cs/>
+                <w:lang w:bidi="ta-IN"/>
+              </w:rPr>
+              <w:t>ரபி</w:t>
+            </w:r>
+            <w:r>
+              <w:rPr>
+                <w:rFonts w:ascii="BRH Tamil Tab Extra" w:hAnsi="BRH Tamil Tab Extra" w:cs="Latha"/>
+                <w:b/>
+                <w:sz w:val="32"/>
+                <w:szCs w:val="28"/>
+                <w:lang w:val="it-IT" w:bidi="ta-IN"/>
+              </w:rPr>
+              <w:t>…</w:t>
+            </w:r>
+            <w:r>
+              <w:rPr>
+                <w:rFonts w:ascii="Latha" w:hAnsi="Latha" w:cs="Latha"/>
+                <w:b/>
+                <w:bCs/>
+                <w:position w:val="-12"/>
+                <w:sz w:val="28"/>
+                <w:szCs w:val="28"/>
+                <w:cs/>
+                <w:lang w:bidi="ta-IN"/>
+              </w:rPr>
+              <w:t>4</w:t>
+            </w:r>
+            <w:r>
+              <w:rPr>
+                <w:rFonts w:ascii="Latha" w:hAnsi="Latha" w:cs="Latha"/>
+                <w:sz w:val="28"/>
+                <w:szCs w:val="28"/>
+                <w:cs/>
+                <w:lang w:bidi="ta-IN"/>
+              </w:rPr>
+              <w:t>கனி</w:t>
+            </w:r>
+            <w:r>
+              <w:rPr>
+                <w:rFonts w:ascii="BRH Tamil Tab Extra" w:hAnsi="BRH Tamil Tab Extra" w:cs="Latha"/>
+                <w:b/>
+                <w:sz w:val="36"/>
+                <w:szCs w:val="28"/>
+                <w:lang w:val="it-IT" w:bidi="ta-IN"/>
+              </w:rPr>
+              <w:t>†</w:t>
+            </w:r>
+            <w:r>
+              <w:rPr>
+                <w:rFonts w:ascii="Latha" w:hAnsi="Latha" w:cs="Latha"/>
+                <w:sz w:val="28"/>
+                <w:szCs w:val="28"/>
+                <w:cs/>
+                <w:lang w:bidi="ta-IN"/>
+              </w:rPr>
+              <w:t>க்ரத</w:t>
+            </w:r>
+            <w:r>
+              <w:rPr>
+                <w:rFonts w:ascii="Latha" w:hAnsi="Latha" w:cs="Latha"/>
+                <w:b/>
+                <w:bCs/>
+                <w:position w:val="-12"/>
+                <w:sz w:val="28"/>
+                <w:szCs w:val="28"/>
+                <w:cs/>
+                <w:lang w:bidi="ta-IN"/>
+              </w:rPr>
+              <w:t>3</w:t>
+            </w:r>
+            <w:r>
+              <w:rPr>
+                <w:rFonts w:ascii="Latha" w:hAnsi="Latha" w:cs="Latha"/>
+                <w:sz w:val="28"/>
+                <w:szCs w:val="28"/>
+                <w:cs/>
+                <w:lang w:bidi="ta-IN"/>
+              </w:rPr>
+              <w:t xml:space="preserve">த் </w:t>
+            </w:r>
+            <w:r>
+              <w:rPr>
+                <w:rFonts w:ascii="Latha" w:hAnsi="Latha" w:cs="Latha"/>
+                <w:sz w:val="28"/>
+                <w:szCs w:val="28"/>
+                <w:lang w:val="it-IT" w:bidi="ta-IN"/>
+              </w:rPr>
+              <w:t xml:space="preserve">| </w:t>
+            </w:r>
+            <w:r>
+              <w:rPr>
+                <w:rFonts w:ascii="Latha" w:hAnsi="Latha" w:cs="Latha"/>
+                <w:sz w:val="28"/>
+                <w:szCs w:val="28"/>
+                <w:cs/>
+                <w:lang w:bidi="ta-IN"/>
+              </w:rPr>
+              <w:t>அ</w:t>
+            </w:r>
+            <w:r>
+              <w:rPr>
+                <w:rFonts w:ascii="BRH Tamil Tab Extra" w:hAnsi="BRH Tamil Tab Extra" w:cs="Latha"/>
+                <w:b/>
+                <w:sz w:val="32"/>
+                <w:szCs w:val="28"/>
+                <w:lang w:val="it-IT" w:bidi="ta-IN"/>
+              </w:rPr>
+              <w:t>…</w:t>
+            </w:r>
+            <w:r>
+              <w:rPr>
+                <w:rFonts w:ascii="Latha" w:hAnsi="Latha" w:cs="Latha"/>
+                <w:sz w:val="28"/>
+                <w:szCs w:val="28"/>
+                <w:cs/>
+                <w:lang w:bidi="ta-IN"/>
+              </w:rPr>
+              <w:t>பி</w:t>
+            </w:r>
+            <w:r>
+              <w:rPr>
+                <w:rFonts w:ascii="BRH Tamil Tab Extra" w:hAnsi="BRH Tamil Tab Extra" w:cs="Latha"/>
+                <w:b/>
+                <w:sz w:val="32"/>
+                <w:szCs w:val="28"/>
+                <w:lang w:val="it-IT" w:bidi="ta-IN"/>
+              </w:rPr>
+              <w:t>…</w:t>
+            </w:r>
+            <w:r>
+              <w:rPr>
+                <w:rFonts w:ascii="Latha" w:hAnsi="Latha" w:cs="Latha"/>
+                <w:b/>
+                <w:bCs/>
+                <w:position w:val="-12"/>
+                <w:sz w:val="28"/>
+                <w:szCs w:val="28"/>
+                <w:cs/>
+                <w:lang w:bidi="ta-IN"/>
+              </w:rPr>
+              <w:t>4</w:t>
+            </w:r>
+            <w:r>
+              <w:rPr>
+                <w:rFonts w:ascii="Latha" w:hAnsi="Latha" w:cs="Latha"/>
+                <w:sz w:val="28"/>
+                <w:szCs w:val="28"/>
+                <w:cs/>
+                <w:lang w:bidi="ta-IN"/>
+              </w:rPr>
+              <w:t>கனி</w:t>
+            </w:r>
+            <w:r>
+              <w:rPr>
+                <w:rFonts w:ascii="BRH Tamil Tab Extra" w:hAnsi="BRH Tamil Tab Extra" w:cs="Latha"/>
+                <w:b/>
+                <w:sz w:val="36"/>
+                <w:szCs w:val="28"/>
+                <w:lang w:val="it-IT" w:bidi="ta-IN"/>
+              </w:rPr>
+              <w:t>†</w:t>
+            </w:r>
+            <w:r>
+              <w:rPr>
+                <w:rFonts w:ascii="Latha" w:hAnsi="Latha" w:cs="Latha"/>
+                <w:sz w:val="28"/>
+                <w:szCs w:val="28"/>
+                <w:cs/>
+                <w:lang w:bidi="ta-IN"/>
+              </w:rPr>
+              <w:t>க்ர</w:t>
+            </w:r>
+            <w:r>
+              <w:rPr>
+                <w:rFonts w:ascii="Latha" w:hAnsi="Latha" w:cs="Latha"/>
+                <w:sz w:val="28"/>
+                <w:szCs w:val="28"/>
+                <w:highlight w:val="green"/>
+                <w:cs/>
+                <w:lang w:bidi="ta-IN"/>
+              </w:rPr>
+              <w:t>த</w:t>
+            </w:r>
+            <w:r>
+              <w:rPr>
+                <w:rFonts w:ascii="BRH Tamil Tab Extra" w:hAnsi="BRH Tamil Tab Extra" w:cs="Latha"/>
+                <w:b/>
+                <w:sz w:val="32"/>
+                <w:szCs w:val="28"/>
+                <w:lang w:val="it-IT" w:bidi="ta-IN"/>
+              </w:rPr>
+              <w:t>…</w:t>
+            </w:r>
+            <w:r>
+              <w:rPr>
+                <w:rFonts w:ascii="Latha" w:hAnsi="Latha" w:cs="Latha"/>
+                <w:b/>
+                <w:bCs/>
+                <w:position w:val="-12"/>
+                <w:sz w:val="28"/>
+                <w:szCs w:val="28"/>
+                <w:cs/>
+                <w:lang w:bidi="ta-IN"/>
+              </w:rPr>
+              <w:t>3</w:t>
+            </w:r>
+            <w:r>
+              <w:rPr>
+                <w:rFonts w:ascii="Latha" w:hAnsi="Latha" w:cs="Latha"/>
+                <w:sz w:val="28"/>
+                <w:szCs w:val="28"/>
+                <w:cs/>
+                <w:lang w:bidi="ta-IN"/>
+              </w:rPr>
+              <w:t>த்</w:t>
+            </w:r>
+            <w:r>
+              <w:rPr>
+                <w:rFonts w:ascii="Latha" w:hAnsi="Latha" w:cs="Latha"/>
+                <w:b/>
+                <w:bCs/>
+                <w:position w:val="-12"/>
+                <w:sz w:val="28"/>
+                <w:szCs w:val="28"/>
+                <w:cs/>
+                <w:lang w:bidi="ta-IN"/>
+              </w:rPr>
+              <w:t>3</w:t>
+            </w:r>
+            <w:r>
+              <w:rPr>
+                <w:rFonts w:ascii="Latha" w:hAnsi="Latha" w:cs="Latha"/>
+                <w:sz w:val="28"/>
+                <w:szCs w:val="28"/>
+                <w:cs/>
+                <w:lang w:bidi="ta-IN"/>
+              </w:rPr>
+              <w:t xml:space="preserve"> கா</w:t>
+            </w:r>
+            <w:r>
+              <w:rPr>
+                <w:rFonts w:ascii="Latha" w:hAnsi="Latha" w:cs="Latha"/>
+                <w:b/>
+                <w:bCs/>
+                <w:position w:val="-12"/>
+                <w:sz w:val="28"/>
+                <w:szCs w:val="28"/>
+                <w:cs/>
+                <w:lang w:bidi="ta-IN"/>
+              </w:rPr>
+              <w:t>3</w:t>
+            </w:r>
+            <w:r>
+              <w:rPr>
+                <w:rFonts w:ascii="Latha" w:hAnsi="Latha" w:cs="Latha"/>
+                <w:b/>
+                <w:bCs/>
+                <w:sz w:val="32"/>
+                <w:szCs w:val="32"/>
+                <w:cs/>
+                <w:lang w:bidi="ta-IN"/>
+              </w:rPr>
+              <w:t>:</w:t>
+            </w:r>
+            <w:r>
+              <w:rPr>
+                <w:rFonts w:ascii="Latha" w:hAnsi="Latha" w:cs="Latha"/>
+                <w:sz w:val="28"/>
+                <w:szCs w:val="28"/>
+                <w:cs/>
+                <w:lang w:bidi="ta-IN"/>
+              </w:rPr>
+              <w:t xml:space="preserve"> </w:t>
+            </w:r>
+            <w:r>
+              <w:rPr>
+                <w:rFonts w:ascii="Latha" w:hAnsi="Latha" w:cs="Latha"/>
+                <w:sz w:val="28"/>
+                <w:szCs w:val="28"/>
+                <w:lang w:val="it-IT" w:bidi="ta-IN"/>
+              </w:rPr>
+              <w:t>|</w:t>
             </w:r>
           </w:p>
         </w:tc>
@@ -6666,7 +8907,6 @@
                 <w:sz w:val="28"/>
                 <w:szCs w:val="32"/>
               </w:rPr>
-              <w:lastRenderedPageBreak/>
               <w:t>T.S.</w:t>
             </w:r>
             <w:r>
@@ -7876,6 +10116,7 @@
           <w:szCs w:val="32"/>
           <w:u w:val="single"/>
         </w:rPr>
+        <w:lastRenderedPageBreak/>
         <w:t xml:space="preserve">TS </w:t>
       </w:r>
       <w:r>
@@ -8382,7 +10623,6 @@
                 <w:cs/>
                 <w:lang w:bidi="ta-IN"/>
               </w:rPr>
-              <w:lastRenderedPageBreak/>
               <w:t>த்</w:t>
             </w:r>
             <w:r>
@@ -8493,7 +10733,6 @@
                 <w:cs/>
                 <w:lang w:bidi="ta-IN"/>
               </w:rPr>
-              <w:lastRenderedPageBreak/>
               <w:t>அவ</w:t>
             </w:r>
             <w:r>
@@ -11386,6 +13625,7 @@
                 <w:sz w:val="28"/>
                 <w:szCs w:val="32"/>
               </w:rPr>
+              <w:lastRenderedPageBreak/>
               <w:t>T.S.</w:t>
             </w:r>
             <w:r>
@@ -12033,7 +14273,6 @@
                 <w:sz w:val="28"/>
                 <w:szCs w:val="32"/>
               </w:rPr>
-              <w:lastRenderedPageBreak/>
               <w:t>T.S.</w:t>
             </w:r>
             <w:r>

--- a/TS-Kramam/TS-3.4/TS 3.4 Tamil Krama Paatam Corrections.docx
+++ b/TS-Kramam/TS-3.4/TS 3.4 Tamil Krama Paatam Corrections.docx
@@ -1,6 +1,6 @@
 
 <file path=word/document.xml><?xml version="1.0" encoding="utf-8"?>
-<w:document xmlns:wpc="http://schemas.microsoft.com/office/word/2010/wordprocessingCanvas" xmlns:cx="http://schemas.microsoft.com/office/drawing/2014/chartex" xmlns:cx1="http://schemas.microsoft.com/office/drawing/2015/9/8/chartex" xmlns:cx2="http://schemas.microsoft.com/office/drawing/2015/10/21/chartex" xmlns:cx3="http://schemas.microsoft.com/office/drawing/2016/5/9/chartex" xmlns:cx4="http://schemas.microsoft.com/office/drawing/2016/5/10/chartex" xmlns:cx5="http://schemas.microsoft.com/office/drawing/2016/5/11/chartex" xmlns:cx6="http://schemas.microsoft.com/office/drawing/2016/5/12/chartex" xmlns:cx7="http://schemas.microsoft.com/office/drawing/2016/5/13/chartex" xmlns:cx8="http://schemas.microsoft.com/office/drawing/2016/5/14/chartex" xmlns:mc="http://schemas.openxmlformats.org/markup-compatibility/2006" xmlns:aink="http://schemas.microsoft.com/office/drawing/2016/ink" xmlns:am3d="http://schemas.microsoft.com/office/drawing/2017/model3d" xmlns:o="urn:schemas-microsoft-com:office:office" xmlns:oel="http://schemas.microsoft.com/office/2019/extlst" xmlns:r="http://schemas.openxmlformats.org/officeDocument/2006/relationships" xmlns:m="http://schemas.openxmlformats.org/officeDocument/2006/math" xmlns:v="urn:schemas-microsoft-com:vml" xmlns:wp14="http://schemas.microsoft.com/office/word/2010/wordprocessingDrawing" xmlns:wp="http://schemas.openxmlformats.org/drawingml/2006/wordprocessingDrawing" xmlns:w10="urn:schemas-microsoft-com:office:word" xmlns:w="http://schemas.openxmlformats.org/wordprocessingml/2006/main" xmlns:w14="http://schemas.microsoft.com/office/word/2010/wordml" xmlns:w15="http://schemas.microsoft.com/office/word/2012/wordml" xmlns:w16cei="http://schemas.microsoft.com/office/word/2026/wordml/cei" xmlns:w16cex="http://schemas.microsoft.com/office/word/2018/wordml/cex" xmlns:w16cid="http://schemas.microsoft.com/office/word/2016/wordml/cid" xmlns:w16="http://schemas.microsoft.com/office/word/2018/wordml" xmlns:w16du="http://schemas.microsoft.com/office/word/2023/wordml/word16du" xmlns:w16sdtdh="http://schemas.microsoft.com/office/word/2020/wordml/sdtdatahash" xmlns:w16sdtfl="http://schemas.microsoft.com/office/word/2024/wordml/sdtformatlock" xmlns:w16se="http://schemas.microsoft.com/office/word/2015/wordml/symex" xmlns:wpg="http://schemas.microsoft.com/office/word/2010/wordprocessingGroup" xmlns:wpi="http://schemas.microsoft.com/office/word/2010/wordprocessingInk" xmlns:wne="http://schemas.microsoft.com/office/word/2006/wordml" xmlns:wps="http://schemas.microsoft.com/office/word/2010/wordprocessingShape" mc:Ignorable="w14 w15 w16se w16cid w16 w16cex w16sdtdh w16sdtfl w16du wp14">
+<w:document xmlns:wpc="http://schemas.microsoft.com/office/word/2010/wordprocessingCanvas" xmlns:cx="http://schemas.microsoft.com/office/drawing/2014/chartex" xmlns:cx1="http://schemas.microsoft.com/office/drawing/2015/9/8/chartex" xmlns:cx2="http://schemas.microsoft.com/office/drawing/2015/10/21/chartex" xmlns:cx3="http://schemas.microsoft.com/office/drawing/2016/5/9/chartex" xmlns:cx4="http://schemas.microsoft.com/office/drawing/2016/5/10/chartex" xmlns:cx5="http://schemas.microsoft.com/office/drawing/2016/5/11/chartex" xmlns:cx6="http://schemas.microsoft.com/office/drawing/2016/5/12/chartex" xmlns:cx7="http://schemas.microsoft.com/office/drawing/2016/5/13/chartex" xmlns:cx8="http://schemas.microsoft.com/office/drawing/2016/5/14/chartex" xmlns:mc="http://schemas.openxmlformats.org/markup-compatibility/2006" xmlns:aink="http://schemas.microsoft.com/office/drawing/2016/ink" xmlns:am3d="http://schemas.microsoft.com/office/drawing/2017/model3d" xmlns:o="urn:schemas-microsoft-com:office:office" xmlns:oel="http://schemas.microsoft.com/office/2019/extlst" xmlns:r="http://schemas.openxmlformats.org/officeDocument/2006/relationships" xmlns:m="http://schemas.openxmlformats.org/officeDocument/2006/math" xmlns:v="urn:schemas-microsoft-com:vml" xmlns:wp14="http://schemas.microsoft.com/office/word/2010/wordprocessingDrawing" xmlns:wp="http://schemas.openxmlformats.org/drawingml/2006/wordprocessingDrawing" xmlns:w10="urn:schemas-microsoft-com:office:word" xmlns:w="http://schemas.openxmlformats.org/wordprocessingml/2006/main" xmlns:w14="http://schemas.microsoft.com/office/word/2010/wordml" xmlns:w15="http://schemas.microsoft.com/office/word/2012/wordml" xmlns:w16cex="http://schemas.microsoft.com/office/word/2018/wordml/cex" xmlns:w16cid="http://schemas.microsoft.com/office/word/2016/wordml/cid" xmlns:w16="http://schemas.microsoft.com/office/word/2018/wordml" xmlns:w16du="http://schemas.microsoft.com/office/word/2023/wordml/word16du" xmlns:w16sdtdh="http://schemas.microsoft.com/office/word/2020/wordml/sdtdatahash" xmlns:w16sdtfl="http://schemas.microsoft.com/office/word/2024/wordml/sdtformatlock" xmlns:w16se="http://schemas.microsoft.com/office/word/2015/wordml/symex" xmlns:wpg="http://schemas.microsoft.com/office/word/2010/wordprocessingGroup" xmlns:wpi="http://schemas.microsoft.com/office/word/2010/wordprocessingInk" xmlns:wne="http://schemas.microsoft.com/office/word/2006/wordml" xmlns:wps="http://schemas.microsoft.com/office/word/2010/wordprocessingShape" mc:Ignorable="w14 w15 w16se w16cid w16 w16cex w16sdtdh w16sdtfl w16du wp14">
   <w:body>
     <w:p>
       <w:pPr>
@@ -110,10 +110,9 @@
           <w:bCs/>
           <w:sz w:val="32"/>
           <w:szCs w:val="32"/>
-          <w:highlight w:val="red"/>
           <w:u w:val="single"/>
         </w:rPr>
-        <w:t>?????</w:t>
+        <w:t>31st August 2026</w:t>
       </w:r>
     </w:p>
     <w:p>
@@ -16231,7 +16230,16 @@
           <w:bCs/>
           <w:sz w:val="32"/>
         </w:rPr>
-        <w:t>replaced with</w:t>
+        <w:t xml:space="preserve">replaced </w:t>
+      </w:r>
+      <w:proofErr w:type="gramStart"/>
+      <w:r>
+        <w:rPr>
+          <w:b/>
+          <w:bCs/>
+          <w:sz w:val="32"/>
+        </w:rPr>
+        <w:t>with</w:t>
       </w:r>
       <w:r>
         <w:rPr>
@@ -16253,6 +16261,7 @@
         </w:rPr>
         <w:t>"</w:t>
       </w:r>
+      <w:proofErr w:type="gramEnd"/>
       <w:r>
         <w:rPr>
           <w:rFonts w:ascii="BRH Devanagari" w:hAnsi="BRH Devanagari" w:cs="BRH Devanagari"/>
@@ -16655,7 +16664,7 @@
 </file>
 
 <file path=word/endnotes.xml><?xml version="1.0" encoding="utf-8"?>
-<w:endnotes xmlns:wpc="http://schemas.microsoft.com/office/word/2010/wordprocessingCanvas" xmlns:cx="http://schemas.microsoft.com/office/drawing/2014/chartex" xmlns:cx1="http://schemas.microsoft.com/office/drawing/2015/9/8/chartex" xmlns:cx2="http://schemas.microsoft.com/office/drawing/2015/10/21/chartex" xmlns:cx3="http://schemas.microsoft.com/office/drawing/2016/5/9/chartex" xmlns:cx4="http://schemas.microsoft.com/office/drawing/2016/5/10/chartex" xmlns:cx5="http://schemas.microsoft.com/office/drawing/2016/5/11/chartex" xmlns:cx6="http://schemas.microsoft.com/office/drawing/2016/5/12/chartex" xmlns:cx7="http://schemas.microsoft.com/office/drawing/2016/5/13/chartex" xmlns:cx8="http://schemas.microsoft.com/office/drawing/2016/5/14/chartex" xmlns:mc="http://schemas.openxmlformats.org/markup-compatibility/2006" xmlns:aink="http://schemas.microsoft.com/office/drawing/2016/ink" xmlns:am3d="http://schemas.microsoft.com/office/drawing/2017/model3d" xmlns:o="urn:schemas-microsoft-com:office:office" xmlns:oel="http://schemas.microsoft.com/office/2019/extlst" xmlns:r="http://schemas.openxmlformats.org/officeDocument/2006/relationships" xmlns:m="http://schemas.openxmlformats.org/officeDocument/2006/math" xmlns:v="urn:schemas-microsoft-com:vml" xmlns:wp14="http://schemas.microsoft.com/office/word/2010/wordprocessingDrawing" xmlns:wp="http://schemas.openxmlformats.org/drawingml/2006/wordprocessingDrawing" xmlns:w10="urn:schemas-microsoft-com:office:word" xmlns:w="http://schemas.openxmlformats.org/wordprocessingml/2006/main" xmlns:w14="http://schemas.microsoft.com/office/word/2010/wordml" xmlns:w15="http://schemas.microsoft.com/office/word/2012/wordml" xmlns:w16cei="http://schemas.microsoft.com/office/word/2026/wordml/cei" xmlns:w16cex="http://schemas.microsoft.com/office/word/2018/wordml/cex" xmlns:w16cid="http://schemas.microsoft.com/office/word/2016/wordml/cid" xmlns:w16="http://schemas.microsoft.com/office/word/2018/wordml" xmlns:w16du="http://schemas.microsoft.com/office/word/2023/wordml/word16du" xmlns:w16sdtdh="http://schemas.microsoft.com/office/word/2020/wordml/sdtdatahash" xmlns:w16sdtfl="http://schemas.microsoft.com/office/word/2024/wordml/sdtformatlock" xmlns:w16se="http://schemas.microsoft.com/office/word/2015/wordml/symex" xmlns:wpg="http://schemas.microsoft.com/office/word/2010/wordprocessingGroup" xmlns:wpi="http://schemas.microsoft.com/office/word/2010/wordprocessingInk" xmlns:wne="http://schemas.microsoft.com/office/word/2006/wordml" xmlns:wps="http://schemas.microsoft.com/office/word/2010/wordprocessingShape" mc:Ignorable="w14 w15 w16se w16cid w16 w16cex w16sdtdh w16sdtfl w16du wp14">
+<w:endnotes xmlns:wpc="http://schemas.microsoft.com/office/word/2010/wordprocessingCanvas" xmlns:cx="http://schemas.microsoft.com/office/drawing/2014/chartex" xmlns:cx1="http://schemas.microsoft.com/office/drawing/2015/9/8/chartex" xmlns:cx2="http://schemas.microsoft.com/office/drawing/2015/10/21/chartex" xmlns:cx3="http://schemas.microsoft.com/office/drawing/2016/5/9/chartex" xmlns:cx4="http://schemas.microsoft.com/office/drawing/2016/5/10/chartex" xmlns:cx5="http://schemas.microsoft.com/office/drawing/2016/5/11/chartex" xmlns:cx6="http://schemas.microsoft.com/office/drawing/2016/5/12/chartex" xmlns:cx7="http://schemas.microsoft.com/office/drawing/2016/5/13/chartex" xmlns:cx8="http://schemas.microsoft.com/office/drawing/2016/5/14/chartex" xmlns:mc="http://schemas.openxmlformats.org/markup-compatibility/2006" xmlns:aink="http://schemas.microsoft.com/office/drawing/2016/ink" xmlns:am3d="http://schemas.microsoft.com/office/drawing/2017/model3d" xmlns:o="urn:schemas-microsoft-com:office:office" xmlns:oel="http://schemas.microsoft.com/office/2019/extlst" xmlns:r="http://schemas.openxmlformats.org/officeDocument/2006/relationships" xmlns:m="http://schemas.openxmlformats.org/officeDocument/2006/math" xmlns:v="urn:schemas-microsoft-com:vml" xmlns:wp14="http://schemas.microsoft.com/office/word/2010/wordprocessingDrawing" xmlns:wp="http://schemas.openxmlformats.org/drawingml/2006/wordprocessingDrawing" xmlns:w10="urn:schemas-microsoft-com:office:word" xmlns:w="http://schemas.openxmlformats.org/wordprocessingml/2006/main" xmlns:w14="http://schemas.microsoft.com/office/word/2010/wordml" xmlns:w15="http://schemas.microsoft.com/office/word/2012/wordml" xmlns:w16cex="http://schemas.microsoft.com/office/word/2018/wordml/cex" xmlns:w16cid="http://schemas.microsoft.com/office/word/2016/wordml/cid" xmlns:w16="http://schemas.microsoft.com/office/word/2018/wordml" xmlns:w16du="http://schemas.microsoft.com/office/word/2023/wordml/word16du" xmlns:w16sdtdh="http://schemas.microsoft.com/office/word/2020/wordml/sdtdatahash" xmlns:w16sdtfl="http://schemas.microsoft.com/office/word/2024/wordml/sdtformatlock" xmlns:w16se="http://schemas.microsoft.com/office/word/2015/wordml/symex" xmlns:wpg="http://schemas.microsoft.com/office/word/2010/wordprocessingGroup" xmlns:wpi="http://schemas.microsoft.com/office/word/2010/wordprocessingInk" xmlns:wne="http://schemas.microsoft.com/office/word/2006/wordml" xmlns:wps="http://schemas.microsoft.com/office/word/2010/wordprocessingShape" mc:Ignorable="w14 w15 w16se w16cid w16 w16cex w16sdtdh w16sdtfl w16du wp14">
   <w:endnote w:type="separator" w:id="-1">
     <w:p>
       <w:pPr>
@@ -16680,7 +16689,7 @@
 </file>
 
 <file path=word/footer1.xml><?xml version="1.0" encoding="utf-8"?>
-<w:ftr xmlns:wpc="http://schemas.microsoft.com/office/word/2010/wordprocessingCanvas" xmlns:cx="http://schemas.microsoft.com/office/drawing/2014/chartex" xmlns:cx1="http://schemas.microsoft.com/office/drawing/2015/9/8/chartex" xmlns:cx2="http://schemas.microsoft.com/office/drawing/2015/10/21/chartex" xmlns:cx3="http://schemas.microsoft.com/office/drawing/2016/5/9/chartex" xmlns:cx4="http://schemas.microsoft.com/office/drawing/2016/5/10/chartex" xmlns:cx5="http://schemas.microsoft.com/office/drawing/2016/5/11/chartex" xmlns:cx6="http://schemas.microsoft.com/office/drawing/2016/5/12/chartex" xmlns:cx7="http://schemas.microsoft.com/office/drawing/2016/5/13/chartex" xmlns:cx8="http://schemas.microsoft.com/office/drawing/2016/5/14/chartex" xmlns:mc="http://schemas.openxmlformats.org/markup-compatibility/2006" xmlns:aink="http://schemas.microsoft.com/office/drawing/2016/ink" xmlns:am3d="http://schemas.microsoft.com/office/drawing/2017/model3d" xmlns:o="urn:schemas-microsoft-com:office:office" xmlns:oel="http://schemas.microsoft.com/office/2019/extlst" xmlns:r="http://schemas.openxmlformats.org/officeDocument/2006/relationships" xmlns:m="http://schemas.openxmlformats.org/officeDocument/2006/math" xmlns:v="urn:schemas-microsoft-com:vml" xmlns:wp14="http://schemas.microsoft.com/office/word/2010/wordprocessingDrawing" xmlns:wp="http://schemas.openxmlformats.org/drawingml/2006/wordprocessingDrawing" xmlns:w10="urn:schemas-microsoft-com:office:word" xmlns:w="http://schemas.openxmlformats.org/wordprocessingml/2006/main" xmlns:w14="http://schemas.microsoft.com/office/word/2010/wordml" xmlns:w15="http://schemas.microsoft.com/office/word/2012/wordml" xmlns:w16cei="http://schemas.microsoft.com/office/word/2026/wordml/cei" xmlns:w16cex="http://schemas.microsoft.com/office/word/2018/wordml/cex" xmlns:w16cid="http://schemas.microsoft.com/office/word/2016/wordml/cid" xmlns:w16="http://schemas.microsoft.com/office/word/2018/wordml" xmlns:w16du="http://schemas.microsoft.com/office/word/2023/wordml/word16du" xmlns:w16sdtdh="http://schemas.microsoft.com/office/word/2020/wordml/sdtdatahash" xmlns:w16sdtfl="http://schemas.microsoft.com/office/word/2024/wordml/sdtformatlock" xmlns:w16se="http://schemas.microsoft.com/office/word/2015/wordml/symex" xmlns:wpg="http://schemas.microsoft.com/office/word/2010/wordprocessingGroup" xmlns:wpi="http://schemas.microsoft.com/office/word/2010/wordprocessingInk" xmlns:wne="http://schemas.microsoft.com/office/word/2006/wordml" xmlns:wps="http://schemas.microsoft.com/office/word/2010/wordprocessingShape" mc:Ignorable="w14 w15 w16se w16cid w16 w16cex w16sdtdh w16sdtfl w16du wp14">
+<w:ftr xmlns:wpc="http://schemas.microsoft.com/office/word/2010/wordprocessingCanvas" xmlns:cx="http://schemas.microsoft.com/office/drawing/2014/chartex" xmlns:cx1="http://schemas.microsoft.com/office/drawing/2015/9/8/chartex" xmlns:cx2="http://schemas.microsoft.com/office/drawing/2015/10/21/chartex" xmlns:cx3="http://schemas.microsoft.com/office/drawing/2016/5/9/chartex" xmlns:cx4="http://schemas.microsoft.com/office/drawing/2016/5/10/chartex" xmlns:cx5="http://schemas.microsoft.com/office/drawing/2016/5/11/chartex" xmlns:cx6="http://schemas.microsoft.com/office/drawing/2016/5/12/chartex" xmlns:cx7="http://schemas.microsoft.com/office/drawing/2016/5/13/chartex" xmlns:cx8="http://schemas.microsoft.com/office/drawing/2016/5/14/chartex" xmlns:mc="http://schemas.openxmlformats.org/markup-compatibility/2006" xmlns:aink="http://schemas.microsoft.com/office/drawing/2016/ink" xmlns:am3d="http://schemas.microsoft.com/office/drawing/2017/model3d" xmlns:o="urn:schemas-microsoft-com:office:office" xmlns:oel="http://schemas.microsoft.com/office/2019/extlst" xmlns:r="http://schemas.openxmlformats.org/officeDocument/2006/relationships" xmlns:m="http://schemas.openxmlformats.org/officeDocument/2006/math" xmlns:v="urn:schemas-microsoft-com:vml" xmlns:wp14="http://schemas.microsoft.com/office/word/2010/wordprocessingDrawing" xmlns:wp="http://schemas.openxmlformats.org/drawingml/2006/wordprocessingDrawing" xmlns:w10="urn:schemas-microsoft-com:office:word" xmlns:w="http://schemas.openxmlformats.org/wordprocessingml/2006/main" xmlns:w14="http://schemas.microsoft.com/office/word/2010/wordml" xmlns:w15="http://schemas.microsoft.com/office/word/2012/wordml" xmlns:w16cex="http://schemas.microsoft.com/office/word/2018/wordml/cex" xmlns:w16cid="http://schemas.microsoft.com/office/word/2016/wordml/cid" xmlns:w16="http://schemas.microsoft.com/office/word/2018/wordml" xmlns:w16du="http://schemas.microsoft.com/office/word/2023/wordml/word16du" xmlns:w16sdtdh="http://schemas.microsoft.com/office/word/2020/wordml/sdtdatahash" xmlns:w16sdtfl="http://schemas.microsoft.com/office/word/2024/wordml/sdtformatlock" xmlns:w16se="http://schemas.microsoft.com/office/word/2015/wordml/symex" xmlns:wpg="http://schemas.microsoft.com/office/word/2010/wordprocessingGroup" xmlns:wpi="http://schemas.microsoft.com/office/word/2010/wordprocessingInk" xmlns:wne="http://schemas.microsoft.com/office/word/2006/wordml" xmlns:wps="http://schemas.microsoft.com/office/word/2010/wordprocessingShape" mc:Ignorable="w14 w15 w16se w16cid w16 w16cex w16sdtdh w16sdtfl w16du wp14">
   <w:p>
     <w:pPr>
       <w:pBdr>
@@ -16735,6 +16744,7 @@
       <w:tab/>
       <w:t xml:space="preserve">              </w:t>
     </w:r>
+    <w:proofErr w:type="gramStart"/>
     <w:r>
       <w:rPr>
         <w:b/>
@@ -16756,6 +16766,7 @@
       </w:rPr>
       <w:tab/>
     </w:r>
+    <w:proofErr w:type="gramEnd"/>
     <w:r>
       <w:rPr>
         <w:b/>
@@ -16872,7 +16883,7 @@
 </file>
 
 <file path=word/footer2.xml><?xml version="1.0" encoding="utf-8"?>
-<w:ftr xmlns:wpc="http://schemas.microsoft.com/office/word/2010/wordprocessingCanvas" xmlns:cx="http://schemas.microsoft.com/office/drawing/2014/chartex" xmlns:cx1="http://schemas.microsoft.com/office/drawing/2015/9/8/chartex" xmlns:cx2="http://schemas.microsoft.com/office/drawing/2015/10/21/chartex" xmlns:cx3="http://schemas.microsoft.com/office/drawing/2016/5/9/chartex" xmlns:cx4="http://schemas.microsoft.com/office/drawing/2016/5/10/chartex" xmlns:cx5="http://schemas.microsoft.com/office/drawing/2016/5/11/chartex" xmlns:cx6="http://schemas.microsoft.com/office/drawing/2016/5/12/chartex" xmlns:cx7="http://schemas.microsoft.com/office/drawing/2016/5/13/chartex" xmlns:cx8="http://schemas.microsoft.com/office/drawing/2016/5/14/chartex" xmlns:mc="http://schemas.openxmlformats.org/markup-compatibility/2006" xmlns:aink="http://schemas.microsoft.com/office/drawing/2016/ink" xmlns:am3d="http://schemas.microsoft.com/office/drawing/2017/model3d" xmlns:o="urn:schemas-microsoft-com:office:office" xmlns:oel="http://schemas.microsoft.com/office/2019/extlst" xmlns:r="http://schemas.openxmlformats.org/officeDocument/2006/relationships" xmlns:m="http://schemas.openxmlformats.org/officeDocument/2006/math" xmlns:v="urn:schemas-microsoft-com:vml" xmlns:wp14="http://schemas.microsoft.com/office/word/2010/wordprocessingDrawing" xmlns:wp="http://schemas.openxmlformats.org/drawingml/2006/wordprocessingDrawing" xmlns:w10="urn:schemas-microsoft-com:office:word" xmlns:w="http://schemas.openxmlformats.org/wordprocessingml/2006/main" xmlns:w14="http://schemas.microsoft.com/office/word/2010/wordml" xmlns:w15="http://schemas.microsoft.com/office/word/2012/wordml" xmlns:w16cei="http://schemas.microsoft.com/office/word/2026/wordml/cei" xmlns:w16cex="http://schemas.microsoft.com/office/word/2018/wordml/cex" xmlns:w16cid="http://schemas.microsoft.com/office/word/2016/wordml/cid" xmlns:w16="http://schemas.microsoft.com/office/word/2018/wordml" xmlns:w16du="http://schemas.microsoft.com/office/word/2023/wordml/word16du" xmlns:w16sdtdh="http://schemas.microsoft.com/office/word/2020/wordml/sdtdatahash" xmlns:w16sdtfl="http://schemas.microsoft.com/office/word/2024/wordml/sdtformatlock" xmlns:w16se="http://schemas.microsoft.com/office/word/2015/wordml/symex" xmlns:wpg="http://schemas.microsoft.com/office/word/2010/wordprocessingGroup" xmlns:wpi="http://schemas.microsoft.com/office/word/2010/wordprocessingInk" xmlns:wne="http://schemas.microsoft.com/office/word/2006/wordml" xmlns:wps="http://schemas.microsoft.com/office/word/2010/wordprocessingShape" mc:Ignorable="w14 w15 w16se w16cid w16 w16cex w16sdtdh w16sdtfl w16du wp14">
+<w:ftr xmlns:wpc="http://schemas.microsoft.com/office/word/2010/wordprocessingCanvas" xmlns:cx="http://schemas.microsoft.com/office/drawing/2014/chartex" xmlns:cx1="http://schemas.microsoft.com/office/drawing/2015/9/8/chartex" xmlns:cx2="http://schemas.microsoft.com/office/drawing/2015/10/21/chartex" xmlns:cx3="http://schemas.microsoft.com/office/drawing/2016/5/9/chartex" xmlns:cx4="http://schemas.microsoft.com/office/drawing/2016/5/10/chartex" xmlns:cx5="http://schemas.microsoft.com/office/drawing/2016/5/11/chartex" xmlns:cx6="http://schemas.microsoft.com/office/drawing/2016/5/12/chartex" xmlns:cx7="http://schemas.microsoft.com/office/drawing/2016/5/13/chartex" xmlns:cx8="http://schemas.microsoft.com/office/drawing/2016/5/14/chartex" xmlns:mc="http://schemas.openxmlformats.org/markup-compatibility/2006" xmlns:aink="http://schemas.microsoft.com/office/drawing/2016/ink" xmlns:am3d="http://schemas.microsoft.com/office/drawing/2017/model3d" xmlns:o="urn:schemas-microsoft-com:office:office" xmlns:oel="http://schemas.microsoft.com/office/2019/extlst" xmlns:r="http://schemas.openxmlformats.org/officeDocument/2006/relationships" xmlns:m="http://schemas.openxmlformats.org/officeDocument/2006/math" xmlns:v="urn:schemas-microsoft-com:vml" xmlns:wp14="http://schemas.microsoft.com/office/word/2010/wordprocessingDrawing" xmlns:wp="http://schemas.openxmlformats.org/drawingml/2006/wordprocessingDrawing" xmlns:w10="urn:schemas-microsoft-com:office:word" xmlns:w="http://schemas.openxmlformats.org/wordprocessingml/2006/main" xmlns:w14="http://schemas.microsoft.com/office/word/2010/wordml" xmlns:w15="http://schemas.microsoft.com/office/word/2012/wordml" xmlns:w16cex="http://schemas.microsoft.com/office/word/2018/wordml/cex" xmlns:w16cid="http://schemas.microsoft.com/office/word/2016/wordml/cid" xmlns:w16="http://schemas.microsoft.com/office/word/2018/wordml" xmlns:w16du="http://schemas.microsoft.com/office/word/2023/wordml/word16du" xmlns:w16sdtdh="http://schemas.microsoft.com/office/word/2020/wordml/sdtdatahash" xmlns:w16sdtfl="http://schemas.microsoft.com/office/word/2024/wordml/sdtformatlock" xmlns:w16se="http://schemas.microsoft.com/office/word/2015/wordml/symex" xmlns:wpg="http://schemas.microsoft.com/office/word/2010/wordprocessingGroup" xmlns:wpi="http://schemas.microsoft.com/office/word/2010/wordprocessingInk" xmlns:wne="http://schemas.microsoft.com/office/word/2006/wordml" xmlns:wps="http://schemas.microsoft.com/office/word/2010/wordprocessingShape" mc:Ignorable="w14 w15 w16se w16cid w16 w16cex w16sdtdh w16sdtfl w16du wp14">
   <w:p>
     <w:pPr>
       <w:pBdr>
@@ -17088,7 +17099,7 @@
 </file>
 
 <file path=word/footer3.xml><?xml version="1.0" encoding="utf-8"?>
-<w:ftr xmlns:wpc="http://schemas.microsoft.com/office/word/2010/wordprocessingCanvas" xmlns:cx="http://schemas.microsoft.com/office/drawing/2014/chartex" xmlns:cx1="http://schemas.microsoft.com/office/drawing/2015/9/8/chartex" xmlns:cx2="http://schemas.microsoft.com/office/drawing/2015/10/21/chartex" xmlns:cx3="http://schemas.microsoft.com/office/drawing/2016/5/9/chartex" xmlns:cx4="http://schemas.microsoft.com/office/drawing/2016/5/10/chartex" xmlns:cx5="http://schemas.microsoft.com/office/drawing/2016/5/11/chartex" xmlns:cx6="http://schemas.microsoft.com/office/drawing/2016/5/12/chartex" xmlns:cx7="http://schemas.microsoft.com/office/drawing/2016/5/13/chartex" xmlns:cx8="http://schemas.microsoft.com/office/drawing/2016/5/14/chartex" xmlns:mc="http://schemas.openxmlformats.org/markup-compatibility/2006" xmlns:aink="http://schemas.microsoft.com/office/drawing/2016/ink" xmlns:am3d="http://schemas.microsoft.com/office/drawing/2017/model3d" xmlns:o="urn:schemas-microsoft-com:office:office" xmlns:oel="http://schemas.microsoft.com/office/2019/extlst" xmlns:r="http://schemas.openxmlformats.org/officeDocument/2006/relationships" xmlns:m="http://schemas.openxmlformats.org/officeDocument/2006/math" xmlns:v="urn:schemas-microsoft-com:vml" xmlns:wp14="http://schemas.microsoft.com/office/word/2010/wordprocessingDrawing" xmlns:wp="http://schemas.openxmlformats.org/drawingml/2006/wordprocessingDrawing" xmlns:w10="urn:schemas-microsoft-com:office:word" xmlns:w="http://schemas.openxmlformats.org/wordprocessingml/2006/main" xmlns:w14="http://schemas.microsoft.com/office/word/2010/wordml" xmlns:w15="http://schemas.microsoft.com/office/word/2012/wordml" xmlns:w16cei="http://schemas.microsoft.com/office/word/2026/wordml/cei" xmlns:w16cex="http://schemas.microsoft.com/office/word/2018/wordml/cex" xmlns:w16cid="http://schemas.microsoft.com/office/word/2016/wordml/cid" xmlns:w16="http://schemas.microsoft.com/office/word/2018/wordml" xmlns:w16du="http://schemas.microsoft.com/office/word/2023/wordml/word16du" xmlns:w16sdtdh="http://schemas.microsoft.com/office/word/2020/wordml/sdtdatahash" xmlns:w16sdtfl="http://schemas.microsoft.com/office/word/2024/wordml/sdtformatlock" xmlns:w16se="http://schemas.microsoft.com/office/word/2015/wordml/symex" xmlns:wpg="http://schemas.microsoft.com/office/word/2010/wordprocessingGroup" xmlns:wpi="http://schemas.microsoft.com/office/word/2010/wordprocessingInk" xmlns:wne="http://schemas.microsoft.com/office/word/2006/wordml" xmlns:wps="http://schemas.microsoft.com/office/word/2010/wordprocessingShape" mc:Ignorable="w14 w15 w16se w16cid w16 w16cex w16sdtdh w16sdtfl w16du wp14">
+<w:ftr xmlns:wpc="http://schemas.microsoft.com/office/word/2010/wordprocessingCanvas" xmlns:cx="http://schemas.microsoft.com/office/drawing/2014/chartex" xmlns:cx1="http://schemas.microsoft.com/office/drawing/2015/9/8/chartex" xmlns:cx2="http://schemas.microsoft.com/office/drawing/2015/10/21/chartex" xmlns:cx3="http://schemas.microsoft.com/office/drawing/2016/5/9/chartex" xmlns:cx4="http://schemas.microsoft.com/office/drawing/2016/5/10/chartex" xmlns:cx5="http://schemas.microsoft.com/office/drawing/2016/5/11/chartex" xmlns:cx6="http://schemas.microsoft.com/office/drawing/2016/5/12/chartex" xmlns:cx7="http://schemas.microsoft.com/office/drawing/2016/5/13/chartex" xmlns:cx8="http://schemas.microsoft.com/office/drawing/2016/5/14/chartex" xmlns:mc="http://schemas.openxmlformats.org/markup-compatibility/2006" xmlns:aink="http://schemas.microsoft.com/office/drawing/2016/ink" xmlns:am3d="http://schemas.microsoft.com/office/drawing/2017/model3d" xmlns:o="urn:schemas-microsoft-com:office:office" xmlns:oel="http://schemas.microsoft.com/office/2019/extlst" xmlns:r="http://schemas.openxmlformats.org/officeDocument/2006/relationships" xmlns:m="http://schemas.openxmlformats.org/officeDocument/2006/math" xmlns:v="urn:schemas-microsoft-com:vml" xmlns:wp14="http://schemas.microsoft.com/office/word/2010/wordprocessingDrawing" xmlns:wp="http://schemas.openxmlformats.org/drawingml/2006/wordprocessingDrawing" xmlns:w10="urn:schemas-microsoft-com:office:word" xmlns:w="http://schemas.openxmlformats.org/wordprocessingml/2006/main" xmlns:w14="http://schemas.microsoft.com/office/word/2010/wordml" xmlns:w15="http://schemas.microsoft.com/office/word/2012/wordml" xmlns:w16cex="http://schemas.microsoft.com/office/word/2018/wordml/cex" xmlns:w16cid="http://schemas.microsoft.com/office/word/2016/wordml/cid" xmlns:w16="http://schemas.microsoft.com/office/word/2018/wordml" xmlns:w16du="http://schemas.microsoft.com/office/word/2023/wordml/word16du" xmlns:w16sdtdh="http://schemas.microsoft.com/office/word/2020/wordml/sdtdatahash" xmlns:w16sdtfl="http://schemas.microsoft.com/office/word/2024/wordml/sdtformatlock" xmlns:w16se="http://schemas.microsoft.com/office/word/2015/wordml/symex" xmlns:wpg="http://schemas.microsoft.com/office/word/2010/wordprocessingGroup" xmlns:wpi="http://schemas.microsoft.com/office/word/2010/wordprocessingInk" xmlns:wne="http://schemas.microsoft.com/office/word/2006/wordml" xmlns:wps="http://schemas.microsoft.com/office/word/2010/wordprocessingShape" mc:Ignorable="w14 w15 w16se w16cid w16 w16cex w16sdtdh w16sdtfl w16du wp14">
   <w:p>
     <w:pPr>
       <w:pStyle w:val="Footer"/>
@@ -17098,7 +17109,7 @@
 </file>
 
 <file path=word/footnotes.xml><?xml version="1.0" encoding="utf-8"?>
-<w:footnotes xmlns:wpc="http://schemas.microsoft.com/office/word/2010/wordprocessingCanvas" xmlns:cx="http://schemas.microsoft.com/office/drawing/2014/chartex" xmlns:cx1="http://schemas.microsoft.com/office/drawing/2015/9/8/chartex" xmlns:cx2="http://schemas.microsoft.com/office/drawing/2015/10/21/chartex" xmlns:cx3="http://schemas.microsoft.com/office/drawing/2016/5/9/chartex" xmlns:cx4="http://schemas.microsoft.com/office/drawing/2016/5/10/chartex" xmlns:cx5="http://schemas.microsoft.com/office/drawing/2016/5/11/chartex" xmlns:cx6="http://schemas.microsoft.com/office/drawing/2016/5/12/chartex" xmlns:cx7="http://schemas.microsoft.com/office/drawing/2016/5/13/chartex" xmlns:cx8="http://schemas.microsoft.com/office/drawing/2016/5/14/chartex" xmlns:mc="http://schemas.openxmlformats.org/markup-compatibility/2006" xmlns:aink="http://schemas.microsoft.com/office/drawing/2016/ink" xmlns:am3d="http://schemas.microsoft.com/office/drawing/2017/model3d" xmlns:o="urn:schemas-microsoft-com:office:office" xmlns:oel="http://schemas.microsoft.com/office/2019/extlst" xmlns:r="http://schemas.openxmlformats.org/officeDocument/2006/relationships" xmlns:m="http://schemas.openxmlformats.org/officeDocument/2006/math" xmlns:v="urn:schemas-microsoft-com:vml" xmlns:wp14="http://schemas.microsoft.com/office/word/2010/wordprocessingDrawing" xmlns:wp="http://schemas.openxmlformats.org/drawingml/2006/wordprocessingDrawing" xmlns:w10="urn:schemas-microsoft-com:office:word" xmlns:w="http://schemas.openxmlformats.org/wordprocessingml/2006/main" xmlns:w14="http://schemas.microsoft.com/office/word/2010/wordml" xmlns:w15="http://schemas.microsoft.com/office/word/2012/wordml" xmlns:w16cei="http://schemas.microsoft.com/office/word/2026/wordml/cei" xmlns:w16cex="http://schemas.microsoft.com/office/word/2018/wordml/cex" xmlns:w16cid="http://schemas.microsoft.com/office/word/2016/wordml/cid" xmlns:w16="http://schemas.microsoft.com/office/word/2018/wordml" xmlns:w16du="http://schemas.microsoft.com/office/word/2023/wordml/word16du" xmlns:w16sdtdh="http://schemas.microsoft.com/office/word/2020/wordml/sdtdatahash" xmlns:w16sdtfl="http://schemas.microsoft.com/office/word/2024/wordml/sdtformatlock" xmlns:w16se="http://schemas.microsoft.com/office/word/2015/wordml/symex" xmlns:wpg="http://schemas.microsoft.com/office/word/2010/wordprocessingGroup" xmlns:wpi="http://schemas.microsoft.com/office/word/2010/wordprocessingInk" xmlns:wne="http://schemas.microsoft.com/office/word/2006/wordml" xmlns:wps="http://schemas.microsoft.com/office/word/2010/wordprocessingShape" mc:Ignorable="w14 w15 w16se w16cid w16 w16cex w16sdtdh w16sdtfl w16du wp14">
+<w:footnotes xmlns:wpc="http://schemas.microsoft.com/office/word/2010/wordprocessingCanvas" xmlns:cx="http://schemas.microsoft.com/office/drawing/2014/chartex" xmlns:cx1="http://schemas.microsoft.com/office/drawing/2015/9/8/chartex" xmlns:cx2="http://schemas.microsoft.com/office/drawing/2015/10/21/chartex" xmlns:cx3="http://schemas.microsoft.com/office/drawing/2016/5/9/chartex" xmlns:cx4="http://schemas.microsoft.com/office/drawing/2016/5/10/chartex" xmlns:cx5="http://schemas.microsoft.com/office/drawing/2016/5/11/chartex" xmlns:cx6="http://schemas.microsoft.com/office/drawing/2016/5/12/chartex" xmlns:cx7="http://schemas.microsoft.com/office/drawing/2016/5/13/chartex" xmlns:cx8="http://schemas.microsoft.com/office/drawing/2016/5/14/chartex" xmlns:mc="http://schemas.openxmlformats.org/markup-compatibility/2006" xmlns:aink="http://schemas.microsoft.com/office/drawing/2016/ink" xmlns:am3d="http://schemas.microsoft.com/office/drawing/2017/model3d" xmlns:o="urn:schemas-microsoft-com:office:office" xmlns:oel="http://schemas.microsoft.com/office/2019/extlst" xmlns:r="http://schemas.openxmlformats.org/officeDocument/2006/relationships" xmlns:m="http://schemas.openxmlformats.org/officeDocument/2006/math" xmlns:v="urn:schemas-microsoft-com:vml" xmlns:wp14="http://schemas.microsoft.com/office/word/2010/wordprocessingDrawing" xmlns:wp="http://schemas.openxmlformats.org/drawingml/2006/wordprocessingDrawing" xmlns:w10="urn:schemas-microsoft-com:office:word" xmlns:w="http://schemas.openxmlformats.org/wordprocessingml/2006/main" xmlns:w14="http://schemas.microsoft.com/office/word/2010/wordml" xmlns:w15="http://schemas.microsoft.com/office/word/2012/wordml" xmlns:w16cex="http://schemas.microsoft.com/office/word/2018/wordml/cex" xmlns:w16cid="http://schemas.microsoft.com/office/word/2016/wordml/cid" xmlns:w16="http://schemas.microsoft.com/office/word/2018/wordml" xmlns:w16du="http://schemas.microsoft.com/office/word/2023/wordml/word16du" xmlns:w16sdtdh="http://schemas.microsoft.com/office/word/2020/wordml/sdtdatahash" xmlns:w16sdtfl="http://schemas.microsoft.com/office/word/2024/wordml/sdtformatlock" xmlns:w16se="http://schemas.microsoft.com/office/word/2015/wordml/symex" xmlns:wpg="http://schemas.microsoft.com/office/word/2010/wordprocessingGroup" xmlns:wpi="http://schemas.microsoft.com/office/word/2010/wordprocessingInk" xmlns:wne="http://schemas.microsoft.com/office/word/2006/wordml" xmlns:wps="http://schemas.microsoft.com/office/word/2010/wordprocessingShape" mc:Ignorable="w14 w15 w16se w16cid w16 w16cex w16sdtdh w16sdtfl w16du wp14">
   <w:footnote w:type="separator" w:id="-1">
     <w:p>
       <w:pPr>
@@ -17123,7 +17134,7 @@
 </file>
 
 <file path=word/header1.xml><?xml version="1.0" encoding="utf-8"?>
-<w:hdr xmlns:wpc="http://schemas.microsoft.com/office/word/2010/wordprocessingCanvas" xmlns:cx="http://schemas.microsoft.com/office/drawing/2014/chartex" xmlns:cx1="http://schemas.microsoft.com/office/drawing/2015/9/8/chartex" xmlns:cx2="http://schemas.microsoft.com/office/drawing/2015/10/21/chartex" xmlns:cx3="http://schemas.microsoft.com/office/drawing/2016/5/9/chartex" xmlns:cx4="http://schemas.microsoft.com/office/drawing/2016/5/10/chartex" xmlns:cx5="http://schemas.microsoft.com/office/drawing/2016/5/11/chartex" xmlns:cx6="http://schemas.microsoft.com/office/drawing/2016/5/12/chartex" xmlns:cx7="http://schemas.microsoft.com/office/drawing/2016/5/13/chartex" xmlns:cx8="http://schemas.microsoft.com/office/drawing/2016/5/14/chartex" xmlns:mc="http://schemas.openxmlformats.org/markup-compatibility/2006" xmlns:aink="http://schemas.microsoft.com/office/drawing/2016/ink" xmlns:am3d="http://schemas.microsoft.com/office/drawing/2017/model3d" xmlns:o="urn:schemas-microsoft-com:office:office" xmlns:oel="http://schemas.microsoft.com/office/2019/extlst" xmlns:r="http://schemas.openxmlformats.org/officeDocument/2006/relationships" xmlns:m="http://schemas.openxmlformats.org/officeDocument/2006/math" xmlns:v="urn:schemas-microsoft-com:vml" xmlns:wp14="http://schemas.microsoft.com/office/word/2010/wordprocessingDrawing" xmlns:wp="http://schemas.openxmlformats.org/drawingml/2006/wordprocessingDrawing" xmlns:w10="urn:schemas-microsoft-com:office:word" xmlns:w="http://schemas.openxmlformats.org/wordprocessingml/2006/main" xmlns:w14="http://schemas.microsoft.com/office/word/2010/wordml" xmlns:w15="http://schemas.microsoft.com/office/word/2012/wordml" xmlns:w16cei="http://schemas.microsoft.com/office/word/2026/wordml/cei" xmlns:w16cex="http://schemas.microsoft.com/office/word/2018/wordml/cex" xmlns:w16cid="http://schemas.microsoft.com/office/word/2016/wordml/cid" xmlns:w16="http://schemas.microsoft.com/office/word/2018/wordml" xmlns:w16du="http://schemas.microsoft.com/office/word/2023/wordml/word16du" xmlns:w16sdtdh="http://schemas.microsoft.com/office/word/2020/wordml/sdtdatahash" xmlns:w16sdtfl="http://schemas.microsoft.com/office/word/2024/wordml/sdtformatlock" xmlns:w16se="http://schemas.microsoft.com/office/word/2015/wordml/symex" xmlns:wpg="http://schemas.microsoft.com/office/word/2010/wordprocessingGroup" xmlns:wpi="http://schemas.microsoft.com/office/word/2010/wordprocessingInk" xmlns:wne="http://schemas.microsoft.com/office/word/2006/wordml" xmlns:wps="http://schemas.microsoft.com/office/word/2010/wordprocessingShape" mc:Ignorable="w14 w15 w16se w16cid w16 w16cex w16sdtdh w16sdtfl w16du wp14">
+<w:hdr xmlns:wpc="http://schemas.microsoft.com/office/word/2010/wordprocessingCanvas" xmlns:cx="http://schemas.microsoft.com/office/drawing/2014/chartex" xmlns:cx1="http://schemas.microsoft.com/office/drawing/2015/9/8/chartex" xmlns:cx2="http://schemas.microsoft.com/office/drawing/2015/10/21/chartex" xmlns:cx3="http://schemas.microsoft.com/office/drawing/2016/5/9/chartex" xmlns:cx4="http://schemas.microsoft.com/office/drawing/2016/5/10/chartex" xmlns:cx5="http://schemas.microsoft.com/office/drawing/2016/5/11/chartex" xmlns:cx6="http://schemas.microsoft.com/office/drawing/2016/5/12/chartex" xmlns:cx7="http://schemas.microsoft.com/office/drawing/2016/5/13/chartex" xmlns:cx8="http://schemas.microsoft.com/office/drawing/2016/5/14/chartex" xmlns:mc="http://schemas.openxmlformats.org/markup-compatibility/2006" xmlns:aink="http://schemas.microsoft.com/office/drawing/2016/ink" xmlns:am3d="http://schemas.microsoft.com/office/drawing/2017/model3d" xmlns:o="urn:schemas-microsoft-com:office:office" xmlns:oel="http://schemas.microsoft.com/office/2019/extlst" xmlns:r="http://schemas.openxmlformats.org/officeDocument/2006/relationships" xmlns:m="http://schemas.openxmlformats.org/officeDocument/2006/math" xmlns:v="urn:schemas-microsoft-com:vml" xmlns:wp14="http://schemas.microsoft.com/office/word/2010/wordprocessingDrawing" xmlns:wp="http://schemas.openxmlformats.org/drawingml/2006/wordprocessingDrawing" xmlns:w10="urn:schemas-microsoft-com:office:word" xmlns:w="http://schemas.openxmlformats.org/wordprocessingml/2006/main" xmlns:w14="http://schemas.microsoft.com/office/word/2010/wordml" xmlns:w15="http://schemas.microsoft.com/office/word/2012/wordml" xmlns:w16cex="http://schemas.microsoft.com/office/word/2018/wordml/cex" xmlns:w16cid="http://schemas.microsoft.com/office/word/2016/wordml/cid" xmlns:w16="http://schemas.microsoft.com/office/word/2018/wordml" xmlns:w16du="http://schemas.microsoft.com/office/word/2023/wordml/word16du" xmlns:w16sdtdh="http://schemas.microsoft.com/office/word/2020/wordml/sdtdatahash" xmlns:w16sdtfl="http://schemas.microsoft.com/office/word/2024/wordml/sdtformatlock" xmlns:w16se="http://schemas.microsoft.com/office/word/2015/wordml/symex" xmlns:wpg="http://schemas.microsoft.com/office/word/2010/wordprocessingGroup" xmlns:wpi="http://schemas.microsoft.com/office/word/2010/wordprocessingInk" xmlns:wne="http://schemas.microsoft.com/office/word/2006/wordml" xmlns:wps="http://schemas.microsoft.com/office/word/2010/wordprocessingShape" mc:Ignorable="w14 w15 w16se w16cid w16 w16cex w16sdtdh w16sdtfl w16du wp14">
   <w:p>
     <w:pPr>
       <w:pStyle w:val="Header"/>
@@ -17136,7 +17147,7 @@
 </file>
 
 <file path=word/header2.xml><?xml version="1.0" encoding="utf-8"?>
-<w:hdr xmlns:wpc="http://schemas.microsoft.com/office/word/2010/wordprocessingCanvas" xmlns:cx="http://schemas.microsoft.com/office/drawing/2014/chartex" xmlns:cx1="http://schemas.microsoft.com/office/drawing/2015/9/8/chartex" xmlns:cx2="http://schemas.microsoft.com/office/drawing/2015/10/21/chartex" xmlns:cx3="http://schemas.microsoft.com/office/drawing/2016/5/9/chartex" xmlns:cx4="http://schemas.microsoft.com/office/drawing/2016/5/10/chartex" xmlns:cx5="http://schemas.microsoft.com/office/drawing/2016/5/11/chartex" xmlns:cx6="http://schemas.microsoft.com/office/drawing/2016/5/12/chartex" xmlns:cx7="http://schemas.microsoft.com/office/drawing/2016/5/13/chartex" xmlns:cx8="http://schemas.microsoft.com/office/drawing/2016/5/14/chartex" xmlns:mc="http://schemas.openxmlformats.org/markup-compatibility/2006" xmlns:aink="http://schemas.microsoft.com/office/drawing/2016/ink" xmlns:am3d="http://schemas.microsoft.com/office/drawing/2017/model3d" xmlns:o="urn:schemas-microsoft-com:office:office" xmlns:oel="http://schemas.microsoft.com/office/2019/extlst" xmlns:r="http://schemas.openxmlformats.org/officeDocument/2006/relationships" xmlns:m="http://schemas.openxmlformats.org/officeDocument/2006/math" xmlns:v="urn:schemas-microsoft-com:vml" xmlns:wp14="http://schemas.microsoft.com/office/word/2010/wordprocessingDrawing" xmlns:wp="http://schemas.openxmlformats.org/drawingml/2006/wordprocessingDrawing" xmlns:w10="urn:schemas-microsoft-com:office:word" xmlns:w="http://schemas.openxmlformats.org/wordprocessingml/2006/main" xmlns:w14="http://schemas.microsoft.com/office/word/2010/wordml" xmlns:w15="http://schemas.microsoft.com/office/word/2012/wordml" xmlns:w16cei="http://schemas.microsoft.com/office/word/2026/wordml/cei" xmlns:w16cex="http://schemas.microsoft.com/office/word/2018/wordml/cex" xmlns:w16cid="http://schemas.microsoft.com/office/word/2016/wordml/cid" xmlns:w16="http://schemas.microsoft.com/office/word/2018/wordml" xmlns:w16du="http://schemas.microsoft.com/office/word/2023/wordml/word16du" xmlns:w16sdtdh="http://schemas.microsoft.com/office/word/2020/wordml/sdtdatahash" xmlns:w16sdtfl="http://schemas.microsoft.com/office/word/2024/wordml/sdtformatlock" xmlns:w16se="http://schemas.microsoft.com/office/word/2015/wordml/symex" xmlns:wpg="http://schemas.microsoft.com/office/word/2010/wordprocessingGroup" xmlns:wpi="http://schemas.microsoft.com/office/word/2010/wordprocessingInk" xmlns:wne="http://schemas.microsoft.com/office/word/2006/wordml" xmlns:wps="http://schemas.microsoft.com/office/word/2010/wordprocessingShape" mc:Ignorable="w14 w15 w16se w16cid w16 w16cex w16sdtdh w16sdtfl w16du wp14">
+<w:hdr xmlns:wpc="http://schemas.microsoft.com/office/word/2010/wordprocessingCanvas" xmlns:cx="http://schemas.microsoft.com/office/drawing/2014/chartex" xmlns:cx1="http://schemas.microsoft.com/office/drawing/2015/9/8/chartex" xmlns:cx2="http://schemas.microsoft.com/office/drawing/2015/10/21/chartex" xmlns:cx3="http://schemas.microsoft.com/office/drawing/2016/5/9/chartex" xmlns:cx4="http://schemas.microsoft.com/office/drawing/2016/5/10/chartex" xmlns:cx5="http://schemas.microsoft.com/office/drawing/2016/5/11/chartex" xmlns:cx6="http://schemas.microsoft.com/office/drawing/2016/5/12/chartex" xmlns:cx7="http://schemas.microsoft.com/office/drawing/2016/5/13/chartex" xmlns:cx8="http://schemas.microsoft.com/office/drawing/2016/5/14/chartex" xmlns:mc="http://schemas.openxmlformats.org/markup-compatibility/2006" xmlns:aink="http://schemas.microsoft.com/office/drawing/2016/ink" xmlns:am3d="http://schemas.microsoft.com/office/drawing/2017/model3d" xmlns:o="urn:schemas-microsoft-com:office:office" xmlns:oel="http://schemas.microsoft.com/office/2019/extlst" xmlns:r="http://schemas.openxmlformats.org/officeDocument/2006/relationships" xmlns:m="http://schemas.openxmlformats.org/officeDocument/2006/math" xmlns:v="urn:schemas-microsoft-com:vml" xmlns:wp14="http://schemas.microsoft.com/office/word/2010/wordprocessingDrawing" xmlns:wp="http://schemas.openxmlformats.org/drawingml/2006/wordprocessingDrawing" xmlns:w10="urn:schemas-microsoft-com:office:word" xmlns:w="http://schemas.openxmlformats.org/wordprocessingml/2006/main" xmlns:w14="http://schemas.microsoft.com/office/word/2010/wordml" xmlns:w15="http://schemas.microsoft.com/office/word/2012/wordml" xmlns:w16cex="http://schemas.microsoft.com/office/word/2018/wordml/cex" xmlns:w16cid="http://schemas.microsoft.com/office/word/2016/wordml/cid" xmlns:w16="http://schemas.microsoft.com/office/word/2018/wordml" xmlns:w16du="http://schemas.microsoft.com/office/word/2023/wordml/word16du" xmlns:w16sdtdh="http://schemas.microsoft.com/office/word/2020/wordml/sdtdatahash" xmlns:w16sdtfl="http://schemas.microsoft.com/office/word/2024/wordml/sdtformatlock" xmlns:w16se="http://schemas.microsoft.com/office/word/2015/wordml/symex" xmlns:wpg="http://schemas.microsoft.com/office/word/2010/wordprocessingGroup" xmlns:wpi="http://schemas.microsoft.com/office/word/2010/wordprocessingInk" xmlns:wne="http://schemas.microsoft.com/office/word/2006/wordml" xmlns:wps="http://schemas.microsoft.com/office/word/2010/wordprocessingShape" mc:Ignorable="w14 w15 w16se w16cid w16 w16cex w16sdtdh w16sdtfl w16du wp14">
   <w:p>
     <w:pPr>
       <w:pStyle w:val="Header"/>
@@ -17149,7 +17160,7 @@
 </file>
 
 <file path=word/header3.xml><?xml version="1.0" encoding="utf-8"?>
-<w:hdr xmlns:wpc="http://schemas.microsoft.com/office/word/2010/wordprocessingCanvas" xmlns:cx="http://schemas.microsoft.com/office/drawing/2014/chartex" xmlns:cx1="http://schemas.microsoft.com/office/drawing/2015/9/8/chartex" xmlns:cx2="http://schemas.microsoft.com/office/drawing/2015/10/21/chartex" xmlns:cx3="http://schemas.microsoft.com/office/drawing/2016/5/9/chartex" xmlns:cx4="http://schemas.microsoft.com/office/drawing/2016/5/10/chartex" xmlns:cx5="http://schemas.microsoft.com/office/drawing/2016/5/11/chartex" xmlns:cx6="http://schemas.microsoft.com/office/drawing/2016/5/12/chartex" xmlns:cx7="http://schemas.microsoft.com/office/drawing/2016/5/13/chartex" xmlns:cx8="http://schemas.microsoft.com/office/drawing/2016/5/14/chartex" xmlns:mc="http://schemas.openxmlformats.org/markup-compatibility/2006" xmlns:aink="http://schemas.microsoft.com/office/drawing/2016/ink" xmlns:am3d="http://schemas.microsoft.com/office/drawing/2017/model3d" xmlns:o="urn:schemas-microsoft-com:office:office" xmlns:oel="http://schemas.microsoft.com/office/2019/extlst" xmlns:r="http://schemas.openxmlformats.org/officeDocument/2006/relationships" xmlns:m="http://schemas.openxmlformats.org/officeDocument/2006/math" xmlns:v="urn:schemas-microsoft-com:vml" xmlns:wp14="http://schemas.microsoft.com/office/word/2010/wordprocessingDrawing" xmlns:wp="http://schemas.openxmlformats.org/drawingml/2006/wordprocessingDrawing" xmlns:w10="urn:schemas-microsoft-com:office:word" xmlns:w="http://schemas.openxmlformats.org/wordprocessingml/2006/main" xmlns:w14="http://schemas.microsoft.com/office/word/2010/wordml" xmlns:w15="http://schemas.microsoft.com/office/word/2012/wordml" xmlns:w16cei="http://schemas.microsoft.com/office/word/2026/wordml/cei" xmlns:w16cex="http://schemas.microsoft.com/office/word/2018/wordml/cex" xmlns:w16cid="http://schemas.microsoft.com/office/word/2016/wordml/cid" xmlns:w16="http://schemas.microsoft.com/office/word/2018/wordml" xmlns:w16du="http://schemas.microsoft.com/office/word/2023/wordml/word16du" xmlns:w16sdtdh="http://schemas.microsoft.com/office/word/2020/wordml/sdtdatahash" xmlns:w16sdtfl="http://schemas.microsoft.com/office/word/2024/wordml/sdtformatlock" xmlns:w16se="http://schemas.microsoft.com/office/word/2015/wordml/symex" xmlns:wpg="http://schemas.microsoft.com/office/word/2010/wordprocessingGroup" xmlns:wpi="http://schemas.microsoft.com/office/word/2010/wordprocessingInk" xmlns:wne="http://schemas.microsoft.com/office/word/2006/wordml" xmlns:wps="http://schemas.microsoft.com/office/word/2010/wordprocessingShape" mc:Ignorable="w14 w15 w16se w16cid w16 w16cex w16sdtdh w16sdtfl w16du wp14">
+<w:hdr xmlns:wpc="http://schemas.microsoft.com/office/word/2010/wordprocessingCanvas" xmlns:cx="http://schemas.microsoft.com/office/drawing/2014/chartex" xmlns:cx1="http://schemas.microsoft.com/office/drawing/2015/9/8/chartex" xmlns:cx2="http://schemas.microsoft.com/office/drawing/2015/10/21/chartex" xmlns:cx3="http://schemas.microsoft.com/office/drawing/2016/5/9/chartex" xmlns:cx4="http://schemas.microsoft.com/office/drawing/2016/5/10/chartex" xmlns:cx5="http://schemas.microsoft.com/office/drawing/2016/5/11/chartex" xmlns:cx6="http://schemas.microsoft.com/office/drawing/2016/5/12/chartex" xmlns:cx7="http://schemas.microsoft.com/office/drawing/2016/5/13/chartex" xmlns:cx8="http://schemas.microsoft.com/office/drawing/2016/5/14/chartex" xmlns:mc="http://schemas.openxmlformats.org/markup-compatibility/2006" xmlns:aink="http://schemas.microsoft.com/office/drawing/2016/ink" xmlns:am3d="http://schemas.microsoft.com/office/drawing/2017/model3d" xmlns:o="urn:schemas-microsoft-com:office:office" xmlns:oel="http://schemas.microsoft.com/office/2019/extlst" xmlns:r="http://schemas.openxmlformats.org/officeDocument/2006/relationships" xmlns:m="http://schemas.openxmlformats.org/officeDocument/2006/math" xmlns:v="urn:schemas-microsoft-com:vml" xmlns:wp14="http://schemas.microsoft.com/office/word/2010/wordprocessingDrawing" xmlns:wp="http://schemas.openxmlformats.org/drawingml/2006/wordprocessingDrawing" xmlns:w10="urn:schemas-microsoft-com:office:word" xmlns:w="http://schemas.openxmlformats.org/wordprocessingml/2006/main" xmlns:w14="http://schemas.microsoft.com/office/word/2010/wordml" xmlns:w15="http://schemas.microsoft.com/office/word/2012/wordml" xmlns:w16cex="http://schemas.microsoft.com/office/word/2018/wordml/cex" xmlns:w16cid="http://schemas.microsoft.com/office/word/2016/wordml/cid" xmlns:w16="http://schemas.microsoft.com/office/word/2018/wordml" xmlns:w16du="http://schemas.microsoft.com/office/word/2023/wordml/word16du" xmlns:w16sdtdh="http://schemas.microsoft.com/office/word/2020/wordml/sdtdatahash" xmlns:w16sdtfl="http://schemas.microsoft.com/office/word/2024/wordml/sdtformatlock" xmlns:w16se="http://schemas.microsoft.com/office/word/2015/wordml/symex" xmlns:wpg="http://schemas.microsoft.com/office/word/2010/wordprocessingGroup" xmlns:wpi="http://schemas.microsoft.com/office/word/2010/wordprocessingInk" xmlns:wne="http://schemas.microsoft.com/office/word/2006/wordml" xmlns:wps="http://schemas.microsoft.com/office/word/2010/wordprocessingShape" mc:Ignorable="w14 w15 w16se w16cid w16 w16cex w16sdtdh w16sdtfl w16du wp14">
   <w:p>
     <w:pPr>
       <w:pStyle w:val="Header"/>
